--- a/documents/word/03_LEASING.docx
+++ b/documents/word/03_LEASING.docx
@@ -4,6 +4,7 @@
   <w:body>
     <w:p>
       <w:pPr>
+        <w:shd w:val="clear" w:color="auto" w:fill="002060"/>
         <w:spacing w:before="100" w:beforeAutospacing="1" w:after="100" w:afterAutospacing="1" w:line="240" w:lineRule="auto"/>
         <w:jc w:val="center"/>
         <w:outlineLvl w:val="0"/>
@@ -55,7 +56,7 @@
           <w:lang w:val="en-GB" w:eastAsia="en-GB" w:bidi="ar-SA"/>
           <w14:ligatures w14:val="none"/>
         </w:rPr>
-        <w:t xml:space="preserve"> –</w:t>
+        <w:t xml:space="preserve"> – </w:t>
       </w:r>
       <w:r>
         <w:rPr>
@@ -68,9 +69,11 @@
           <w:lang w:val="en-GB" w:eastAsia="en-GB" w:bidi="ar-SA"/>
           <w14:ligatures w14:val="none"/>
         </w:rPr>
-        <w:t xml:space="preserve"> </w:t>
-      </w:r>
-      <w:r>
+        <w:t>03_LEASING</w:t>
+      </w:r>
+    </w:p>
+    <w:p>
+      <w:pPr>
         <w:rPr>
           <w:rFonts w:ascii="Times New Roman" w:eastAsia="Times New Roman" w:hAnsi="Times New Roman" w:cs="Times New Roman"/>
           <w:b/>
@@ -81,11 +84,8 @@
           <w:lang w:val="en-GB" w:eastAsia="en-GB" w:bidi="ar-SA"/>
           <w14:ligatures w14:val="none"/>
         </w:rPr>
-        <w:t>03_LEASING</w:t>
-      </w:r>
-    </w:p>
-    <w:p>
-      <w:pPr>
+      </w:pPr>
+      <w:r>
         <w:rPr>
           <w:rFonts w:ascii="Times New Roman" w:eastAsia="Times New Roman" w:hAnsi="Times New Roman" w:cs="Times New Roman"/>
           <w:b/>
@@ -96,8 +96,14 @@
           <w:lang w:val="en-GB" w:eastAsia="en-GB" w:bidi="ar-SA"/>
           <w14:ligatures w14:val="none"/>
         </w:rPr>
-      </w:pPr>
-      <w:r>
+        <w:br w:type="page"/>
+      </w:r>
+    </w:p>
+    <w:p>
+      <w:pPr>
+        <w:shd w:val="clear" w:color="auto" w:fill="002060"/>
+        <w:spacing w:before="100" w:beforeAutospacing="1" w:after="100" w:afterAutospacing="1" w:line="240" w:lineRule="auto"/>
+        <w:outlineLvl w:val="0"/>
         <w:rPr>
           <w:rFonts w:ascii="Times New Roman" w:eastAsia="Times New Roman" w:hAnsi="Times New Roman" w:cs="Times New Roman"/>
           <w:b/>
@@ -108,13 +114,8 @@
           <w:lang w:val="en-GB" w:eastAsia="en-GB" w:bidi="ar-SA"/>
           <w14:ligatures w14:val="none"/>
         </w:rPr>
-        <w:br w:type="page"/>
-      </w:r>
-    </w:p>
-    <w:p>
-      <w:pPr>
-        <w:spacing w:before="100" w:beforeAutospacing="1" w:after="100" w:afterAutospacing="1" w:line="240" w:lineRule="auto"/>
-        <w:outlineLvl w:val="0"/>
+      </w:pPr>
+      <w:r>
         <w:rPr>
           <w:rFonts w:ascii="Times New Roman" w:eastAsia="Times New Roman" w:hAnsi="Times New Roman" w:cs="Times New Roman"/>
           <w:b/>
@@ -125,8 +126,90 @@
           <w:lang w:val="en-GB" w:eastAsia="en-GB" w:bidi="ar-SA"/>
           <w14:ligatures w14:val="none"/>
         </w:rPr>
-      </w:pPr>
-      <w:r>
+        <w:lastRenderedPageBreak/>
+        <w:t>03_LEASING</w:t>
+      </w:r>
+    </w:p>
+    <w:p>
+      <w:pPr>
+        <w:spacing w:before="100" w:beforeAutospacing="1" w:after="100" w:afterAutospacing="1" w:line="240" w:lineRule="auto"/>
+        <w:rPr>
+          <w:rFonts w:ascii="Times New Roman" w:eastAsia="Times New Roman" w:hAnsi="Times New Roman" w:cs="Times New Roman"/>
+          <w:kern w:val="0"/>
+          <w:sz w:val="24"/>
+          <w:szCs w:val="24"/>
+          <w:lang w:val="en-GB" w:eastAsia="en-GB" w:bidi="ar-SA"/>
+          <w14:ligatures w14:val="none"/>
+        </w:rPr>
+      </w:pPr>
+      <w:r>
+        <w:rPr>
+          <w:rFonts w:ascii="Times New Roman" w:eastAsia="Times New Roman" w:hAnsi="Times New Roman" w:cs="Times New Roman"/>
+          <w:i/>
+          <w:iCs/>
+          <w:kern w:val="0"/>
+          <w:sz w:val="24"/>
+          <w:szCs w:val="24"/>
+          <w:lang w:val="en-GB" w:eastAsia="en-GB" w:bidi="ar-SA"/>
+          <w14:ligatures w14:val="none"/>
+        </w:rPr>
+        <w:t>(RAM Policies &amp; Procedures Manual – WBS Structured Framework)</w:t>
+      </w:r>
+    </w:p>
+    <w:p>
+      <w:pPr>
+        <w:spacing w:before="100" w:beforeAutospacing="1" w:after="100" w:afterAutospacing="1" w:line="240" w:lineRule="auto"/>
+        <w:rPr>
+          <w:rFonts w:ascii="Times New Roman" w:eastAsia="Times New Roman" w:hAnsi="Times New Roman" w:cs="Times New Roman"/>
+          <w:kern w:val="0"/>
+          <w:sz w:val="24"/>
+          <w:szCs w:val="24"/>
+          <w:lang w:val="en-GB" w:eastAsia="en-GB" w:bidi="ar-SA"/>
+          <w14:ligatures w14:val="none"/>
+        </w:rPr>
+      </w:pPr>
+      <w:r>
+        <w:rPr>
+          <w:rFonts w:ascii="Times New Roman" w:eastAsia="Times New Roman" w:hAnsi="Times New Roman" w:cs="Times New Roman"/>
+          <w:kern w:val="0"/>
+          <w:sz w:val="24"/>
+          <w:szCs w:val="24"/>
+          <w:lang w:val="en-GB" w:eastAsia="en-GB" w:bidi="ar-SA"/>
+          <w14:ligatures w14:val="none"/>
+        </w:rPr>
+        <w:t>This section is structured in full WBS coding aligned with governance logic, risk control, and operational traceability (ready for integration with 01_Governance and 02_Investment).</w:t>
+      </w:r>
+    </w:p>
+    <w:p>
+      <w:pPr>
+        <w:spacing w:after="0" w:line="240" w:lineRule="auto"/>
+        <w:rPr>
+          <w:rFonts w:ascii="Times New Roman" w:eastAsia="Times New Roman" w:hAnsi="Times New Roman" w:cs="Times New Roman"/>
+          <w:kern w:val="0"/>
+          <w:sz w:val="24"/>
+          <w:szCs w:val="24"/>
+          <w:lang w:val="en-GB" w:eastAsia="en-GB" w:bidi="ar-SA"/>
+          <w14:ligatures w14:val="none"/>
+        </w:rPr>
+      </w:pPr>
+      <w:r>
+        <w:rPr>
+          <w:rFonts w:ascii="Times New Roman" w:eastAsia="Times New Roman" w:hAnsi="Times New Roman" w:cs="Times New Roman"/>
+          <w:kern w:val="0"/>
+          <w:sz w:val="24"/>
+          <w:szCs w:val="24"/>
+          <w:lang w:val="en-GB" w:eastAsia="en-GB" w:bidi="ar-SA"/>
+          <w14:ligatures w14:val="none"/>
+        </w:rPr>
+        <w:pict w14:anchorId="6BF187DA">
+          <v:rect id="_x0000_i1025" style="width:0;height:1.5pt" o:hralign="center" o:hrstd="t" o:hr="t" fillcolor="#a0a0a0" stroked="f"/>
+        </w:pict>
+      </w:r>
+    </w:p>
+    <w:p>
+      <w:pPr>
+        <w:spacing w:before="100" w:beforeAutospacing="1" w:after="100" w:afterAutospacing="1" w:line="240" w:lineRule="auto"/>
+        <w:outlineLvl w:val="0"/>
         <w:rPr>
           <w:rFonts w:ascii="Times New Roman" w:eastAsia="Times New Roman" w:hAnsi="Times New Roman" w:cs="Times New Roman"/>
           <w:b/>
@@ -137,90 +220,8 @@
           <w:lang w:val="en-GB" w:eastAsia="en-GB" w:bidi="ar-SA"/>
           <w14:ligatures w14:val="none"/>
         </w:rPr>
-        <w:lastRenderedPageBreak/>
-        <w:t>03_LEASING</w:t>
-      </w:r>
-    </w:p>
-    <w:p>
-      <w:pPr>
-        <w:spacing w:before="100" w:beforeAutospacing="1" w:after="100" w:afterAutospacing="1" w:line="240" w:lineRule="auto"/>
-        <w:rPr>
-          <w:rFonts w:ascii="Times New Roman" w:eastAsia="Times New Roman" w:hAnsi="Times New Roman" w:cs="Times New Roman"/>
-          <w:kern w:val="0"/>
-          <w:sz w:val="24"/>
-          <w:szCs w:val="24"/>
-          <w:lang w:val="en-GB" w:eastAsia="en-GB" w:bidi="ar-SA"/>
-          <w14:ligatures w14:val="none"/>
-        </w:rPr>
-      </w:pPr>
-      <w:r>
-        <w:rPr>
-          <w:rFonts w:ascii="Times New Roman" w:eastAsia="Times New Roman" w:hAnsi="Times New Roman" w:cs="Times New Roman"/>
-          <w:i/>
-          <w:iCs/>
-          <w:kern w:val="0"/>
-          <w:sz w:val="24"/>
-          <w:szCs w:val="24"/>
-          <w:lang w:val="en-GB" w:eastAsia="en-GB" w:bidi="ar-SA"/>
-          <w14:ligatures w14:val="none"/>
-        </w:rPr>
-        <w:t>(RAM Policies &amp; Procedures Manual – WBS Structured Framework)</w:t>
-      </w:r>
-    </w:p>
-    <w:p>
-      <w:pPr>
-        <w:spacing w:before="100" w:beforeAutospacing="1" w:after="100" w:afterAutospacing="1" w:line="240" w:lineRule="auto"/>
-        <w:rPr>
-          <w:rFonts w:ascii="Times New Roman" w:eastAsia="Times New Roman" w:hAnsi="Times New Roman" w:cs="Times New Roman"/>
-          <w:kern w:val="0"/>
-          <w:sz w:val="24"/>
-          <w:szCs w:val="24"/>
-          <w:lang w:val="en-GB" w:eastAsia="en-GB" w:bidi="ar-SA"/>
-          <w14:ligatures w14:val="none"/>
-        </w:rPr>
-      </w:pPr>
-      <w:r>
-        <w:rPr>
-          <w:rFonts w:ascii="Times New Roman" w:eastAsia="Times New Roman" w:hAnsi="Times New Roman" w:cs="Times New Roman"/>
-          <w:kern w:val="0"/>
-          <w:sz w:val="24"/>
-          <w:szCs w:val="24"/>
-          <w:lang w:val="en-GB" w:eastAsia="en-GB" w:bidi="ar-SA"/>
-          <w14:ligatures w14:val="none"/>
-        </w:rPr>
-        <w:t>This section is structured in full WBS coding aligned with governance logic, risk control, and operational traceability (ready for integration with 01_Governance and 02_Investment).</w:t>
-      </w:r>
-    </w:p>
-    <w:p>
-      <w:pPr>
-        <w:spacing w:after="0" w:line="240" w:lineRule="auto"/>
-        <w:rPr>
-          <w:rFonts w:ascii="Times New Roman" w:eastAsia="Times New Roman" w:hAnsi="Times New Roman" w:cs="Times New Roman"/>
-          <w:kern w:val="0"/>
-          <w:sz w:val="24"/>
-          <w:szCs w:val="24"/>
-          <w:lang w:val="en-GB" w:eastAsia="en-GB" w:bidi="ar-SA"/>
-          <w14:ligatures w14:val="none"/>
-        </w:rPr>
-      </w:pPr>
-      <w:r>
-        <w:rPr>
-          <w:rFonts w:ascii="Times New Roman" w:eastAsia="Times New Roman" w:hAnsi="Times New Roman" w:cs="Times New Roman"/>
-          <w:kern w:val="0"/>
-          <w:sz w:val="24"/>
-          <w:szCs w:val="24"/>
-          <w:lang w:val="en-GB" w:eastAsia="en-GB" w:bidi="ar-SA"/>
-          <w14:ligatures w14:val="none"/>
-        </w:rPr>
-        <w:pict w14:anchorId="6BF187DA">
-          <v:rect id="_x0000_i1025" style="width:0;height:1.5pt" o:hralign="center" o:hrstd="t" o:hr="t" fillcolor="#a0a0a0" stroked="f"/>
-        </w:pict>
-      </w:r>
-    </w:p>
-    <w:p>
-      <w:pPr>
-        <w:spacing w:before="100" w:beforeAutospacing="1" w:after="100" w:afterAutospacing="1" w:line="240" w:lineRule="auto"/>
-        <w:outlineLvl w:val="0"/>
+      </w:pPr>
+      <w:r>
         <w:rPr>
           <w:rFonts w:ascii="Times New Roman" w:eastAsia="Times New Roman" w:hAnsi="Times New Roman" w:cs="Times New Roman"/>
           <w:b/>
@@ -231,8 +232,697 @@
           <w:lang w:val="en-GB" w:eastAsia="en-GB" w:bidi="ar-SA"/>
           <w14:ligatures w14:val="none"/>
         </w:rPr>
-      </w:pPr>
-      <w:r>
+        <w:t>03.1 Leasing Strategy &amp; Portfolio Planning</w:t>
+      </w:r>
+    </w:p>
+    <w:p>
+      <w:pPr>
+        <w:spacing w:before="100" w:beforeAutospacing="1" w:after="100" w:afterAutospacing="1" w:line="240" w:lineRule="auto"/>
+        <w:outlineLvl w:val="1"/>
+        <w:rPr>
+          <w:rFonts w:ascii="Times New Roman" w:eastAsia="Times New Roman" w:hAnsi="Times New Roman" w:cs="Times New Roman"/>
+          <w:b/>
+          <w:bCs/>
+          <w:kern w:val="0"/>
+          <w:sz w:val="36"/>
+          <w:szCs w:val="36"/>
+          <w:lang w:val="en-GB" w:eastAsia="en-GB" w:bidi="ar-SA"/>
+          <w14:ligatures w14:val="none"/>
+        </w:rPr>
+      </w:pPr>
+      <w:r>
+        <w:rPr>
+          <w:rFonts w:ascii="Times New Roman" w:eastAsia="Times New Roman" w:hAnsi="Times New Roman" w:cs="Times New Roman"/>
+          <w:b/>
+          <w:bCs/>
+          <w:kern w:val="0"/>
+          <w:sz w:val="36"/>
+          <w:szCs w:val="36"/>
+          <w:lang w:val="en-GB" w:eastAsia="en-GB" w:bidi="ar-SA"/>
+          <w14:ligatures w14:val="none"/>
+        </w:rPr>
+        <w:t>03.1.1 Leasing Policy</w:t>
+      </w:r>
+    </w:p>
+    <w:p>
+      <w:pPr>
+        <w:spacing w:before="100" w:beforeAutospacing="1" w:after="100" w:afterAutospacing="1" w:line="240" w:lineRule="auto"/>
+        <w:rPr>
+          <w:rFonts w:ascii="Times New Roman" w:eastAsia="Times New Roman" w:hAnsi="Times New Roman" w:cs="Times New Roman"/>
+          <w:kern w:val="0"/>
+          <w:sz w:val="24"/>
+          <w:szCs w:val="24"/>
+          <w:lang w:val="en-GB" w:eastAsia="en-GB" w:bidi="ar-SA"/>
+          <w14:ligatures w14:val="none"/>
+        </w:rPr>
+      </w:pPr>
+      <w:r>
+        <w:rPr>
+          <w:rFonts w:ascii="Times New Roman" w:eastAsia="Times New Roman" w:hAnsi="Times New Roman" w:cs="Times New Roman"/>
+          <w:b/>
+          <w:bCs/>
+          <w:kern w:val="0"/>
+          <w:sz w:val="24"/>
+          <w:szCs w:val="24"/>
+          <w:lang w:val="en-GB" w:eastAsia="en-GB" w:bidi="ar-SA"/>
+          <w14:ligatures w14:val="none"/>
+        </w:rPr>
+        <w:t>Purpose:</w:t>
+      </w:r>
+      <w:r>
+        <w:rPr>
+          <w:rFonts w:ascii="Times New Roman" w:eastAsia="Times New Roman" w:hAnsi="Times New Roman" w:cs="Times New Roman"/>
+          <w:kern w:val="0"/>
+          <w:sz w:val="24"/>
+          <w:szCs w:val="24"/>
+          <w:lang w:val="en-GB" w:eastAsia="en-GB" w:bidi="ar-SA"/>
+          <w14:ligatures w14:val="none"/>
+        </w:rPr>
+        <w:br/>
+        <w:t>Define leasing objectives, tenant mix philosophy, pricing approach, and risk thresholds.</w:t>
+      </w:r>
+    </w:p>
+    <w:p>
+      <w:pPr>
+        <w:spacing w:before="100" w:beforeAutospacing="1" w:after="100" w:afterAutospacing="1" w:line="240" w:lineRule="auto"/>
+        <w:outlineLvl w:val="2"/>
+        <w:rPr>
+          <w:rFonts w:ascii="Times New Roman" w:eastAsia="Times New Roman" w:hAnsi="Times New Roman" w:cs="Times New Roman"/>
+          <w:b/>
+          <w:bCs/>
+          <w:kern w:val="0"/>
+          <w:sz w:val="27"/>
+          <w:szCs w:val="27"/>
+          <w:lang w:val="en-GB" w:eastAsia="en-GB" w:bidi="ar-SA"/>
+          <w14:ligatures w14:val="none"/>
+        </w:rPr>
+      </w:pPr>
+      <w:r>
+        <w:rPr>
+          <w:rFonts w:ascii="Times New Roman" w:eastAsia="Times New Roman" w:hAnsi="Times New Roman" w:cs="Times New Roman"/>
+          <w:b/>
+          <w:bCs/>
+          <w:kern w:val="0"/>
+          <w:sz w:val="27"/>
+          <w:szCs w:val="27"/>
+          <w:lang w:val="en-GB" w:eastAsia="en-GB" w:bidi="ar-SA"/>
+          <w14:ligatures w14:val="none"/>
+        </w:rPr>
+        <w:t>03.1.1.1 Leasing Objectives</w:t>
+      </w:r>
+    </w:p>
+    <w:p>
+      <w:pPr>
+        <w:numPr>
+          <w:ilvl w:val="0"/>
+          <w:numId w:val="1"/>
+        </w:numPr>
+        <w:spacing w:before="100" w:beforeAutospacing="1" w:after="100" w:afterAutospacing="1" w:line="240" w:lineRule="auto"/>
+        <w:rPr>
+          <w:rFonts w:ascii="Times New Roman" w:eastAsia="Times New Roman" w:hAnsi="Times New Roman" w:cs="Times New Roman"/>
+          <w:kern w:val="0"/>
+          <w:sz w:val="24"/>
+          <w:szCs w:val="24"/>
+          <w:lang w:val="en-GB" w:eastAsia="en-GB" w:bidi="ar-SA"/>
+          <w14:ligatures w14:val="none"/>
+        </w:rPr>
+      </w:pPr>
+      <w:r>
+        <w:rPr>
+          <w:rFonts w:ascii="Times New Roman" w:eastAsia="Times New Roman" w:hAnsi="Times New Roman" w:cs="Times New Roman"/>
+          <w:kern w:val="0"/>
+          <w:sz w:val="24"/>
+          <w:szCs w:val="24"/>
+          <w:lang w:val="en-GB" w:eastAsia="en-GB" w:bidi="ar-SA"/>
+          <w14:ligatures w14:val="none"/>
+        </w:rPr>
+        <w:t>Revenue maximization vs. occupancy optimization</w:t>
+      </w:r>
+    </w:p>
+    <w:p>
+      <w:pPr>
+        <w:numPr>
+          <w:ilvl w:val="0"/>
+          <w:numId w:val="1"/>
+        </w:numPr>
+        <w:spacing w:before="100" w:beforeAutospacing="1" w:after="100" w:afterAutospacing="1" w:line="240" w:lineRule="auto"/>
+        <w:rPr>
+          <w:rFonts w:ascii="Times New Roman" w:eastAsia="Times New Roman" w:hAnsi="Times New Roman" w:cs="Times New Roman"/>
+          <w:kern w:val="0"/>
+          <w:sz w:val="24"/>
+          <w:szCs w:val="24"/>
+          <w:lang w:val="en-GB" w:eastAsia="en-GB" w:bidi="ar-SA"/>
+          <w14:ligatures w14:val="none"/>
+        </w:rPr>
+      </w:pPr>
+      <w:r>
+        <w:rPr>
+          <w:rFonts w:ascii="Times New Roman" w:eastAsia="Times New Roman" w:hAnsi="Times New Roman" w:cs="Times New Roman"/>
+          <w:kern w:val="0"/>
+          <w:sz w:val="24"/>
+          <w:szCs w:val="24"/>
+          <w:lang w:val="en-GB" w:eastAsia="en-GB" w:bidi="ar-SA"/>
+          <w14:ligatures w14:val="none"/>
+        </w:rPr>
+        <w:t>Target occupancy rate (%)</w:t>
+      </w:r>
+    </w:p>
+    <w:p>
+      <w:pPr>
+        <w:numPr>
+          <w:ilvl w:val="0"/>
+          <w:numId w:val="1"/>
+        </w:numPr>
+        <w:spacing w:before="100" w:beforeAutospacing="1" w:after="100" w:afterAutospacing="1" w:line="240" w:lineRule="auto"/>
+        <w:rPr>
+          <w:rFonts w:ascii="Times New Roman" w:eastAsia="Times New Roman" w:hAnsi="Times New Roman" w:cs="Times New Roman"/>
+          <w:kern w:val="0"/>
+          <w:sz w:val="24"/>
+          <w:szCs w:val="24"/>
+          <w:lang w:val="en-GB" w:eastAsia="en-GB" w:bidi="ar-SA"/>
+          <w14:ligatures w14:val="none"/>
+        </w:rPr>
+      </w:pPr>
+      <w:r>
+        <w:rPr>
+          <w:rFonts w:ascii="Times New Roman" w:eastAsia="Times New Roman" w:hAnsi="Times New Roman" w:cs="Times New Roman"/>
+          <w:kern w:val="0"/>
+          <w:sz w:val="24"/>
+          <w:szCs w:val="24"/>
+          <w:lang w:val="en-GB" w:eastAsia="en-GB" w:bidi="ar-SA"/>
+          <w14:ligatures w14:val="none"/>
+        </w:rPr>
+        <w:t>WALE (Weighted Average Lease Expiry) target</w:t>
+      </w:r>
+    </w:p>
+    <w:p>
+      <w:pPr>
+        <w:numPr>
+          <w:ilvl w:val="0"/>
+          <w:numId w:val="1"/>
+        </w:numPr>
+        <w:spacing w:before="100" w:beforeAutospacing="1" w:after="100" w:afterAutospacing="1" w:line="240" w:lineRule="auto"/>
+        <w:rPr>
+          <w:rFonts w:ascii="Times New Roman" w:eastAsia="Times New Roman" w:hAnsi="Times New Roman" w:cs="Times New Roman"/>
+          <w:kern w:val="0"/>
+          <w:sz w:val="24"/>
+          <w:szCs w:val="24"/>
+          <w:lang w:val="en-GB" w:eastAsia="en-GB" w:bidi="ar-SA"/>
+          <w14:ligatures w14:val="none"/>
+        </w:rPr>
+      </w:pPr>
+      <w:r>
+        <w:rPr>
+          <w:rFonts w:ascii="Times New Roman" w:eastAsia="Times New Roman" w:hAnsi="Times New Roman" w:cs="Times New Roman"/>
+          <w:kern w:val="0"/>
+          <w:sz w:val="24"/>
+          <w:szCs w:val="24"/>
+          <w:lang w:val="en-GB" w:eastAsia="en-GB" w:bidi="ar-SA"/>
+          <w14:ligatures w14:val="none"/>
+        </w:rPr>
+        <w:t>Tenant credit quality threshold</w:t>
+      </w:r>
+    </w:p>
+    <w:p>
+      <w:pPr>
+        <w:spacing w:before="100" w:beforeAutospacing="1" w:after="100" w:afterAutospacing="1" w:line="240" w:lineRule="auto"/>
+        <w:outlineLvl w:val="2"/>
+        <w:rPr>
+          <w:rFonts w:ascii="Times New Roman" w:eastAsia="Times New Roman" w:hAnsi="Times New Roman" w:cs="Times New Roman"/>
+          <w:b/>
+          <w:bCs/>
+          <w:kern w:val="0"/>
+          <w:sz w:val="27"/>
+          <w:szCs w:val="27"/>
+          <w:lang w:val="en-GB" w:eastAsia="en-GB" w:bidi="ar-SA"/>
+          <w14:ligatures w14:val="none"/>
+        </w:rPr>
+      </w:pPr>
+      <w:r>
+        <w:rPr>
+          <w:rFonts w:ascii="Times New Roman" w:eastAsia="Times New Roman" w:hAnsi="Times New Roman" w:cs="Times New Roman"/>
+          <w:b/>
+          <w:bCs/>
+          <w:kern w:val="0"/>
+          <w:sz w:val="27"/>
+          <w:szCs w:val="27"/>
+          <w:lang w:val="en-GB" w:eastAsia="en-GB" w:bidi="ar-SA"/>
+          <w14:ligatures w14:val="none"/>
+        </w:rPr>
+        <w:t>03.1.1.2 Portfolio Segmentation</w:t>
+      </w:r>
+    </w:p>
+    <w:p>
+      <w:pPr>
+        <w:numPr>
+          <w:ilvl w:val="0"/>
+          <w:numId w:val="2"/>
+        </w:numPr>
+        <w:spacing w:before="100" w:beforeAutospacing="1" w:after="100" w:afterAutospacing="1" w:line="240" w:lineRule="auto"/>
+        <w:rPr>
+          <w:rFonts w:ascii="Times New Roman" w:eastAsia="Times New Roman" w:hAnsi="Times New Roman" w:cs="Times New Roman"/>
+          <w:kern w:val="0"/>
+          <w:sz w:val="24"/>
+          <w:szCs w:val="24"/>
+          <w:lang w:val="en-GB" w:eastAsia="en-GB" w:bidi="ar-SA"/>
+          <w14:ligatures w14:val="none"/>
+        </w:rPr>
+      </w:pPr>
+      <w:r>
+        <w:rPr>
+          <w:rFonts w:ascii="Times New Roman" w:eastAsia="Times New Roman" w:hAnsi="Times New Roman" w:cs="Times New Roman"/>
+          <w:kern w:val="0"/>
+          <w:sz w:val="24"/>
+          <w:szCs w:val="24"/>
+          <w:lang w:val="en-GB" w:eastAsia="en-GB" w:bidi="ar-SA"/>
+          <w14:ligatures w14:val="none"/>
+        </w:rPr>
+        <w:t>Asset class (Retail / Office / Mixed-use / Industrial)</w:t>
+      </w:r>
+    </w:p>
+    <w:p>
+      <w:pPr>
+        <w:numPr>
+          <w:ilvl w:val="0"/>
+          <w:numId w:val="2"/>
+        </w:numPr>
+        <w:spacing w:before="100" w:beforeAutospacing="1" w:after="100" w:afterAutospacing="1" w:line="240" w:lineRule="auto"/>
+        <w:rPr>
+          <w:rFonts w:ascii="Times New Roman" w:eastAsia="Times New Roman" w:hAnsi="Times New Roman" w:cs="Times New Roman"/>
+          <w:kern w:val="0"/>
+          <w:sz w:val="24"/>
+          <w:szCs w:val="24"/>
+          <w:lang w:val="en-GB" w:eastAsia="en-GB" w:bidi="ar-SA"/>
+          <w14:ligatures w14:val="none"/>
+        </w:rPr>
+      </w:pPr>
+      <w:r>
+        <w:rPr>
+          <w:rFonts w:ascii="Times New Roman" w:eastAsia="Times New Roman" w:hAnsi="Times New Roman" w:cs="Times New Roman"/>
+          <w:kern w:val="0"/>
+          <w:sz w:val="24"/>
+          <w:szCs w:val="24"/>
+          <w:lang w:val="en-GB" w:eastAsia="en-GB" w:bidi="ar-SA"/>
+          <w14:ligatures w14:val="none"/>
+        </w:rPr>
+        <w:t>Tenant category (Anchor / SME / Corporate / Government)</w:t>
+      </w:r>
+    </w:p>
+    <w:p>
+      <w:pPr>
+        <w:numPr>
+          <w:ilvl w:val="0"/>
+          <w:numId w:val="2"/>
+        </w:numPr>
+        <w:spacing w:before="100" w:beforeAutospacing="1" w:after="100" w:afterAutospacing="1" w:line="240" w:lineRule="auto"/>
+        <w:rPr>
+          <w:rFonts w:ascii="Times New Roman" w:eastAsia="Times New Roman" w:hAnsi="Times New Roman" w:cs="Times New Roman"/>
+          <w:kern w:val="0"/>
+          <w:sz w:val="24"/>
+          <w:szCs w:val="24"/>
+          <w:lang w:val="en-GB" w:eastAsia="en-GB" w:bidi="ar-SA"/>
+          <w14:ligatures w14:val="none"/>
+        </w:rPr>
+      </w:pPr>
+      <w:r>
+        <w:rPr>
+          <w:rFonts w:ascii="Times New Roman" w:eastAsia="Times New Roman" w:hAnsi="Times New Roman" w:cs="Times New Roman"/>
+          <w:kern w:val="0"/>
+          <w:sz w:val="24"/>
+          <w:szCs w:val="24"/>
+          <w:lang w:val="en-GB" w:eastAsia="en-GB" w:bidi="ar-SA"/>
+          <w14:ligatures w14:val="none"/>
+        </w:rPr>
+        <w:t>Geographic clustering strategy</w:t>
+      </w:r>
+    </w:p>
+    <w:p>
+      <w:pPr>
+        <w:spacing w:before="100" w:beforeAutospacing="1" w:after="100" w:afterAutospacing="1" w:line="240" w:lineRule="auto"/>
+        <w:outlineLvl w:val="2"/>
+        <w:rPr>
+          <w:rFonts w:ascii="Times New Roman" w:eastAsia="Times New Roman" w:hAnsi="Times New Roman" w:cs="Times New Roman"/>
+          <w:b/>
+          <w:bCs/>
+          <w:kern w:val="0"/>
+          <w:sz w:val="27"/>
+          <w:szCs w:val="27"/>
+          <w:lang w:val="en-GB" w:eastAsia="en-GB" w:bidi="ar-SA"/>
+          <w14:ligatures w14:val="none"/>
+        </w:rPr>
+      </w:pPr>
+      <w:r>
+        <w:rPr>
+          <w:rFonts w:ascii="Times New Roman" w:eastAsia="Times New Roman" w:hAnsi="Times New Roman" w:cs="Times New Roman"/>
+          <w:b/>
+          <w:bCs/>
+          <w:kern w:val="0"/>
+          <w:sz w:val="27"/>
+          <w:szCs w:val="27"/>
+          <w:lang w:val="en-GB" w:eastAsia="en-GB" w:bidi="ar-SA"/>
+          <w14:ligatures w14:val="none"/>
+        </w:rPr>
+        <w:t>03.1.1.3 Rental Strategy</w:t>
+      </w:r>
+    </w:p>
+    <w:p>
+      <w:pPr>
+        <w:numPr>
+          <w:ilvl w:val="0"/>
+          <w:numId w:val="3"/>
+        </w:numPr>
+        <w:spacing w:before="100" w:beforeAutospacing="1" w:after="100" w:afterAutospacing="1" w:line="240" w:lineRule="auto"/>
+        <w:rPr>
+          <w:rFonts w:ascii="Times New Roman" w:eastAsia="Times New Roman" w:hAnsi="Times New Roman" w:cs="Times New Roman"/>
+          <w:kern w:val="0"/>
+          <w:sz w:val="24"/>
+          <w:szCs w:val="24"/>
+          <w:lang w:val="en-GB" w:eastAsia="en-GB" w:bidi="ar-SA"/>
+          <w14:ligatures w14:val="none"/>
+        </w:rPr>
+      </w:pPr>
+      <w:r>
+        <w:rPr>
+          <w:rFonts w:ascii="Times New Roman" w:eastAsia="Times New Roman" w:hAnsi="Times New Roman" w:cs="Times New Roman"/>
+          <w:kern w:val="0"/>
+          <w:sz w:val="24"/>
+          <w:szCs w:val="24"/>
+          <w:lang w:val="en-GB" w:eastAsia="en-GB" w:bidi="ar-SA"/>
+          <w14:ligatures w14:val="none"/>
+        </w:rPr>
+        <w:t>Market benchmarking mechanism</w:t>
+      </w:r>
+    </w:p>
+    <w:p>
+      <w:pPr>
+        <w:numPr>
+          <w:ilvl w:val="0"/>
+          <w:numId w:val="3"/>
+        </w:numPr>
+        <w:spacing w:before="100" w:beforeAutospacing="1" w:after="100" w:afterAutospacing="1" w:line="240" w:lineRule="auto"/>
+        <w:rPr>
+          <w:rFonts w:ascii="Times New Roman" w:eastAsia="Times New Roman" w:hAnsi="Times New Roman" w:cs="Times New Roman"/>
+          <w:kern w:val="0"/>
+          <w:sz w:val="24"/>
+          <w:szCs w:val="24"/>
+          <w:lang w:val="en-GB" w:eastAsia="en-GB" w:bidi="ar-SA"/>
+          <w14:ligatures w14:val="none"/>
+        </w:rPr>
+      </w:pPr>
+      <w:r>
+        <w:rPr>
+          <w:rFonts w:ascii="Times New Roman" w:eastAsia="Times New Roman" w:hAnsi="Times New Roman" w:cs="Times New Roman"/>
+          <w:kern w:val="0"/>
+          <w:sz w:val="24"/>
+          <w:szCs w:val="24"/>
+          <w:lang w:val="en-GB" w:eastAsia="en-GB" w:bidi="ar-SA"/>
+          <w14:ligatures w14:val="none"/>
+        </w:rPr>
+        <w:t>Indexation rules</w:t>
+      </w:r>
+    </w:p>
+    <w:p>
+      <w:pPr>
+        <w:numPr>
+          <w:ilvl w:val="0"/>
+          <w:numId w:val="3"/>
+        </w:numPr>
+        <w:spacing w:before="100" w:beforeAutospacing="1" w:after="100" w:afterAutospacing="1" w:line="240" w:lineRule="auto"/>
+        <w:rPr>
+          <w:rFonts w:ascii="Times New Roman" w:eastAsia="Times New Roman" w:hAnsi="Times New Roman" w:cs="Times New Roman"/>
+          <w:kern w:val="0"/>
+          <w:sz w:val="24"/>
+          <w:szCs w:val="24"/>
+          <w:lang w:val="en-GB" w:eastAsia="en-GB" w:bidi="ar-SA"/>
+          <w14:ligatures w14:val="none"/>
+        </w:rPr>
+      </w:pPr>
+      <w:r>
+        <w:rPr>
+          <w:rFonts w:ascii="Times New Roman" w:eastAsia="Times New Roman" w:hAnsi="Times New Roman" w:cs="Times New Roman"/>
+          <w:kern w:val="0"/>
+          <w:sz w:val="24"/>
+          <w:szCs w:val="24"/>
+          <w:lang w:val="en-GB" w:eastAsia="en-GB" w:bidi="ar-SA"/>
+          <w14:ligatures w14:val="none"/>
+        </w:rPr>
+        <w:t>Turnover-based leasing policy</w:t>
+      </w:r>
+    </w:p>
+    <w:p>
+      <w:pPr>
+        <w:numPr>
+          <w:ilvl w:val="0"/>
+          <w:numId w:val="3"/>
+        </w:numPr>
+        <w:spacing w:before="100" w:beforeAutospacing="1" w:after="100" w:afterAutospacing="1" w:line="240" w:lineRule="auto"/>
+        <w:rPr>
+          <w:rFonts w:ascii="Times New Roman" w:eastAsia="Times New Roman" w:hAnsi="Times New Roman" w:cs="Times New Roman"/>
+          <w:kern w:val="0"/>
+          <w:sz w:val="24"/>
+          <w:szCs w:val="24"/>
+          <w:lang w:val="en-GB" w:eastAsia="en-GB" w:bidi="ar-SA"/>
+          <w14:ligatures w14:val="none"/>
+        </w:rPr>
+      </w:pPr>
+      <w:r>
+        <w:rPr>
+          <w:rFonts w:ascii="Times New Roman" w:eastAsia="Times New Roman" w:hAnsi="Times New Roman" w:cs="Times New Roman"/>
+          <w:kern w:val="0"/>
+          <w:sz w:val="24"/>
+          <w:szCs w:val="24"/>
+          <w:lang w:val="en-GB" w:eastAsia="en-GB" w:bidi="ar-SA"/>
+          <w14:ligatures w14:val="none"/>
+        </w:rPr>
+        <w:t>Incentive framework (fit-out period, rent-free, step-up rent)</w:t>
+      </w:r>
+    </w:p>
+    <w:p>
+      <w:pPr>
+        <w:spacing w:before="100" w:beforeAutospacing="1" w:after="100" w:afterAutospacing="1" w:line="240" w:lineRule="auto"/>
+        <w:outlineLvl w:val="2"/>
+        <w:rPr>
+          <w:rFonts w:ascii="Times New Roman" w:eastAsia="Times New Roman" w:hAnsi="Times New Roman" w:cs="Times New Roman"/>
+          <w:b/>
+          <w:bCs/>
+          <w:kern w:val="0"/>
+          <w:sz w:val="27"/>
+          <w:szCs w:val="27"/>
+          <w:lang w:val="en-GB" w:eastAsia="en-GB" w:bidi="ar-SA"/>
+          <w14:ligatures w14:val="none"/>
+        </w:rPr>
+      </w:pPr>
+      <w:r>
+        <w:rPr>
+          <w:rFonts w:ascii="Times New Roman" w:eastAsia="Times New Roman" w:hAnsi="Times New Roman" w:cs="Times New Roman"/>
+          <w:b/>
+          <w:bCs/>
+          <w:kern w:val="0"/>
+          <w:sz w:val="27"/>
+          <w:szCs w:val="27"/>
+          <w:lang w:val="en-GB" w:eastAsia="en-GB" w:bidi="ar-SA"/>
+          <w14:ligatures w14:val="none"/>
+        </w:rPr>
+        <w:t>03.1.1.4 Delegation of Authority (DoA)</w:t>
+      </w:r>
+    </w:p>
+    <w:p>
+      <w:pPr>
+        <w:numPr>
+          <w:ilvl w:val="0"/>
+          <w:numId w:val="4"/>
+        </w:numPr>
+        <w:spacing w:before="100" w:beforeAutospacing="1" w:after="100" w:afterAutospacing="1" w:line="240" w:lineRule="auto"/>
+        <w:rPr>
+          <w:rFonts w:ascii="Times New Roman" w:eastAsia="Times New Roman" w:hAnsi="Times New Roman" w:cs="Times New Roman"/>
+          <w:kern w:val="0"/>
+          <w:sz w:val="24"/>
+          <w:szCs w:val="24"/>
+          <w:lang w:val="en-GB" w:eastAsia="en-GB" w:bidi="ar-SA"/>
+          <w14:ligatures w14:val="none"/>
+        </w:rPr>
+      </w:pPr>
+      <w:r>
+        <w:rPr>
+          <w:rFonts w:ascii="Times New Roman" w:eastAsia="Times New Roman" w:hAnsi="Times New Roman" w:cs="Times New Roman"/>
+          <w:kern w:val="0"/>
+          <w:sz w:val="24"/>
+          <w:szCs w:val="24"/>
+          <w:lang w:val="en-GB" w:eastAsia="en-GB" w:bidi="ar-SA"/>
+          <w14:ligatures w14:val="none"/>
+        </w:rPr>
+        <w:t>Leasing Manager approval limit</w:t>
+      </w:r>
+    </w:p>
+    <w:p>
+      <w:pPr>
+        <w:numPr>
+          <w:ilvl w:val="0"/>
+          <w:numId w:val="4"/>
+        </w:numPr>
+        <w:spacing w:before="100" w:beforeAutospacing="1" w:after="100" w:afterAutospacing="1" w:line="240" w:lineRule="auto"/>
+        <w:rPr>
+          <w:rFonts w:ascii="Times New Roman" w:eastAsia="Times New Roman" w:hAnsi="Times New Roman" w:cs="Times New Roman"/>
+          <w:kern w:val="0"/>
+          <w:sz w:val="24"/>
+          <w:szCs w:val="24"/>
+          <w:lang w:val="en-GB" w:eastAsia="en-GB" w:bidi="ar-SA"/>
+          <w14:ligatures w14:val="none"/>
+        </w:rPr>
+      </w:pPr>
+      <w:r>
+        <w:rPr>
+          <w:rFonts w:ascii="Times New Roman" w:eastAsia="Times New Roman" w:hAnsi="Times New Roman" w:cs="Times New Roman"/>
+          <w:kern w:val="0"/>
+          <w:sz w:val="24"/>
+          <w:szCs w:val="24"/>
+          <w:lang w:val="en-GB" w:eastAsia="en-GB" w:bidi="ar-SA"/>
+          <w14:ligatures w14:val="none"/>
+        </w:rPr>
+        <w:t>Leasing Committee approval threshold</w:t>
+      </w:r>
+    </w:p>
+    <w:p>
+      <w:pPr>
+        <w:numPr>
+          <w:ilvl w:val="0"/>
+          <w:numId w:val="4"/>
+        </w:numPr>
+        <w:spacing w:before="100" w:beforeAutospacing="1" w:after="100" w:afterAutospacing="1" w:line="240" w:lineRule="auto"/>
+        <w:rPr>
+          <w:rFonts w:ascii="Times New Roman" w:eastAsia="Times New Roman" w:hAnsi="Times New Roman" w:cs="Times New Roman"/>
+          <w:kern w:val="0"/>
+          <w:sz w:val="24"/>
+          <w:szCs w:val="24"/>
+          <w:lang w:val="en-GB" w:eastAsia="en-GB" w:bidi="ar-SA"/>
+          <w14:ligatures w14:val="none"/>
+        </w:rPr>
+      </w:pPr>
+      <w:r>
+        <w:rPr>
+          <w:rFonts w:ascii="Times New Roman" w:eastAsia="Times New Roman" w:hAnsi="Times New Roman" w:cs="Times New Roman"/>
+          <w:kern w:val="0"/>
+          <w:sz w:val="24"/>
+          <w:szCs w:val="24"/>
+          <w:lang w:val="en-GB" w:eastAsia="en-GB" w:bidi="ar-SA"/>
+          <w14:ligatures w14:val="none"/>
+        </w:rPr>
+        <w:t>Board approval threshold</w:t>
+      </w:r>
+    </w:p>
+    <w:p>
+      <w:pPr>
+        <w:spacing w:before="100" w:beforeAutospacing="1" w:after="100" w:afterAutospacing="1" w:line="240" w:lineRule="auto"/>
+        <w:rPr>
+          <w:rFonts w:ascii="Times New Roman" w:eastAsia="Times New Roman" w:hAnsi="Times New Roman" w:cs="Times New Roman"/>
+          <w:kern w:val="0"/>
+          <w:sz w:val="24"/>
+          <w:szCs w:val="24"/>
+          <w:lang w:val="en-GB" w:eastAsia="en-GB" w:bidi="ar-SA"/>
+          <w14:ligatures w14:val="none"/>
+        </w:rPr>
+      </w:pPr>
+      <w:r>
+        <w:rPr>
+          <w:rFonts w:ascii="Times New Roman" w:eastAsia="Times New Roman" w:hAnsi="Times New Roman" w:cs="Times New Roman"/>
+          <w:b/>
+          <w:bCs/>
+          <w:kern w:val="0"/>
+          <w:sz w:val="24"/>
+          <w:szCs w:val="24"/>
+          <w:lang w:val="en-GB" w:eastAsia="en-GB" w:bidi="ar-SA"/>
+          <w14:ligatures w14:val="none"/>
+        </w:rPr>
+        <w:t>Forms:</w:t>
+      </w:r>
+    </w:p>
+    <w:p>
+      <w:pPr>
+        <w:numPr>
+          <w:ilvl w:val="0"/>
+          <w:numId w:val="5"/>
+        </w:numPr>
+        <w:spacing w:before="100" w:beforeAutospacing="1" w:after="100" w:afterAutospacing="1" w:line="240" w:lineRule="auto"/>
+        <w:rPr>
+          <w:rFonts w:ascii="Times New Roman" w:eastAsia="Times New Roman" w:hAnsi="Times New Roman" w:cs="Times New Roman"/>
+          <w:kern w:val="0"/>
+          <w:sz w:val="24"/>
+          <w:szCs w:val="24"/>
+          <w:lang w:val="en-GB" w:eastAsia="en-GB" w:bidi="ar-SA"/>
+          <w14:ligatures w14:val="none"/>
+        </w:rPr>
+      </w:pPr>
+      <w:r>
+        <w:rPr>
+          <w:rFonts w:ascii="Times New Roman" w:eastAsia="Times New Roman" w:hAnsi="Times New Roman" w:cs="Times New Roman"/>
+          <w:kern w:val="0"/>
+          <w:sz w:val="24"/>
+          <w:szCs w:val="24"/>
+          <w:lang w:val="en-GB" w:eastAsia="en-GB" w:bidi="ar-SA"/>
+          <w14:ligatures w14:val="none"/>
+        </w:rPr>
+        <w:t>F03.1 Leasing Strategy Approval Form</w:t>
+      </w:r>
+    </w:p>
+    <w:p>
+      <w:pPr>
+        <w:numPr>
+          <w:ilvl w:val="0"/>
+          <w:numId w:val="5"/>
+        </w:numPr>
+        <w:spacing w:before="100" w:beforeAutospacing="1" w:after="100" w:afterAutospacing="1" w:line="240" w:lineRule="auto"/>
+        <w:rPr>
+          <w:rFonts w:ascii="Times New Roman" w:eastAsia="Times New Roman" w:hAnsi="Times New Roman" w:cs="Times New Roman"/>
+          <w:kern w:val="0"/>
+          <w:sz w:val="24"/>
+          <w:szCs w:val="24"/>
+          <w:lang w:val="en-GB" w:eastAsia="en-GB" w:bidi="ar-SA"/>
+          <w14:ligatures w14:val="none"/>
+        </w:rPr>
+      </w:pPr>
+      <w:r>
+        <w:rPr>
+          <w:rFonts w:ascii="Times New Roman" w:eastAsia="Times New Roman" w:hAnsi="Times New Roman" w:cs="Times New Roman"/>
+          <w:kern w:val="0"/>
+          <w:sz w:val="24"/>
+          <w:szCs w:val="24"/>
+          <w:lang w:val="en-GB" w:eastAsia="en-GB" w:bidi="ar-SA"/>
+          <w14:ligatures w14:val="none"/>
+        </w:rPr>
+        <w:t>F03.2 Market Benchmark Template</w:t>
+      </w:r>
+    </w:p>
+    <w:p>
+      <w:pPr>
+        <w:spacing w:after="0" w:line="240" w:lineRule="auto"/>
+        <w:rPr>
+          <w:rFonts w:ascii="Times New Roman" w:eastAsia="Times New Roman" w:hAnsi="Times New Roman" w:cs="Times New Roman"/>
+          <w:kern w:val="0"/>
+          <w:sz w:val="24"/>
+          <w:szCs w:val="24"/>
+          <w:lang w:val="en-GB" w:eastAsia="en-GB" w:bidi="ar-SA"/>
+          <w14:ligatures w14:val="none"/>
+        </w:rPr>
+      </w:pPr>
+      <w:r>
+        <w:rPr>
+          <w:rFonts w:ascii="Times New Roman" w:eastAsia="Times New Roman" w:hAnsi="Times New Roman" w:cs="Times New Roman"/>
+          <w:kern w:val="0"/>
+          <w:sz w:val="24"/>
+          <w:szCs w:val="24"/>
+          <w:lang w:val="en-GB" w:eastAsia="en-GB" w:bidi="ar-SA"/>
+          <w14:ligatures w14:val="none"/>
+        </w:rPr>
+        <w:lastRenderedPageBreak/>
+        <w:pict w14:anchorId="2BF5A205">
+          <v:rect id="_x0000_i1026" style="width:0;height:1.5pt" o:hralign="center" o:hrstd="t" o:hr="t" fillcolor="#a0a0a0" stroked="f"/>
+        </w:pict>
+      </w:r>
+    </w:p>
+    <w:p>
+      <w:pPr>
+        <w:spacing w:before="100" w:beforeAutospacing="1" w:after="100" w:afterAutospacing="1" w:line="240" w:lineRule="auto"/>
+        <w:outlineLvl w:val="0"/>
         <w:rPr>
           <w:rFonts w:ascii="Times New Roman" w:eastAsia="Times New Roman" w:hAnsi="Times New Roman" w:cs="Times New Roman"/>
           <w:b/>
@@ -243,697 +933,8 @@
           <w:lang w:val="en-GB" w:eastAsia="en-GB" w:bidi="ar-SA"/>
           <w14:ligatures w14:val="none"/>
         </w:rPr>
-        <w:t>03.1 Leasing Strategy &amp; Portfolio Planning</w:t>
-      </w:r>
-    </w:p>
-    <w:p>
-      <w:pPr>
-        <w:spacing w:before="100" w:beforeAutospacing="1" w:after="100" w:afterAutospacing="1" w:line="240" w:lineRule="auto"/>
-        <w:outlineLvl w:val="1"/>
-        <w:rPr>
-          <w:rFonts w:ascii="Times New Roman" w:eastAsia="Times New Roman" w:hAnsi="Times New Roman" w:cs="Times New Roman"/>
-          <w:b/>
-          <w:bCs/>
-          <w:kern w:val="0"/>
-          <w:sz w:val="36"/>
-          <w:szCs w:val="36"/>
-          <w:lang w:val="en-GB" w:eastAsia="en-GB" w:bidi="ar-SA"/>
-          <w14:ligatures w14:val="none"/>
-        </w:rPr>
-      </w:pPr>
-      <w:r>
-        <w:rPr>
-          <w:rFonts w:ascii="Times New Roman" w:eastAsia="Times New Roman" w:hAnsi="Times New Roman" w:cs="Times New Roman"/>
-          <w:b/>
-          <w:bCs/>
-          <w:kern w:val="0"/>
-          <w:sz w:val="36"/>
-          <w:szCs w:val="36"/>
-          <w:lang w:val="en-GB" w:eastAsia="en-GB" w:bidi="ar-SA"/>
-          <w14:ligatures w14:val="none"/>
-        </w:rPr>
-        <w:t>03.1.1 Leasing Policy</w:t>
-      </w:r>
-    </w:p>
-    <w:p>
-      <w:pPr>
-        <w:spacing w:before="100" w:beforeAutospacing="1" w:after="100" w:afterAutospacing="1" w:line="240" w:lineRule="auto"/>
-        <w:rPr>
-          <w:rFonts w:ascii="Times New Roman" w:eastAsia="Times New Roman" w:hAnsi="Times New Roman" w:cs="Times New Roman"/>
-          <w:kern w:val="0"/>
-          <w:sz w:val="24"/>
-          <w:szCs w:val="24"/>
-          <w:lang w:val="en-GB" w:eastAsia="en-GB" w:bidi="ar-SA"/>
-          <w14:ligatures w14:val="none"/>
-        </w:rPr>
-      </w:pPr>
-      <w:r>
-        <w:rPr>
-          <w:rFonts w:ascii="Times New Roman" w:eastAsia="Times New Roman" w:hAnsi="Times New Roman" w:cs="Times New Roman"/>
-          <w:b/>
-          <w:bCs/>
-          <w:kern w:val="0"/>
-          <w:sz w:val="24"/>
-          <w:szCs w:val="24"/>
-          <w:lang w:val="en-GB" w:eastAsia="en-GB" w:bidi="ar-SA"/>
-          <w14:ligatures w14:val="none"/>
-        </w:rPr>
-        <w:t>Purpose:</w:t>
-      </w:r>
-      <w:r>
-        <w:rPr>
-          <w:rFonts w:ascii="Times New Roman" w:eastAsia="Times New Roman" w:hAnsi="Times New Roman" w:cs="Times New Roman"/>
-          <w:kern w:val="0"/>
-          <w:sz w:val="24"/>
-          <w:szCs w:val="24"/>
-          <w:lang w:val="en-GB" w:eastAsia="en-GB" w:bidi="ar-SA"/>
-          <w14:ligatures w14:val="none"/>
-        </w:rPr>
-        <w:br/>
-        <w:t>Define leasing objectives, tenant mix philosophy, pricing approach, and risk thresholds.</w:t>
-      </w:r>
-    </w:p>
-    <w:p>
-      <w:pPr>
-        <w:spacing w:before="100" w:beforeAutospacing="1" w:after="100" w:afterAutospacing="1" w:line="240" w:lineRule="auto"/>
-        <w:outlineLvl w:val="2"/>
-        <w:rPr>
-          <w:rFonts w:ascii="Times New Roman" w:eastAsia="Times New Roman" w:hAnsi="Times New Roman" w:cs="Times New Roman"/>
-          <w:b/>
-          <w:bCs/>
-          <w:kern w:val="0"/>
-          <w:sz w:val="27"/>
-          <w:szCs w:val="27"/>
-          <w:lang w:val="en-GB" w:eastAsia="en-GB" w:bidi="ar-SA"/>
-          <w14:ligatures w14:val="none"/>
-        </w:rPr>
-      </w:pPr>
-      <w:r>
-        <w:rPr>
-          <w:rFonts w:ascii="Times New Roman" w:eastAsia="Times New Roman" w:hAnsi="Times New Roman" w:cs="Times New Roman"/>
-          <w:b/>
-          <w:bCs/>
-          <w:kern w:val="0"/>
-          <w:sz w:val="27"/>
-          <w:szCs w:val="27"/>
-          <w:lang w:val="en-GB" w:eastAsia="en-GB" w:bidi="ar-SA"/>
-          <w14:ligatures w14:val="none"/>
-        </w:rPr>
-        <w:t>03.1.1.1 Leasing Objectives</w:t>
-      </w:r>
-    </w:p>
-    <w:p>
-      <w:pPr>
-        <w:numPr>
-          <w:ilvl w:val="0"/>
-          <w:numId w:val="1"/>
-        </w:numPr>
-        <w:spacing w:before="100" w:beforeAutospacing="1" w:after="100" w:afterAutospacing="1" w:line="240" w:lineRule="auto"/>
-        <w:rPr>
-          <w:rFonts w:ascii="Times New Roman" w:eastAsia="Times New Roman" w:hAnsi="Times New Roman" w:cs="Times New Roman"/>
-          <w:kern w:val="0"/>
-          <w:sz w:val="24"/>
-          <w:szCs w:val="24"/>
-          <w:lang w:val="en-GB" w:eastAsia="en-GB" w:bidi="ar-SA"/>
-          <w14:ligatures w14:val="none"/>
-        </w:rPr>
-      </w:pPr>
-      <w:r>
-        <w:rPr>
-          <w:rFonts w:ascii="Times New Roman" w:eastAsia="Times New Roman" w:hAnsi="Times New Roman" w:cs="Times New Roman"/>
-          <w:kern w:val="0"/>
-          <w:sz w:val="24"/>
-          <w:szCs w:val="24"/>
-          <w:lang w:val="en-GB" w:eastAsia="en-GB" w:bidi="ar-SA"/>
-          <w14:ligatures w14:val="none"/>
-        </w:rPr>
-        <w:t>Revenue maximization vs. occupancy optimization</w:t>
-      </w:r>
-    </w:p>
-    <w:p>
-      <w:pPr>
-        <w:numPr>
-          <w:ilvl w:val="0"/>
-          <w:numId w:val="1"/>
-        </w:numPr>
-        <w:spacing w:before="100" w:beforeAutospacing="1" w:after="100" w:afterAutospacing="1" w:line="240" w:lineRule="auto"/>
-        <w:rPr>
-          <w:rFonts w:ascii="Times New Roman" w:eastAsia="Times New Roman" w:hAnsi="Times New Roman" w:cs="Times New Roman"/>
-          <w:kern w:val="0"/>
-          <w:sz w:val="24"/>
-          <w:szCs w:val="24"/>
-          <w:lang w:val="en-GB" w:eastAsia="en-GB" w:bidi="ar-SA"/>
-          <w14:ligatures w14:val="none"/>
-        </w:rPr>
-      </w:pPr>
-      <w:r>
-        <w:rPr>
-          <w:rFonts w:ascii="Times New Roman" w:eastAsia="Times New Roman" w:hAnsi="Times New Roman" w:cs="Times New Roman"/>
-          <w:kern w:val="0"/>
-          <w:sz w:val="24"/>
-          <w:szCs w:val="24"/>
-          <w:lang w:val="en-GB" w:eastAsia="en-GB" w:bidi="ar-SA"/>
-          <w14:ligatures w14:val="none"/>
-        </w:rPr>
-        <w:t>Target occupancy rate (%)</w:t>
-      </w:r>
-    </w:p>
-    <w:p>
-      <w:pPr>
-        <w:numPr>
-          <w:ilvl w:val="0"/>
-          <w:numId w:val="1"/>
-        </w:numPr>
-        <w:spacing w:before="100" w:beforeAutospacing="1" w:after="100" w:afterAutospacing="1" w:line="240" w:lineRule="auto"/>
-        <w:rPr>
-          <w:rFonts w:ascii="Times New Roman" w:eastAsia="Times New Roman" w:hAnsi="Times New Roman" w:cs="Times New Roman"/>
-          <w:kern w:val="0"/>
-          <w:sz w:val="24"/>
-          <w:szCs w:val="24"/>
-          <w:lang w:val="en-GB" w:eastAsia="en-GB" w:bidi="ar-SA"/>
-          <w14:ligatures w14:val="none"/>
-        </w:rPr>
-      </w:pPr>
-      <w:r>
-        <w:rPr>
-          <w:rFonts w:ascii="Times New Roman" w:eastAsia="Times New Roman" w:hAnsi="Times New Roman" w:cs="Times New Roman"/>
-          <w:kern w:val="0"/>
-          <w:sz w:val="24"/>
-          <w:szCs w:val="24"/>
-          <w:lang w:val="en-GB" w:eastAsia="en-GB" w:bidi="ar-SA"/>
-          <w14:ligatures w14:val="none"/>
-        </w:rPr>
-        <w:t>WALE (Weighted Average Lease Expiry) target</w:t>
-      </w:r>
-    </w:p>
-    <w:p>
-      <w:pPr>
-        <w:numPr>
-          <w:ilvl w:val="0"/>
-          <w:numId w:val="1"/>
-        </w:numPr>
-        <w:spacing w:before="100" w:beforeAutospacing="1" w:after="100" w:afterAutospacing="1" w:line="240" w:lineRule="auto"/>
-        <w:rPr>
-          <w:rFonts w:ascii="Times New Roman" w:eastAsia="Times New Roman" w:hAnsi="Times New Roman" w:cs="Times New Roman"/>
-          <w:kern w:val="0"/>
-          <w:sz w:val="24"/>
-          <w:szCs w:val="24"/>
-          <w:lang w:val="en-GB" w:eastAsia="en-GB" w:bidi="ar-SA"/>
-          <w14:ligatures w14:val="none"/>
-        </w:rPr>
-      </w:pPr>
-      <w:r>
-        <w:rPr>
-          <w:rFonts w:ascii="Times New Roman" w:eastAsia="Times New Roman" w:hAnsi="Times New Roman" w:cs="Times New Roman"/>
-          <w:kern w:val="0"/>
-          <w:sz w:val="24"/>
-          <w:szCs w:val="24"/>
-          <w:lang w:val="en-GB" w:eastAsia="en-GB" w:bidi="ar-SA"/>
-          <w14:ligatures w14:val="none"/>
-        </w:rPr>
-        <w:t>Tenant credit quality threshold</w:t>
-      </w:r>
-    </w:p>
-    <w:p>
-      <w:pPr>
-        <w:spacing w:before="100" w:beforeAutospacing="1" w:after="100" w:afterAutospacing="1" w:line="240" w:lineRule="auto"/>
-        <w:outlineLvl w:val="2"/>
-        <w:rPr>
-          <w:rFonts w:ascii="Times New Roman" w:eastAsia="Times New Roman" w:hAnsi="Times New Roman" w:cs="Times New Roman"/>
-          <w:b/>
-          <w:bCs/>
-          <w:kern w:val="0"/>
-          <w:sz w:val="27"/>
-          <w:szCs w:val="27"/>
-          <w:lang w:val="en-GB" w:eastAsia="en-GB" w:bidi="ar-SA"/>
-          <w14:ligatures w14:val="none"/>
-        </w:rPr>
-      </w:pPr>
-      <w:r>
-        <w:rPr>
-          <w:rFonts w:ascii="Times New Roman" w:eastAsia="Times New Roman" w:hAnsi="Times New Roman" w:cs="Times New Roman"/>
-          <w:b/>
-          <w:bCs/>
-          <w:kern w:val="0"/>
-          <w:sz w:val="27"/>
-          <w:szCs w:val="27"/>
-          <w:lang w:val="en-GB" w:eastAsia="en-GB" w:bidi="ar-SA"/>
-          <w14:ligatures w14:val="none"/>
-        </w:rPr>
-        <w:t>03.1.1.2 Portfolio Segmentation</w:t>
-      </w:r>
-    </w:p>
-    <w:p>
-      <w:pPr>
-        <w:numPr>
-          <w:ilvl w:val="0"/>
-          <w:numId w:val="2"/>
-        </w:numPr>
-        <w:spacing w:before="100" w:beforeAutospacing="1" w:after="100" w:afterAutospacing="1" w:line="240" w:lineRule="auto"/>
-        <w:rPr>
-          <w:rFonts w:ascii="Times New Roman" w:eastAsia="Times New Roman" w:hAnsi="Times New Roman" w:cs="Times New Roman"/>
-          <w:kern w:val="0"/>
-          <w:sz w:val="24"/>
-          <w:szCs w:val="24"/>
-          <w:lang w:val="en-GB" w:eastAsia="en-GB" w:bidi="ar-SA"/>
-          <w14:ligatures w14:val="none"/>
-        </w:rPr>
-      </w:pPr>
-      <w:r>
-        <w:rPr>
-          <w:rFonts w:ascii="Times New Roman" w:eastAsia="Times New Roman" w:hAnsi="Times New Roman" w:cs="Times New Roman"/>
-          <w:kern w:val="0"/>
-          <w:sz w:val="24"/>
-          <w:szCs w:val="24"/>
-          <w:lang w:val="en-GB" w:eastAsia="en-GB" w:bidi="ar-SA"/>
-          <w14:ligatures w14:val="none"/>
-        </w:rPr>
-        <w:t>Asset class (Retail / Office / Mixed-use / Industrial)</w:t>
-      </w:r>
-    </w:p>
-    <w:p>
-      <w:pPr>
-        <w:numPr>
-          <w:ilvl w:val="0"/>
-          <w:numId w:val="2"/>
-        </w:numPr>
-        <w:spacing w:before="100" w:beforeAutospacing="1" w:after="100" w:afterAutospacing="1" w:line="240" w:lineRule="auto"/>
-        <w:rPr>
-          <w:rFonts w:ascii="Times New Roman" w:eastAsia="Times New Roman" w:hAnsi="Times New Roman" w:cs="Times New Roman"/>
-          <w:kern w:val="0"/>
-          <w:sz w:val="24"/>
-          <w:szCs w:val="24"/>
-          <w:lang w:val="en-GB" w:eastAsia="en-GB" w:bidi="ar-SA"/>
-          <w14:ligatures w14:val="none"/>
-        </w:rPr>
-      </w:pPr>
-      <w:r>
-        <w:rPr>
-          <w:rFonts w:ascii="Times New Roman" w:eastAsia="Times New Roman" w:hAnsi="Times New Roman" w:cs="Times New Roman"/>
-          <w:kern w:val="0"/>
-          <w:sz w:val="24"/>
-          <w:szCs w:val="24"/>
-          <w:lang w:val="en-GB" w:eastAsia="en-GB" w:bidi="ar-SA"/>
-          <w14:ligatures w14:val="none"/>
-        </w:rPr>
-        <w:t>Tenant category (Anchor / SME / Corporate / Government)</w:t>
-      </w:r>
-    </w:p>
-    <w:p>
-      <w:pPr>
-        <w:numPr>
-          <w:ilvl w:val="0"/>
-          <w:numId w:val="2"/>
-        </w:numPr>
-        <w:spacing w:before="100" w:beforeAutospacing="1" w:after="100" w:afterAutospacing="1" w:line="240" w:lineRule="auto"/>
-        <w:rPr>
-          <w:rFonts w:ascii="Times New Roman" w:eastAsia="Times New Roman" w:hAnsi="Times New Roman" w:cs="Times New Roman"/>
-          <w:kern w:val="0"/>
-          <w:sz w:val="24"/>
-          <w:szCs w:val="24"/>
-          <w:lang w:val="en-GB" w:eastAsia="en-GB" w:bidi="ar-SA"/>
-          <w14:ligatures w14:val="none"/>
-        </w:rPr>
-      </w:pPr>
-      <w:r>
-        <w:rPr>
-          <w:rFonts w:ascii="Times New Roman" w:eastAsia="Times New Roman" w:hAnsi="Times New Roman" w:cs="Times New Roman"/>
-          <w:kern w:val="0"/>
-          <w:sz w:val="24"/>
-          <w:szCs w:val="24"/>
-          <w:lang w:val="en-GB" w:eastAsia="en-GB" w:bidi="ar-SA"/>
-          <w14:ligatures w14:val="none"/>
-        </w:rPr>
-        <w:t>Geographic clustering strategy</w:t>
-      </w:r>
-    </w:p>
-    <w:p>
-      <w:pPr>
-        <w:spacing w:before="100" w:beforeAutospacing="1" w:after="100" w:afterAutospacing="1" w:line="240" w:lineRule="auto"/>
-        <w:outlineLvl w:val="2"/>
-        <w:rPr>
-          <w:rFonts w:ascii="Times New Roman" w:eastAsia="Times New Roman" w:hAnsi="Times New Roman" w:cs="Times New Roman"/>
-          <w:b/>
-          <w:bCs/>
-          <w:kern w:val="0"/>
-          <w:sz w:val="27"/>
-          <w:szCs w:val="27"/>
-          <w:lang w:val="en-GB" w:eastAsia="en-GB" w:bidi="ar-SA"/>
-          <w14:ligatures w14:val="none"/>
-        </w:rPr>
-      </w:pPr>
-      <w:r>
-        <w:rPr>
-          <w:rFonts w:ascii="Times New Roman" w:eastAsia="Times New Roman" w:hAnsi="Times New Roman" w:cs="Times New Roman"/>
-          <w:b/>
-          <w:bCs/>
-          <w:kern w:val="0"/>
-          <w:sz w:val="27"/>
-          <w:szCs w:val="27"/>
-          <w:lang w:val="en-GB" w:eastAsia="en-GB" w:bidi="ar-SA"/>
-          <w14:ligatures w14:val="none"/>
-        </w:rPr>
-        <w:t>03.1.1.3 Rental Strategy</w:t>
-      </w:r>
-    </w:p>
-    <w:p>
-      <w:pPr>
-        <w:numPr>
-          <w:ilvl w:val="0"/>
-          <w:numId w:val="3"/>
-        </w:numPr>
-        <w:spacing w:before="100" w:beforeAutospacing="1" w:after="100" w:afterAutospacing="1" w:line="240" w:lineRule="auto"/>
-        <w:rPr>
-          <w:rFonts w:ascii="Times New Roman" w:eastAsia="Times New Roman" w:hAnsi="Times New Roman" w:cs="Times New Roman"/>
-          <w:kern w:val="0"/>
-          <w:sz w:val="24"/>
-          <w:szCs w:val="24"/>
-          <w:lang w:val="en-GB" w:eastAsia="en-GB" w:bidi="ar-SA"/>
-          <w14:ligatures w14:val="none"/>
-        </w:rPr>
-      </w:pPr>
-      <w:r>
-        <w:rPr>
-          <w:rFonts w:ascii="Times New Roman" w:eastAsia="Times New Roman" w:hAnsi="Times New Roman" w:cs="Times New Roman"/>
-          <w:kern w:val="0"/>
-          <w:sz w:val="24"/>
-          <w:szCs w:val="24"/>
-          <w:lang w:val="en-GB" w:eastAsia="en-GB" w:bidi="ar-SA"/>
-          <w14:ligatures w14:val="none"/>
-        </w:rPr>
-        <w:t>Market benchmarking mechanism</w:t>
-      </w:r>
-    </w:p>
-    <w:p>
-      <w:pPr>
-        <w:numPr>
-          <w:ilvl w:val="0"/>
-          <w:numId w:val="3"/>
-        </w:numPr>
-        <w:spacing w:before="100" w:beforeAutospacing="1" w:after="100" w:afterAutospacing="1" w:line="240" w:lineRule="auto"/>
-        <w:rPr>
-          <w:rFonts w:ascii="Times New Roman" w:eastAsia="Times New Roman" w:hAnsi="Times New Roman" w:cs="Times New Roman"/>
-          <w:kern w:val="0"/>
-          <w:sz w:val="24"/>
-          <w:szCs w:val="24"/>
-          <w:lang w:val="en-GB" w:eastAsia="en-GB" w:bidi="ar-SA"/>
-          <w14:ligatures w14:val="none"/>
-        </w:rPr>
-      </w:pPr>
-      <w:r>
-        <w:rPr>
-          <w:rFonts w:ascii="Times New Roman" w:eastAsia="Times New Roman" w:hAnsi="Times New Roman" w:cs="Times New Roman"/>
-          <w:kern w:val="0"/>
-          <w:sz w:val="24"/>
-          <w:szCs w:val="24"/>
-          <w:lang w:val="en-GB" w:eastAsia="en-GB" w:bidi="ar-SA"/>
-          <w14:ligatures w14:val="none"/>
-        </w:rPr>
-        <w:t>Indexation rules</w:t>
-      </w:r>
-    </w:p>
-    <w:p>
-      <w:pPr>
-        <w:numPr>
-          <w:ilvl w:val="0"/>
-          <w:numId w:val="3"/>
-        </w:numPr>
-        <w:spacing w:before="100" w:beforeAutospacing="1" w:after="100" w:afterAutospacing="1" w:line="240" w:lineRule="auto"/>
-        <w:rPr>
-          <w:rFonts w:ascii="Times New Roman" w:eastAsia="Times New Roman" w:hAnsi="Times New Roman" w:cs="Times New Roman"/>
-          <w:kern w:val="0"/>
-          <w:sz w:val="24"/>
-          <w:szCs w:val="24"/>
-          <w:lang w:val="en-GB" w:eastAsia="en-GB" w:bidi="ar-SA"/>
-          <w14:ligatures w14:val="none"/>
-        </w:rPr>
-      </w:pPr>
-      <w:r>
-        <w:rPr>
-          <w:rFonts w:ascii="Times New Roman" w:eastAsia="Times New Roman" w:hAnsi="Times New Roman" w:cs="Times New Roman"/>
-          <w:kern w:val="0"/>
-          <w:sz w:val="24"/>
-          <w:szCs w:val="24"/>
-          <w:lang w:val="en-GB" w:eastAsia="en-GB" w:bidi="ar-SA"/>
-          <w14:ligatures w14:val="none"/>
-        </w:rPr>
-        <w:t>Turnover-based leasing policy</w:t>
-      </w:r>
-    </w:p>
-    <w:p>
-      <w:pPr>
-        <w:numPr>
-          <w:ilvl w:val="0"/>
-          <w:numId w:val="3"/>
-        </w:numPr>
-        <w:spacing w:before="100" w:beforeAutospacing="1" w:after="100" w:afterAutospacing="1" w:line="240" w:lineRule="auto"/>
-        <w:rPr>
-          <w:rFonts w:ascii="Times New Roman" w:eastAsia="Times New Roman" w:hAnsi="Times New Roman" w:cs="Times New Roman"/>
-          <w:kern w:val="0"/>
-          <w:sz w:val="24"/>
-          <w:szCs w:val="24"/>
-          <w:lang w:val="en-GB" w:eastAsia="en-GB" w:bidi="ar-SA"/>
-          <w14:ligatures w14:val="none"/>
-        </w:rPr>
-      </w:pPr>
-      <w:r>
-        <w:rPr>
-          <w:rFonts w:ascii="Times New Roman" w:eastAsia="Times New Roman" w:hAnsi="Times New Roman" w:cs="Times New Roman"/>
-          <w:kern w:val="0"/>
-          <w:sz w:val="24"/>
-          <w:szCs w:val="24"/>
-          <w:lang w:val="en-GB" w:eastAsia="en-GB" w:bidi="ar-SA"/>
-          <w14:ligatures w14:val="none"/>
-        </w:rPr>
-        <w:t>Incentive framework (fit-out period, rent-free, step-up rent)</w:t>
-      </w:r>
-    </w:p>
-    <w:p>
-      <w:pPr>
-        <w:spacing w:before="100" w:beforeAutospacing="1" w:after="100" w:afterAutospacing="1" w:line="240" w:lineRule="auto"/>
-        <w:outlineLvl w:val="2"/>
-        <w:rPr>
-          <w:rFonts w:ascii="Times New Roman" w:eastAsia="Times New Roman" w:hAnsi="Times New Roman" w:cs="Times New Roman"/>
-          <w:b/>
-          <w:bCs/>
-          <w:kern w:val="0"/>
-          <w:sz w:val="27"/>
-          <w:szCs w:val="27"/>
-          <w:lang w:val="en-GB" w:eastAsia="en-GB" w:bidi="ar-SA"/>
-          <w14:ligatures w14:val="none"/>
-        </w:rPr>
-      </w:pPr>
-      <w:r>
-        <w:rPr>
-          <w:rFonts w:ascii="Times New Roman" w:eastAsia="Times New Roman" w:hAnsi="Times New Roman" w:cs="Times New Roman"/>
-          <w:b/>
-          <w:bCs/>
-          <w:kern w:val="0"/>
-          <w:sz w:val="27"/>
-          <w:szCs w:val="27"/>
-          <w:lang w:val="en-GB" w:eastAsia="en-GB" w:bidi="ar-SA"/>
-          <w14:ligatures w14:val="none"/>
-        </w:rPr>
-        <w:t>03.1.1.4 Delegation of Authority (DoA)</w:t>
-      </w:r>
-    </w:p>
-    <w:p>
-      <w:pPr>
-        <w:numPr>
-          <w:ilvl w:val="0"/>
-          <w:numId w:val="4"/>
-        </w:numPr>
-        <w:spacing w:before="100" w:beforeAutospacing="1" w:after="100" w:afterAutospacing="1" w:line="240" w:lineRule="auto"/>
-        <w:rPr>
-          <w:rFonts w:ascii="Times New Roman" w:eastAsia="Times New Roman" w:hAnsi="Times New Roman" w:cs="Times New Roman"/>
-          <w:kern w:val="0"/>
-          <w:sz w:val="24"/>
-          <w:szCs w:val="24"/>
-          <w:lang w:val="en-GB" w:eastAsia="en-GB" w:bidi="ar-SA"/>
-          <w14:ligatures w14:val="none"/>
-        </w:rPr>
-      </w:pPr>
-      <w:r>
-        <w:rPr>
-          <w:rFonts w:ascii="Times New Roman" w:eastAsia="Times New Roman" w:hAnsi="Times New Roman" w:cs="Times New Roman"/>
-          <w:kern w:val="0"/>
-          <w:sz w:val="24"/>
-          <w:szCs w:val="24"/>
-          <w:lang w:val="en-GB" w:eastAsia="en-GB" w:bidi="ar-SA"/>
-          <w14:ligatures w14:val="none"/>
-        </w:rPr>
-        <w:t>Leasing Manager approval limit</w:t>
-      </w:r>
-    </w:p>
-    <w:p>
-      <w:pPr>
-        <w:numPr>
-          <w:ilvl w:val="0"/>
-          <w:numId w:val="4"/>
-        </w:numPr>
-        <w:spacing w:before="100" w:beforeAutospacing="1" w:after="100" w:afterAutospacing="1" w:line="240" w:lineRule="auto"/>
-        <w:rPr>
-          <w:rFonts w:ascii="Times New Roman" w:eastAsia="Times New Roman" w:hAnsi="Times New Roman" w:cs="Times New Roman"/>
-          <w:kern w:val="0"/>
-          <w:sz w:val="24"/>
-          <w:szCs w:val="24"/>
-          <w:lang w:val="en-GB" w:eastAsia="en-GB" w:bidi="ar-SA"/>
-          <w14:ligatures w14:val="none"/>
-        </w:rPr>
-      </w:pPr>
-      <w:r>
-        <w:rPr>
-          <w:rFonts w:ascii="Times New Roman" w:eastAsia="Times New Roman" w:hAnsi="Times New Roman" w:cs="Times New Roman"/>
-          <w:kern w:val="0"/>
-          <w:sz w:val="24"/>
-          <w:szCs w:val="24"/>
-          <w:lang w:val="en-GB" w:eastAsia="en-GB" w:bidi="ar-SA"/>
-          <w14:ligatures w14:val="none"/>
-        </w:rPr>
-        <w:t>Leasing Committee approval threshold</w:t>
-      </w:r>
-    </w:p>
-    <w:p>
-      <w:pPr>
-        <w:numPr>
-          <w:ilvl w:val="0"/>
-          <w:numId w:val="4"/>
-        </w:numPr>
-        <w:spacing w:before="100" w:beforeAutospacing="1" w:after="100" w:afterAutospacing="1" w:line="240" w:lineRule="auto"/>
-        <w:rPr>
-          <w:rFonts w:ascii="Times New Roman" w:eastAsia="Times New Roman" w:hAnsi="Times New Roman" w:cs="Times New Roman"/>
-          <w:kern w:val="0"/>
-          <w:sz w:val="24"/>
-          <w:szCs w:val="24"/>
-          <w:lang w:val="en-GB" w:eastAsia="en-GB" w:bidi="ar-SA"/>
-          <w14:ligatures w14:val="none"/>
-        </w:rPr>
-      </w:pPr>
-      <w:r>
-        <w:rPr>
-          <w:rFonts w:ascii="Times New Roman" w:eastAsia="Times New Roman" w:hAnsi="Times New Roman" w:cs="Times New Roman"/>
-          <w:kern w:val="0"/>
-          <w:sz w:val="24"/>
-          <w:szCs w:val="24"/>
-          <w:lang w:val="en-GB" w:eastAsia="en-GB" w:bidi="ar-SA"/>
-          <w14:ligatures w14:val="none"/>
-        </w:rPr>
-        <w:t>Board approval threshold</w:t>
-      </w:r>
-    </w:p>
-    <w:p>
-      <w:pPr>
-        <w:spacing w:before="100" w:beforeAutospacing="1" w:after="100" w:afterAutospacing="1" w:line="240" w:lineRule="auto"/>
-        <w:rPr>
-          <w:rFonts w:ascii="Times New Roman" w:eastAsia="Times New Roman" w:hAnsi="Times New Roman" w:cs="Times New Roman"/>
-          <w:kern w:val="0"/>
-          <w:sz w:val="24"/>
-          <w:szCs w:val="24"/>
-          <w:lang w:val="en-GB" w:eastAsia="en-GB" w:bidi="ar-SA"/>
-          <w14:ligatures w14:val="none"/>
-        </w:rPr>
-      </w:pPr>
-      <w:r>
-        <w:rPr>
-          <w:rFonts w:ascii="Times New Roman" w:eastAsia="Times New Roman" w:hAnsi="Times New Roman" w:cs="Times New Roman"/>
-          <w:b/>
-          <w:bCs/>
-          <w:kern w:val="0"/>
-          <w:sz w:val="24"/>
-          <w:szCs w:val="24"/>
-          <w:lang w:val="en-GB" w:eastAsia="en-GB" w:bidi="ar-SA"/>
-          <w14:ligatures w14:val="none"/>
-        </w:rPr>
-        <w:t>Forms:</w:t>
-      </w:r>
-    </w:p>
-    <w:p>
-      <w:pPr>
-        <w:numPr>
-          <w:ilvl w:val="0"/>
-          <w:numId w:val="5"/>
-        </w:numPr>
-        <w:spacing w:before="100" w:beforeAutospacing="1" w:after="100" w:afterAutospacing="1" w:line="240" w:lineRule="auto"/>
-        <w:rPr>
-          <w:rFonts w:ascii="Times New Roman" w:eastAsia="Times New Roman" w:hAnsi="Times New Roman" w:cs="Times New Roman"/>
-          <w:kern w:val="0"/>
-          <w:sz w:val="24"/>
-          <w:szCs w:val="24"/>
-          <w:lang w:val="en-GB" w:eastAsia="en-GB" w:bidi="ar-SA"/>
-          <w14:ligatures w14:val="none"/>
-        </w:rPr>
-      </w:pPr>
-      <w:r>
-        <w:rPr>
-          <w:rFonts w:ascii="Times New Roman" w:eastAsia="Times New Roman" w:hAnsi="Times New Roman" w:cs="Times New Roman"/>
-          <w:kern w:val="0"/>
-          <w:sz w:val="24"/>
-          <w:szCs w:val="24"/>
-          <w:lang w:val="en-GB" w:eastAsia="en-GB" w:bidi="ar-SA"/>
-          <w14:ligatures w14:val="none"/>
-        </w:rPr>
-        <w:t>F03.1 Leasing Strategy Approval Form</w:t>
-      </w:r>
-    </w:p>
-    <w:p>
-      <w:pPr>
-        <w:numPr>
-          <w:ilvl w:val="0"/>
-          <w:numId w:val="5"/>
-        </w:numPr>
-        <w:spacing w:before="100" w:beforeAutospacing="1" w:after="100" w:afterAutospacing="1" w:line="240" w:lineRule="auto"/>
-        <w:rPr>
-          <w:rFonts w:ascii="Times New Roman" w:eastAsia="Times New Roman" w:hAnsi="Times New Roman" w:cs="Times New Roman"/>
-          <w:kern w:val="0"/>
-          <w:sz w:val="24"/>
-          <w:szCs w:val="24"/>
-          <w:lang w:val="en-GB" w:eastAsia="en-GB" w:bidi="ar-SA"/>
-          <w14:ligatures w14:val="none"/>
-        </w:rPr>
-      </w:pPr>
-      <w:r>
-        <w:rPr>
-          <w:rFonts w:ascii="Times New Roman" w:eastAsia="Times New Roman" w:hAnsi="Times New Roman" w:cs="Times New Roman"/>
-          <w:kern w:val="0"/>
-          <w:sz w:val="24"/>
-          <w:szCs w:val="24"/>
-          <w:lang w:val="en-GB" w:eastAsia="en-GB" w:bidi="ar-SA"/>
-          <w14:ligatures w14:val="none"/>
-        </w:rPr>
-        <w:t>F03.2 Market Benchmark Template</w:t>
-      </w:r>
-    </w:p>
-    <w:p>
-      <w:pPr>
-        <w:spacing w:after="0" w:line="240" w:lineRule="auto"/>
-        <w:rPr>
-          <w:rFonts w:ascii="Times New Roman" w:eastAsia="Times New Roman" w:hAnsi="Times New Roman" w:cs="Times New Roman"/>
-          <w:kern w:val="0"/>
-          <w:sz w:val="24"/>
-          <w:szCs w:val="24"/>
-          <w:lang w:val="en-GB" w:eastAsia="en-GB" w:bidi="ar-SA"/>
-          <w14:ligatures w14:val="none"/>
-        </w:rPr>
-      </w:pPr>
-      <w:r>
-        <w:rPr>
-          <w:rFonts w:ascii="Times New Roman" w:eastAsia="Times New Roman" w:hAnsi="Times New Roman" w:cs="Times New Roman"/>
-          <w:kern w:val="0"/>
-          <w:sz w:val="24"/>
-          <w:szCs w:val="24"/>
-          <w:lang w:val="en-GB" w:eastAsia="en-GB" w:bidi="ar-SA"/>
-          <w14:ligatures w14:val="none"/>
-        </w:rPr>
-        <w:lastRenderedPageBreak/>
-        <w:pict w14:anchorId="2BF5A205">
-          <v:rect id="_x0000_i1026" style="width:0;height:1.5pt" o:hralign="center" o:hrstd="t" o:hr="t" fillcolor="#a0a0a0" stroked="f"/>
-        </w:pict>
-      </w:r>
-    </w:p>
-    <w:p>
-      <w:pPr>
-        <w:spacing w:before="100" w:beforeAutospacing="1" w:after="100" w:afterAutospacing="1" w:line="240" w:lineRule="auto"/>
-        <w:outlineLvl w:val="0"/>
+      </w:pPr>
+      <w:r>
         <w:rPr>
           <w:rFonts w:ascii="Times New Roman" w:eastAsia="Times New Roman" w:hAnsi="Times New Roman" w:cs="Times New Roman"/>
           <w:b/>
@@ -944,8 +945,517 @@
           <w:lang w:val="en-GB" w:eastAsia="en-GB" w:bidi="ar-SA"/>
           <w14:ligatures w14:val="none"/>
         </w:rPr>
-      </w:pPr>
-      <w:r>
+        <w:t>03.2 Tenant Acquisition &amp; Marketing</w:t>
+      </w:r>
+    </w:p>
+    <w:p>
+      <w:pPr>
+        <w:spacing w:before="100" w:beforeAutospacing="1" w:after="100" w:afterAutospacing="1" w:line="240" w:lineRule="auto"/>
+        <w:outlineLvl w:val="1"/>
+        <w:rPr>
+          <w:rFonts w:ascii="Times New Roman" w:eastAsia="Times New Roman" w:hAnsi="Times New Roman" w:cs="Times New Roman"/>
+          <w:b/>
+          <w:bCs/>
+          <w:kern w:val="0"/>
+          <w:sz w:val="36"/>
+          <w:szCs w:val="36"/>
+          <w:lang w:val="en-GB" w:eastAsia="en-GB" w:bidi="ar-SA"/>
+          <w14:ligatures w14:val="none"/>
+        </w:rPr>
+      </w:pPr>
+      <w:r>
+        <w:rPr>
+          <w:rFonts w:ascii="Times New Roman" w:eastAsia="Times New Roman" w:hAnsi="Times New Roman" w:cs="Times New Roman"/>
+          <w:b/>
+          <w:bCs/>
+          <w:kern w:val="0"/>
+          <w:sz w:val="36"/>
+          <w:szCs w:val="36"/>
+          <w:lang w:val="en-GB" w:eastAsia="en-GB" w:bidi="ar-SA"/>
+          <w14:ligatures w14:val="none"/>
+        </w:rPr>
+        <w:t>03.2.1 Tenant Targeting Procedure</w:t>
+      </w:r>
+    </w:p>
+    <w:p>
+      <w:pPr>
+        <w:spacing w:before="100" w:beforeAutospacing="1" w:after="100" w:afterAutospacing="1" w:line="240" w:lineRule="auto"/>
+        <w:outlineLvl w:val="2"/>
+        <w:rPr>
+          <w:rFonts w:ascii="Times New Roman" w:eastAsia="Times New Roman" w:hAnsi="Times New Roman" w:cs="Times New Roman"/>
+          <w:b/>
+          <w:bCs/>
+          <w:kern w:val="0"/>
+          <w:sz w:val="27"/>
+          <w:szCs w:val="27"/>
+          <w:lang w:val="en-GB" w:eastAsia="en-GB" w:bidi="ar-SA"/>
+          <w14:ligatures w14:val="none"/>
+        </w:rPr>
+      </w:pPr>
+      <w:r>
+        <w:rPr>
+          <w:rFonts w:ascii="Times New Roman" w:eastAsia="Times New Roman" w:hAnsi="Times New Roman" w:cs="Times New Roman"/>
+          <w:b/>
+          <w:bCs/>
+          <w:kern w:val="0"/>
+          <w:sz w:val="27"/>
+          <w:szCs w:val="27"/>
+          <w:lang w:val="en-GB" w:eastAsia="en-GB" w:bidi="ar-SA"/>
+          <w14:ligatures w14:val="none"/>
+        </w:rPr>
+        <w:t>03.2.1.1 Lead Generation</w:t>
+      </w:r>
+    </w:p>
+    <w:p>
+      <w:pPr>
+        <w:numPr>
+          <w:ilvl w:val="0"/>
+          <w:numId w:val="6"/>
+        </w:numPr>
+        <w:spacing w:before="100" w:beforeAutospacing="1" w:after="100" w:afterAutospacing="1" w:line="240" w:lineRule="auto"/>
+        <w:rPr>
+          <w:rFonts w:ascii="Times New Roman" w:eastAsia="Times New Roman" w:hAnsi="Times New Roman" w:cs="Times New Roman"/>
+          <w:kern w:val="0"/>
+          <w:sz w:val="24"/>
+          <w:szCs w:val="24"/>
+          <w:lang w:val="en-GB" w:eastAsia="en-GB" w:bidi="ar-SA"/>
+          <w14:ligatures w14:val="none"/>
+        </w:rPr>
+      </w:pPr>
+      <w:r>
+        <w:rPr>
+          <w:rFonts w:ascii="Times New Roman" w:eastAsia="Times New Roman" w:hAnsi="Times New Roman" w:cs="Times New Roman"/>
+          <w:kern w:val="0"/>
+          <w:sz w:val="24"/>
+          <w:szCs w:val="24"/>
+          <w:lang w:val="en-GB" w:eastAsia="en-GB" w:bidi="ar-SA"/>
+          <w14:ligatures w14:val="none"/>
+        </w:rPr>
+        <w:t>Brokerage engagement</w:t>
+      </w:r>
+    </w:p>
+    <w:p>
+      <w:pPr>
+        <w:numPr>
+          <w:ilvl w:val="0"/>
+          <w:numId w:val="6"/>
+        </w:numPr>
+        <w:spacing w:before="100" w:beforeAutospacing="1" w:after="100" w:afterAutospacing="1" w:line="240" w:lineRule="auto"/>
+        <w:rPr>
+          <w:rFonts w:ascii="Times New Roman" w:eastAsia="Times New Roman" w:hAnsi="Times New Roman" w:cs="Times New Roman"/>
+          <w:kern w:val="0"/>
+          <w:sz w:val="24"/>
+          <w:szCs w:val="24"/>
+          <w:lang w:val="en-GB" w:eastAsia="en-GB" w:bidi="ar-SA"/>
+          <w14:ligatures w14:val="none"/>
+        </w:rPr>
+      </w:pPr>
+      <w:r>
+        <w:rPr>
+          <w:rFonts w:ascii="Times New Roman" w:eastAsia="Times New Roman" w:hAnsi="Times New Roman" w:cs="Times New Roman"/>
+          <w:kern w:val="0"/>
+          <w:sz w:val="24"/>
+          <w:szCs w:val="24"/>
+          <w:lang w:val="en-GB" w:eastAsia="en-GB" w:bidi="ar-SA"/>
+          <w14:ligatures w14:val="none"/>
+        </w:rPr>
+        <w:t>Direct outreach</w:t>
+      </w:r>
+    </w:p>
+    <w:p>
+      <w:pPr>
+        <w:numPr>
+          <w:ilvl w:val="0"/>
+          <w:numId w:val="6"/>
+        </w:numPr>
+        <w:spacing w:before="100" w:beforeAutospacing="1" w:after="100" w:afterAutospacing="1" w:line="240" w:lineRule="auto"/>
+        <w:rPr>
+          <w:rFonts w:ascii="Times New Roman" w:eastAsia="Times New Roman" w:hAnsi="Times New Roman" w:cs="Times New Roman"/>
+          <w:kern w:val="0"/>
+          <w:sz w:val="24"/>
+          <w:szCs w:val="24"/>
+          <w:lang w:val="en-GB" w:eastAsia="en-GB" w:bidi="ar-SA"/>
+          <w14:ligatures w14:val="none"/>
+        </w:rPr>
+      </w:pPr>
+      <w:r>
+        <w:rPr>
+          <w:rFonts w:ascii="Times New Roman" w:eastAsia="Times New Roman" w:hAnsi="Times New Roman" w:cs="Times New Roman"/>
+          <w:kern w:val="0"/>
+          <w:sz w:val="24"/>
+          <w:szCs w:val="24"/>
+          <w:lang w:val="en-GB" w:eastAsia="en-GB" w:bidi="ar-SA"/>
+          <w14:ligatures w14:val="none"/>
+        </w:rPr>
+        <w:t>Digital listing platforms</w:t>
+      </w:r>
+    </w:p>
+    <w:p>
+      <w:pPr>
+        <w:spacing w:before="100" w:beforeAutospacing="1" w:after="100" w:afterAutospacing="1" w:line="240" w:lineRule="auto"/>
+        <w:outlineLvl w:val="2"/>
+        <w:rPr>
+          <w:rFonts w:ascii="Times New Roman" w:eastAsia="Times New Roman" w:hAnsi="Times New Roman" w:cs="Times New Roman"/>
+          <w:b/>
+          <w:bCs/>
+          <w:kern w:val="0"/>
+          <w:sz w:val="27"/>
+          <w:szCs w:val="27"/>
+          <w:lang w:val="en-GB" w:eastAsia="en-GB" w:bidi="ar-SA"/>
+          <w14:ligatures w14:val="none"/>
+        </w:rPr>
+      </w:pPr>
+      <w:r>
+        <w:rPr>
+          <w:rFonts w:ascii="Times New Roman" w:eastAsia="Times New Roman" w:hAnsi="Times New Roman" w:cs="Times New Roman"/>
+          <w:b/>
+          <w:bCs/>
+          <w:kern w:val="0"/>
+          <w:sz w:val="27"/>
+          <w:szCs w:val="27"/>
+          <w:lang w:val="en-GB" w:eastAsia="en-GB" w:bidi="ar-SA"/>
+          <w14:ligatures w14:val="none"/>
+        </w:rPr>
+        <w:t>03.2.1.2 Tenant Pre-Screening</w:t>
+      </w:r>
+    </w:p>
+    <w:p>
+      <w:pPr>
+        <w:numPr>
+          <w:ilvl w:val="0"/>
+          <w:numId w:val="7"/>
+        </w:numPr>
+        <w:spacing w:before="100" w:beforeAutospacing="1" w:after="100" w:afterAutospacing="1" w:line="240" w:lineRule="auto"/>
+        <w:rPr>
+          <w:rFonts w:ascii="Times New Roman" w:eastAsia="Times New Roman" w:hAnsi="Times New Roman" w:cs="Times New Roman"/>
+          <w:kern w:val="0"/>
+          <w:sz w:val="24"/>
+          <w:szCs w:val="24"/>
+          <w:lang w:val="en-GB" w:eastAsia="en-GB" w:bidi="ar-SA"/>
+          <w14:ligatures w14:val="none"/>
+        </w:rPr>
+      </w:pPr>
+      <w:r>
+        <w:rPr>
+          <w:rFonts w:ascii="Times New Roman" w:eastAsia="Times New Roman" w:hAnsi="Times New Roman" w:cs="Times New Roman"/>
+          <w:kern w:val="0"/>
+          <w:sz w:val="24"/>
+          <w:szCs w:val="24"/>
+          <w:lang w:val="en-GB" w:eastAsia="en-GB" w:bidi="ar-SA"/>
+          <w14:ligatures w14:val="none"/>
+        </w:rPr>
+        <w:t>Business profile review</w:t>
+      </w:r>
+    </w:p>
+    <w:p>
+      <w:pPr>
+        <w:numPr>
+          <w:ilvl w:val="0"/>
+          <w:numId w:val="7"/>
+        </w:numPr>
+        <w:spacing w:before="100" w:beforeAutospacing="1" w:after="100" w:afterAutospacing="1" w:line="240" w:lineRule="auto"/>
+        <w:rPr>
+          <w:rFonts w:ascii="Times New Roman" w:eastAsia="Times New Roman" w:hAnsi="Times New Roman" w:cs="Times New Roman"/>
+          <w:kern w:val="0"/>
+          <w:sz w:val="24"/>
+          <w:szCs w:val="24"/>
+          <w:lang w:val="en-GB" w:eastAsia="en-GB" w:bidi="ar-SA"/>
+          <w14:ligatures w14:val="none"/>
+        </w:rPr>
+      </w:pPr>
+      <w:r>
+        <w:rPr>
+          <w:rFonts w:ascii="Times New Roman" w:eastAsia="Times New Roman" w:hAnsi="Times New Roman" w:cs="Times New Roman"/>
+          <w:kern w:val="0"/>
+          <w:sz w:val="24"/>
+          <w:szCs w:val="24"/>
+          <w:lang w:val="en-GB" w:eastAsia="en-GB" w:bidi="ar-SA"/>
+          <w14:ligatures w14:val="none"/>
+        </w:rPr>
+        <w:t>Financial strength check</w:t>
+      </w:r>
+    </w:p>
+    <w:p>
+      <w:pPr>
+        <w:numPr>
+          <w:ilvl w:val="0"/>
+          <w:numId w:val="7"/>
+        </w:numPr>
+        <w:spacing w:before="100" w:beforeAutospacing="1" w:after="100" w:afterAutospacing="1" w:line="240" w:lineRule="auto"/>
+        <w:rPr>
+          <w:rFonts w:ascii="Times New Roman" w:eastAsia="Times New Roman" w:hAnsi="Times New Roman" w:cs="Times New Roman"/>
+          <w:kern w:val="0"/>
+          <w:sz w:val="24"/>
+          <w:szCs w:val="24"/>
+          <w:lang w:val="en-GB" w:eastAsia="en-GB" w:bidi="ar-SA"/>
+          <w14:ligatures w14:val="none"/>
+        </w:rPr>
+      </w:pPr>
+      <w:r>
+        <w:rPr>
+          <w:rFonts w:ascii="Times New Roman" w:eastAsia="Times New Roman" w:hAnsi="Times New Roman" w:cs="Times New Roman"/>
+          <w:kern w:val="0"/>
+          <w:sz w:val="24"/>
+          <w:szCs w:val="24"/>
+          <w:lang w:val="en-GB" w:eastAsia="en-GB" w:bidi="ar-SA"/>
+          <w14:ligatures w14:val="none"/>
+        </w:rPr>
+        <w:t>Reputation assessment</w:t>
+      </w:r>
+    </w:p>
+    <w:p>
+      <w:pPr>
+        <w:numPr>
+          <w:ilvl w:val="0"/>
+          <w:numId w:val="7"/>
+        </w:numPr>
+        <w:spacing w:before="100" w:beforeAutospacing="1" w:after="100" w:afterAutospacing="1" w:line="240" w:lineRule="auto"/>
+        <w:rPr>
+          <w:rFonts w:ascii="Times New Roman" w:eastAsia="Times New Roman" w:hAnsi="Times New Roman" w:cs="Times New Roman"/>
+          <w:kern w:val="0"/>
+          <w:sz w:val="24"/>
+          <w:szCs w:val="24"/>
+          <w:lang w:val="en-GB" w:eastAsia="en-GB" w:bidi="ar-SA"/>
+          <w14:ligatures w14:val="none"/>
+        </w:rPr>
+      </w:pPr>
+      <w:r>
+        <w:rPr>
+          <w:rFonts w:ascii="Times New Roman" w:eastAsia="Times New Roman" w:hAnsi="Times New Roman" w:cs="Times New Roman"/>
+          <w:kern w:val="0"/>
+          <w:sz w:val="24"/>
+          <w:szCs w:val="24"/>
+          <w:lang w:val="en-GB" w:eastAsia="en-GB" w:bidi="ar-SA"/>
+          <w14:ligatures w14:val="none"/>
+        </w:rPr>
+        <w:t>Strategic fit scoring</w:t>
+      </w:r>
+    </w:p>
+    <w:p>
+      <w:pPr>
+        <w:spacing w:before="100" w:beforeAutospacing="1" w:after="100" w:afterAutospacing="1" w:line="240" w:lineRule="auto"/>
+        <w:outlineLvl w:val="2"/>
+        <w:rPr>
+          <w:rFonts w:ascii="Times New Roman" w:eastAsia="Times New Roman" w:hAnsi="Times New Roman" w:cs="Times New Roman"/>
+          <w:b/>
+          <w:bCs/>
+          <w:kern w:val="0"/>
+          <w:sz w:val="27"/>
+          <w:szCs w:val="27"/>
+          <w:lang w:val="en-GB" w:eastAsia="en-GB" w:bidi="ar-SA"/>
+          <w14:ligatures w14:val="none"/>
+        </w:rPr>
+      </w:pPr>
+      <w:r>
+        <w:rPr>
+          <w:rFonts w:ascii="Times New Roman" w:eastAsia="Times New Roman" w:hAnsi="Times New Roman" w:cs="Times New Roman"/>
+          <w:b/>
+          <w:bCs/>
+          <w:kern w:val="0"/>
+          <w:sz w:val="27"/>
+          <w:szCs w:val="27"/>
+          <w:lang w:val="en-GB" w:eastAsia="en-GB" w:bidi="ar-SA"/>
+          <w14:ligatures w14:val="none"/>
+        </w:rPr>
+        <w:t>03.2.1.3 Tenant Risk Rating</w:t>
+      </w:r>
+    </w:p>
+    <w:p>
+      <w:pPr>
+        <w:numPr>
+          <w:ilvl w:val="0"/>
+          <w:numId w:val="8"/>
+        </w:numPr>
+        <w:spacing w:before="100" w:beforeAutospacing="1" w:after="100" w:afterAutospacing="1" w:line="240" w:lineRule="auto"/>
+        <w:rPr>
+          <w:rFonts w:ascii="Times New Roman" w:eastAsia="Times New Roman" w:hAnsi="Times New Roman" w:cs="Times New Roman"/>
+          <w:kern w:val="0"/>
+          <w:sz w:val="24"/>
+          <w:szCs w:val="24"/>
+          <w:lang w:val="en-GB" w:eastAsia="en-GB" w:bidi="ar-SA"/>
+          <w14:ligatures w14:val="none"/>
+        </w:rPr>
+      </w:pPr>
+      <w:r>
+        <w:rPr>
+          <w:rFonts w:ascii="Times New Roman" w:eastAsia="Times New Roman" w:hAnsi="Times New Roman" w:cs="Times New Roman"/>
+          <w:kern w:val="0"/>
+          <w:sz w:val="24"/>
+          <w:szCs w:val="24"/>
+          <w:lang w:val="en-GB" w:eastAsia="en-GB" w:bidi="ar-SA"/>
+          <w14:ligatures w14:val="none"/>
+        </w:rPr>
+        <w:t>Credit score classification (A/B/C/D)</w:t>
+      </w:r>
+    </w:p>
+    <w:p>
+      <w:pPr>
+        <w:numPr>
+          <w:ilvl w:val="0"/>
+          <w:numId w:val="8"/>
+        </w:numPr>
+        <w:spacing w:before="100" w:beforeAutospacing="1" w:after="100" w:afterAutospacing="1" w:line="240" w:lineRule="auto"/>
+        <w:rPr>
+          <w:rFonts w:ascii="Times New Roman" w:eastAsia="Times New Roman" w:hAnsi="Times New Roman" w:cs="Times New Roman"/>
+          <w:kern w:val="0"/>
+          <w:sz w:val="24"/>
+          <w:szCs w:val="24"/>
+          <w:lang w:val="en-GB" w:eastAsia="en-GB" w:bidi="ar-SA"/>
+          <w14:ligatures w14:val="none"/>
+        </w:rPr>
+      </w:pPr>
+      <w:r>
+        <w:rPr>
+          <w:rFonts w:ascii="Times New Roman" w:eastAsia="Times New Roman" w:hAnsi="Times New Roman" w:cs="Times New Roman"/>
+          <w:kern w:val="0"/>
+          <w:sz w:val="24"/>
+          <w:szCs w:val="24"/>
+          <w:lang w:val="en-GB" w:eastAsia="en-GB" w:bidi="ar-SA"/>
+          <w14:ligatures w14:val="none"/>
+        </w:rPr>
+        <w:t>Industry exposure cap</w:t>
+      </w:r>
+    </w:p>
+    <w:p>
+      <w:pPr>
+        <w:numPr>
+          <w:ilvl w:val="0"/>
+          <w:numId w:val="8"/>
+        </w:numPr>
+        <w:spacing w:before="100" w:beforeAutospacing="1" w:after="100" w:afterAutospacing="1" w:line="240" w:lineRule="auto"/>
+        <w:rPr>
+          <w:rFonts w:ascii="Times New Roman" w:eastAsia="Times New Roman" w:hAnsi="Times New Roman" w:cs="Times New Roman"/>
+          <w:kern w:val="0"/>
+          <w:sz w:val="24"/>
+          <w:szCs w:val="24"/>
+          <w:lang w:val="en-GB" w:eastAsia="en-GB" w:bidi="ar-SA"/>
+          <w14:ligatures w14:val="none"/>
+        </w:rPr>
+      </w:pPr>
+      <w:r>
+        <w:rPr>
+          <w:rFonts w:ascii="Times New Roman" w:eastAsia="Times New Roman" w:hAnsi="Times New Roman" w:cs="Times New Roman"/>
+          <w:kern w:val="0"/>
+          <w:sz w:val="24"/>
+          <w:szCs w:val="24"/>
+          <w:lang w:val="en-GB" w:eastAsia="en-GB" w:bidi="ar-SA"/>
+          <w14:ligatures w14:val="none"/>
+        </w:rPr>
+        <w:t>Concentration ratio analysis</w:t>
+      </w:r>
+    </w:p>
+    <w:p>
+      <w:pPr>
+        <w:spacing w:before="100" w:beforeAutospacing="1" w:after="100" w:afterAutospacing="1" w:line="240" w:lineRule="auto"/>
+        <w:rPr>
+          <w:rFonts w:ascii="Times New Roman" w:eastAsia="Times New Roman" w:hAnsi="Times New Roman" w:cs="Times New Roman"/>
+          <w:kern w:val="0"/>
+          <w:sz w:val="24"/>
+          <w:szCs w:val="24"/>
+          <w:lang w:val="en-GB" w:eastAsia="en-GB" w:bidi="ar-SA"/>
+          <w14:ligatures w14:val="none"/>
+        </w:rPr>
+      </w:pPr>
+      <w:r>
+        <w:rPr>
+          <w:rFonts w:ascii="Times New Roman" w:eastAsia="Times New Roman" w:hAnsi="Times New Roman" w:cs="Times New Roman"/>
+          <w:b/>
+          <w:bCs/>
+          <w:kern w:val="0"/>
+          <w:sz w:val="24"/>
+          <w:szCs w:val="24"/>
+          <w:lang w:val="en-GB" w:eastAsia="en-GB" w:bidi="ar-SA"/>
+          <w14:ligatures w14:val="none"/>
+        </w:rPr>
+        <w:t>Forms:</w:t>
+      </w:r>
+    </w:p>
+    <w:p>
+      <w:pPr>
+        <w:numPr>
+          <w:ilvl w:val="0"/>
+          <w:numId w:val="9"/>
+        </w:numPr>
+        <w:spacing w:before="100" w:beforeAutospacing="1" w:after="100" w:afterAutospacing="1" w:line="240" w:lineRule="auto"/>
+        <w:rPr>
+          <w:rFonts w:ascii="Times New Roman" w:eastAsia="Times New Roman" w:hAnsi="Times New Roman" w:cs="Times New Roman"/>
+          <w:kern w:val="0"/>
+          <w:sz w:val="24"/>
+          <w:szCs w:val="24"/>
+          <w:lang w:val="en-GB" w:eastAsia="en-GB" w:bidi="ar-SA"/>
+          <w14:ligatures w14:val="none"/>
+        </w:rPr>
+      </w:pPr>
+      <w:r>
+        <w:rPr>
+          <w:rFonts w:ascii="Times New Roman" w:eastAsia="Times New Roman" w:hAnsi="Times New Roman" w:cs="Times New Roman"/>
+          <w:kern w:val="0"/>
+          <w:sz w:val="24"/>
+          <w:szCs w:val="24"/>
+          <w:lang w:val="en-GB" w:eastAsia="en-GB" w:bidi="ar-SA"/>
+          <w14:ligatures w14:val="none"/>
+        </w:rPr>
+        <w:t>F03.3 Tenant Application Form</w:t>
+      </w:r>
+    </w:p>
+    <w:p>
+      <w:pPr>
+        <w:numPr>
+          <w:ilvl w:val="0"/>
+          <w:numId w:val="9"/>
+        </w:numPr>
+        <w:spacing w:before="100" w:beforeAutospacing="1" w:after="100" w:afterAutospacing="1" w:line="240" w:lineRule="auto"/>
+        <w:rPr>
+          <w:rFonts w:ascii="Times New Roman" w:eastAsia="Times New Roman" w:hAnsi="Times New Roman" w:cs="Times New Roman"/>
+          <w:kern w:val="0"/>
+          <w:sz w:val="24"/>
+          <w:szCs w:val="24"/>
+          <w:lang w:val="en-GB" w:eastAsia="en-GB" w:bidi="ar-SA"/>
+          <w14:ligatures w14:val="none"/>
+        </w:rPr>
+      </w:pPr>
+      <w:r>
+        <w:rPr>
+          <w:rFonts w:ascii="Times New Roman" w:eastAsia="Times New Roman" w:hAnsi="Times New Roman" w:cs="Times New Roman"/>
+          <w:kern w:val="0"/>
+          <w:sz w:val="24"/>
+          <w:szCs w:val="24"/>
+          <w:lang w:val="en-GB" w:eastAsia="en-GB" w:bidi="ar-SA"/>
+          <w14:ligatures w14:val="none"/>
+        </w:rPr>
+        <w:t>F03.4 Tenant Risk Assessment Matrix</w:t>
+      </w:r>
+    </w:p>
+    <w:p>
+      <w:pPr>
+        <w:spacing w:after="0" w:line="240" w:lineRule="auto"/>
+        <w:rPr>
+          <w:rFonts w:ascii="Times New Roman" w:eastAsia="Times New Roman" w:hAnsi="Times New Roman" w:cs="Times New Roman"/>
+          <w:kern w:val="0"/>
+          <w:sz w:val="24"/>
+          <w:szCs w:val="24"/>
+          <w:lang w:val="en-GB" w:eastAsia="en-GB" w:bidi="ar-SA"/>
+          <w14:ligatures w14:val="none"/>
+        </w:rPr>
+      </w:pPr>
+      <w:r>
+        <w:rPr>
+          <w:rFonts w:ascii="Times New Roman" w:eastAsia="Times New Roman" w:hAnsi="Times New Roman" w:cs="Times New Roman"/>
+          <w:kern w:val="0"/>
+          <w:sz w:val="24"/>
+          <w:szCs w:val="24"/>
+          <w:lang w:val="en-GB" w:eastAsia="en-GB" w:bidi="ar-SA"/>
+          <w14:ligatures w14:val="none"/>
+        </w:rPr>
+        <w:pict w14:anchorId="09555BFB">
+          <v:rect id="_x0000_i1027" style="width:0;height:1.5pt" o:hralign="center" o:hrstd="t" o:hr="t" fillcolor="#a0a0a0" stroked="f"/>
+        </w:pict>
+      </w:r>
+    </w:p>
+    <w:p>
+      <w:pPr>
+        <w:spacing w:before="100" w:beforeAutospacing="1" w:after="100" w:afterAutospacing="1" w:line="240" w:lineRule="auto"/>
+        <w:outlineLvl w:val="0"/>
         <w:rPr>
           <w:rFonts w:ascii="Times New Roman" w:eastAsia="Times New Roman" w:hAnsi="Times New Roman" w:cs="Times New Roman"/>
           <w:b/>
@@ -956,517 +1466,8 @@
           <w:lang w:val="en-GB" w:eastAsia="en-GB" w:bidi="ar-SA"/>
           <w14:ligatures w14:val="none"/>
         </w:rPr>
-        <w:t>03.2 Tenant Acquisition &amp; Marketing</w:t>
-      </w:r>
-    </w:p>
-    <w:p>
-      <w:pPr>
-        <w:spacing w:before="100" w:beforeAutospacing="1" w:after="100" w:afterAutospacing="1" w:line="240" w:lineRule="auto"/>
-        <w:outlineLvl w:val="1"/>
-        <w:rPr>
-          <w:rFonts w:ascii="Times New Roman" w:eastAsia="Times New Roman" w:hAnsi="Times New Roman" w:cs="Times New Roman"/>
-          <w:b/>
-          <w:bCs/>
-          <w:kern w:val="0"/>
-          <w:sz w:val="36"/>
-          <w:szCs w:val="36"/>
-          <w:lang w:val="en-GB" w:eastAsia="en-GB" w:bidi="ar-SA"/>
-          <w14:ligatures w14:val="none"/>
-        </w:rPr>
-      </w:pPr>
-      <w:r>
-        <w:rPr>
-          <w:rFonts w:ascii="Times New Roman" w:eastAsia="Times New Roman" w:hAnsi="Times New Roman" w:cs="Times New Roman"/>
-          <w:b/>
-          <w:bCs/>
-          <w:kern w:val="0"/>
-          <w:sz w:val="36"/>
-          <w:szCs w:val="36"/>
-          <w:lang w:val="en-GB" w:eastAsia="en-GB" w:bidi="ar-SA"/>
-          <w14:ligatures w14:val="none"/>
-        </w:rPr>
-        <w:t>03.2.1 Tenant Targeting Procedure</w:t>
-      </w:r>
-    </w:p>
-    <w:p>
-      <w:pPr>
-        <w:spacing w:before="100" w:beforeAutospacing="1" w:after="100" w:afterAutospacing="1" w:line="240" w:lineRule="auto"/>
-        <w:outlineLvl w:val="2"/>
-        <w:rPr>
-          <w:rFonts w:ascii="Times New Roman" w:eastAsia="Times New Roman" w:hAnsi="Times New Roman" w:cs="Times New Roman"/>
-          <w:b/>
-          <w:bCs/>
-          <w:kern w:val="0"/>
-          <w:sz w:val="27"/>
-          <w:szCs w:val="27"/>
-          <w:lang w:val="en-GB" w:eastAsia="en-GB" w:bidi="ar-SA"/>
-          <w14:ligatures w14:val="none"/>
-        </w:rPr>
-      </w:pPr>
-      <w:r>
-        <w:rPr>
-          <w:rFonts w:ascii="Times New Roman" w:eastAsia="Times New Roman" w:hAnsi="Times New Roman" w:cs="Times New Roman"/>
-          <w:b/>
-          <w:bCs/>
-          <w:kern w:val="0"/>
-          <w:sz w:val="27"/>
-          <w:szCs w:val="27"/>
-          <w:lang w:val="en-GB" w:eastAsia="en-GB" w:bidi="ar-SA"/>
-          <w14:ligatures w14:val="none"/>
-        </w:rPr>
-        <w:t>03.2.1.1 Lead Generation</w:t>
-      </w:r>
-    </w:p>
-    <w:p>
-      <w:pPr>
-        <w:numPr>
-          <w:ilvl w:val="0"/>
-          <w:numId w:val="6"/>
-        </w:numPr>
-        <w:spacing w:before="100" w:beforeAutospacing="1" w:after="100" w:afterAutospacing="1" w:line="240" w:lineRule="auto"/>
-        <w:rPr>
-          <w:rFonts w:ascii="Times New Roman" w:eastAsia="Times New Roman" w:hAnsi="Times New Roman" w:cs="Times New Roman"/>
-          <w:kern w:val="0"/>
-          <w:sz w:val="24"/>
-          <w:szCs w:val="24"/>
-          <w:lang w:val="en-GB" w:eastAsia="en-GB" w:bidi="ar-SA"/>
-          <w14:ligatures w14:val="none"/>
-        </w:rPr>
-      </w:pPr>
-      <w:r>
-        <w:rPr>
-          <w:rFonts w:ascii="Times New Roman" w:eastAsia="Times New Roman" w:hAnsi="Times New Roman" w:cs="Times New Roman"/>
-          <w:kern w:val="0"/>
-          <w:sz w:val="24"/>
-          <w:szCs w:val="24"/>
-          <w:lang w:val="en-GB" w:eastAsia="en-GB" w:bidi="ar-SA"/>
-          <w14:ligatures w14:val="none"/>
-        </w:rPr>
-        <w:t>Brokerage engagement</w:t>
-      </w:r>
-    </w:p>
-    <w:p>
-      <w:pPr>
-        <w:numPr>
-          <w:ilvl w:val="0"/>
-          <w:numId w:val="6"/>
-        </w:numPr>
-        <w:spacing w:before="100" w:beforeAutospacing="1" w:after="100" w:afterAutospacing="1" w:line="240" w:lineRule="auto"/>
-        <w:rPr>
-          <w:rFonts w:ascii="Times New Roman" w:eastAsia="Times New Roman" w:hAnsi="Times New Roman" w:cs="Times New Roman"/>
-          <w:kern w:val="0"/>
-          <w:sz w:val="24"/>
-          <w:szCs w:val="24"/>
-          <w:lang w:val="en-GB" w:eastAsia="en-GB" w:bidi="ar-SA"/>
-          <w14:ligatures w14:val="none"/>
-        </w:rPr>
-      </w:pPr>
-      <w:r>
-        <w:rPr>
-          <w:rFonts w:ascii="Times New Roman" w:eastAsia="Times New Roman" w:hAnsi="Times New Roman" w:cs="Times New Roman"/>
-          <w:kern w:val="0"/>
-          <w:sz w:val="24"/>
-          <w:szCs w:val="24"/>
-          <w:lang w:val="en-GB" w:eastAsia="en-GB" w:bidi="ar-SA"/>
-          <w14:ligatures w14:val="none"/>
-        </w:rPr>
-        <w:t>Direct outreach</w:t>
-      </w:r>
-    </w:p>
-    <w:p>
-      <w:pPr>
-        <w:numPr>
-          <w:ilvl w:val="0"/>
-          <w:numId w:val="6"/>
-        </w:numPr>
-        <w:spacing w:before="100" w:beforeAutospacing="1" w:after="100" w:afterAutospacing="1" w:line="240" w:lineRule="auto"/>
-        <w:rPr>
-          <w:rFonts w:ascii="Times New Roman" w:eastAsia="Times New Roman" w:hAnsi="Times New Roman" w:cs="Times New Roman"/>
-          <w:kern w:val="0"/>
-          <w:sz w:val="24"/>
-          <w:szCs w:val="24"/>
-          <w:lang w:val="en-GB" w:eastAsia="en-GB" w:bidi="ar-SA"/>
-          <w14:ligatures w14:val="none"/>
-        </w:rPr>
-      </w:pPr>
-      <w:r>
-        <w:rPr>
-          <w:rFonts w:ascii="Times New Roman" w:eastAsia="Times New Roman" w:hAnsi="Times New Roman" w:cs="Times New Roman"/>
-          <w:kern w:val="0"/>
-          <w:sz w:val="24"/>
-          <w:szCs w:val="24"/>
-          <w:lang w:val="en-GB" w:eastAsia="en-GB" w:bidi="ar-SA"/>
-          <w14:ligatures w14:val="none"/>
-        </w:rPr>
-        <w:t>Digital listing platforms</w:t>
-      </w:r>
-    </w:p>
-    <w:p>
-      <w:pPr>
-        <w:spacing w:before="100" w:beforeAutospacing="1" w:after="100" w:afterAutospacing="1" w:line="240" w:lineRule="auto"/>
-        <w:outlineLvl w:val="2"/>
-        <w:rPr>
-          <w:rFonts w:ascii="Times New Roman" w:eastAsia="Times New Roman" w:hAnsi="Times New Roman" w:cs="Times New Roman"/>
-          <w:b/>
-          <w:bCs/>
-          <w:kern w:val="0"/>
-          <w:sz w:val="27"/>
-          <w:szCs w:val="27"/>
-          <w:lang w:val="en-GB" w:eastAsia="en-GB" w:bidi="ar-SA"/>
-          <w14:ligatures w14:val="none"/>
-        </w:rPr>
-      </w:pPr>
-      <w:r>
-        <w:rPr>
-          <w:rFonts w:ascii="Times New Roman" w:eastAsia="Times New Roman" w:hAnsi="Times New Roman" w:cs="Times New Roman"/>
-          <w:b/>
-          <w:bCs/>
-          <w:kern w:val="0"/>
-          <w:sz w:val="27"/>
-          <w:szCs w:val="27"/>
-          <w:lang w:val="en-GB" w:eastAsia="en-GB" w:bidi="ar-SA"/>
-          <w14:ligatures w14:val="none"/>
-        </w:rPr>
-        <w:t>03.2.1.2 Tenant Pre-Screening</w:t>
-      </w:r>
-    </w:p>
-    <w:p>
-      <w:pPr>
-        <w:numPr>
-          <w:ilvl w:val="0"/>
-          <w:numId w:val="7"/>
-        </w:numPr>
-        <w:spacing w:before="100" w:beforeAutospacing="1" w:after="100" w:afterAutospacing="1" w:line="240" w:lineRule="auto"/>
-        <w:rPr>
-          <w:rFonts w:ascii="Times New Roman" w:eastAsia="Times New Roman" w:hAnsi="Times New Roman" w:cs="Times New Roman"/>
-          <w:kern w:val="0"/>
-          <w:sz w:val="24"/>
-          <w:szCs w:val="24"/>
-          <w:lang w:val="en-GB" w:eastAsia="en-GB" w:bidi="ar-SA"/>
-          <w14:ligatures w14:val="none"/>
-        </w:rPr>
-      </w:pPr>
-      <w:r>
-        <w:rPr>
-          <w:rFonts w:ascii="Times New Roman" w:eastAsia="Times New Roman" w:hAnsi="Times New Roman" w:cs="Times New Roman"/>
-          <w:kern w:val="0"/>
-          <w:sz w:val="24"/>
-          <w:szCs w:val="24"/>
-          <w:lang w:val="en-GB" w:eastAsia="en-GB" w:bidi="ar-SA"/>
-          <w14:ligatures w14:val="none"/>
-        </w:rPr>
-        <w:t>Business profile review</w:t>
-      </w:r>
-    </w:p>
-    <w:p>
-      <w:pPr>
-        <w:numPr>
-          <w:ilvl w:val="0"/>
-          <w:numId w:val="7"/>
-        </w:numPr>
-        <w:spacing w:before="100" w:beforeAutospacing="1" w:after="100" w:afterAutospacing="1" w:line="240" w:lineRule="auto"/>
-        <w:rPr>
-          <w:rFonts w:ascii="Times New Roman" w:eastAsia="Times New Roman" w:hAnsi="Times New Roman" w:cs="Times New Roman"/>
-          <w:kern w:val="0"/>
-          <w:sz w:val="24"/>
-          <w:szCs w:val="24"/>
-          <w:lang w:val="en-GB" w:eastAsia="en-GB" w:bidi="ar-SA"/>
-          <w14:ligatures w14:val="none"/>
-        </w:rPr>
-      </w:pPr>
-      <w:r>
-        <w:rPr>
-          <w:rFonts w:ascii="Times New Roman" w:eastAsia="Times New Roman" w:hAnsi="Times New Roman" w:cs="Times New Roman"/>
-          <w:kern w:val="0"/>
-          <w:sz w:val="24"/>
-          <w:szCs w:val="24"/>
-          <w:lang w:val="en-GB" w:eastAsia="en-GB" w:bidi="ar-SA"/>
-          <w14:ligatures w14:val="none"/>
-        </w:rPr>
-        <w:t>Financial strength check</w:t>
-      </w:r>
-    </w:p>
-    <w:p>
-      <w:pPr>
-        <w:numPr>
-          <w:ilvl w:val="0"/>
-          <w:numId w:val="7"/>
-        </w:numPr>
-        <w:spacing w:before="100" w:beforeAutospacing="1" w:after="100" w:afterAutospacing="1" w:line="240" w:lineRule="auto"/>
-        <w:rPr>
-          <w:rFonts w:ascii="Times New Roman" w:eastAsia="Times New Roman" w:hAnsi="Times New Roman" w:cs="Times New Roman"/>
-          <w:kern w:val="0"/>
-          <w:sz w:val="24"/>
-          <w:szCs w:val="24"/>
-          <w:lang w:val="en-GB" w:eastAsia="en-GB" w:bidi="ar-SA"/>
-          <w14:ligatures w14:val="none"/>
-        </w:rPr>
-      </w:pPr>
-      <w:r>
-        <w:rPr>
-          <w:rFonts w:ascii="Times New Roman" w:eastAsia="Times New Roman" w:hAnsi="Times New Roman" w:cs="Times New Roman"/>
-          <w:kern w:val="0"/>
-          <w:sz w:val="24"/>
-          <w:szCs w:val="24"/>
-          <w:lang w:val="en-GB" w:eastAsia="en-GB" w:bidi="ar-SA"/>
-          <w14:ligatures w14:val="none"/>
-        </w:rPr>
-        <w:t>Reputation assessment</w:t>
-      </w:r>
-    </w:p>
-    <w:p>
-      <w:pPr>
-        <w:numPr>
-          <w:ilvl w:val="0"/>
-          <w:numId w:val="7"/>
-        </w:numPr>
-        <w:spacing w:before="100" w:beforeAutospacing="1" w:after="100" w:afterAutospacing="1" w:line="240" w:lineRule="auto"/>
-        <w:rPr>
-          <w:rFonts w:ascii="Times New Roman" w:eastAsia="Times New Roman" w:hAnsi="Times New Roman" w:cs="Times New Roman"/>
-          <w:kern w:val="0"/>
-          <w:sz w:val="24"/>
-          <w:szCs w:val="24"/>
-          <w:lang w:val="en-GB" w:eastAsia="en-GB" w:bidi="ar-SA"/>
-          <w14:ligatures w14:val="none"/>
-        </w:rPr>
-      </w:pPr>
-      <w:r>
-        <w:rPr>
-          <w:rFonts w:ascii="Times New Roman" w:eastAsia="Times New Roman" w:hAnsi="Times New Roman" w:cs="Times New Roman"/>
-          <w:kern w:val="0"/>
-          <w:sz w:val="24"/>
-          <w:szCs w:val="24"/>
-          <w:lang w:val="en-GB" w:eastAsia="en-GB" w:bidi="ar-SA"/>
-          <w14:ligatures w14:val="none"/>
-        </w:rPr>
-        <w:t>Strategic fit scoring</w:t>
-      </w:r>
-    </w:p>
-    <w:p>
-      <w:pPr>
-        <w:spacing w:before="100" w:beforeAutospacing="1" w:after="100" w:afterAutospacing="1" w:line="240" w:lineRule="auto"/>
-        <w:outlineLvl w:val="2"/>
-        <w:rPr>
-          <w:rFonts w:ascii="Times New Roman" w:eastAsia="Times New Roman" w:hAnsi="Times New Roman" w:cs="Times New Roman"/>
-          <w:b/>
-          <w:bCs/>
-          <w:kern w:val="0"/>
-          <w:sz w:val="27"/>
-          <w:szCs w:val="27"/>
-          <w:lang w:val="en-GB" w:eastAsia="en-GB" w:bidi="ar-SA"/>
-          <w14:ligatures w14:val="none"/>
-        </w:rPr>
-      </w:pPr>
-      <w:r>
-        <w:rPr>
-          <w:rFonts w:ascii="Times New Roman" w:eastAsia="Times New Roman" w:hAnsi="Times New Roman" w:cs="Times New Roman"/>
-          <w:b/>
-          <w:bCs/>
-          <w:kern w:val="0"/>
-          <w:sz w:val="27"/>
-          <w:szCs w:val="27"/>
-          <w:lang w:val="en-GB" w:eastAsia="en-GB" w:bidi="ar-SA"/>
-          <w14:ligatures w14:val="none"/>
-        </w:rPr>
-        <w:t>03.2.1.3 Tenant Risk Rating</w:t>
-      </w:r>
-    </w:p>
-    <w:p>
-      <w:pPr>
-        <w:numPr>
-          <w:ilvl w:val="0"/>
-          <w:numId w:val="8"/>
-        </w:numPr>
-        <w:spacing w:before="100" w:beforeAutospacing="1" w:after="100" w:afterAutospacing="1" w:line="240" w:lineRule="auto"/>
-        <w:rPr>
-          <w:rFonts w:ascii="Times New Roman" w:eastAsia="Times New Roman" w:hAnsi="Times New Roman" w:cs="Times New Roman"/>
-          <w:kern w:val="0"/>
-          <w:sz w:val="24"/>
-          <w:szCs w:val="24"/>
-          <w:lang w:val="en-GB" w:eastAsia="en-GB" w:bidi="ar-SA"/>
-          <w14:ligatures w14:val="none"/>
-        </w:rPr>
-      </w:pPr>
-      <w:r>
-        <w:rPr>
-          <w:rFonts w:ascii="Times New Roman" w:eastAsia="Times New Roman" w:hAnsi="Times New Roman" w:cs="Times New Roman"/>
-          <w:kern w:val="0"/>
-          <w:sz w:val="24"/>
-          <w:szCs w:val="24"/>
-          <w:lang w:val="en-GB" w:eastAsia="en-GB" w:bidi="ar-SA"/>
-          <w14:ligatures w14:val="none"/>
-        </w:rPr>
-        <w:t>Credit score classification (A/B/C/D)</w:t>
-      </w:r>
-    </w:p>
-    <w:p>
-      <w:pPr>
-        <w:numPr>
-          <w:ilvl w:val="0"/>
-          <w:numId w:val="8"/>
-        </w:numPr>
-        <w:spacing w:before="100" w:beforeAutospacing="1" w:after="100" w:afterAutospacing="1" w:line="240" w:lineRule="auto"/>
-        <w:rPr>
-          <w:rFonts w:ascii="Times New Roman" w:eastAsia="Times New Roman" w:hAnsi="Times New Roman" w:cs="Times New Roman"/>
-          <w:kern w:val="0"/>
-          <w:sz w:val="24"/>
-          <w:szCs w:val="24"/>
-          <w:lang w:val="en-GB" w:eastAsia="en-GB" w:bidi="ar-SA"/>
-          <w14:ligatures w14:val="none"/>
-        </w:rPr>
-      </w:pPr>
-      <w:r>
-        <w:rPr>
-          <w:rFonts w:ascii="Times New Roman" w:eastAsia="Times New Roman" w:hAnsi="Times New Roman" w:cs="Times New Roman"/>
-          <w:kern w:val="0"/>
-          <w:sz w:val="24"/>
-          <w:szCs w:val="24"/>
-          <w:lang w:val="en-GB" w:eastAsia="en-GB" w:bidi="ar-SA"/>
-          <w14:ligatures w14:val="none"/>
-        </w:rPr>
-        <w:t>Industry exposure cap</w:t>
-      </w:r>
-    </w:p>
-    <w:p>
-      <w:pPr>
-        <w:numPr>
-          <w:ilvl w:val="0"/>
-          <w:numId w:val="8"/>
-        </w:numPr>
-        <w:spacing w:before="100" w:beforeAutospacing="1" w:after="100" w:afterAutospacing="1" w:line="240" w:lineRule="auto"/>
-        <w:rPr>
-          <w:rFonts w:ascii="Times New Roman" w:eastAsia="Times New Roman" w:hAnsi="Times New Roman" w:cs="Times New Roman"/>
-          <w:kern w:val="0"/>
-          <w:sz w:val="24"/>
-          <w:szCs w:val="24"/>
-          <w:lang w:val="en-GB" w:eastAsia="en-GB" w:bidi="ar-SA"/>
-          <w14:ligatures w14:val="none"/>
-        </w:rPr>
-      </w:pPr>
-      <w:r>
-        <w:rPr>
-          <w:rFonts w:ascii="Times New Roman" w:eastAsia="Times New Roman" w:hAnsi="Times New Roman" w:cs="Times New Roman"/>
-          <w:kern w:val="0"/>
-          <w:sz w:val="24"/>
-          <w:szCs w:val="24"/>
-          <w:lang w:val="en-GB" w:eastAsia="en-GB" w:bidi="ar-SA"/>
-          <w14:ligatures w14:val="none"/>
-        </w:rPr>
-        <w:t>Concentration ratio analysis</w:t>
-      </w:r>
-    </w:p>
-    <w:p>
-      <w:pPr>
-        <w:spacing w:before="100" w:beforeAutospacing="1" w:after="100" w:afterAutospacing="1" w:line="240" w:lineRule="auto"/>
-        <w:rPr>
-          <w:rFonts w:ascii="Times New Roman" w:eastAsia="Times New Roman" w:hAnsi="Times New Roman" w:cs="Times New Roman"/>
-          <w:kern w:val="0"/>
-          <w:sz w:val="24"/>
-          <w:szCs w:val="24"/>
-          <w:lang w:val="en-GB" w:eastAsia="en-GB" w:bidi="ar-SA"/>
-          <w14:ligatures w14:val="none"/>
-        </w:rPr>
-      </w:pPr>
-      <w:r>
-        <w:rPr>
-          <w:rFonts w:ascii="Times New Roman" w:eastAsia="Times New Roman" w:hAnsi="Times New Roman" w:cs="Times New Roman"/>
-          <w:b/>
-          <w:bCs/>
-          <w:kern w:val="0"/>
-          <w:sz w:val="24"/>
-          <w:szCs w:val="24"/>
-          <w:lang w:val="en-GB" w:eastAsia="en-GB" w:bidi="ar-SA"/>
-          <w14:ligatures w14:val="none"/>
-        </w:rPr>
-        <w:t>Forms:</w:t>
-      </w:r>
-    </w:p>
-    <w:p>
-      <w:pPr>
-        <w:numPr>
-          <w:ilvl w:val="0"/>
-          <w:numId w:val="9"/>
-        </w:numPr>
-        <w:spacing w:before="100" w:beforeAutospacing="1" w:after="100" w:afterAutospacing="1" w:line="240" w:lineRule="auto"/>
-        <w:rPr>
-          <w:rFonts w:ascii="Times New Roman" w:eastAsia="Times New Roman" w:hAnsi="Times New Roman" w:cs="Times New Roman"/>
-          <w:kern w:val="0"/>
-          <w:sz w:val="24"/>
-          <w:szCs w:val="24"/>
-          <w:lang w:val="en-GB" w:eastAsia="en-GB" w:bidi="ar-SA"/>
-          <w14:ligatures w14:val="none"/>
-        </w:rPr>
-      </w:pPr>
-      <w:r>
-        <w:rPr>
-          <w:rFonts w:ascii="Times New Roman" w:eastAsia="Times New Roman" w:hAnsi="Times New Roman" w:cs="Times New Roman"/>
-          <w:kern w:val="0"/>
-          <w:sz w:val="24"/>
-          <w:szCs w:val="24"/>
-          <w:lang w:val="en-GB" w:eastAsia="en-GB" w:bidi="ar-SA"/>
-          <w14:ligatures w14:val="none"/>
-        </w:rPr>
-        <w:t>F03.3 Tenant Application Form</w:t>
-      </w:r>
-    </w:p>
-    <w:p>
-      <w:pPr>
-        <w:numPr>
-          <w:ilvl w:val="0"/>
-          <w:numId w:val="9"/>
-        </w:numPr>
-        <w:spacing w:before="100" w:beforeAutospacing="1" w:after="100" w:afterAutospacing="1" w:line="240" w:lineRule="auto"/>
-        <w:rPr>
-          <w:rFonts w:ascii="Times New Roman" w:eastAsia="Times New Roman" w:hAnsi="Times New Roman" w:cs="Times New Roman"/>
-          <w:kern w:val="0"/>
-          <w:sz w:val="24"/>
-          <w:szCs w:val="24"/>
-          <w:lang w:val="en-GB" w:eastAsia="en-GB" w:bidi="ar-SA"/>
-          <w14:ligatures w14:val="none"/>
-        </w:rPr>
-      </w:pPr>
-      <w:r>
-        <w:rPr>
-          <w:rFonts w:ascii="Times New Roman" w:eastAsia="Times New Roman" w:hAnsi="Times New Roman" w:cs="Times New Roman"/>
-          <w:kern w:val="0"/>
-          <w:sz w:val="24"/>
-          <w:szCs w:val="24"/>
-          <w:lang w:val="en-GB" w:eastAsia="en-GB" w:bidi="ar-SA"/>
-          <w14:ligatures w14:val="none"/>
-        </w:rPr>
-        <w:t>F03.4 Tenant Risk Assessment Matrix</w:t>
-      </w:r>
-    </w:p>
-    <w:p>
-      <w:pPr>
-        <w:spacing w:after="0" w:line="240" w:lineRule="auto"/>
-        <w:rPr>
-          <w:rFonts w:ascii="Times New Roman" w:eastAsia="Times New Roman" w:hAnsi="Times New Roman" w:cs="Times New Roman"/>
-          <w:kern w:val="0"/>
-          <w:sz w:val="24"/>
-          <w:szCs w:val="24"/>
-          <w:lang w:val="en-GB" w:eastAsia="en-GB" w:bidi="ar-SA"/>
-          <w14:ligatures w14:val="none"/>
-        </w:rPr>
-      </w:pPr>
-      <w:r>
-        <w:rPr>
-          <w:rFonts w:ascii="Times New Roman" w:eastAsia="Times New Roman" w:hAnsi="Times New Roman" w:cs="Times New Roman"/>
-          <w:kern w:val="0"/>
-          <w:sz w:val="24"/>
-          <w:szCs w:val="24"/>
-          <w:lang w:val="en-GB" w:eastAsia="en-GB" w:bidi="ar-SA"/>
-          <w14:ligatures w14:val="none"/>
-        </w:rPr>
-        <w:pict w14:anchorId="09555BFB">
-          <v:rect id="_x0000_i1027" style="width:0;height:1.5pt" o:hralign="center" o:hrstd="t" o:hr="t" fillcolor="#a0a0a0" stroked="f"/>
-        </w:pict>
-      </w:r>
-    </w:p>
-    <w:p>
-      <w:pPr>
-        <w:spacing w:before="100" w:beforeAutospacing="1" w:after="100" w:afterAutospacing="1" w:line="240" w:lineRule="auto"/>
-        <w:outlineLvl w:val="0"/>
+      </w:pPr>
+      <w:r>
         <w:rPr>
           <w:rFonts w:ascii="Times New Roman" w:eastAsia="Times New Roman" w:hAnsi="Times New Roman" w:cs="Times New Roman"/>
           <w:b/>
@@ -1477,8 +1478,589 @@
           <w:lang w:val="en-GB" w:eastAsia="en-GB" w:bidi="ar-SA"/>
           <w14:ligatures w14:val="none"/>
         </w:rPr>
-      </w:pPr>
-      <w:r>
+        <w:t>03.3 Lease Structuring &amp; Negotiation</w:t>
+      </w:r>
+    </w:p>
+    <w:p>
+      <w:pPr>
+        <w:spacing w:before="100" w:beforeAutospacing="1" w:after="100" w:afterAutospacing="1" w:line="240" w:lineRule="auto"/>
+        <w:outlineLvl w:val="1"/>
+        <w:rPr>
+          <w:rFonts w:ascii="Times New Roman" w:eastAsia="Times New Roman" w:hAnsi="Times New Roman" w:cs="Times New Roman"/>
+          <w:b/>
+          <w:bCs/>
+          <w:kern w:val="0"/>
+          <w:sz w:val="36"/>
+          <w:szCs w:val="36"/>
+          <w:lang w:val="en-GB" w:eastAsia="en-GB" w:bidi="ar-SA"/>
+          <w14:ligatures w14:val="none"/>
+        </w:rPr>
+      </w:pPr>
+      <w:r>
+        <w:rPr>
+          <w:rFonts w:ascii="Times New Roman" w:eastAsia="Times New Roman" w:hAnsi="Times New Roman" w:cs="Times New Roman"/>
+          <w:b/>
+          <w:bCs/>
+          <w:kern w:val="0"/>
+          <w:sz w:val="36"/>
+          <w:szCs w:val="36"/>
+          <w:lang w:val="en-GB" w:eastAsia="en-GB" w:bidi="ar-SA"/>
+          <w14:ligatures w14:val="none"/>
+        </w:rPr>
+        <w:t>03.3.1 Commercial Terms Structuring</w:t>
+      </w:r>
+    </w:p>
+    <w:p>
+      <w:pPr>
+        <w:spacing w:before="100" w:beforeAutospacing="1" w:after="100" w:afterAutospacing="1" w:line="240" w:lineRule="auto"/>
+        <w:outlineLvl w:val="2"/>
+        <w:rPr>
+          <w:rFonts w:ascii="Times New Roman" w:eastAsia="Times New Roman" w:hAnsi="Times New Roman" w:cs="Times New Roman"/>
+          <w:b/>
+          <w:bCs/>
+          <w:kern w:val="0"/>
+          <w:sz w:val="27"/>
+          <w:szCs w:val="27"/>
+          <w:lang w:val="en-GB" w:eastAsia="en-GB" w:bidi="ar-SA"/>
+          <w14:ligatures w14:val="none"/>
+        </w:rPr>
+      </w:pPr>
+      <w:r>
+        <w:rPr>
+          <w:rFonts w:ascii="Times New Roman" w:eastAsia="Times New Roman" w:hAnsi="Times New Roman" w:cs="Times New Roman"/>
+          <w:b/>
+          <w:bCs/>
+          <w:kern w:val="0"/>
+          <w:sz w:val="27"/>
+          <w:szCs w:val="27"/>
+          <w:lang w:val="en-GB" w:eastAsia="en-GB" w:bidi="ar-SA"/>
+          <w14:ligatures w14:val="none"/>
+        </w:rPr>
+        <w:t>03.3.1.1 Core Lease Terms</w:t>
+      </w:r>
+    </w:p>
+    <w:p>
+      <w:pPr>
+        <w:numPr>
+          <w:ilvl w:val="0"/>
+          <w:numId w:val="10"/>
+        </w:numPr>
+        <w:spacing w:before="100" w:beforeAutospacing="1" w:after="100" w:afterAutospacing="1" w:line="240" w:lineRule="auto"/>
+        <w:rPr>
+          <w:rFonts w:ascii="Times New Roman" w:eastAsia="Times New Roman" w:hAnsi="Times New Roman" w:cs="Times New Roman"/>
+          <w:kern w:val="0"/>
+          <w:sz w:val="24"/>
+          <w:szCs w:val="24"/>
+          <w:lang w:val="en-GB" w:eastAsia="en-GB" w:bidi="ar-SA"/>
+          <w14:ligatures w14:val="none"/>
+        </w:rPr>
+      </w:pPr>
+      <w:r>
+        <w:rPr>
+          <w:rFonts w:ascii="Times New Roman" w:eastAsia="Times New Roman" w:hAnsi="Times New Roman" w:cs="Times New Roman"/>
+          <w:kern w:val="0"/>
+          <w:sz w:val="24"/>
+          <w:szCs w:val="24"/>
+          <w:lang w:val="en-GB" w:eastAsia="en-GB" w:bidi="ar-SA"/>
+          <w14:ligatures w14:val="none"/>
+        </w:rPr>
+        <w:t>Lease duration</w:t>
+      </w:r>
+    </w:p>
+    <w:p>
+      <w:pPr>
+        <w:numPr>
+          <w:ilvl w:val="0"/>
+          <w:numId w:val="10"/>
+        </w:numPr>
+        <w:spacing w:before="100" w:beforeAutospacing="1" w:after="100" w:afterAutospacing="1" w:line="240" w:lineRule="auto"/>
+        <w:rPr>
+          <w:rFonts w:ascii="Times New Roman" w:eastAsia="Times New Roman" w:hAnsi="Times New Roman" w:cs="Times New Roman"/>
+          <w:kern w:val="0"/>
+          <w:sz w:val="24"/>
+          <w:szCs w:val="24"/>
+          <w:lang w:val="en-GB" w:eastAsia="en-GB" w:bidi="ar-SA"/>
+          <w14:ligatures w14:val="none"/>
+        </w:rPr>
+      </w:pPr>
+      <w:r>
+        <w:rPr>
+          <w:rFonts w:ascii="Times New Roman" w:eastAsia="Times New Roman" w:hAnsi="Times New Roman" w:cs="Times New Roman"/>
+          <w:kern w:val="0"/>
+          <w:sz w:val="24"/>
+          <w:szCs w:val="24"/>
+          <w:lang w:val="en-GB" w:eastAsia="en-GB" w:bidi="ar-SA"/>
+          <w14:ligatures w14:val="none"/>
+        </w:rPr>
+        <w:t>Rental rate (base + variable)</w:t>
+      </w:r>
+    </w:p>
+    <w:p>
+      <w:pPr>
+        <w:numPr>
+          <w:ilvl w:val="0"/>
+          <w:numId w:val="10"/>
+        </w:numPr>
+        <w:spacing w:before="100" w:beforeAutospacing="1" w:after="100" w:afterAutospacing="1" w:line="240" w:lineRule="auto"/>
+        <w:rPr>
+          <w:rFonts w:ascii="Times New Roman" w:eastAsia="Times New Roman" w:hAnsi="Times New Roman" w:cs="Times New Roman"/>
+          <w:kern w:val="0"/>
+          <w:sz w:val="24"/>
+          <w:szCs w:val="24"/>
+          <w:lang w:val="en-GB" w:eastAsia="en-GB" w:bidi="ar-SA"/>
+          <w14:ligatures w14:val="none"/>
+        </w:rPr>
+      </w:pPr>
+      <w:r>
+        <w:rPr>
+          <w:rFonts w:ascii="Times New Roman" w:eastAsia="Times New Roman" w:hAnsi="Times New Roman" w:cs="Times New Roman"/>
+          <w:kern w:val="0"/>
+          <w:sz w:val="24"/>
+          <w:szCs w:val="24"/>
+          <w:lang w:val="en-GB" w:eastAsia="en-GB" w:bidi="ar-SA"/>
+          <w14:ligatures w14:val="none"/>
+        </w:rPr>
+        <w:t>Escalation clause</w:t>
+      </w:r>
+    </w:p>
+    <w:p>
+      <w:pPr>
+        <w:numPr>
+          <w:ilvl w:val="0"/>
+          <w:numId w:val="10"/>
+        </w:numPr>
+        <w:spacing w:before="100" w:beforeAutospacing="1" w:after="100" w:afterAutospacing="1" w:line="240" w:lineRule="auto"/>
+        <w:rPr>
+          <w:rFonts w:ascii="Times New Roman" w:eastAsia="Times New Roman" w:hAnsi="Times New Roman" w:cs="Times New Roman"/>
+          <w:kern w:val="0"/>
+          <w:sz w:val="24"/>
+          <w:szCs w:val="24"/>
+          <w:lang w:val="en-GB" w:eastAsia="en-GB" w:bidi="ar-SA"/>
+          <w14:ligatures w14:val="none"/>
+        </w:rPr>
+      </w:pPr>
+      <w:r>
+        <w:rPr>
+          <w:rFonts w:ascii="Times New Roman" w:eastAsia="Times New Roman" w:hAnsi="Times New Roman" w:cs="Times New Roman"/>
+          <w:kern w:val="0"/>
+          <w:sz w:val="24"/>
+          <w:szCs w:val="24"/>
+          <w:lang w:val="en-GB" w:eastAsia="en-GB" w:bidi="ar-SA"/>
+          <w14:ligatures w14:val="none"/>
+        </w:rPr>
+        <w:t>Security deposit</w:t>
+      </w:r>
+    </w:p>
+    <w:p>
+      <w:pPr>
+        <w:numPr>
+          <w:ilvl w:val="0"/>
+          <w:numId w:val="10"/>
+        </w:numPr>
+        <w:spacing w:before="100" w:beforeAutospacing="1" w:after="100" w:afterAutospacing="1" w:line="240" w:lineRule="auto"/>
+        <w:rPr>
+          <w:rFonts w:ascii="Times New Roman" w:eastAsia="Times New Roman" w:hAnsi="Times New Roman" w:cs="Times New Roman"/>
+          <w:kern w:val="0"/>
+          <w:sz w:val="24"/>
+          <w:szCs w:val="24"/>
+          <w:lang w:val="en-GB" w:eastAsia="en-GB" w:bidi="ar-SA"/>
+          <w14:ligatures w14:val="none"/>
+        </w:rPr>
+      </w:pPr>
+      <w:r>
+        <w:rPr>
+          <w:rFonts w:ascii="Times New Roman" w:eastAsia="Times New Roman" w:hAnsi="Times New Roman" w:cs="Times New Roman"/>
+          <w:kern w:val="0"/>
+          <w:sz w:val="24"/>
+          <w:szCs w:val="24"/>
+          <w:lang w:val="en-GB" w:eastAsia="en-GB" w:bidi="ar-SA"/>
+          <w14:ligatures w14:val="none"/>
+        </w:rPr>
+        <w:t>Fit-out contribution</w:t>
+      </w:r>
+    </w:p>
+    <w:p>
+      <w:pPr>
+        <w:spacing w:before="100" w:beforeAutospacing="1" w:after="100" w:afterAutospacing="1" w:line="240" w:lineRule="auto"/>
+        <w:outlineLvl w:val="2"/>
+        <w:rPr>
+          <w:rFonts w:ascii="Times New Roman" w:eastAsia="Times New Roman" w:hAnsi="Times New Roman" w:cs="Times New Roman"/>
+          <w:b/>
+          <w:bCs/>
+          <w:kern w:val="0"/>
+          <w:sz w:val="27"/>
+          <w:szCs w:val="27"/>
+          <w:lang w:val="en-GB" w:eastAsia="en-GB" w:bidi="ar-SA"/>
+          <w14:ligatures w14:val="none"/>
+        </w:rPr>
+      </w:pPr>
+      <w:r>
+        <w:rPr>
+          <w:rFonts w:ascii="Times New Roman" w:eastAsia="Times New Roman" w:hAnsi="Times New Roman" w:cs="Times New Roman"/>
+          <w:b/>
+          <w:bCs/>
+          <w:kern w:val="0"/>
+          <w:sz w:val="27"/>
+          <w:szCs w:val="27"/>
+          <w:lang w:val="en-GB" w:eastAsia="en-GB" w:bidi="ar-SA"/>
+          <w14:ligatures w14:val="none"/>
+        </w:rPr>
+        <w:t xml:space="preserve">03.3.1.2 Financial </w:t>
+      </w:r>
+      <w:proofErr w:type="spellStart"/>
+      <w:r>
+        <w:rPr>
+          <w:rFonts w:ascii="Times New Roman" w:eastAsia="Times New Roman" w:hAnsi="Times New Roman" w:cs="Times New Roman"/>
+          <w:b/>
+          <w:bCs/>
+          <w:kern w:val="0"/>
+          <w:sz w:val="27"/>
+          <w:szCs w:val="27"/>
+          <w:lang w:val="en-GB" w:eastAsia="en-GB" w:bidi="ar-SA"/>
+          <w14:ligatures w14:val="none"/>
+        </w:rPr>
+        <w:t>Modeling</w:t>
+      </w:r>
+      <w:proofErr w:type="spellEnd"/>
+    </w:p>
+    <w:p>
+      <w:pPr>
+        <w:numPr>
+          <w:ilvl w:val="0"/>
+          <w:numId w:val="11"/>
+        </w:numPr>
+        <w:spacing w:before="100" w:beforeAutospacing="1" w:after="100" w:afterAutospacing="1" w:line="240" w:lineRule="auto"/>
+        <w:rPr>
+          <w:rFonts w:ascii="Times New Roman" w:eastAsia="Times New Roman" w:hAnsi="Times New Roman" w:cs="Times New Roman"/>
+          <w:kern w:val="0"/>
+          <w:sz w:val="24"/>
+          <w:szCs w:val="24"/>
+          <w:lang w:val="en-GB" w:eastAsia="en-GB" w:bidi="ar-SA"/>
+          <w14:ligatures w14:val="none"/>
+        </w:rPr>
+      </w:pPr>
+      <w:r>
+        <w:rPr>
+          <w:rFonts w:ascii="Times New Roman" w:eastAsia="Times New Roman" w:hAnsi="Times New Roman" w:cs="Times New Roman"/>
+          <w:kern w:val="0"/>
+          <w:sz w:val="24"/>
+          <w:szCs w:val="24"/>
+          <w:lang w:val="en-GB" w:eastAsia="en-GB" w:bidi="ar-SA"/>
+          <w14:ligatures w14:val="none"/>
+        </w:rPr>
+        <w:lastRenderedPageBreak/>
+        <w:t>IRR impact</w:t>
+      </w:r>
+    </w:p>
+    <w:p>
+      <w:pPr>
+        <w:numPr>
+          <w:ilvl w:val="0"/>
+          <w:numId w:val="11"/>
+        </w:numPr>
+        <w:spacing w:before="100" w:beforeAutospacing="1" w:after="100" w:afterAutospacing="1" w:line="240" w:lineRule="auto"/>
+        <w:rPr>
+          <w:rFonts w:ascii="Times New Roman" w:eastAsia="Times New Roman" w:hAnsi="Times New Roman" w:cs="Times New Roman"/>
+          <w:kern w:val="0"/>
+          <w:sz w:val="24"/>
+          <w:szCs w:val="24"/>
+          <w:lang w:val="en-GB" w:eastAsia="en-GB" w:bidi="ar-SA"/>
+          <w14:ligatures w14:val="none"/>
+        </w:rPr>
+      </w:pPr>
+      <w:r>
+        <w:rPr>
+          <w:rFonts w:ascii="Times New Roman" w:eastAsia="Times New Roman" w:hAnsi="Times New Roman" w:cs="Times New Roman"/>
+          <w:kern w:val="0"/>
+          <w:sz w:val="24"/>
+          <w:szCs w:val="24"/>
+          <w:lang w:val="en-GB" w:eastAsia="en-GB" w:bidi="ar-SA"/>
+          <w14:ligatures w14:val="none"/>
+        </w:rPr>
+        <w:t>NPV calculation</w:t>
+      </w:r>
+    </w:p>
+    <w:p>
+      <w:pPr>
+        <w:numPr>
+          <w:ilvl w:val="0"/>
+          <w:numId w:val="11"/>
+        </w:numPr>
+        <w:spacing w:before="100" w:beforeAutospacing="1" w:after="100" w:afterAutospacing="1" w:line="240" w:lineRule="auto"/>
+        <w:rPr>
+          <w:rFonts w:ascii="Times New Roman" w:eastAsia="Times New Roman" w:hAnsi="Times New Roman" w:cs="Times New Roman"/>
+          <w:kern w:val="0"/>
+          <w:sz w:val="24"/>
+          <w:szCs w:val="24"/>
+          <w:lang w:val="en-GB" w:eastAsia="en-GB" w:bidi="ar-SA"/>
+          <w14:ligatures w14:val="none"/>
+        </w:rPr>
+      </w:pPr>
+      <w:r>
+        <w:rPr>
+          <w:rFonts w:ascii="Times New Roman" w:eastAsia="Times New Roman" w:hAnsi="Times New Roman" w:cs="Times New Roman"/>
+          <w:kern w:val="0"/>
+          <w:sz w:val="24"/>
+          <w:szCs w:val="24"/>
+          <w:lang w:val="en-GB" w:eastAsia="en-GB" w:bidi="ar-SA"/>
+          <w14:ligatures w14:val="none"/>
+        </w:rPr>
+        <w:t>Sensitivity (vacancy, default risk)</w:t>
+      </w:r>
+    </w:p>
+    <w:p>
+      <w:pPr>
+        <w:numPr>
+          <w:ilvl w:val="0"/>
+          <w:numId w:val="11"/>
+        </w:numPr>
+        <w:spacing w:before="100" w:beforeAutospacing="1" w:after="100" w:afterAutospacing="1" w:line="240" w:lineRule="auto"/>
+        <w:rPr>
+          <w:rFonts w:ascii="Times New Roman" w:eastAsia="Times New Roman" w:hAnsi="Times New Roman" w:cs="Times New Roman"/>
+          <w:kern w:val="0"/>
+          <w:sz w:val="24"/>
+          <w:szCs w:val="24"/>
+          <w:lang w:val="en-GB" w:eastAsia="en-GB" w:bidi="ar-SA"/>
+          <w14:ligatures w14:val="none"/>
+        </w:rPr>
+      </w:pPr>
+      <w:r>
+        <w:rPr>
+          <w:rFonts w:ascii="Times New Roman" w:eastAsia="Times New Roman" w:hAnsi="Times New Roman" w:cs="Times New Roman"/>
+          <w:kern w:val="0"/>
+          <w:sz w:val="24"/>
+          <w:szCs w:val="24"/>
+          <w:lang w:val="en-GB" w:eastAsia="en-GB" w:bidi="ar-SA"/>
+          <w14:ligatures w14:val="none"/>
+        </w:rPr>
+        <w:t>Cashflow forecast impact</w:t>
+      </w:r>
+    </w:p>
+    <w:p>
+      <w:pPr>
+        <w:spacing w:before="100" w:beforeAutospacing="1" w:after="100" w:afterAutospacing="1" w:line="240" w:lineRule="auto"/>
+        <w:outlineLvl w:val="2"/>
+        <w:rPr>
+          <w:rFonts w:ascii="Times New Roman" w:eastAsia="Times New Roman" w:hAnsi="Times New Roman" w:cs="Times New Roman"/>
+          <w:b/>
+          <w:bCs/>
+          <w:kern w:val="0"/>
+          <w:sz w:val="27"/>
+          <w:szCs w:val="27"/>
+          <w:lang w:val="en-GB" w:eastAsia="en-GB" w:bidi="ar-SA"/>
+          <w14:ligatures w14:val="none"/>
+        </w:rPr>
+      </w:pPr>
+      <w:r>
+        <w:rPr>
+          <w:rFonts w:ascii="Times New Roman" w:eastAsia="Times New Roman" w:hAnsi="Times New Roman" w:cs="Times New Roman"/>
+          <w:b/>
+          <w:bCs/>
+          <w:kern w:val="0"/>
+          <w:sz w:val="27"/>
+          <w:szCs w:val="27"/>
+          <w:lang w:val="en-GB" w:eastAsia="en-GB" w:bidi="ar-SA"/>
+          <w14:ligatures w14:val="none"/>
+        </w:rPr>
+        <w:t>03.3.1.3 Incentives Governance</w:t>
+      </w:r>
+    </w:p>
+    <w:p>
+      <w:pPr>
+        <w:numPr>
+          <w:ilvl w:val="0"/>
+          <w:numId w:val="12"/>
+        </w:numPr>
+        <w:spacing w:before="100" w:beforeAutospacing="1" w:after="100" w:afterAutospacing="1" w:line="240" w:lineRule="auto"/>
+        <w:rPr>
+          <w:rFonts w:ascii="Times New Roman" w:eastAsia="Times New Roman" w:hAnsi="Times New Roman" w:cs="Times New Roman"/>
+          <w:kern w:val="0"/>
+          <w:sz w:val="24"/>
+          <w:szCs w:val="24"/>
+          <w:lang w:val="en-GB" w:eastAsia="en-GB" w:bidi="ar-SA"/>
+          <w14:ligatures w14:val="none"/>
+        </w:rPr>
+      </w:pPr>
+      <w:r>
+        <w:rPr>
+          <w:rFonts w:ascii="Times New Roman" w:eastAsia="Times New Roman" w:hAnsi="Times New Roman" w:cs="Times New Roman"/>
+          <w:kern w:val="0"/>
+          <w:sz w:val="24"/>
+          <w:szCs w:val="24"/>
+          <w:lang w:val="en-GB" w:eastAsia="en-GB" w:bidi="ar-SA"/>
+          <w14:ligatures w14:val="none"/>
+        </w:rPr>
+        <w:t>Rent-free approval process</w:t>
+      </w:r>
+    </w:p>
+    <w:p>
+      <w:pPr>
+        <w:numPr>
+          <w:ilvl w:val="0"/>
+          <w:numId w:val="12"/>
+        </w:numPr>
+        <w:spacing w:before="100" w:beforeAutospacing="1" w:after="100" w:afterAutospacing="1" w:line="240" w:lineRule="auto"/>
+        <w:rPr>
+          <w:rFonts w:ascii="Times New Roman" w:eastAsia="Times New Roman" w:hAnsi="Times New Roman" w:cs="Times New Roman"/>
+          <w:kern w:val="0"/>
+          <w:sz w:val="24"/>
+          <w:szCs w:val="24"/>
+          <w:lang w:val="en-GB" w:eastAsia="en-GB" w:bidi="ar-SA"/>
+          <w14:ligatures w14:val="none"/>
+        </w:rPr>
+      </w:pPr>
+      <w:r>
+        <w:rPr>
+          <w:rFonts w:ascii="Times New Roman" w:eastAsia="Times New Roman" w:hAnsi="Times New Roman" w:cs="Times New Roman"/>
+          <w:kern w:val="0"/>
+          <w:sz w:val="24"/>
+          <w:szCs w:val="24"/>
+          <w:lang w:val="en-GB" w:eastAsia="en-GB" w:bidi="ar-SA"/>
+          <w14:ligatures w14:val="none"/>
+        </w:rPr>
+        <w:t>Cap on incentives (% of lease value)</w:t>
+      </w:r>
+    </w:p>
+    <w:p>
+      <w:pPr>
+        <w:numPr>
+          <w:ilvl w:val="0"/>
+          <w:numId w:val="12"/>
+        </w:numPr>
+        <w:spacing w:before="100" w:beforeAutospacing="1" w:after="100" w:afterAutospacing="1" w:line="240" w:lineRule="auto"/>
+        <w:rPr>
+          <w:rFonts w:ascii="Times New Roman" w:eastAsia="Times New Roman" w:hAnsi="Times New Roman" w:cs="Times New Roman"/>
+          <w:kern w:val="0"/>
+          <w:sz w:val="24"/>
+          <w:szCs w:val="24"/>
+          <w:lang w:val="en-GB" w:eastAsia="en-GB" w:bidi="ar-SA"/>
+          <w14:ligatures w14:val="none"/>
+        </w:rPr>
+      </w:pPr>
+      <w:r>
+        <w:rPr>
+          <w:rFonts w:ascii="Times New Roman" w:eastAsia="Times New Roman" w:hAnsi="Times New Roman" w:cs="Times New Roman"/>
+          <w:kern w:val="0"/>
+          <w:sz w:val="24"/>
+          <w:szCs w:val="24"/>
+          <w:lang w:val="en-GB" w:eastAsia="en-GB" w:bidi="ar-SA"/>
+          <w14:ligatures w14:val="none"/>
+        </w:rPr>
+        <w:t>Payback analysis</w:t>
+      </w:r>
+    </w:p>
+    <w:p>
+      <w:pPr>
+        <w:spacing w:before="100" w:beforeAutospacing="1" w:after="100" w:afterAutospacing="1" w:line="240" w:lineRule="auto"/>
+        <w:rPr>
+          <w:rFonts w:ascii="Times New Roman" w:eastAsia="Times New Roman" w:hAnsi="Times New Roman" w:cs="Times New Roman"/>
+          <w:kern w:val="0"/>
+          <w:sz w:val="24"/>
+          <w:szCs w:val="24"/>
+          <w:lang w:val="en-GB" w:eastAsia="en-GB" w:bidi="ar-SA"/>
+          <w14:ligatures w14:val="none"/>
+        </w:rPr>
+      </w:pPr>
+      <w:r>
+        <w:rPr>
+          <w:rFonts w:ascii="Times New Roman" w:eastAsia="Times New Roman" w:hAnsi="Times New Roman" w:cs="Times New Roman"/>
+          <w:b/>
+          <w:bCs/>
+          <w:kern w:val="0"/>
+          <w:sz w:val="24"/>
+          <w:szCs w:val="24"/>
+          <w:lang w:val="en-GB" w:eastAsia="en-GB" w:bidi="ar-SA"/>
+          <w14:ligatures w14:val="none"/>
+        </w:rPr>
+        <w:t>Forms:</w:t>
+      </w:r>
+    </w:p>
+    <w:p>
+      <w:pPr>
+        <w:numPr>
+          <w:ilvl w:val="0"/>
+          <w:numId w:val="13"/>
+        </w:numPr>
+        <w:spacing w:before="100" w:beforeAutospacing="1" w:after="100" w:afterAutospacing="1" w:line="240" w:lineRule="auto"/>
+        <w:rPr>
+          <w:rFonts w:ascii="Times New Roman" w:eastAsia="Times New Roman" w:hAnsi="Times New Roman" w:cs="Times New Roman"/>
+          <w:kern w:val="0"/>
+          <w:sz w:val="24"/>
+          <w:szCs w:val="24"/>
+          <w:lang w:val="en-GB" w:eastAsia="en-GB" w:bidi="ar-SA"/>
+          <w14:ligatures w14:val="none"/>
+        </w:rPr>
+      </w:pPr>
+      <w:r>
+        <w:rPr>
+          <w:rFonts w:ascii="Times New Roman" w:eastAsia="Times New Roman" w:hAnsi="Times New Roman" w:cs="Times New Roman"/>
+          <w:kern w:val="0"/>
+          <w:sz w:val="24"/>
+          <w:szCs w:val="24"/>
+          <w:lang w:val="en-GB" w:eastAsia="en-GB" w:bidi="ar-SA"/>
+          <w14:ligatures w14:val="none"/>
+        </w:rPr>
+        <w:t>F03.5 Lease Commercial Terms Sheet</w:t>
+      </w:r>
+    </w:p>
+    <w:p>
+      <w:pPr>
+        <w:numPr>
+          <w:ilvl w:val="0"/>
+          <w:numId w:val="13"/>
+        </w:numPr>
+        <w:spacing w:before="100" w:beforeAutospacing="1" w:after="100" w:afterAutospacing="1" w:line="240" w:lineRule="auto"/>
+        <w:rPr>
+          <w:rFonts w:ascii="Times New Roman" w:eastAsia="Times New Roman" w:hAnsi="Times New Roman" w:cs="Times New Roman"/>
+          <w:kern w:val="0"/>
+          <w:sz w:val="24"/>
+          <w:szCs w:val="24"/>
+          <w:lang w:val="en-GB" w:eastAsia="en-GB" w:bidi="ar-SA"/>
+          <w14:ligatures w14:val="none"/>
+        </w:rPr>
+      </w:pPr>
+      <w:r>
+        <w:rPr>
+          <w:rFonts w:ascii="Times New Roman" w:eastAsia="Times New Roman" w:hAnsi="Times New Roman" w:cs="Times New Roman"/>
+          <w:kern w:val="0"/>
+          <w:sz w:val="24"/>
+          <w:szCs w:val="24"/>
+          <w:lang w:val="en-GB" w:eastAsia="en-GB" w:bidi="ar-SA"/>
+          <w14:ligatures w14:val="none"/>
+        </w:rPr>
+        <w:t>F03.6 Lease Financial Impact Sheet</w:t>
+      </w:r>
+    </w:p>
+    <w:p>
+      <w:pPr>
+        <w:spacing w:after="0" w:line="240" w:lineRule="auto"/>
+        <w:rPr>
+          <w:rFonts w:ascii="Times New Roman" w:eastAsia="Times New Roman" w:hAnsi="Times New Roman" w:cs="Times New Roman"/>
+          <w:kern w:val="0"/>
+          <w:sz w:val="24"/>
+          <w:szCs w:val="24"/>
+          <w:lang w:val="en-GB" w:eastAsia="en-GB" w:bidi="ar-SA"/>
+          <w14:ligatures w14:val="none"/>
+        </w:rPr>
+      </w:pPr>
+      <w:r>
+        <w:rPr>
+          <w:rFonts w:ascii="Times New Roman" w:eastAsia="Times New Roman" w:hAnsi="Times New Roman" w:cs="Times New Roman"/>
+          <w:kern w:val="0"/>
+          <w:sz w:val="24"/>
+          <w:szCs w:val="24"/>
+          <w:lang w:val="en-GB" w:eastAsia="en-GB" w:bidi="ar-SA"/>
+          <w14:ligatures w14:val="none"/>
+        </w:rPr>
+        <w:pict w14:anchorId="2AB66E92">
+          <v:rect id="_x0000_i1028" style="width:0;height:1.5pt" o:hralign="center" o:hrstd="t" o:hr="t" fillcolor="#a0a0a0" stroked="f"/>
+        </w:pict>
+      </w:r>
+    </w:p>
+    <w:p>
+      <w:pPr>
+        <w:spacing w:before="100" w:beforeAutospacing="1" w:after="100" w:afterAutospacing="1" w:line="240" w:lineRule="auto"/>
+        <w:outlineLvl w:val="0"/>
         <w:rPr>
           <w:rFonts w:ascii="Times New Roman" w:eastAsia="Times New Roman" w:hAnsi="Times New Roman" w:cs="Times New Roman"/>
           <w:b/>
@@ -1489,589 +2071,8 @@
           <w:lang w:val="en-GB" w:eastAsia="en-GB" w:bidi="ar-SA"/>
           <w14:ligatures w14:val="none"/>
         </w:rPr>
-        <w:t>03.3 Lease Structuring &amp; Negotiation</w:t>
-      </w:r>
-    </w:p>
-    <w:p>
-      <w:pPr>
-        <w:spacing w:before="100" w:beforeAutospacing="1" w:after="100" w:afterAutospacing="1" w:line="240" w:lineRule="auto"/>
-        <w:outlineLvl w:val="1"/>
-        <w:rPr>
-          <w:rFonts w:ascii="Times New Roman" w:eastAsia="Times New Roman" w:hAnsi="Times New Roman" w:cs="Times New Roman"/>
-          <w:b/>
-          <w:bCs/>
-          <w:kern w:val="0"/>
-          <w:sz w:val="36"/>
-          <w:szCs w:val="36"/>
-          <w:lang w:val="en-GB" w:eastAsia="en-GB" w:bidi="ar-SA"/>
-          <w14:ligatures w14:val="none"/>
-        </w:rPr>
-      </w:pPr>
-      <w:r>
-        <w:rPr>
-          <w:rFonts w:ascii="Times New Roman" w:eastAsia="Times New Roman" w:hAnsi="Times New Roman" w:cs="Times New Roman"/>
-          <w:b/>
-          <w:bCs/>
-          <w:kern w:val="0"/>
-          <w:sz w:val="36"/>
-          <w:szCs w:val="36"/>
-          <w:lang w:val="en-GB" w:eastAsia="en-GB" w:bidi="ar-SA"/>
-          <w14:ligatures w14:val="none"/>
-        </w:rPr>
-        <w:t>03.3.1 Commercial Terms Structuring</w:t>
-      </w:r>
-    </w:p>
-    <w:p>
-      <w:pPr>
-        <w:spacing w:before="100" w:beforeAutospacing="1" w:after="100" w:afterAutospacing="1" w:line="240" w:lineRule="auto"/>
-        <w:outlineLvl w:val="2"/>
-        <w:rPr>
-          <w:rFonts w:ascii="Times New Roman" w:eastAsia="Times New Roman" w:hAnsi="Times New Roman" w:cs="Times New Roman"/>
-          <w:b/>
-          <w:bCs/>
-          <w:kern w:val="0"/>
-          <w:sz w:val="27"/>
-          <w:szCs w:val="27"/>
-          <w:lang w:val="en-GB" w:eastAsia="en-GB" w:bidi="ar-SA"/>
-          <w14:ligatures w14:val="none"/>
-        </w:rPr>
-      </w:pPr>
-      <w:r>
-        <w:rPr>
-          <w:rFonts w:ascii="Times New Roman" w:eastAsia="Times New Roman" w:hAnsi="Times New Roman" w:cs="Times New Roman"/>
-          <w:b/>
-          <w:bCs/>
-          <w:kern w:val="0"/>
-          <w:sz w:val="27"/>
-          <w:szCs w:val="27"/>
-          <w:lang w:val="en-GB" w:eastAsia="en-GB" w:bidi="ar-SA"/>
-          <w14:ligatures w14:val="none"/>
-        </w:rPr>
-        <w:t>03.3.1.1 Core Lease Terms</w:t>
-      </w:r>
-    </w:p>
-    <w:p>
-      <w:pPr>
-        <w:numPr>
-          <w:ilvl w:val="0"/>
-          <w:numId w:val="10"/>
-        </w:numPr>
-        <w:spacing w:before="100" w:beforeAutospacing="1" w:after="100" w:afterAutospacing="1" w:line="240" w:lineRule="auto"/>
-        <w:rPr>
-          <w:rFonts w:ascii="Times New Roman" w:eastAsia="Times New Roman" w:hAnsi="Times New Roman" w:cs="Times New Roman"/>
-          <w:kern w:val="0"/>
-          <w:sz w:val="24"/>
-          <w:szCs w:val="24"/>
-          <w:lang w:val="en-GB" w:eastAsia="en-GB" w:bidi="ar-SA"/>
-          <w14:ligatures w14:val="none"/>
-        </w:rPr>
-      </w:pPr>
-      <w:r>
-        <w:rPr>
-          <w:rFonts w:ascii="Times New Roman" w:eastAsia="Times New Roman" w:hAnsi="Times New Roman" w:cs="Times New Roman"/>
-          <w:kern w:val="0"/>
-          <w:sz w:val="24"/>
-          <w:szCs w:val="24"/>
-          <w:lang w:val="en-GB" w:eastAsia="en-GB" w:bidi="ar-SA"/>
-          <w14:ligatures w14:val="none"/>
-        </w:rPr>
-        <w:t>Lease duration</w:t>
-      </w:r>
-    </w:p>
-    <w:p>
-      <w:pPr>
-        <w:numPr>
-          <w:ilvl w:val="0"/>
-          <w:numId w:val="10"/>
-        </w:numPr>
-        <w:spacing w:before="100" w:beforeAutospacing="1" w:after="100" w:afterAutospacing="1" w:line="240" w:lineRule="auto"/>
-        <w:rPr>
-          <w:rFonts w:ascii="Times New Roman" w:eastAsia="Times New Roman" w:hAnsi="Times New Roman" w:cs="Times New Roman"/>
-          <w:kern w:val="0"/>
-          <w:sz w:val="24"/>
-          <w:szCs w:val="24"/>
-          <w:lang w:val="en-GB" w:eastAsia="en-GB" w:bidi="ar-SA"/>
-          <w14:ligatures w14:val="none"/>
-        </w:rPr>
-      </w:pPr>
-      <w:r>
-        <w:rPr>
-          <w:rFonts w:ascii="Times New Roman" w:eastAsia="Times New Roman" w:hAnsi="Times New Roman" w:cs="Times New Roman"/>
-          <w:kern w:val="0"/>
-          <w:sz w:val="24"/>
-          <w:szCs w:val="24"/>
-          <w:lang w:val="en-GB" w:eastAsia="en-GB" w:bidi="ar-SA"/>
-          <w14:ligatures w14:val="none"/>
-        </w:rPr>
-        <w:t>Rental rate (base + variable)</w:t>
-      </w:r>
-    </w:p>
-    <w:p>
-      <w:pPr>
-        <w:numPr>
-          <w:ilvl w:val="0"/>
-          <w:numId w:val="10"/>
-        </w:numPr>
-        <w:spacing w:before="100" w:beforeAutospacing="1" w:after="100" w:afterAutospacing="1" w:line="240" w:lineRule="auto"/>
-        <w:rPr>
-          <w:rFonts w:ascii="Times New Roman" w:eastAsia="Times New Roman" w:hAnsi="Times New Roman" w:cs="Times New Roman"/>
-          <w:kern w:val="0"/>
-          <w:sz w:val="24"/>
-          <w:szCs w:val="24"/>
-          <w:lang w:val="en-GB" w:eastAsia="en-GB" w:bidi="ar-SA"/>
-          <w14:ligatures w14:val="none"/>
-        </w:rPr>
-      </w:pPr>
-      <w:r>
-        <w:rPr>
-          <w:rFonts w:ascii="Times New Roman" w:eastAsia="Times New Roman" w:hAnsi="Times New Roman" w:cs="Times New Roman"/>
-          <w:kern w:val="0"/>
-          <w:sz w:val="24"/>
-          <w:szCs w:val="24"/>
-          <w:lang w:val="en-GB" w:eastAsia="en-GB" w:bidi="ar-SA"/>
-          <w14:ligatures w14:val="none"/>
-        </w:rPr>
-        <w:t>Escalation clause</w:t>
-      </w:r>
-    </w:p>
-    <w:p>
-      <w:pPr>
-        <w:numPr>
-          <w:ilvl w:val="0"/>
-          <w:numId w:val="10"/>
-        </w:numPr>
-        <w:spacing w:before="100" w:beforeAutospacing="1" w:after="100" w:afterAutospacing="1" w:line="240" w:lineRule="auto"/>
-        <w:rPr>
-          <w:rFonts w:ascii="Times New Roman" w:eastAsia="Times New Roman" w:hAnsi="Times New Roman" w:cs="Times New Roman"/>
-          <w:kern w:val="0"/>
-          <w:sz w:val="24"/>
-          <w:szCs w:val="24"/>
-          <w:lang w:val="en-GB" w:eastAsia="en-GB" w:bidi="ar-SA"/>
-          <w14:ligatures w14:val="none"/>
-        </w:rPr>
-      </w:pPr>
-      <w:r>
-        <w:rPr>
-          <w:rFonts w:ascii="Times New Roman" w:eastAsia="Times New Roman" w:hAnsi="Times New Roman" w:cs="Times New Roman"/>
-          <w:kern w:val="0"/>
-          <w:sz w:val="24"/>
-          <w:szCs w:val="24"/>
-          <w:lang w:val="en-GB" w:eastAsia="en-GB" w:bidi="ar-SA"/>
-          <w14:ligatures w14:val="none"/>
-        </w:rPr>
-        <w:t>Security deposit</w:t>
-      </w:r>
-    </w:p>
-    <w:p>
-      <w:pPr>
-        <w:numPr>
-          <w:ilvl w:val="0"/>
-          <w:numId w:val="10"/>
-        </w:numPr>
-        <w:spacing w:before="100" w:beforeAutospacing="1" w:after="100" w:afterAutospacing="1" w:line="240" w:lineRule="auto"/>
-        <w:rPr>
-          <w:rFonts w:ascii="Times New Roman" w:eastAsia="Times New Roman" w:hAnsi="Times New Roman" w:cs="Times New Roman"/>
-          <w:kern w:val="0"/>
-          <w:sz w:val="24"/>
-          <w:szCs w:val="24"/>
-          <w:lang w:val="en-GB" w:eastAsia="en-GB" w:bidi="ar-SA"/>
-          <w14:ligatures w14:val="none"/>
-        </w:rPr>
-      </w:pPr>
-      <w:r>
-        <w:rPr>
-          <w:rFonts w:ascii="Times New Roman" w:eastAsia="Times New Roman" w:hAnsi="Times New Roman" w:cs="Times New Roman"/>
-          <w:kern w:val="0"/>
-          <w:sz w:val="24"/>
-          <w:szCs w:val="24"/>
-          <w:lang w:val="en-GB" w:eastAsia="en-GB" w:bidi="ar-SA"/>
-          <w14:ligatures w14:val="none"/>
-        </w:rPr>
-        <w:t>Fit-out contribution</w:t>
-      </w:r>
-    </w:p>
-    <w:p>
-      <w:pPr>
-        <w:spacing w:before="100" w:beforeAutospacing="1" w:after="100" w:afterAutospacing="1" w:line="240" w:lineRule="auto"/>
-        <w:outlineLvl w:val="2"/>
-        <w:rPr>
-          <w:rFonts w:ascii="Times New Roman" w:eastAsia="Times New Roman" w:hAnsi="Times New Roman" w:cs="Times New Roman"/>
-          <w:b/>
-          <w:bCs/>
-          <w:kern w:val="0"/>
-          <w:sz w:val="27"/>
-          <w:szCs w:val="27"/>
-          <w:lang w:val="en-GB" w:eastAsia="en-GB" w:bidi="ar-SA"/>
-          <w14:ligatures w14:val="none"/>
-        </w:rPr>
-      </w:pPr>
-      <w:r>
-        <w:rPr>
-          <w:rFonts w:ascii="Times New Roman" w:eastAsia="Times New Roman" w:hAnsi="Times New Roman" w:cs="Times New Roman"/>
-          <w:b/>
-          <w:bCs/>
-          <w:kern w:val="0"/>
-          <w:sz w:val="27"/>
-          <w:szCs w:val="27"/>
-          <w:lang w:val="en-GB" w:eastAsia="en-GB" w:bidi="ar-SA"/>
-          <w14:ligatures w14:val="none"/>
-        </w:rPr>
-        <w:t xml:space="preserve">03.3.1.2 Financial </w:t>
-      </w:r>
-      <w:proofErr w:type="spellStart"/>
-      <w:r>
-        <w:rPr>
-          <w:rFonts w:ascii="Times New Roman" w:eastAsia="Times New Roman" w:hAnsi="Times New Roman" w:cs="Times New Roman"/>
-          <w:b/>
-          <w:bCs/>
-          <w:kern w:val="0"/>
-          <w:sz w:val="27"/>
-          <w:szCs w:val="27"/>
-          <w:lang w:val="en-GB" w:eastAsia="en-GB" w:bidi="ar-SA"/>
-          <w14:ligatures w14:val="none"/>
-        </w:rPr>
-        <w:t>Modeling</w:t>
-      </w:r>
-      <w:proofErr w:type="spellEnd"/>
-    </w:p>
-    <w:p>
-      <w:pPr>
-        <w:numPr>
-          <w:ilvl w:val="0"/>
-          <w:numId w:val="11"/>
-        </w:numPr>
-        <w:spacing w:before="100" w:beforeAutospacing="1" w:after="100" w:afterAutospacing="1" w:line="240" w:lineRule="auto"/>
-        <w:rPr>
-          <w:rFonts w:ascii="Times New Roman" w:eastAsia="Times New Roman" w:hAnsi="Times New Roman" w:cs="Times New Roman"/>
-          <w:kern w:val="0"/>
-          <w:sz w:val="24"/>
-          <w:szCs w:val="24"/>
-          <w:lang w:val="en-GB" w:eastAsia="en-GB" w:bidi="ar-SA"/>
-          <w14:ligatures w14:val="none"/>
-        </w:rPr>
-      </w:pPr>
-      <w:r>
-        <w:rPr>
-          <w:rFonts w:ascii="Times New Roman" w:eastAsia="Times New Roman" w:hAnsi="Times New Roman" w:cs="Times New Roman"/>
-          <w:kern w:val="0"/>
-          <w:sz w:val="24"/>
-          <w:szCs w:val="24"/>
-          <w:lang w:val="en-GB" w:eastAsia="en-GB" w:bidi="ar-SA"/>
-          <w14:ligatures w14:val="none"/>
-        </w:rPr>
-        <w:lastRenderedPageBreak/>
-        <w:t>IRR impact</w:t>
-      </w:r>
-    </w:p>
-    <w:p>
-      <w:pPr>
-        <w:numPr>
-          <w:ilvl w:val="0"/>
-          <w:numId w:val="11"/>
-        </w:numPr>
-        <w:spacing w:before="100" w:beforeAutospacing="1" w:after="100" w:afterAutospacing="1" w:line="240" w:lineRule="auto"/>
-        <w:rPr>
-          <w:rFonts w:ascii="Times New Roman" w:eastAsia="Times New Roman" w:hAnsi="Times New Roman" w:cs="Times New Roman"/>
-          <w:kern w:val="0"/>
-          <w:sz w:val="24"/>
-          <w:szCs w:val="24"/>
-          <w:lang w:val="en-GB" w:eastAsia="en-GB" w:bidi="ar-SA"/>
-          <w14:ligatures w14:val="none"/>
-        </w:rPr>
-      </w:pPr>
-      <w:r>
-        <w:rPr>
-          <w:rFonts w:ascii="Times New Roman" w:eastAsia="Times New Roman" w:hAnsi="Times New Roman" w:cs="Times New Roman"/>
-          <w:kern w:val="0"/>
-          <w:sz w:val="24"/>
-          <w:szCs w:val="24"/>
-          <w:lang w:val="en-GB" w:eastAsia="en-GB" w:bidi="ar-SA"/>
-          <w14:ligatures w14:val="none"/>
-        </w:rPr>
-        <w:t>NPV calculation</w:t>
-      </w:r>
-    </w:p>
-    <w:p>
-      <w:pPr>
-        <w:numPr>
-          <w:ilvl w:val="0"/>
-          <w:numId w:val="11"/>
-        </w:numPr>
-        <w:spacing w:before="100" w:beforeAutospacing="1" w:after="100" w:afterAutospacing="1" w:line="240" w:lineRule="auto"/>
-        <w:rPr>
-          <w:rFonts w:ascii="Times New Roman" w:eastAsia="Times New Roman" w:hAnsi="Times New Roman" w:cs="Times New Roman"/>
-          <w:kern w:val="0"/>
-          <w:sz w:val="24"/>
-          <w:szCs w:val="24"/>
-          <w:lang w:val="en-GB" w:eastAsia="en-GB" w:bidi="ar-SA"/>
-          <w14:ligatures w14:val="none"/>
-        </w:rPr>
-      </w:pPr>
-      <w:r>
-        <w:rPr>
-          <w:rFonts w:ascii="Times New Roman" w:eastAsia="Times New Roman" w:hAnsi="Times New Roman" w:cs="Times New Roman"/>
-          <w:kern w:val="0"/>
-          <w:sz w:val="24"/>
-          <w:szCs w:val="24"/>
-          <w:lang w:val="en-GB" w:eastAsia="en-GB" w:bidi="ar-SA"/>
-          <w14:ligatures w14:val="none"/>
-        </w:rPr>
-        <w:t>Sensitivity (vacancy, default risk)</w:t>
-      </w:r>
-    </w:p>
-    <w:p>
-      <w:pPr>
-        <w:numPr>
-          <w:ilvl w:val="0"/>
-          <w:numId w:val="11"/>
-        </w:numPr>
-        <w:spacing w:before="100" w:beforeAutospacing="1" w:after="100" w:afterAutospacing="1" w:line="240" w:lineRule="auto"/>
-        <w:rPr>
-          <w:rFonts w:ascii="Times New Roman" w:eastAsia="Times New Roman" w:hAnsi="Times New Roman" w:cs="Times New Roman"/>
-          <w:kern w:val="0"/>
-          <w:sz w:val="24"/>
-          <w:szCs w:val="24"/>
-          <w:lang w:val="en-GB" w:eastAsia="en-GB" w:bidi="ar-SA"/>
-          <w14:ligatures w14:val="none"/>
-        </w:rPr>
-      </w:pPr>
-      <w:r>
-        <w:rPr>
-          <w:rFonts w:ascii="Times New Roman" w:eastAsia="Times New Roman" w:hAnsi="Times New Roman" w:cs="Times New Roman"/>
-          <w:kern w:val="0"/>
-          <w:sz w:val="24"/>
-          <w:szCs w:val="24"/>
-          <w:lang w:val="en-GB" w:eastAsia="en-GB" w:bidi="ar-SA"/>
-          <w14:ligatures w14:val="none"/>
-        </w:rPr>
-        <w:t>Cashflow forecast impact</w:t>
-      </w:r>
-    </w:p>
-    <w:p>
-      <w:pPr>
-        <w:spacing w:before="100" w:beforeAutospacing="1" w:after="100" w:afterAutospacing="1" w:line="240" w:lineRule="auto"/>
-        <w:outlineLvl w:val="2"/>
-        <w:rPr>
-          <w:rFonts w:ascii="Times New Roman" w:eastAsia="Times New Roman" w:hAnsi="Times New Roman" w:cs="Times New Roman"/>
-          <w:b/>
-          <w:bCs/>
-          <w:kern w:val="0"/>
-          <w:sz w:val="27"/>
-          <w:szCs w:val="27"/>
-          <w:lang w:val="en-GB" w:eastAsia="en-GB" w:bidi="ar-SA"/>
-          <w14:ligatures w14:val="none"/>
-        </w:rPr>
-      </w:pPr>
-      <w:r>
-        <w:rPr>
-          <w:rFonts w:ascii="Times New Roman" w:eastAsia="Times New Roman" w:hAnsi="Times New Roman" w:cs="Times New Roman"/>
-          <w:b/>
-          <w:bCs/>
-          <w:kern w:val="0"/>
-          <w:sz w:val="27"/>
-          <w:szCs w:val="27"/>
-          <w:lang w:val="en-GB" w:eastAsia="en-GB" w:bidi="ar-SA"/>
-          <w14:ligatures w14:val="none"/>
-        </w:rPr>
-        <w:t>03.3.1.3 Incentives Governance</w:t>
-      </w:r>
-    </w:p>
-    <w:p>
-      <w:pPr>
-        <w:numPr>
-          <w:ilvl w:val="0"/>
-          <w:numId w:val="12"/>
-        </w:numPr>
-        <w:spacing w:before="100" w:beforeAutospacing="1" w:after="100" w:afterAutospacing="1" w:line="240" w:lineRule="auto"/>
-        <w:rPr>
-          <w:rFonts w:ascii="Times New Roman" w:eastAsia="Times New Roman" w:hAnsi="Times New Roman" w:cs="Times New Roman"/>
-          <w:kern w:val="0"/>
-          <w:sz w:val="24"/>
-          <w:szCs w:val="24"/>
-          <w:lang w:val="en-GB" w:eastAsia="en-GB" w:bidi="ar-SA"/>
-          <w14:ligatures w14:val="none"/>
-        </w:rPr>
-      </w:pPr>
-      <w:r>
-        <w:rPr>
-          <w:rFonts w:ascii="Times New Roman" w:eastAsia="Times New Roman" w:hAnsi="Times New Roman" w:cs="Times New Roman"/>
-          <w:kern w:val="0"/>
-          <w:sz w:val="24"/>
-          <w:szCs w:val="24"/>
-          <w:lang w:val="en-GB" w:eastAsia="en-GB" w:bidi="ar-SA"/>
-          <w14:ligatures w14:val="none"/>
-        </w:rPr>
-        <w:t>Rent-free approval process</w:t>
-      </w:r>
-    </w:p>
-    <w:p>
-      <w:pPr>
-        <w:numPr>
-          <w:ilvl w:val="0"/>
-          <w:numId w:val="12"/>
-        </w:numPr>
-        <w:spacing w:before="100" w:beforeAutospacing="1" w:after="100" w:afterAutospacing="1" w:line="240" w:lineRule="auto"/>
-        <w:rPr>
-          <w:rFonts w:ascii="Times New Roman" w:eastAsia="Times New Roman" w:hAnsi="Times New Roman" w:cs="Times New Roman"/>
-          <w:kern w:val="0"/>
-          <w:sz w:val="24"/>
-          <w:szCs w:val="24"/>
-          <w:lang w:val="en-GB" w:eastAsia="en-GB" w:bidi="ar-SA"/>
-          <w14:ligatures w14:val="none"/>
-        </w:rPr>
-      </w:pPr>
-      <w:r>
-        <w:rPr>
-          <w:rFonts w:ascii="Times New Roman" w:eastAsia="Times New Roman" w:hAnsi="Times New Roman" w:cs="Times New Roman"/>
-          <w:kern w:val="0"/>
-          <w:sz w:val="24"/>
-          <w:szCs w:val="24"/>
-          <w:lang w:val="en-GB" w:eastAsia="en-GB" w:bidi="ar-SA"/>
-          <w14:ligatures w14:val="none"/>
-        </w:rPr>
-        <w:t>Cap on incentives (% of lease value)</w:t>
-      </w:r>
-    </w:p>
-    <w:p>
-      <w:pPr>
-        <w:numPr>
-          <w:ilvl w:val="0"/>
-          <w:numId w:val="12"/>
-        </w:numPr>
-        <w:spacing w:before="100" w:beforeAutospacing="1" w:after="100" w:afterAutospacing="1" w:line="240" w:lineRule="auto"/>
-        <w:rPr>
-          <w:rFonts w:ascii="Times New Roman" w:eastAsia="Times New Roman" w:hAnsi="Times New Roman" w:cs="Times New Roman"/>
-          <w:kern w:val="0"/>
-          <w:sz w:val="24"/>
-          <w:szCs w:val="24"/>
-          <w:lang w:val="en-GB" w:eastAsia="en-GB" w:bidi="ar-SA"/>
-          <w14:ligatures w14:val="none"/>
-        </w:rPr>
-      </w:pPr>
-      <w:r>
-        <w:rPr>
-          <w:rFonts w:ascii="Times New Roman" w:eastAsia="Times New Roman" w:hAnsi="Times New Roman" w:cs="Times New Roman"/>
-          <w:kern w:val="0"/>
-          <w:sz w:val="24"/>
-          <w:szCs w:val="24"/>
-          <w:lang w:val="en-GB" w:eastAsia="en-GB" w:bidi="ar-SA"/>
-          <w14:ligatures w14:val="none"/>
-        </w:rPr>
-        <w:t>Payback analysis</w:t>
-      </w:r>
-    </w:p>
-    <w:p>
-      <w:pPr>
-        <w:spacing w:before="100" w:beforeAutospacing="1" w:after="100" w:afterAutospacing="1" w:line="240" w:lineRule="auto"/>
-        <w:rPr>
-          <w:rFonts w:ascii="Times New Roman" w:eastAsia="Times New Roman" w:hAnsi="Times New Roman" w:cs="Times New Roman"/>
-          <w:kern w:val="0"/>
-          <w:sz w:val="24"/>
-          <w:szCs w:val="24"/>
-          <w:lang w:val="en-GB" w:eastAsia="en-GB" w:bidi="ar-SA"/>
-          <w14:ligatures w14:val="none"/>
-        </w:rPr>
-      </w:pPr>
-      <w:r>
-        <w:rPr>
-          <w:rFonts w:ascii="Times New Roman" w:eastAsia="Times New Roman" w:hAnsi="Times New Roman" w:cs="Times New Roman"/>
-          <w:b/>
-          <w:bCs/>
-          <w:kern w:val="0"/>
-          <w:sz w:val="24"/>
-          <w:szCs w:val="24"/>
-          <w:lang w:val="en-GB" w:eastAsia="en-GB" w:bidi="ar-SA"/>
-          <w14:ligatures w14:val="none"/>
-        </w:rPr>
-        <w:t>Forms:</w:t>
-      </w:r>
-    </w:p>
-    <w:p>
-      <w:pPr>
-        <w:numPr>
-          <w:ilvl w:val="0"/>
-          <w:numId w:val="13"/>
-        </w:numPr>
-        <w:spacing w:before="100" w:beforeAutospacing="1" w:after="100" w:afterAutospacing="1" w:line="240" w:lineRule="auto"/>
-        <w:rPr>
-          <w:rFonts w:ascii="Times New Roman" w:eastAsia="Times New Roman" w:hAnsi="Times New Roman" w:cs="Times New Roman"/>
-          <w:kern w:val="0"/>
-          <w:sz w:val="24"/>
-          <w:szCs w:val="24"/>
-          <w:lang w:val="en-GB" w:eastAsia="en-GB" w:bidi="ar-SA"/>
-          <w14:ligatures w14:val="none"/>
-        </w:rPr>
-      </w:pPr>
-      <w:r>
-        <w:rPr>
-          <w:rFonts w:ascii="Times New Roman" w:eastAsia="Times New Roman" w:hAnsi="Times New Roman" w:cs="Times New Roman"/>
-          <w:kern w:val="0"/>
-          <w:sz w:val="24"/>
-          <w:szCs w:val="24"/>
-          <w:lang w:val="en-GB" w:eastAsia="en-GB" w:bidi="ar-SA"/>
-          <w14:ligatures w14:val="none"/>
-        </w:rPr>
-        <w:t>F03.5 Lease Commercial Terms Sheet</w:t>
-      </w:r>
-    </w:p>
-    <w:p>
-      <w:pPr>
-        <w:numPr>
-          <w:ilvl w:val="0"/>
-          <w:numId w:val="13"/>
-        </w:numPr>
-        <w:spacing w:before="100" w:beforeAutospacing="1" w:after="100" w:afterAutospacing="1" w:line="240" w:lineRule="auto"/>
-        <w:rPr>
-          <w:rFonts w:ascii="Times New Roman" w:eastAsia="Times New Roman" w:hAnsi="Times New Roman" w:cs="Times New Roman"/>
-          <w:kern w:val="0"/>
-          <w:sz w:val="24"/>
-          <w:szCs w:val="24"/>
-          <w:lang w:val="en-GB" w:eastAsia="en-GB" w:bidi="ar-SA"/>
-          <w14:ligatures w14:val="none"/>
-        </w:rPr>
-      </w:pPr>
-      <w:r>
-        <w:rPr>
-          <w:rFonts w:ascii="Times New Roman" w:eastAsia="Times New Roman" w:hAnsi="Times New Roman" w:cs="Times New Roman"/>
-          <w:kern w:val="0"/>
-          <w:sz w:val="24"/>
-          <w:szCs w:val="24"/>
-          <w:lang w:val="en-GB" w:eastAsia="en-GB" w:bidi="ar-SA"/>
-          <w14:ligatures w14:val="none"/>
-        </w:rPr>
-        <w:t>F03.6 Lease Financial Impact Sheet</w:t>
-      </w:r>
-    </w:p>
-    <w:p>
-      <w:pPr>
-        <w:spacing w:after="0" w:line="240" w:lineRule="auto"/>
-        <w:rPr>
-          <w:rFonts w:ascii="Times New Roman" w:eastAsia="Times New Roman" w:hAnsi="Times New Roman" w:cs="Times New Roman"/>
-          <w:kern w:val="0"/>
-          <w:sz w:val="24"/>
-          <w:szCs w:val="24"/>
-          <w:lang w:val="en-GB" w:eastAsia="en-GB" w:bidi="ar-SA"/>
-          <w14:ligatures w14:val="none"/>
-        </w:rPr>
-      </w:pPr>
-      <w:r>
-        <w:rPr>
-          <w:rFonts w:ascii="Times New Roman" w:eastAsia="Times New Roman" w:hAnsi="Times New Roman" w:cs="Times New Roman"/>
-          <w:kern w:val="0"/>
-          <w:sz w:val="24"/>
-          <w:szCs w:val="24"/>
-          <w:lang w:val="en-GB" w:eastAsia="en-GB" w:bidi="ar-SA"/>
-          <w14:ligatures w14:val="none"/>
-        </w:rPr>
-        <w:pict w14:anchorId="2AB66E92">
-          <v:rect id="_x0000_i1028" style="width:0;height:1.5pt" o:hralign="center" o:hrstd="t" o:hr="t" fillcolor="#a0a0a0" stroked="f"/>
-        </w:pict>
-      </w:r>
-    </w:p>
-    <w:p>
-      <w:pPr>
-        <w:spacing w:before="100" w:beforeAutospacing="1" w:after="100" w:afterAutospacing="1" w:line="240" w:lineRule="auto"/>
-        <w:outlineLvl w:val="0"/>
+      </w:pPr>
+      <w:r>
         <w:rPr>
           <w:rFonts w:ascii="Times New Roman" w:eastAsia="Times New Roman" w:hAnsi="Times New Roman" w:cs="Times New Roman"/>
           <w:b/>
@@ -2082,8 +2083,631 @@
           <w:lang w:val="en-GB" w:eastAsia="en-GB" w:bidi="ar-SA"/>
           <w14:ligatures w14:val="none"/>
         </w:rPr>
-      </w:pPr>
-      <w:r>
+        <w:t>03.4 Lease Approval &amp; Contracting</w:t>
+      </w:r>
+    </w:p>
+    <w:p>
+      <w:pPr>
+        <w:spacing w:before="100" w:beforeAutospacing="1" w:after="100" w:afterAutospacing="1" w:line="240" w:lineRule="auto"/>
+        <w:outlineLvl w:val="1"/>
+        <w:rPr>
+          <w:rFonts w:ascii="Times New Roman" w:eastAsia="Times New Roman" w:hAnsi="Times New Roman" w:cs="Times New Roman"/>
+          <w:b/>
+          <w:bCs/>
+          <w:kern w:val="0"/>
+          <w:sz w:val="36"/>
+          <w:szCs w:val="36"/>
+          <w:lang w:val="en-GB" w:eastAsia="en-GB" w:bidi="ar-SA"/>
+          <w14:ligatures w14:val="none"/>
+        </w:rPr>
+      </w:pPr>
+      <w:r>
+        <w:rPr>
+          <w:rFonts w:ascii="Times New Roman" w:eastAsia="Times New Roman" w:hAnsi="Times New Roman" w:cs="Times New Roman"/>
+          <w:b/>
+          <w:bCs/>
+          <w:kern w:val="0"/>
+          <w:sz w:val="36"/>
+          <w:szCs w:val="36"/>
+          <w:lang w:val="en-GB" w:eastAsia="en-GB" w:bidi="ar-SA"/>
+          <w14:ligatures w14:val="none"/>
+        </w:rPr>
+        <w:t>03.4.1 Lease Approval Workflow</w:t>
+      </w:r>
+    </w:p>
+    <w:p>
+      <w:pPr>
+        <w:spacing w:before="100" w:beforeAutospacing="1" w:after="100" w:afterAutospacing="1" w:line="240" w:lineRule="auto"/>
+        <w:outlineLvl w:val="2"/>
+        <w:rPr>
+          <w:rFonts w:ascii="Times New Roman" w:eastAsia="Times New Roman" w:hAnsi="Times New Roman" w:cs="Times New Roman"/>
+          <w:b/>
+          <w:bCs/>
+          <w:kern w:val="0"/>
+          <w:sz w:val="27"/>
+          <w:szCs w:val="27"/>
+          <w:lang w:val="en-GB" w:eastAsia="en-GB" w:bidi="ar-SA"/>
+          <w14:ligatures w14:val="none"/>
+        </w:rPr>
+      </w:pPr>
+      <w:r>
+        <w:rPr>
+          <w:rFonts w:ascii="Times New Roman" w:eastAsia="Times New Roman" w:hAnsi="Times New Roman" w:cs="Times New Roman"/>
+          <w:b/>
+          <w:bCs/>
+          <w:kern w:val="0"/>
+          <w:sz w:val="27"/>
+          <w:szCs w:val="27"/>
+          <w:lang w:val="en-GB" w:eastAsia="en-GB" w:bidi="ar-SA"/>
+          <w14:ligatures w14:val="none"/>
+        </w:rPr>
+        <w:t>03.4.1.1 Internal Review</w:t>
+      </w:r>
+    </w:p>
+    <w:p>
+      <w:pPr>
+        <w:numPr>
+          <w:ilvl w:val="0"/>
+          <w:numId w:val="14"/>
+        </w:numPr>
+        <w:spacing w:before="100" w:beforeAutospacing="1" w:after="100" w:afterAutospacing="1" w:line="240" w:lineRule="auto"/>
+        <w:rPr>
+          <w:rFonts w:ascii="Times New Roman" w:eastAsia="Times New Roman" w:hAnsi="Times New Roman" w:cs="Times New Roman"/>
+          <w:kern w:val="0"/>
+          <w:sz w:val="24"/>
+          <w:szCs w:val="24"/>
+          <w:lang w:val="en-GB" w:eastAsia="en-GB" w:bidi="ar-SA"/>
+          <w14:ligatures w14:val="none"/>
+        </w:rPr>
+      </w:pPr>
+      <w:r>
+        <w:rPr>
+          <w:rFonts w:ascii="Times New Roman" w:eastAsia="Times New Roman" w:hAnsi="Times New Roman" w:cs="Times New Roman"/>
+          <w:kern w:val="0"/>
+          <w:sz w:val="24"/>
+          <w:szCs w:val="24"/>
+          <w:lang w:val="en-GB" w:eastAsia="en-GB" w:bidi="ar-SA"/>
+          <w14:ligatures w14:val="none"/>
+        </w:rPr>
+        <w:t>Leasing Manager sign-off</w:t>
+      </w:r>
+    </w:p>
+    <w:p>
+      <w:pPr>
+        <w:numPr>
+          <w:ilvl w:val="0"/>
+          <w:numId w:val="14"/>
+        </w:numPr>
+        <w:spacing w:before="100" w:beforeAutospacing="1" w:after="100" w:afterAutospacing="1" w:line="240" w:lineRule="auto"/>
+        <w:rPr>
+          <w:rFonts w:ascii="Times New Roman" w:eastAsia="Times New Roman" w:hAnsi="Times New Roman" w:cs="Times New Roman"/>
+          <w:kern w:val="0"/>
+          <w:sz w:val="24"/>
+          <w:szCs w:val="24"/>
+          <w:lang w:val="en-GB" w:eastAsia="en-GB" w:bidi="ar-SA"/>
+          <w14:ligatures w14:val="none"/>
+        </w:rPr>
+      </w:pPr>
+      <w:r>
+        <w:rPr>
+          <w:rFonts w:ascii="Times New Roman" w:eastAsia="Times New Roman" w:hAnsi="Times New Roman" w:cs="Times New Roman"/>
+          <w:kern w:val="0"/>
+          <w:sz w:val="24"/>
+          <w:szCs w:val="24"/>
+          <w:lang w:val="en-GB" w:eastAsia="en-GB" w:bidi="ar-SA"/>
+          <w14:ligatures w14:val="none"/>
+        </w:rPr>
+        <w:t>Legal review</w:t>
+      </w:r>
+    </w:p>
+    <w:p>
+      <w:pPr>
+        <w:numPr>
+          <w:ilvl w:val="0"/>
+          <w:numId w:val="14"/>
+        </w:numPr>
+        <w:spacing w:before="100" w:beforeAutospacing="1" w:after="100" w:afterAutospacing="1" w:line="240" w:lineRule="auto"/>
+        <w:rPr>
+          <w:rFonts w:ascii="Times New Roman" w:eastAsia="Times New Roman" w:hAnsi="Times New Roman" w:cs="Times New Roman"/>
+          <w:kern w:val="0"/>
+          <w:sz w:val="24"/>
+          <w:szCs w:val="24"/>
+          <w:lang w:val="en-GB" w:eastAsia="en-GB" w:bidi="ar-SA"/>
+          <w14:ligatures w14:val="none"/>
+        </w:rPr>
+      </w:pPr>
+      <w:r>
+        <w:rPr>
+          <w:rFonts w:ascii="Times New Roman" w:eastAsia="Times New Roman" w:hAnsi="Times New Roman" w:cs="Times New Roman"/>
+          <w:kern w:val="0"/>
+          <w:sz w:val="24"/>
+          <w:szCs w:val="24"/>
+          <w:lang w:val="en-GB" w:eastAsia="en-GB" w:bidi="ar-SA"/>
+          <w14:ligatures w14:val="none"/>
+        </w:rPr>
+        <w:t>Finance validation</w:t>
+      </w:r>
+    </w:p>
+    <w:p>
+      <w:pPr>
+        <w:spacing w:before="100" w:beforeAutospacing="1" w:after="100" w:afterAutospacing="1" w:line="240" w:lineRule="auto"/>
+        <w:outlineLvl w:val="2"/>
+        <w:rPr>
+          <w:rFonts w:ascii="Times New Roman" w:eastAsia="Times New Roman" w:hAnsi="Times New Roman" w:cs="Times New Roman"/>
+          <w:b/>
+          <w:bCs/>
+          <w:kern w:val="0"/>
+          <w:sz w:val="27"/>
+          <w:szCs w:val="27"/>
+          <w:lang w:val="en-GB" w:eastAsia="en-GB" w:bidi="ar-SA"/>
+          <w14:ligatures w14:val="none"/>
+        </w:rPr>
+      </w:pPr>
+      <w:r>
+        <w:rPr>
+          <w:rFonts w:ascii="Times New Roman" w:eastAsia="Times New Roman" w:hAnsi="Times New Roman" w:cs="Times New Roman"/>
+          <w:b/>
+          <w:bCs/>
+          <w:kern w:val="0"/>
+          <w:sz w:val="27"/>
+          <w:szCs w:val="27"/>
+          <w:lang w:val="en-GB" w:eastAsia="en-GB" w:bidi="ar-SA"/>
+          <w14:ligatures w14:val="none"/>
+        </w:rPr>
+        <w:t>03.4.1.2 Risk &amp; Compliance Check</w:t>
+      </w:r>
+    </w:p>
+    <w:p>
+      <w:pPr>
+        <w:numPr>
+          <w:ilvl w:val="0"/>
+          <w:numId w:val="15"/>
+        </w:numPr>
+        <w:spacing w:before="100" w:beforeAutospacing="1" w:after="100" w:afterAutospacing="1" w:line="240" w:lineRule="auto"/>
+        <w:rPr>
+          <w:rFonts w:ascii="Times New Roman" w:eastAsia="Times New Roman" w:hAnsi="Times New Roman" w:cs="Times New Roman"/>
+          <w:kern w:val="0"/>
+          <w:sz w:val="24"/>
+          <w:szCs w:val="24"/>
+          <w:lang w:val="en-GB" w:eastAsia="en-GB" w:bidi="ar-SA"/>
+          <w14:ligatures w14:val="none"/>
+        </w:rPr>
+      </w:pPr>
+      <w:r>
+        <w:rPr>
+          <w:rFonts w:ascii="Times New Roman" w:eastAsia="Times New Roman" w:hAnsi="Times New Roman" w:cs="Times New Roman"/>
+          <w:kern w:val="0"/>
+          <w:sz w:val="24"/>
+          <w:szCs w:val="24"/>
+          <w:lang w:val="en-GB" w:eastAsia="en-GB" w:bidi="ar-SA"/>
+          <w14:ligatures w14:val="none"/>
+        </w:rPr>
+        <w:t>AML screening</w:t>
+      </w:r>
+    </w:p>
+    <w:p>
+      <w:pPr>
+        <w:numPr>
+          <w:ilvl w:val="0"/>
+          <w:numId w:val="15"/>
+        </w:numPr>
+        <w:spacing w:before="100" w:beforeAutospacing="1" w:after="100" w:afterAutospacing="1" w:line="240" w:lineRule="auto"/>
+        <w:rPr>
+          <w:rFonts w:ascii="Times New Roman" w:eastAsia="Times New Roman" w:hAnsi="Times New Roman" w:cs="Times New Roman"/>
+          <w:kern w:val="0"/>
+          <w:sz w:val="24"/>
+          <w:szCs w:val="24"/>
+          <w:lang w:val="en-GB" w:eastAsia="en-GB" w:bidi="ar-SA"/>
+          <w14:ligatures w14:val="none"/>
+        </w:rPr>
+      </w:pPr>
+      <w:r>
+        <w:rPr>
+          <w:rFonts w:ascii="Times New Roman" w:eastAsia="Times New Roman" w:hAnsi="Times New Roman" w:cs="Times New Roman"/>
+          <w:kern w:val="0"/>
+          <w:sz w:val="24"/>
+          <w:szCs w:val="24"/>
+          <w:lang w:val="en-GB" w:eastAsia="en-GB" w:bidi="ar-SA"/>
+          <w14:ligatures w14:val="none"/>
+        </w:rPr>
+        <w:t>Sanctions list check</w:t>
+      </w:r>
+    </w:p>
+    <w:p>
+      <w:pPr>
+        <w:numPr>
+          <w:ilvl w:val="0"/>
+          <w:numId w:val="15"/>
+        </w:numPr>
+        <w:spacing w:before="100" w:beforeAutospacing="1" w:after="100" w:afterAutospacing="1" w:line="240" w:lineRule="auto"/>
+        <w:rPr>
+          <w:rFonts w:ascii="Times New Roman" w:eastAsia="Times New Roman" w:hAnsi="Times New Roman" w:cs="Times New Roman"/>
+          <w:kern w:val="0"/>
+          <w:sz w:val="24"/>
+          <w:szCs w:val="24"/>
+          <w:lang w:val="en-GB" w:eastAsia="en-GB" w:bidi="ar-SA"/>
+          <w14:ligatures w14:val="none"/>
+        </w:rPr>
+      </w:pPr>
+      <w:r>
+        <w:rPr>
+          <w:rFonts w:ascii="Times New Roman" w:eastAsia="Times New Roman" w:hAnsi="Times New Roman" w:cs="Times New Roman"/>
+          <w:kern w:val="0"/>
+          <w:sz w:val="24"/>
+          <w:szCs w:val="24"/>
+          <w:lang w:val="en-GB" w:eastAsia="en-GB" w:bidi="ar-SA"/>
+          <w14:ligatures w14:val="none"/>
+        </w:rPr>
+        <w:t>Regulatory compliance validation</w:t>
+      </w:r>
+    </w:p>
+    <w:p>
+      <w:pPr>
+        <w:spacing w:before="100" w:beforeAutospacing="1" w:after="100" w:afterAutospacing="1" w:line="240" w:lineRule="auto"/>
+        <w:outlineLvl w:val="2"/>
+        <w:rPr>
+          <w:rFonts w:ascii="Times New Roman" w:eastAsia="Times New Roman" w:hAnsi="Times New Roman" w:cs="Times New Roman"/>
+          <w:b/>
+          <w:bCs/>
+          <w:kern w:val="0"/>
+          <w:sz w:val="27"/>
+          <w:szCs w:val="27"/>
+          <w:lang w:val="en-GB" w:eastAsia="en-GB" w:bidi="ar-SA"/>
+          <w14:ligatures w14:val="none"/>
+        </w:rPr>
+      </w:pPr>
+      <w:r>
+        <w:rPr>
+          <w:rFonts w:ascii="Times New Roman" w:eastAsia="Times New Roman" w:hAnsi="Times New Roman" w:cs="Times New Roman"/>
+          <w:b/>
+          <w:bCs/>
+          <w:kern w:val="0"/>
+          <w:sz w:val="27"/>
+          <w:szCs w:val="27"/>
+          <w:lang w:val="en-GB" w:eastAsia="en-GB" w:bidi="ar-SA"/>
+          <w14:ligatures w14:val="none"/>
+        </w:rPr>
+        <w:t>03.4.1.3 Approval Committee</w:t>
+      </w:r>
+    </w:p>
+    <w:p>
+      <w:pPr>
+        <w:numPr>
+          <w:ilvl w:val="0"/>
+          <w:numId w:val="16"/>
+        </w:numPr>
+        <w:spacing w:before="100" w:beforeAutospacing="1" w:after="100" w:afterAutospacing="1" w:line="240" w:lineRule="auto"/>
+        <w:rPr>
+          <w:rFonts w:ascii="Times New Roman" w:eastAsia="Times New Roman" w:hAnsi="Times New Roman" w:cs="Times New Roman"/>
+          <w:kern w:val="0"/>
+          <w:sz w:val="24"/>
+          <w:szCs w:val="24"/>
+          <w:lang w:val="en-GB" w:eastAsia="en-GB" w:bidi="ar-SA"/>
+          <w14:ligatures w14:val="none"/>
+        </w:rPr>
+      </w:pPr>
+      <w:r>
+        <w:rPr>
+          <w:rFonts w:ascii="Times New Roman" w:eastAsia="Times New Roman" w:hAnsi="Times New Roman" w:cs="Times New Roman"/>
+          <w:kern w:val="0"/>
+          <w:sz w:val="24"/>
+          <w:szCs w:val="24"/>
+          <w:lang w:val="en-GB" w:eastAsia="en-GB" w:bidi="ar-SA"/>
+          <w14:ligatures w14:val="none"/>
+        </w:rPr>
+        <w:t>Documentation pack submission</w:t>
+      </w:r>
+    </w:p>
+    <w:p>
+      <w:pPr>
+        <w:numPr>
+          <w:ilvl w:val="0"/>
+          <w:numId w:val="16"/>
+        </w:numPr>
+        <w:spacing w:before="100" w:beforeAutospacing="1" w:after="100" w:afterAutospacing="1" w:line="240" w:lineRule="auto"/>
+        <w:rPr>
+          <w:rFonts w:ascii="Times New Roman" w:eastAsia="Times New Roman" w:hAnsi="Times New Roman" w:cs="Times New Roman"/>
+          <w:kern w:val="0"/>
+          <w:sz w:val="24"/>
+          <w:szCs w:val="24"/>
+          <w:lang w:val="en-GB" w:eastAsia="en-GB" w:bidi="ar-SA"/>
+          <w14:ligatures w14:val="none"/>
+        </w:rPr>
+      </w:pPr>
+      <w:r>
+        <w:rPr>
+          <w:rFonts w:ascii="Times New Roman" w:eastAsia="Times New Roman" w:hAnsi="Times New Roman" w:cs="Times New Roman"/>
+          <w:kern w:val="0"/>
+          <w:sz w:val="24"/>
+          <w:szCs w:val="24"/>
+          <w:lang w:val="en-GB" w:eastAsia="en-GB" w:bidi="ar-SA"/>
+          <w14:ligatures w14:val="none"/>
+        </w:rPr>
+        <w:t>Voting record</w:t>
+      </w:r>
+    </w:p>
+    <w:p>
+      <w:pPr>
+        <w:numPr>
+          <w:ilvl w:val="0"/>
+          <w:numId w:val="16"/>
+        </w:numPr>
+        <w:spacing w:before="100" w:beforeAutospacing="1" w:after="100" w:afterAutospacing="1" w:line="240" w:lineRule="auto"/>
+        <w:rPr>
+          <w:rFonts w:ascii="Times New Roman" w:eastAsia="Times New Roman" w:hAnsi="Times New Roman" w:cs="Times New Roman"/>
+          <w:kern w:val="0"/>
+          <w:sz w:val="24"/>
+          <w:szCs w:val="24"/>
+          <w:lang w:val="en-GB" w:eastAsia="en-GB" w:bidi="ar-SA"/>
+          <w14:ligatures w14:val="none"/>
+        </w:rPr>
+      </w:pPr>
+      <w:r>
+        <w:rPr>
+          <w:rFonts w:ascii="Times New Roman" w:eastAsia="Times New Roman" w:hAnsi="Times New Roman" w:cs="Times New Roman"/>
+          <w:kern w:val="0"/>
+          <w:sz w:val="24"/>
+          <w:szCs w:val="24"/>
+          <w:lang w:val="en-GB" w:eastAsia="en-GB" w:bidi="ar-SA"/>
+          <w14:ligatures w14:val="none"/>
+        </w:rPr>
+        <w:t>Approval minutes</w:t>
+      </w:r>
+    </w:p>
+    <w:p>
+      <w:pPr>
+        <w:spacing w:before="100" w:beforeAutospacing="1" w:after="100" w:afterAutospacing="1" w:line="240" w:lineRule="auto"/>
+        <w:outlineLvl w:val="2"/>
+        <w:rPr>
+          <w:rFonts w:ascii="Times New Roman" w:eastAsia="Times New Roman" w:hAnsi="Times New Roman" w:cs="Times New Roman"/>
+          <w:b/>
+          <w:bCs/>
+          <w:kern w:val="0"/>
+          <w:sz w:val="27"/>
+          <w:szCs w:val="27"/>
+          <w:lang w:val="en-GB" w:eastAsia="en-GB" w:bidi="ar-SA"/>
+          <w14:ligatures w14:val="none"/>
+        </w:rPr>
+      </w:pPr>
+      <w:r>
+        <w:rPr>
+          <w:rFonts w:ascii="Times New Roman" w:eastAsia="Times New Roman" w:hAnsi="Times New Roman" w:cs="Times New Roman"/>
+          <w:b/>
+          <w:bCs/>
+          <w:kern w:val="0"/>
+          <w:sz w:val="27"/>
+          <w:szCs w:val="27"/>
+          <w:lang w:val="en-GB" w:eastAsia="en-GB" w:bidi="ar-SA"/>
+          <w14:ligatures w14:val="none"/>
+        </w:rPr>
+        <w:t>03.4.1.4 Contract Execution</w:t>
+      </w:r>
+    </w:p>
+    <w:p>
+      <w:pPr>
+        <w:numPr>
+          <w:ilvl w:val="0"/>
+          <w:numId w:val="17"/>
+        </w:numPr>
+        <w:spacing w:before="100" w:beforeAutospacing="1" w:after="100" w:afterAutospacing="1" w:line="240" w:lineRule="auto"/>
+        <w:rPr>
+          <w:rFonts w:ascii="Times New Roman" w:eastAsia="Times New Roman" w:hAnsi="Times New Roman" w:cs="Times New Roman"/>
+          <w:kern w:val="0"/>
+          <w:sz w:val="24"/>
+          <w:szCs w:val="24"/>
+          <w:lang w:val="en-GB" w:eastAsia="en-GB" w:bidi="ar-SA"/>
+          <w14:ligatures w14:val="none"/>
+        </w:rPr>
+      </w:pPr>
+      <w:r>
+        <w:rPr>
+          <w:rFonts w:ascii="Times New Roman" w:eastAsia="Times New Roman" w:hAnsi="Times New Roman" w:cs="Times New Roman"/>
+          <w:kern w:val="0"/>
+          <w:sz w:val="24"/>
+          <w:szCs w:val="24"/>
+          <w:lang w:val="en-GB" w:eastAsia="en-GB" w:bidi="ar-SA"/>
+          <w14:ligatures w14:val="none"/>
+        </w:rPr>
+        <w:t>Contract drafting</w:t>
+      </w:r>
+    </w:p>
+    <w:p>
+      <w:pPr>
+        <w:numPr>
+          <w:ilvl w:val="0"/>
+          <w:numId w:val="17"/>
+        </w:numPr>
+        <w:spacing w:before="100" w:beforeAutospacing="1" w:after="100" w:afterAutospacing="1" w:line="240" w:lineRule="auto"/>
+        <w:rPr>
+          <w:rFonts w:ascii="Times New Roman" w:eastAsia="Times New Roman" w:hAnsi="Times New Roman" w:cs="Times New Roman"/>
+          <w:kern w:val="0"/>
+          <w:sz w:val="24"/>
+          <w:szCs w:val="24"/>
+          <w:lang w:val="en-GB" w:eastAsia="en-GB" w:bidi="ar-SA"/>
+          <w14:ligatures w14:val="none"/>
+        </w:rPr>
+      </w:pPr>
+      <w:r>
+        <w:rPr>
+          <w:rFonts w:ascii="Times New Roman" w:eastAsia="Times New Roman" w:hAnsi="Times New Roman" w:cs="Times New Roman"/>
+          <w:kern w:val="0"/>
+          <w:sz w:val="24"/>
+          <w:szCs w:val="24"/>
+          <w:lang w:val="en-GB" w:eastAsia="en-GB" w:bidi="ar-SA"/>
+          <w14:ligatures w14:val="none"/>
+        </w:rPr>
+        <w:t>Signature authority verification</w:t>
+      </w:r>
+    </w:p>
+    <w:p>
+      <w:pPr>
+        <w:numPr>
+          <w:ilvl w:val="0"/>
+          <w:numId w:val="17"/>
+        </w:numPr>
+        <w:spacing w:before="100" w:beforeAutospacing="1" w:after="100" w:afterAutospacing="1" w:line="240" w:lineRule="auto"/>
+        <w:rPr>
+          <w:rFonts w:ascii="Times New Roman" w:eastAsia="Times New Roman" w:hAnsi="Times New Roman" w:cs="Times New Roman"/>
+          <w:kern w:val="0"/>
+          <w:sz w:val="24"/>
+          <w:szCs w:val="24"/>
+          <w:lang w:val="en-GB" w:eastAsia="en-GB" w:bidi="ar-SA"/>
+          <w14:ligatures w14:val="none"/>
+        </w:rPr>
+      </w:pPr>
+      <w:r>
+        <w:rPr>
+          <w:rFonts w:ascii="Times New Roman" w:eastAsia="Times New Roman" w:hAnsi="Times New Roman" w:cs="Times New Roman"/>
+          <w:kern w:val="0"/>
+          <w:sz w:val="24"/>
+          <w:szCs w:val="24"/>
+          <w:lang w:val="en-GB" w:eastAsia="en-GB" w:bidi="ar-SA"/>
+          <w14:ligatures w14:val="none"/>
+        </w:rPr>
+        <w:t>Digital archiving</w:t>
+      </w:r>
+    </w:p>
+    <w:p>
+      <w:pPr>
+        <w:spacing w:before="100" w:beforeAutospacing="1" w:after="100" w:afterAutospacing="1" w:line="240" w:lineRule="auto"/>
+        <w:rPr>
+          <w:rFonts w:ascii="Times New Roman" w:eastAsia="Times New Roman" w:hAnsi="Times New Roman" w:cs="Times New Roman"/>
+          <w:kern w:val="0"/>
+          <w:sz w:val="24"/>
+          <w:szCs w:val="24"/>
+          <w:lang w:val="en-GB" w:eastAsia="en-GB" w:bidi="ar-SA"/>
+          <w14:ligatures w14:val="none"/>
+        </w:rPr>
+      </w:pPr>
+      <w:r>
+        <w:rPr>
+          <w:rFonts w:ascii="Times New Roman" w:eastAsia="Times New Roman" w:hAnsi="Times New Roman" w:cs="Times New Roman"/>
+          <w:b/>
+          <w:bCs/>
+          <w:kern w:val="0"/>
+          <w:sz w:val="24"/>
+          <w:szCs w:val="24"/>
+          <w:lang w:val="en-GB" w:eastAsia="en-GB" w:bidi="ar-SA"/>
+          <w14:ligatures w14:val="none"/>
+        </w:rPr>
+        <w:t>Forms:</w:t>
+      </w:r>
+    </w:p>
+    <w:p>
+      <w:pPr>
+        <w:numPr>
+          <w:ilvl w:val="0"/>
+          <w:numId w:val="18"/>
+        </w:numPr>
+        <w:spacing w:before="100" w:beforeAutospacing="1" w:after="100" w:afterAutospacing="1" w:line="240" w:lineRule="auto"/>
+        <w:rPr>
+          <w:rFonts w:ascii="Times New Roman" w:eastAsia="Times New Roman" w:hAnsi="Times New Roman" w:cs="Times New Roman"/>
+          <w:kern w:val="0"/>
+          <w:sz w:val="24"/>
+          <w:szCs w:val="24"/>
+          <w:lang w:val="en-GB" w:eastAsia="en-GB" w:bidi="ar-SA"/>
+          <w14:ligatures w14:val="none"/>
+        </w:rPr>
+      </w:pPr>
+      <w:r>
+        <w:rPr>
+          <w:rFonts w:ascii="Times New Roman" w:eastAsia="Times New Roman" w:hAnsi="Times New Roman" w:cs="Times New Roman"/>
+          <w:kern w:val="0"/>
+          <w:sz w:val="24"/>
+          <w:szCs w:val="24"/>
+          <w:lang w:val="en-GB" w:eastAsia="en-GB" w:bidi="ar-SA"/>
+          <w14:ligatures w14:val="none"/>
+        </w:rPr>
+        <w:lastRenderedPageBreak/>
+        <w:t>F03.7 Lease Approval Memo</w:t>
+      </w:r>
+    </w:p>
+    <w:p>
+      <w:pPr>
+        <w:numPr>
+          <w:ilvl w:val="0"/>
+          <w:numId w:val="18"/>
+        </w:numPr>
+        <w:spacing w:before="100" w:beforeAutospacing="1" w:after="100" w:afterAutospacing="1" w:line="240" w:lineRule="auto"/>
+        <w:rPr>
+          <w:rFonts w:ascii="Times New Roman" w:eastAsia="Times New Roman" w:hAnsi="Times New Roman" w:cs="Times New Roman"/>
+          <w:kern w:val="0"/>
+          <w:sz w:val="24"/>
+          <w:szCs w:val="24"/>
+          <w:lang w:val="en-GB" w:eastAsia="en-GB" w:bidi="ar-SA"/>
+          <w14:ligatures w14:val="none"/>
+        </w:rPr>
+      </w:pPr>
+      <w:r>
+        <w:rPr>
+          <w:rFonts w:ascii="Times New Roman" w:eastAsia="Times New Roman" w:hAnsi="Times New Roman" w:cs="Times New Roman"/>
+          <w:kern w:val="0"/>
+          <w:sz w:val="24"/>
+          <w:szCs w:val="24"/>
+          <w:lang w:val="en-GB" w:eastAsia="en-GB" w:bidi="ar-SA"/>
+          <w14:ligatures w14:val="none"/>
+        </w:rPr>
+        <w:t>F03.8 Legal Clearance Form</w:t>
+      </w:r>
+    </w:p>
+    <w:p>
+      <w:pPr>
+        <w:numPr>
+          <w:ilvl w:val="0"/>
+          <w:numId w:val="18"/>
+        </w:numPr>
+        <w:spacing w:before="100" w:beforeAutospacing="1" w:after="100" w:afterAutospacing="1" w:line="240" w:lineRule="auto"/>
+        <w:rPr>
+          <w:rFonts w:ascii="Times New Roman" w:eastAsia="Times New Roman" w:hAnsi="Times New Roman" w:cs="Times New Roman"/>
+          <w:kern w:val="0"/>
+          <w:sz w:val="24"/>
+          <w:szCs w:val="24"/>
+          <w:lang w:val="en-GB" w:eastAsia="en-GB" w:bidi="ar-SA"/>
+          <w14:ligatures w14:val="none"/>
+        </w:rPr>
+      </w:pPr>
+      <w:r>
+        <w:rPr>
+          <w:rFonts w:ascii="Times New Roman" w:eastAsia="Times New Roman" w:hAnsi="Times New Roman" w:cs="Times New Roman"/>
+          <w:kern w:val="0"/>
+          <w:sz w:val="24"/>
+          <w:szCs w:val="24"/>
+          <w:lang w:val="en-GB" w:eastAsia="en-GB" w:bidi="ar-SA"/>
+          <w14:ligatures w14:val="none"/>
+        </w:rPr>
+        <w:t>F03.9 Lease Execution Checklist</w:t>
+      </w:r>
+    </w:p>
+    <w:p>
+      <w:pPr>
+        <w:spacing w:after="0" w:line="240" w:lineRule="auto"/>
+        <w:rPr>
+          <w:rFonts w:ascii="Times New Roman" w:eastAsia="Times New Roman" w:hAnsi="Times New Roman" w:cs="Times New Roman"/>
+          <w:kern w:val="0"/>
+          <w:sz w:val="24"/>
+          <w:szCs w:val="24"/>
+          <w:lang w:val="en-GB" w:eastAsia="en-GB" w:bidi="ar-SA"/>
+          <w14:ligatures w14:val="none"/>
+        </w:rPr>
+      </w:pPr>
+      <w:r>
+        <w:rPr>
+          <w:rFonts w:ascii="Times New Roman" w:eastAsia="Times New Roman" w:hAnsi="Times New Roman" w:cs="Times New Roman"/>
+          <w:kern w:val="0"/>
+          <w:sz w:val="24"/>
+          <w:szCs w:val="24"/>
+          <w:lang w:val="en-GB" w:eastAsia="en-GB" w:bidi="ar-SA"/>
+          <w14:ligatures w14:val="none"/>
+        </w:rPr>
+        <w:pict w14:anchorId="33BCAE55">
+          <v:rect id="_x0000_i1029" style="width:0;height:1.5pt" o:hralign="center" o:hrstd="t" o:hr="t" fillcolor="#a0a0a0" stroked="f"/>
+        </w:pict>
+      </w:r>
+    </w:p>
+    <w:p>
+      <w:pPr>
+        <w:spacing w:before="100" w:beforeAutospacing="1" w:after="100" w:afterAutospacing="1" w:line="240" w:lineRule="auto"/>
+        <w:outlineLvl w:val="0"/>
         <w:rPr>
           <w:rFonts w:ascii="Times New Roman" w:eastAsia="Times New Roman" w:hAnsi="Times New Roman" w:cs="Times New Roman"/>
           <w:b/>
@@ -2094,631 +2718,8 @@
           <w:lang w:val="en-GB" w:eastAsia="en-GB" w:bidi="ar-SA"/>
           <w14:ligatures w14:val="none"/>
         </w:rPr>
-        <w:t>03.4 Lease Approval &amp; Contracting</w:t>
-      </w:r>
-    </w:p>
-    <w:p>
-      <w:pPr>
-        <w:spacing w:before="100" w:beforeAutospacing="1" w:after="100" w:afterAutospacing="1" w:line="240" w:lineRule="auto"/>
-        <w:outlineLvl w:val="1"/>
-        <w:rPr>
-          <w:rFonts w:ascii="Times New Roman" w:eastAsia="Times New Roman" w:hAnsi="Times New Roman" w:cs="Times New Roman"/>
-          <w:b/>
-          <w:bCs/>
-          <w:kern w:val="0"/>
-          <w:sz w:val="36"/>
-          <w:szCs w:val="36"/>
-          <w:lang w:val="en-GB" w:eastAsia="en-GB" w:bidi="ar-SA"/>
-          <w14:ligatures w14:val="none"/>
-        </w:rPr>
-      </w:pPr>
-      <w:r>
-        <w:rPr>
-          <w:rFonts w:ascii="Times New Roman" w:eastAsia="Times New Roman" w:hAnsi="Times New Roman" w:cs="Times New Roman"/>
-          <w:b/>
-          <w:bCs/>
-          <w:kern w:val="0"/>
-          <w:sz w:val="36"/>
-          <w:szCs w:val="36"/>
-          <w:lang w:val="en-GB" w:eastAsia="en-GB" w:bidi="ar-SA"/>
-          <w14:ligatures w14:val="none"/>
-        </w:rPr>
-        <w:t>03.4.1 Lease Approval Workflow</w:t>
-      </w:r>
-    </w:p>
-    <w:p>
-      <w:pPr>
-        <w:spacing w:before="100" w:beforeAutospacing="1" w:after="100" w:afterAutospacing="1" w:line="240" w:lineRule="auto"/>
-        <w:outlineLvl w:val="2"/>
-        <w:rPr>
-          <w:rFonts w:ascii="Times New Roman" w:eastAsia="Times New Roman" w:hAnsi="Times New Roman" w:cs="Times New Roman"/>
-          <w:b/>
-          <w:bCs/>
-          <w:kern w:val="0"/>
-          <w:sz w:val="27"/>
-          <w:szCs w:val="27"/>
-          <w:lang w:val="en-GB" w:eastAsia="en-GB" w:bidi="ar-SA"/>
-          <w14:ligatures w14:val="none"/>
-        </w:rPr>
-      </w:pPr>
-      <w:r>
-        <w:rPr>
-          <w:rFonts w:ascii="Times New Roman" w:eastAsia="Times New Roman" w:hAnsi="Times New Roman" w:cs="Times New Roman"/>
-          <w:b/>
-          <w:bCs/>
-          <w:kern w:val="0"/>
-          <w:sz w:val="27"/>
-          <w:szCs w:val="27"/>
-          <w:lang w:val="en-GB" w:eastAsia="en-GB" w:bidi="ar-SA"/>
-          <w14:ligatures w14:val="none"/>
-        </w:rPr>
-        <w:t>03.4.1.1 Internal Review</w:t>
-      </w:r>
-    </w:p>
-    <w:p>
-      <w:pPr>
-        <w:numPr>
-          <w:ilvl w:val="0"/>
-          <w:numId w:val="14"/>
-        </w:numPr>
-        <w:spacing w:before="100" w:beforeAutospacing="1" w:after="100" w:afterAutospacing="1" w:line="240" w:lineRule="auto"/>
-        <w:rPr>
-          <w:rFonts w:ascii="Times New Roman" w:eastAsia="Times New Roman" w:hAnsi="Times New Roman" w:cs="Times New Roman"/>
-          <w:kern w:val="0"/>
-          <w:sz w:val="24"/>
-          <w:szCs w:val="24"/>
-          <w:lang w:val="en-GB" w:eastAsia="en-GB" w:bidi="ar-SA"/>
-          <w14:ligatures w14:val="none"/>
-        </w:rPr>
-      </w:pPr>
-      <w:r>
-        <w:rPr>
-          <w:rFonts w:ascii="Times New Roman" w:eastAsia="Times New Roman" w:hAnsi="Times New Roman" w:cs="Times New Roman"/>
-          <w:kern w:val="0"/>
-          <w:sz w:val="24"/>
-          <w:szCs w:val="24"/>
-          <w:lang w:val="en-GB" w:eastAsia="en-GB" w:bidi="ar-SA"/>
-          <w14:ligatures w14:val="none"/>
-        </w:rPr>
-        <w:t>Leasing Manager sign-off</w:t>
-      </w:r>
-    </w:p>
-    <w:p>
-      <w:pPr>
-        <w:numPr>
-          <w:ilvl w:val="0"/>
-          <w:numId w:val="14"/>
-        </w:numPr>
-        <w:spacing w:before="100" w:beforeAutospacing="1" w:after="100" w:afterAutospacing="1" w:line="240" w:lineRule="auto"/>
-        <w:rPr>
-          <w:rFonts w:ascii="Times New Roman" w:eastAsia="Times New Roman" w:hAnsi="Times New Roman" w:cs="Times New Roman"/>
-          <w:kern w:val="0"/>
-          <w:sz w:val="24"/>
-          <w:szCs w:val="24"/>
-          <w:lang w:val="en-GB" w:eastAsia="en-GB" w:bidi="ar-SA"/>
-          <w14:ligatures w14:val="none"/>
-        </w:rPr>
-      </w:pPr>
-      <w:r>
-        <w:rPr>
-          <w:rFonts w:ascii="Times New Roman" w:eastAsia="Times New Roman" w:hAnsi="Times New Roman" w:cs="Times New Roman"/>
-          <w:kern w:val="0"/>
-          <w:sz w:val="24"/>
-          <w:szCs w:val="24"/>
-          <w:lang w:val="en-GB" w:eastAsia="en-GB" w:bidi="ar-SA"/>
-          <w14:ligatures w14:val="none"/>
-        </w:rPr>
-        <w:t>Legal review</w:t>
-      </w:r>
-    </w:p>
-    <w:p>
-      <w:pPr>
-        <w:numPr>
-          <w:ilvl w:val="0"/>
-          <w:numId w:val="14"/>
-        </w:numPr>
-        <w:spacing w:before="100" w:beforeAutospacing="1" w:after="100" w:afterAutospacing="1" w:line="240" w:lineRule="auto"/>
-        <w:rPr>
-          <w:rFonts w:ascii="Times New Roman" w:eastAsia="Times New Roman" w:hAnsi="Times New Roman" w:cs="Times New Roman"/>
-          <w:kern w:val="0"/>
-          <w:sz w:val="24"/>
-          <w:szCs w:val="24"/>
-          <w:lang w:val="en-GB" w:eastAsia="en-GB" w:bidi="ar-SA"/>
-          <w14:ligatures w14:val="none"/>
-        </w:rPr>
-      </w:pPr>
-      <w:r>
-        <w:rPr>
-          <w:rFonts w:ascii="Times New Roman" w:eastAsia="Times New Roman" w:hAnsi="Times New Roman" w:cs="Times New Roman"/>
-          <w:kern w:val="0"/>
-          <w:sz w:val="24"/>
-          <w:szCs w:val="24"/>
-          <w:lang w:val="en-GB" w:eastAsia="en-GB" w:bidi="ar-SA"/>
-          <w14:ligatures w14:val="none"/>
-        </w:rPr>
-        <w:t>Finance validation</w:t>
-      </w:r>
-    </w:p>
-    <w:p>
-      <w:pPr>
-        <w:spacing w:before="100" w:beforeAutospacing="1" w:after="100" w:afterAutospacing="1" w:line="240" w:lineRule="auto"/>
-        <w:outlineLvl w:val="2"/>
-        <w:rPr>
-          <w:rFonts w:ascii="Times New Roman" w:eastAsia="Times New Roman" w:hAnsi="Times New Roman" w:cs="Times New Roman"/>
-          <w:b/>
-          <w:bCs/>
-          <w:kern w:val="0"/>
-          <w:sz w:val="27"/>
-          <w:szCs w:val="27"/>
-          <w:lang w:val="en-GB" w:eastAsia="en-GB" w:bidi="ar-SA"/>
-          <w14:ligatures w14:val="none"/>
-        </w:rPr>
-      </w:pPr>
-      <w:r>
-        <w:rPr>
-          <w:rFonts w:ascii="Times New Roman" w:eastAsia="Times New Roman" w:hAnsi="Times New Roman" w:cs="Times New Roman"/>
-          <w:b/>
-          <w:bCs/>
-          <w:kern w:val="0"/>
-          <w:sz w:val="27"/>
-          <w:szCs w:val="27"/>
-          <w:lang w:val="en-GB" w:eastAsia="en-GB" w:bidi="ar-SA"/>
-          <w14:ligatures w14:val="none"/>
-        </w:rPr>
-        <w:t>03.4.1.2 Risk &amp; Compliance Check</w:t>
-      </w:r>
-    </w:p>
-    <w:p>
-      <w:pPr>
-        <w:numPr>
-          <w:ilvl w:val="0"/>
-          <w:numId w:val="15"/>
-        </w:numPr>
-        <w:spacing w:before="100" w:beforeAutospacing="1" w:after="100" w:afterAutospacing="1" w:line="240" w:lineRule="auto"/>
-        <w:rPr>
-          <w:rFonts w:ascii="Times New Roman" w:eastAsia="Times New Roman" w:hAnsi="Times New Roman" w:cs="Times New Roman"/>
-          <w:kern w:val="0"/>
-          <w:sz w:val="24"/>
-          <w:szCs w:val="24"/>
-          <w:lang w:val="en-GB" w:eastAsia="en-GB" w:bidi="ar-SA"/>
-          <w14:ligatures w14:val="none"/>
-        </w:rPr>
-      </w:pPr>
-      <w:r>
-        <w:rPr>
-          <w:rFonts w:ascii="Times New Roman" w:eastAsia="Times New Roman" w:hAnsi="Times New Roman" w:cs="Times New Roman"/>
-          <w:kern w:val="0"/>
-          <w:sz w:val="24"/>
-          <w:szCs w:val="24"/>
-          <w:lang w:val="en-GB" w:eastAsia="en-GB" w:bidi="ar-SA"/>
-          <w14:ligatures w14:val="none"/>
-        </w:rPr>
-        <w:t>AML screening</w:t>
-      </w:r>
-    </w:p>
-    <w:p>
-      <w:pPr>
-        <w:numPr>
-          <w:ilvl w:val="0"/>
-          <w:numId w:val="15"/>
-        </w:numPr>
-        <w:spacing w:before="100" w:beforeAutospacing="1" w:after="100" w:afterAutospacing="1" w:line="240" w:lineRule="auto"/>
-        <w:rPr>
-          <w:rFonts w:ascii="Times New Roman" w:eastAsia="Times New Roman" w:hAnsi="Times New Roman" w:cs="Times New Roman"/>
-          <w:kern w:val="0"/>
-          <w:sz w:val="24"/>
-          <w:szCs w:val="24"/>
-          <w:lang w:val="en-GB" w:eastAsia="en-GB" w:bidi="ar-SA"/>
-          <w14:ligatures w14:val="none"/>
-        </w:rPr>
-      </w:pPr>
-      <w:r>
-        <w:rPr>
-          <w:rFonts w:ascii="Times New Roman" w:eastAsia="Times New Roman" w:hAnsi="Times New Roman" w:cs="Times New Roman"/>
-          <w:kern w:val="0"/>
-          <w:sz w:val="24"/>
-          <w:szCs w:val="24"/>
-          <w:lang w:val="en-GB" w:eastAsia="en-GB" w:bidi="ar-SA"/>
-          <w14:ligatures w14:val="none"/>
-        </w:rPr>
-        <w:t>Sanctions list check</w:t>
-      </w:r>
-    </w:p>
-    <w:p>
-      <w:pPr>
-        <w:numPr>
-          <w:ilvl w:val="0"/>
-          <w:numId w:val="15"/>
-        </w:numPr>
-        <w:spacing w:before="100" w:beforeAutospacing="1" w:after="100" w:afterAutospacing="1" w:line="240" w:lineRule="auto"/>
-        <w:rPr>
-          <w:rFonts w:ascii="Times New Roman" w:eastAsia="Times New Roman" w:hAnsi="Times New Roman" w:cs="Times New Roman"/>
-          <w:kern w:val="0"/>
-          <w:sz w:val="24"/>
-          <w:szCs w:val="24"/>
-          <w:lang w:val="en-GB" w:eastAsia="en-GB" w:bidi="ar-SA"/>
-          <w14:ligatures w14:val="none"/>
-        </w:rPr>
-      </w:pPr>
-      <w:r>
-        <w:rPr>
-          <w:rFonts w:ascii="Times New Roman" w:eastAsia="Times New Roman" w:hAnsi="Times New Roman" w:cs="Times New Roman"/>
-          <w:kern w:val="0"/>
-          <w:sz w:val="24"/>
-          <w:szCs w:val="24"/>
-          <w:lang w:val="en-GB" w:eastAsia="en-GB" w:bidi="ar-SA"/>
-          <w14:ligatures w14:val="none"/>
-        </w:rPr>
-        <w:t>Regulatory compliance validation</w:t>
-      </w:r>
-    </w:p>
-    <w:p>
-      <w:pPr>
-        <w:spacing w:before="100" w:beforeAutospacing="1" w:after="100" w:afterAutospacing="1" w:line="240" w:lineRule="auto"/>
-        <w:outlineLvl w:val="2"/>
-        <w:rPr>
-          <w:rFonts w:ascii="Times New Roman" w:eastAsia="Times New Roman" w:hAnsi="Times New Roman" w:cs="Times New Roman"/>
-          <w:b/>
-          <w:bCs/>
-          <w:kern w:val="0"/>
-          <w:sz w:val="27"/>
-          <w:szCs w:val="27"/>
-          <w:lang w:val="en-GB" w:eastAsia="en-GB" w:bidi="ar-SA"/>
-          <w14:ligatures w14:val="none"/>
-        </w:rPr>
-      </w:pPr>
-      <w:r>
-        <w:rPr>
-          <w:rFonts w:ascii="Times New Roman" w:eastAsia="Times New Roman" w:hAnsi="Times New Roman" w:cs="Times New Roman"/>
-          <w:b/>
-          <w:bCs/>
-          <w:kern w:val="0"/>
-          <w:sz w:val="27"/>
-          <w:szCs w:val="27"/>
-          <w:lang w:val="en-GB" w:eastAsia="en-GB" w:bidi="ar-SA"/>
-          <w14:ligatures w14:val="none"/>
-        </w:rPr>
-        <w:t>03.4.1.3 Approval Committee</w:t>
-      </w:r>
-    </w:p>
-    <w:p>
-      <w:pPr>
-        <w:numPr>
-          <w:ilvl w:val="0"/>
-          <w:numId w:val="16"/>
-        </w:numPr>
-        <w:spacing w:before="100" w:beforeAutospacing="1" w:after="100" w:afterAutospacing="1" w:line="240" w:lineRule="auto"/>
-        <w:rPr>
-          <w:rFonts w:ascii="Times New Roman" w:eastAsia="Times New Roman" w:hAnsi="Times New Roman" w:cs="Times New Roman"/>
-          <w:kern w:val="0"/>
-          <w:sz w:val="24"/>
-          <w:szCs w:val="24"/>
-          <w:lang w:val="en-GB" w:eastAsia="en-GB" w:bidi="ar-SA"/>
-          <w14:ligatures w14:val="none"/>
-        </w:rPr>
-      </w:pPr>
-      <w:r>
-        <w:rPr>
-          <w:rFonts w:ascii="Times New Roman" w:eastAsia="Times New Roman" w:hAnsi="Times New Roman" w:cs="Times New Roman"/>
-          <w:kern w:val="0"/>
-          <w:sz w:val="24"/>
-          <w:szCs w:val="24"/>
-          <w:lang w:val="en-GB" w:eastAsia="en-GB" w:bidi="ar-SA"/>
-          <w14:ligatures w14:val="none"/>
-        </w:rPr>
-        <w:t>Documentation pack submission</w:t>
-      </w:r>
-    </w:p>
-    <w:p>
-      <w:pPr>
-        <w:numPr>
-          <w:ilvl w:val="0"/>
-          <w:numId w:val="16"/>
-        </w:numPr>
-        <w:spacing w:before="100" w:beforeAutospacing="1" w:after="100" w:afterAutospacing="1" w:line="240" w:lineRule="auto"/>
-        <w:rPr>
-          <w:rFonts w:ascii="Times New Roman" w:eastAsia="Times New Roman" w:hAnsi="Times New Roman" w:cs="Times New Roman"/>
-          <w:kern w:val="0"/>
-          <w:sz w:val="24"/>
-          <w:szCs w:val="24"/>
-          <w:lang w:val="en-GB" w:eastAsia="en-GB" w:bidi="ar-SA"/>
-          <w14:ligatures w14:val="none"/>
-        </w:rPr>
-      </w:pPr>
-      <w:r>
-        <w:rPr>
-          <w:rFonts w:ascii="Times New Roman" w:eastAsia="Times New Roman" w:hAnsi="Times New Roman" w:cs="Times New Roman"/>
-          <w:kern w:val="0"/>
-          <w:sz w:val="24"/>
-          <w:szCs w:val="24"/>
-          <w:lang w:val="en-GB" w:eastAsia="en-GB" w:bidi="ar-SA"/>
-          <w14:ligatures w14:val="none"/>
-        </w:rPr>
-        <w:t>Voting record</w:t>
-      </w:r>
-    </w:p>
-    <w:p>
-      <w:pPr>
-        <w:numPr>
-          <w:ilvl w:val="0"/>
-          <w:numId w:val="16"/>
-        </w:numPr>
-        <w:spacing w:before="100" w:beforeAutospacing="1" w:after="100" w:afterAutospacing="1" w:line="240" w:lineRule="auto"/>
-        <w:rPr>
-          <w:rFonts w:ascii="Times New Roman" w:eastAsia="Times New Roman" w:hAnsi="Times New Roman" w:cs="Times New Roman"/>
-          <w:kern w:val="0"/>
-          <w:sz w:val="24"/>
-          <w:szCs w:val="24"/>
-          <w:lang w:val="en-GB" w:eastAsia="en-GB" w:bidi="ar-SA"/>
-          <w14:ligatures w14:val="none"/>
-        </w:rPr>
-      </w:pPr>
-      <w:r>
-        <w:rPr>
-          <w:rFonts w:ascii="Times New Roman" w:eastAsia="Times New Roman" w:hAnsi="Times New Roman" w:cs="Times New Roman"/>
-          <w:kern w:val="0"/>
-          <w:sz w:val="24"/>
-          <w:szCs w:val="24"/>
-          <w:lang w:val="en-GB" w:eastAsia="en-GB" w:bidi="ar-SA"/>
-          <w14:ligatures w14:val="none"/>
-        </w:rPr>
-        <w:t>Approval minutes</w:t>
-      </w:r>
-    </w:p>
-    <w:p>
-      <w:pPr>
-        <w:spacing w:before="100" w:beforeAutospacing="1" w:after="100" w:afterAutospacing="1" w:line="240" w:lineRule="auto"/>
-        <w:outlineLvl w:val="2"/>
-        <w:rPr>
-          <w:rFonts w:ascii="Times New Roman" w:eastAsia="Times New Roman" w:hAnsi="Times New Roman" w:cs="Times New Roman"/>
-          <w:b/>
-          <w:bCs/>
-          <w:kern w:val="0"/>
-          <w:sz w:val="27"/>
-          <w:szCs w:val="27"/>
-          <w:lang w:val="en-GB" w:eastAsia="en-GB" w:bidi="ar-SA"/>
-          <w14:ligatures w14:val="none"/>
-        </w:rPr>
-      </w:pPr>
-      <w:r>
-        <w:rPr>
-          <w:rFonts w:ascii="Times New Roman" w:eastAsia="Times New Roman" w:hAnsi="Times New Roman" w:cs="Times New Roman"/>
-          <w:b/>
-          <w:bCs/>
-          <w:kern w:val="0"/>
-          <w:sz w:val="27"/>
-          <w:szCs w:val="27"/>
-          <w:lang w:val="en-GB" w:eastAsia="en-GB" w:bidi="ar-SA"/>
-          <w14:ligatures w14:val="none"/>
-        </w:rPr>
-        <w:t>03.4.1.4 Contract Execution</w:t>
-      </w:r>
-    </w:p>
-    <w:p>
-      <w:pPr>
-        <w:numPr>
-          <w:ilvl w:val="0"/>
-          <w:numId w:val="17"/>
-        </w:numPr>
-        <w:spacing w:before="100" w:beforeAutospacing="1" w:after="100" w:afterAutospacing="1" w:line="240" w:lineRule="auto"/>
-        <w:rPr>
-          <w:rFonts w:ascii="Times New Roman" w:eastAsia="Times New Roman" w:hAnsi="Times New Roman" w:cs="Times New Roman"/>
-          <w:kern w:val="0"/>
-          <w:sz w:val="24"/>
-          <w:szCs w:val="24"/>
-          <w:lang w:val="en-GB" w:eastAsia="en-GB" w:bidi="ar-SA"/>
-          <w14:ligatures w14:val="none"/>
-        </w:rPr>
-      </w:pPr>
-      <w:r>
-        <w:rPr>
-          <w:rFonts w:ascii="Times New Roman" w:eastAsia="Times New Roman" w:hAnsi="Times New Roman" w:cs="Times New Roman"/>
-          <w:kern w:val="0"/>
-          <w:sz w:val="24"/>
-          <w:szCs w:val="24"/>
-          <w:lang w:val="en-GB" w:eastAsia="en-GB" w:bidi="ar-SA"/>
-          <w14:ligatures w14:val="none"/>
-        </w:rPr>
-        <w:t>Contract drafting</w:t>
-      </w:r>
-    </w:p>
-    <w:p>
-      <w:pPr>
-        <w:numPr>
-          <w:ilvl w:val="0"/>
-          <w:numId w:val="17"/>
-        </w:numPr>
-        <w:spacing w:before="100" w:beforeAutospacing="1" w:after="100" w:afterAutospacing="1" w:line="240" w:lineRule="auto"/>
-        <w:rPr>
-          <w:rFonts w:ascii="Times New Roman" w:eastAsia="Times New Roman" w:hAnsi="Times New Roman" w:cs="Times New Roman"/>
-          <w:kern w:val="0"/>
-          <w:sz w:val="24"/>
-          <w:szCs w:val="24"/>
-          <w:lang w:val="en-GB" w:eastAsia="en-GB" w:bidi="ar-SA"/>
-          <w14:ligatures w14:val="none"/>
-        </w:rPr>
-      </w:pPr>
-      <w:r>
-        <w:rPr>
-          <w:rFonts w:ascii="Times New Roman" w:eastAsia="Times New Roman" w:hAnsi="Times New Roman" w:cs="Times New Roman"/>
-          <w:kern w:val="0"/>
-          <w:sz w:val="24"/>
-          <w:szCs w:val="24"/>
-          <w:lang w:val="en-GB" w:eastAsia="en-GB" w:bidi="ar-SA"/>
-          <w14:ligatures w14:val="none"/>
-        </w:rPr>
-        <w:t>Signature authority verification</w:t>
-      </w:r>
-    </w:p>
-    <w:p>
-      <w:pPr>
-        <w:numPr>
-          <w:ilvl w:val="0"/>
-          <w:numId w:val="17"/>
-        </w:numPr>
-        <w:spacing w:before="100" w:beforeAutospacing="1" w:after="100" w:afterAutospacing="1" w:line="240" w:lineRule="auto"/>
-        <w:rPr>
-          <w:rFonts w:ascii="Times New Roman" w:eastAsia="Times New Roman" w:hAnsi="Times New Roman" w:cs="Times New Roman"/>
-          <w:kern w:val="0"/>
-          <w:sz w:val="24"/>
-          <w:szCs w:val="24"/>
-          <w:lang w:val="en-GB" w:eastAsia="en-GB" w:bidi="ar-SA"/>
-          <w14:ligatures w14:val="none"/>
-        </w:rPr>
-      </w:pPr>
-      <w:r>
-        <w:rPr>
-          <w:rFonts w:ascii="Times New Roman" w:eastAsia="Times New Roman" w:hAnsi="Times New Roman" w:cs="Times New Roman"/>
-          <w:kern w:val="0"/>
-          <w:sz w:val="24"/>
-          <w:szCs w:val="24"/>
-          <w:lang w:val="en-GB" w:eastAsia="en-GB" w:bidi="ar-SA"/>
-          <w14:ligatures w14:val="none"/>
-        </w:rPr>
-        <w:t>Digital archiving</w:t>
-      </w:r>
-    </w:p>
-    <w:p>
-      <w:pPr>
-        <w:spacing w:before="100" w:beforeAutospacing="1" w:after="100" w:afterAutospacing="1" w:line="240" w:lineRule="auto"/>
-        <w:rPr>
-          <w:rFonts w:ascii="Times New Roman" w:eastAsia="Times New Roman" w:hAnsi="Times New Roman" w:cs="Times New Roman"/>
-          <w:kern w:val="0"/>
-          <w:sz w:val="24"/>
-          <w:szCs w:val="24"/>
-          <w:lang w:val="en-GB" w:eastAsia="en-GB" w:bidi="ar-SA"/>
-          <w14:ligatures w14:val="none"/>
-        </w:rPr>
-      </w:pPr>
-      <w:r>
-        <w:rPr>
-          <w:rFonts w:ascii="Times New Roman" w:eastAsia="Times New Roman" w:hAnsi="Times New Roman" w:cs="Times New Roman"/>
-          <w:b/>
-          <w:bCs/>
-          <w:kern w:val="0"/>
-          <w:sz w:val="24"/>
-          <w:szCs w:val="24"/>
-          <w:lang w:val="en-GB" w:eastAsia="en-GB" w:bidi="ar-SA"/>
-          <w14:ligatures w14:val="none"/>
-        </w:rPr>
-        <w:t>Forms:</w:t>
-      </w:r>
-    </w:p>
-    <w:p>
-      <w:pPr>
-        <w:numPr>
-          <w:ilvl w:val="0"/>
-          <w:numId w:val="18"/>
-        </w:numPr>
-        <w:spacing w:before="100" w:beforeAutospacing="1" w:after="100" w:afterAutospacing="1" w:line="240" w:lineRule="auto"/>
-        <w:rPr>
-          <w:rFonts w:ascii="Times New Roman" w:eastAsia="Times New Roman" w:hAnsi="Times New Roman" w:cs="Times New Roman"/>
-          <w:kern w:val="0"/>
-          <w:sz w:val="24"/>
-          <w:szCs w:val="24"/>
-          <w:lang w:val="en-GB" w:eastAsia="en-GB" w:bidi="ar-SA"/>
-          <w14:ligatures w14:val="none"/>
-        </w:rPr>
-      </w:pPr>
-      <w:r>
-        <w:rPr>
-          <w:rFonts w:ascii="Times New Roman" w:eastAsia="Times New Roman" w:hAnsi="Times New Roman" w:cs="Times New Roman"/>
-          <w:kern w:val="0"/>
-          <w:sz w:val="24"/>
-          <w:szCs w:val="24"/>
-          <w:lang w:val="en-GB" w:eastAsia="en-GB" w:bidi="ar-SA"/>
-          <w14:ligatures w14:val="none"/>
-        </w:rPr>
-        <w:lastRenderedPageBreak/>
-        <w:t>F03.7 Lease Approval Memo</w:t>
-      </w:r>
-    </w:p>
-    <w:p>
-      <w:pPr>
-        <w:numPr>
-          <w:ilvl w:val="0"/>
-          <w:numId w:val="18"/>
-        </w:numPr>
-        <w:spacing w:before="100" w:beforeAutospacing="1" w:after="100" w:afterAutospacing="1" w:line="240" w:lineRule="auto"/>
-        <w:rPr>
-          <w:rFonts w:ascii="Times New Roman" w:eastAsia="Times New Roman" w:hAnsi="Times New Roman" w:cs="Times New Roman"/>
-          <w:kern w:val="0"/>
-          <w:sz w:val="24"/>
-          <w:szCs w:val="24"/>
-          <w:lang w:val="en-GB" w:eastAsia="en-GB" w:bidi="ar-SA"/>
-          <w14:ligatures w14:val="none"/>
-        </w:rPr>
-      </w:pPr>
-      <w:r>
-        <w:rPr>
-          <w:rFonts w:ascii="Times New Roman" w:eastAsia="Times New Roman" w:hAnsi="Times New Roman" w:cs="Times New Roman"/>
-          <w:kern w:val="0"/>
-          <w:sz w:val="24"/>
-          <w:szCs w:val="24"/>
-          <w:lang w:val="en-GB" w:eastAsia="en-GB" w:bidi="ar-SA"/>
-          <w14:ligatures w14:val="none"/>
-        </w:rPr>
-        <w:t>F03.8 Legal Clearance Form</w:t>
-      </w:r>
-    </w:p>
-    <w:p>
-      <w:pPr>
-        <w:numPr>
-          <w:ilvl w:val="0"/>
-          <w:numId w:val="18"/>
-        </w:numPr>
-        <w:spacing w:before="100" w:beforeAutospacing="1" w:after="100" w:afterAutospacing="1" w:line="240" w:lineRule="auto"/>
-        <w:rPr>
-          <w:rFonts w:ascii="Times New Roman" w:eastAsia="Times New Roman" w:hAnsi="Times New Roman" w:cs="Times New Roman"/>
-          <w:kern w:val="0"/>
-          <w:sz w:val="24"/>
-          <w:szCs w:val="24"/>
-          <w:lang w:val="en-GB" w:eastAsia="en-GB" w:bidi="ar-SA"/>
-          <w14:ligatures w14:val="none"/>
-        </w:rPr>
-      </w:pPr>
-      <w:r>
-        <w:rPr>
-          <w:rFonts w:ascii="Times New Roman" w:eastAsia="Times New Roman" w:hAnsi="Times New Roman" w:cs="Times New Roman"/>
-          <w:kern w:val="0"/>
-          <w:sz w:val="24"/>
-          <w:szCs w:val="24"/>
-          <w:lang w:val="en-GB" w:eastAsia="en-GB" w:bidi="ar-SA"/>
-          <w14:ligatures w14:val="none"/>
-        </w:rPr>
-        <w:t>F03.9 Lease Execution Checklist</w:t>
-      </w:r>
-    </w:p>
-    <w:p>
-      <w:pPr>
-        <w:spacing w:after="0" w:line="240" w:lineRule="auto"/>
-        <w:rPr>
-          <w:rFonts w:ascii="Times New Roman" w:eastAsia="Times New Roman" w:hAnsi="Times New Roman" w:cs="Times New Roman"/>
-          <w:kern w:val="0"/>
-          <w:sz w:val="24"/>
-          <w:szCs w:val="24"/>
-          <w:lang w:val="en-GB" w:eastAsia="en-GB" w:bidi="ar-SA"/>
-          <w14:ligatures w14:val="none"/>
-        </w:rPr>
-      </w:pPr>
-      <w:r>
-        <w:rPr>
-          <w:rFonts w:ascii="Times New Roman" w:eastAsia="Times New Roman" w:hAnsi="Times New Roman" w:cs="Times New Roman"/>
-          <w:kern w:val="0"/>
-          <w:sz w:val="24"/>
-          <w:szCs w:val="24"/>
-          <w:lang w:val="en-GB" w:eastAsia="en-GB" w:bidi="ar-SA"/>
-          <w14:ligatures w14:val="none"/>
-        </w:rPr>
-        <w:pict w14:anchorId="33BCAE55">
-          <v:rect id="_x0000_i1029" style="width:0;height:1.5pt" o:hralign="center" o:hrstd="t" o:hr="t" fillcolor="#a0a0a0" stroked="f"/>
-        </w:pict>
-      </w:r>
-    </w:p>
-    <w:p>
-      <w:pPr>
-        <w:spacing w:before="100" w:beforeAutospacing="1" w:after="100" w:afterAutospacing="1" w:line="240" w:lineRule="auto"/>
-        <w:outlineLvl w:val="0"/>
+      </w:pPr>
+      <w:r>
         <w:rPr>
           <w:rFonts w:ascii="Times New Roman" w:eastAsia="Times New Roman" w:hAnsi="Times New Roman" w:cs="Times New Roman"/>
           <w:b/>
@@ -2729,8 +2730,517 @@
           <w:lang w:val="en-GB" w:eastAsia="en-GB" w:bidi="ar-SA"/>
           <w14:ligatures w14:val="none"/>
         </w:rPr>
-      </w:pPr>
-      <w:r>
+        <w:t>03.5 Lease Administration &amp; Monitoring</w:t>
+      </w:r>
+    </w:p>
+    <w:p>
+      <w:pPr>
+        <w:spacing w:before="100" w:beforeAutospacing="1" w:after="100" w:afterAutospacing="1" w:line="240" w:lineRule="auto"/>
+        <w:outlineLvl w:val="1"/>
+        <w:rPr>
+          <w:rFonts w:ascii="Times New Roman" w:eastAsia="Times New Roman" w:hAnsi="Times New Roman" w:cs="Times New Roman"/>
+          <w:b/>
+          <w:bCs/>
+          <w:kern w:val="0"/>
+          <w:sz w:val="36"/>
+          <w:szCs w:val="36"/>
+          <w:lang w:val="en-GB" w:eastAsia="en-GB" w:bidi="ar-SA"/>
+          <w14:ligatures w14:val="none"/>
+        </w:rPr>
+      </w:pPr>
+      <w:r>
+        <w:rPr>
+          <w:rFonts w:ascii="Times New Roman" w:eastAsia="Times New Roman" w:hAnsi="Times New Roman" w:cs="Times New Roman"/>
+          <w:b/>
+          <w:bCs/>
+          <w:kern w:val="0"/>
+          <w:sz w:val="36"/>
+          <w:szCs w:val="36"/>
+          <w:lang w:val="en-GB" w:eastAsia="en-GB" w:bidi="ar-SA"/>
+          <w14:ligatures w14:val="none"/>
+        </w:rPr>
+        <w:t>03.5.1 Lease Setup Procedure</w:t>
+      </w:r>
+    </w:p>
+    <w:p>
+      <w:pPr>
+        <w:spacing w:before="100" w:beforeAutospacing="1" w:after="100" w:afterAutospacing="1" w:line="240" w:lineRule="auto"/>
+        <w:outlineLvl w:val="2"/>
+        <w:rPr>
+          <w:rFonts w:ascii="Times New Roman" w:eastAsia="Times New Roman" w:hAnsi="Times New Roman" w:cs="Times New Roman"/>
+          <w:b/>
+          <w:bCs/>
+          <w:kern w:val="0"/>
+          <w:sz w:val="27"/>
+          <w:szCs w:val="27"/>
+          <w:lang w:val="en-GB" w:eastAsia="en-GB" w:bidi="ar-SA"/>
+          <w14:ligatures w14:val="none"/>
+        </w:rPr>
+      </w:pPr>
+      <w:r>
+        <w:rPr>
+          <w:rFonts w:ascii="Times New Roman" w:eastAsia="Times New Roman" w:hAnsi="Times New Roman" w:cs="Times New Roman"/>
+          <w:b/>
+          <w:bCs/>
+          <w:kern w:val="0"/>
+          <w:sz w:val="27"/>
+          <w:szCs w:val="27"/>
+          <w:lang w:val="en-GB" w:eastAsia="en-GB" w:bidi="ar-SA"/>
+          <w14:ligatures w14:val="none"/>
+        </w:rPr>
+        <w:t>03.5.1.1 ERP Registration</w:t>
+      </w:r>
+    </w:p>
+    <w:p>
+      <w:pPr>
+        <w:numPr>
+          <w:ilvl w:val="0"/>
+          <w:numId w:val="19"/>
+        </w:numPr>
+        <w:spacing w:before="100" w:beforeAutospacing="1" w:after="100" w:afterAutospacing="1" w:line="240" w:lineRule="auto"/>
+        <w:rPr>
+          <w:rFonts w:ascii="Times New Roman" w:eastAsia="Times New Roman" w:hAnsi="Times New Roman" w:cs="Times New Roman"/>
+          <w:kern w:val="0"/>
+          <w:sz w:val="24"/>
+          <w:szCs w:val="24"/>
+          <w:lang w:val="en-GB" w:eastAsia="en-GB" w:bidi="ar-SA"/>
+          <w14:ligatures w14:val="none"/>
+        </w:rPr>
+      </w:pPr>
+      <w:r>
+        <w:rPr>
+          <w:rFonts w:ascii="Times New Roman" w:eastAsia="Times New Roman" w:hAnsi="Times New Roman" w:cs="Times New Roman"/>
+          <w:kern w:val="0"/>
+          <w:sz w:val="24"/>
+          <w:szCs w:val="24"/>
+          <w:lang w:val="en-GB" w:eastAsia="en-GB" w:bidi="ar-SA"/>
+          <w14:ligatures w14:val="none"/>
+        </w:rPr>
+        <w:t>Tenant master file creation</w:t>
+      </w:r>
+    </w:p>
+    <w:p>
+      <w:pPr>
+        <w:numPr>
+          <w:ilvl w:val="0"/>
+          <w:numId w:val="19"/>
+        </w:numPr>
+        <w:spacing w:before="100" w:beforeAutospacing="1" w:after="100" w:afterAutospacing="1" w:line="240" w:lineRule="auto"/>
+        <w:rPr>
+          <w:rFonts w:ascii="Times New Roman" w:eastAsia="Times New Roman" w:hAnsi="Times New Roman" w:cs="Times New Roman"/>
+          <w:kern w:val="0"/>
+          <w:sz w:val="24"/>
+          <w:szCs w:val="24"/>
+          <w:lang w:val="en-GB" w:eastAsia="en-GB" w:bidi="ar-SA"/>
+          <w14:ligatures w14:val="none"/>
+        </w:rPr>
+      </w:pPr>
+      <w:r>
+        <w:rPr>
+          <w:rFonts w:ascii="Times New Roman" w:eastAsia="Times New Roman" w:hAnsi="Times New Roman" w:cs="Times New Roman"/>
+          <w:kern w:val="0"/>
+          <w:sz w:val="24"/>
+          <w:szCs w:val="24"/>
+          <w:lang w:val="en-GB" w:eastAsia="en-GB" w:bidi="ar-SA"/>
+          <w14:ligatures w14:val="none"/>
+        </w:rPr>
+        <w:t>Rent schedule input</w:t>
+      </w:r>
+    </w:p>
+    <w:p>
+      <w:pPr>
+        <w:numPr>
+          <w:ilvl w:val="0"/>
+          <w:numId w:val="19"/>
+        </w:numPr>
+        <w:spacing w:before="100" w:beforeAutospacing="1" w:after="100" w:afterAutospacing="1" w:line="240" w:lineRule="auto"/>
+        <w:rPr>
+          <w:rFonts w:ascii="Times New Roman" w:eastAsia="Times New Roman" w:hAnsi="Times New Roman" w:cs="Times New Roman"/>
+          <w:kern w:val="0"/>
+          <w:sz w:val="24"/>
+          <w:szCs w:val="24"/>
+          <w:lang w:val="en-GB" w:eastAsia="en-GB" w:bidi="ar-SA"/>
+          <w14:ligatures w14:val="none"/>
+        </w:rPr>
+      </w:pPr>
+      <w:r>
+        <w:rPr>
+          <w:rFonts w:ascii="Times New Roman" w:eastAsia="Times New Roman" w:hAnsi="Times New Roman" w:cs="Times New Roman"/>
+          <w:kern w:val="0"/>
+          <w:sz w:val="24"/>
+          <w:szCs w:val="24"/>
+          <w:lang w:val="en-GB" w:eastAsia="en-GB" w:bidi="ar-SA"/>
+          <w14:ligatures w14:val="none"/>
+        </w:rPr>
+        <w:t>Indexation automation</w:t>
+      </w:r>
+    </w:p>
+    <w:p>
+      <w:pPr>
+        <w:spacing w:before="100" w:beforeAutospacing="1" w:after="100" w:afterAutospacing="1" w:line="240" w:lineRule="auto"/>
+        <w:outlineLvl w:val="2"/>
+        <w:rPr>
+          <w:rFonts w:ascii="Times New Roman" w:eastAsia="Times New Roman" w:hAnsi="Times New Roman" w:cs="Times New Roman"/>
+          <w:b/>
+          <w:bCs/>
+          <w:kern w:val="0"/>
+          <w:sz w:val="27"/>
+          <w:szCs w:val="27"/>
+          <w:lang w:val="en-GB" w:eastAsia="en-GB" w:bidi="ar-SA"/>
+          <w14:ligatures w14:val="none"/>
+        </w:rPr>
+      </w:pPr>
+      <w:r>
+        <w:rPr>
+          <w:rFonts w:ascii="Times New Roman" w:eastAsia="Times New Roman" w:hAnsi="Times New Roman" w:cs="Times New Roman"/>
+          <w:b/>
+          <w:bCs/>
+          <w:kern w:val="0"/>
+          <w:sz w:val="27"/>
+          <w:szCs w:val="27"/>
+          <w:lang w:val="en-GB" w:eastAsia="en-GB" w:bidi="ar-SA"/>
+          <w14:ligatures w14:val="none"/>
+        </w:rPr>
+        <w:t>03.5.1.2 Billing &amp; Collection</w:t>
+      </w:r>
+    </w:p>
+    <w:p>
+      <w:pPr>
+        <w:numPr>
+          <w:ilvl w:val="0"/>
+          <w:numId w:val="20"/>
+        </w:numPr>
+        <w:spacing w:before="100" w:beforeAutospacing="1" w:after="100" w:afterAutospacing="1" w:line="240" w:lineRule="auto"/>
+        <w:rPr>
+          <w:rFonts w:ascii="Times New Roman" w:eastAsia="Times New Roman" w:hAnsi="Times New Roman" w:cs="Times New Roman"/>
+          <w:kern w:val="0"/>
+          <w:sz w:val="24"/>
+          <w:szCs w:val="24"/>
+          <w:lang w:val="en-GB" w:eastAsia="en-GB" w:bidi="ar-SA"/>
+          <w14:ligatures w14:val="none"/>
+        </w:rPr>
+      </w:pPr>
+      <w:r>
+        <w:rPr>
+          <w:rFonts w:ascii="Times New Roman" w:eastAsia="Times New Roman" w:hAnsi="Times New Roman" w:cs="Times New Roman"/>
+          <w:kern w:val="0"/>
+          <w:sz w:val="24"/>
+          <w:szCs w:val="24"/>
+          <w:lang w:val="en-GB" w:eastAsia="en-GB" w:bidi="ar-SA"/>
+          <w14:ligatures w14:val="none"/>
+        </w:rPr>
+        <w:t>Invoice generation cycle</w:t>
+      </w:r>
+    </w:p>
+    <w:p>
+      <w:pPr>
+        <w:numPr>
+          <w:ilvl w:val="0"/>
+          <w:numId w:val="20"/>
+        </w:numPr>
+        <w:spacing w:before="100" w:beforeAutospacing="1" w:after="100" w:afterAutospacing="1" w:line="240" w:lineRule="auto"/>
+        <w:rPr>
+          <w:rFonts w:ascii="Times New Roman" w:eastAsia="Times New Roman" w:hAnsi="Times New Roman" w:cs="Times New Roman"/>
+          <w:kern w:val="0"/>
+          <w:sz w:val="24"/>
+          <w:szCs w:val="24"/>
+          <w:lang w:val="en-GB" w:eastAsia="en-GB" w:bidi="ar-SA"/>
+          <w14:ligatures w14:val="none"/>
+        </w:rPr>
+      </w:pPr>
+      <w:r>
+        <w:rPr>
+          <w:rFonts w:ascii="Times New Roman" w:eastAsia="Times New Roman" w:hAnsi="Times New Roman" w:cs="Times New Roman"/>
+          <w:kern w:val="0"/>
+          <w:sz w:val="24"/>
+          <w:szCs w:val="24"/>
+          <w:lang w:val="en-GB" w:eastAsia="en-GB" w:bidi="ar-SA"/>
+          <w14:ligatures w14:val="none"/>
+        </w:rPr>
+        <w:t>Payment monitoring</w:t>
+      </w:r>
+    </w:p>
+    <w:p>
+      <w:pPr>
+        <w:numPr>
+          <w:ilvl w:val="0"/>
+          <w:numId w:val="20"/>
+        </w:numPr>
+        <w:spacing w:before="100" w:beforeAutospacing="1" w:after="100" w:afterAutospacing="1" w:line="240" w:lineRule="auto"/>
+        <w:rPr>
+          <w:rFonts w:ascii="Times New Roman" w:eastAsia="Times New Roman" w:hAnsi="Times New Roman" w:cs="Times New Roman"/>
+          <w:kern w:val="0"/>
+          <w:sz w:val="24"/>
+          <w:szCs w:val="24"/>
+          <w:lang w:val="en-GB" w:eastAsia="en-GB" w:bidi="ar-SA"/>
+          <w14:ligatures w14:val="none"/>
+        </w:rPr>
+      </w:pPr>
+      <w:r>
+        <w:rPr>
+          <w:rFonts w:ascii="Times New Roman" w:eastAsia="Times New Roman" w:hAnsi="Times New Roman" w:cs="Times New Roman"/>
+          <w:kern w:val="0"/>
+          <w:sz w:val="24"/>
+          <w:szCs w:val="24"/>
+          <w:lang w:val="en-GB" w:eastAsia="en-GB" w:bidi="ar-SA"/>
+          <w14:ligatures w14:val="none"/>
+        </w:rPr>
+        <w:t>Grace period management</w:t>
+      </w:r>
+    </w:p>
+    <w:p>
+      <w:pPr>
+        <w:numPr>
+          <w:ilvl w:val="0"/>
+          <w:numId w:val="20"/>
+        </w:numPr>
+        <w:spacing w:before="100" w:beforeAutospacing="1" w:after="100" w:afterAutospacing="1" w:line="240" w:lineRule="auto"/>
+        <w:rPr>
+          <w:rFonts w:ascii="Times New Roman" w:eastAsia="Times New Roman" w:hAnsi="Times New Roman" w:cs="Times New Roman"/>
+          <w:kern w:val="0"/>
+          <w:sz w:val="24"/>
+          <w:szCs w:val="24"/>
+          <w:lang w:val="en-GB" w:eastAsia="en-GB" w:bidi="ar-SA"/>
+          <w14:ligatures w14:val="none"/>
+        </w:rPr>
+      </w:pPr>
+      <w:r>
+        <w:rPr>
+          <w:rFonts w:ascii="Times New Roman" w:eastAsia="Times New Roman" w:hAnsi="Times New Roman" w:cs="Times New Roman"/>
+          <w:kern w:val="0"/>
+          <w:sz w:val="24"/>
+          <w:szCs w:val="24"/>
+          <w:lang w:val="en-GB" w:eastAsia="en-GB" w:bidi="ar-SA"/>
+          <w14:ligatures w14:val="none"/>
+        </w:rPr>
+        <w:t>Penalty calculation</w:t>
+      </w:r>
+    </w:p>
+    <w:p>
+      <w:pPr>
+        <w:spacing w:before="100" w:beforeAutospacing="1" w:after="100" w:afterAutospacing="1" w:line="240" w:lineRule="auto"/>
+        <w:outlineLvl w:val="2"/>
+        <w:rPr>
+          <w:rFonts w:ascii="Times New Roman" w:eastAsia="Times New Roman" w:hAnsi="Times New Roman" w:cs="Times New Roman"/>
+          <w:b/>
+          <w:bCs/>
+          <w:kern w:val="0"/>
+          <w:sz w:val="27"/>
+          <w:szCs w:val="27"/>
+          <w:lang w:val="en-GB" w:eastAsia="en-GB" w:bidi="ar-SA"/>
+          <w14:ligatures w14:val="none"/>
+        </w:rPr>
+      </w:pPr>
+      <w:r>
+        <w:rPr>
+          <w:rFonts w:ascii="Times New Roman" w:eastAsia="Times New Roman" w:hAnsi="Times New Roman" w:cs="Times New Roman"/>
+          <w:b/>
+          <w:bCs/>
+          <w:kern w:val="0"/>
+          <w:sz w:val="27"/>
+          <w:szCs w:val="27"/>
+          <w:lang w:val="en-GB" w:eastAsia="en-GB" w:bidi="ar-SA"/>
+          <w14:ligatures w14:val="none"/>
+        </w:rPr>
+        <w:t>03.5.1.3 Deposit Management</w:t>
+      </w:r>
+    </w:p>
+    <w:p>
+      <w:pPr>
+        <w:numPr>
+          <w:ilvl w:val="0"/>
+          <w:numId w:val="21"/>
+        </w:numPr>
+        <w:spacing w:before="100" w:beforeAutospacing="1" w:after="100" w:afterAutospacing="1" w:line="240" w:lineRule="auto"/>
+        <w:rPr>
+          <w:rFonts w:ascii="Times New Roman" w:eastAsia="Times New Roman" w:hAnsi="Times New Roman" w:cs="Times New Roman"/>
+          <w:kern w:val="0"/>
+          <w:sz w:val="24"/>
+          <w:szCs w:val="24"/>
+          <w:lang w:val="en-GB" w:eastAsia="en-GB" w:bidi="ar-SA"/>
+          <w14:ligatures w14:val="none"/>
+        </w:rPr>
+      </w:pPr>
+      <w:r>
+        <w:rPr>
+          <w:rFonts w:ascii="Times New Roman" w:eastAsia="Times New Roman" w:hAnsi="Times New Roman" w:cs="Times New Roman"/>
+          <w:kern w:val="0"/>
+          <w:sz w:val="24"/>
+          <w:szCs w:val="24"/>
+          <w:lang w:val="en-GB" w:eastAsia="en-GB" w:bidi="ar-SA"/>
+          <w14:ligatures w14:val="none"/>
+        </w:rPr>
+        <w:t>Deposit custody control</w:t>
+      </w:r>
+    </w:p>
+    <w:p>
+      <w:pPr>
+        <w:numPr>
+          <w:ilvl w:val="0"/>
+          <w:numId w:val="21"/>
+        </w:numPr>
+        <w:spacing w:before="100" w:beforeAutospacing="1" w:after="100" w:afterAutospacing="1" w:line="240" w:lineRule="auto"/>
+        <w:rPr>
+          <w:rFonts w:ascii="Times New Roman" w:eastAsia="Times New Roman" w:hAnsi="Times New Roman" w:cs="Times New Roman"/>
+          <w:kern w:val="0"/>
+          <w:sz w:val="24"/>
+          <w:szCs w:val="24"/>
+          <w:lang w:val="en-GB" w:eastAsia="en-GB" w:bidi="ar-SA"/>
+          <w14:ligatures w14:val="none"/>
+        </w:rPr>
+      </w:pPr>
+      <w:r>
+        <w:rPr>
+          <w:rFonts w:ascii="Times New Roman" w:eastAsia="Times New Roman" w:hAnsi="Times New Roman" w:cs="Times New Roman"/>
+          <w:kern w:val="0"/>
+          <w:sz w:val="24"/>
+          <w:szCs w:val="24"/>
+          <w:lang w:val="en-GB" w:eastAsia="en-GB" w:bidi="ar-SA"/>
+          <w14:ligatures w14:val="none"/>
+        </w:rPr>
+        <w:t>Reconciliation</w:t>
+      </w:r>
+    </w:p>
+    <w:p>
+      <w:pPr>
+        <w:numPr>
+          <w:ilvl w:val="0"/>
+          <w:numId w:val="21"/>
+        </w:numPr>
+        <w:spacing w:before="100" w:beforeAutospacing="1" w:after="100" w:afterAutospacing="1" w:line="240" w:lineRule="auto"/>
+        <w:rPr>
+          <w:rFonts w:ascii="Times New Roman" w:eastAsia="Times New Roman" w:hAnsi="Times New Roman" w:cs="Times New Roman"/>
+          <w:kern w:val="0"/>
+          <w:sz w:val="24"/>
+          <w:szCs w:val="24"/>
+          <w:lang w:val="en-GB" w:eastAsia="en-GB" w:bidi="ar-SA"/>
+          <w14:ligatures w14:val="none"/>
+        </w:rPr>
+      </w:pPr>
+      <w:r>
+        <w:rPr>
+          <w:rFonts w:ascii="Times New Roman" w:eastAsia="Times New Roman" w:hAnsi="Times New Roman" w:cs="Times New Roman"/>
+          <w:kern w:val="0"/>
+          <w:sz w:val="24"/>
+          <w:szCs w:val="24"/>
+          <w:lang w:val="en-GB" w:eastAsia="en-GB" w:bidi="ar-SA"/>
+          <w14:ligatures w14:val="none"/>
+        </w:rPr>
+        <w:t>Refund policy</w:t>
+      </w:r>
+    </w:p>
+    <w:p>
+      <w:pPr>
+        <w:spacing w:before="100" w:beforeAutospacing="1" w:after="100" w:afterAutospacing="1" w:line="240" w:lineRule="auto"/>
+        <w:rPr>
+          <w:rFonts w:ascii="Times New Roman" w:eastAsia="Times New Roman" w:hAnsi="Times New Roman" w:cs="Times New Roman"/>
+          <w:kern w:val="0"/>
+          <w:sz w:val="24"/>
+          <w:szCs w:val="24"/>
+          <w:lang w:val="en-GB" w:eastAsia="en-GB" w:bidi="ar-SA"/>
+          <w14:ligatures w14:val="none"/>
+        </w:rPr>
+      </w:pPr>
+      <w:r>
+        <w:rPr>
+          <w:rFonts w:ascii="Times New Roman" w:eastAsia="Times New Roman" w:hAnsi="Times New Roman" w:cs="Times New Roman"/>
+          <w:b/>
+          <w:bCs/>
+          <w:kern w:val="0"/>
+          <w:sz w:val="24"/>
+          <w:szCs w:val="24"/>
+          <w:lang w:val="en-GB" w:eastAsia="en-GB" w:bidi="ar-SA"/>
+          <w14:ligatures w14:val="none"/>
+        </w:rPr>
+        <w:t>Forms:</w:t>
+      </w:r>
+    </w:p>
+    <w:p>
+      <w:pPr>
+        <w:numPr>
+          <w:ilvl w:val="0"/>
+          <w:numId w:val="22"/>
+        </w:numPr>
+        <w:spacing w:before="100" w:beforeAutospacing="1" w:after="100" w:afterAutospacing="1" w:line="240" w:lineRule="auto"/>
+        <w:rPr>
+          <w:rFonts w:ascii="Times New Roman" w:eastAsia="Times New Roman" w:hAnsi="Times New Roman" w:cs="Times New Roman"/>
+          <w:kern w:val="0"/>
+          <w:sz w:val="24"/>
+          <w:szCs w:val="24"/>
+          <w:lang w:val="en-GB" w:eastAsia="en-GB" w:bidi="ar-SA"/>
+          <w14:ligatures w14:val="none"/>
+        </w:rPr>
+      </w:pPr>
+      <w:r>
+        <w:rPr>
+          <w:rFonts w:ascii="Times New Roman" w:eastAsia="Times New Roman" w:hAnsi="Times New Roman" w:cs="Times New Roman"/>
+          <w:kern w:val="0"/>
+          <w:sz w:val="24"/>
+          <w:szCs w:val="24"/>
+          <w:lang w:val="en-GB" w:eastAsia="en-GB" w:bidi="ar-SA"/>
+          <w14:ligatures w14:val="none"/>
+        </w:rPr>
+        <w:t>F03.10 Lease Data Entry Form</w:t>
+      </w:r>
+    </w:p>
+    <w:p>
+      <w:pPr>
+        <w:numPr>
+          <w:ilvl w:val="0"/>
+          <w:numId w:val="22"/>
+        </w:numPr>
+        <w:spacing w:before="100" w:beforeAutospacing="1" w:after="100" w:afterAutospacing="1" w:line="240" w:lineRule="auto"/>
+        <w:rPr>
+          <w:rFonts w:ascii="Times New Roman" w:eastAsia="Times New Roman" w:hAnsi="Times New Roman" w:cs="Times New Roman"/>
+          <w:kern w:val="0"/>
+          <w:sz w:val="24"/>
+          <w:szCs w:val="24"/>
+          <w:lang w:val="en-GB" w:eastAsia="en-GB" w:bidi="ar-SA"/>
+          <w14:ligatures w14:val="none"/>
+        </w:rPr>
+      </w:pPr>
+      <w:r>
+        <w:rPr>
+          <w:rFonts w:ascii="Times New Roman" w:eastAsia="Times New Roman" w:hAnsi="Times New Roman" w:cs="Times New Roman"/>
+          <w:kern w:val="0"/>
+          <w:sz w:val="24"/>
+          <w:szCs w:val="24"/>
+          <w:lang w:val="en-GB" w:eastAsia="en-GB" w:bidi="ar-SA"/>
+          <w14:ligatures w14:val="none"/>
+        </w:rPr>
+        <w:t>F03.11 Rental Collection Tracker</w:t>
+      </w:r>
+    </w:p>
+    <w:p>
+      <w:pPr>
+        <w:spacing w:after="0" w:line="240" w:lineRule="auto"/>
+        <w:rPr>
+          <w:rFonts w:ascii="Times New Roman" w:eastAsia="Times New Roman" w:hAnsi="Times New Roman" w:cs="Times New Roman"/>
+          <w:kern w:val="0"/>
+          <w:sz w:val="24"/>
+          <w:szCs w:val="24"/>
+          <w:lang w:val="en-GB" w:eastAsia="en-GB" w:bidi="ar-SA"/>
+          <w14:ligatures w14:val="none"/>
+        </w:rPr>
+      </w:pPr>
+      <w:r>
+        <w:rPr>
+          <w:rFonts w:ascii="Times New Roman" w:eastAsia="Times New Roman" w:hAnsi="Times New Roman" w:cs="Times New Roman"/>
+          <w:kern w:val="0"/>
+          <w:sz w:val="24"/>
+          <w:szCs w:val="24"/>
+          <w:lang w:val="en-GB" w:eastAsia="en-GB" w:bidi="ar-SA"/>
+          <w14:ligatures w14:val="none"/>
+        </w:rPr>
+        <w:pict w14:anchorId="6878BDCE">
+          <v:rect id="_x0000_i1030" style="width:0;height:1.5pt" o:hralign="center" o:hrstd="t" o:hr="t" fillcolor="#a0a0a0" stroked="f"/>
+        </w:pict>
+      </w:r>
+    </w:p>
+    <w:p>
+      <w:pPr>
+        <w:spacing w:before="100" w:beforeAutospacing="1" w:after="100" w:afterAutospacing="1" w:line="240" w:lineRule="auto"/>
+        <w:outlineLvl w:val="0"/>
         <w:rPr>
           <w:rFonts w:ascii="Times New Roman" w:eastAsia="Times New Roman" w:hAnsi="Times New Roman" w:cs="Times New Roman"/>
           <w:b/>
@@ -2741,517 +3251,8 @@
           <w:lang w:val="en-GB" w:eastAsia="en-GB" w:bidi="ar-SA"/>
           <w14:ligatures w14:val="none"/>
         </w:rPr>
-        <w:t>03.5 Lease Administration &amp; Monitoring</w:t>
-      </w:r>
-    </w:p>
-    <w:p>
-      <w:pPr>
-        <w:spacing w:before="100" w:beforeAutospacing="1" w:after="100" w:afterAutospacing="1" w:line="240" w:lineRule="auto"/>
-        <w:outlineLvl w:val="1"/>
-        <w:rPr>
-          <w:rFonts w:ascii="Times New Roman" w:eastAsia="Times New Roman" w:hAnsi="Times New Roman" w:cs="Times New Roman"/>
-          <w:b/>
-          <w:bCs/>
-          <w:kern w:val="0"/>
-          <w:sz w:val="36"/>
-          <w:szCs w:val="36"/>
-          <w:lang w:val="en-GB" w:eastAsia="en-GB" w:bidi="ar-SA"/>
-          <w14:ligatures w14:val="none"/>
-        </w:rPr>
-      </w:pPr>
-      <w:r>
-        <w:rPr>
-          <w:rFonts w:ascii="Times New Roman" w:eastAsia="Times New Roman" w:hAnsi="Times New Roman" w:cs="Times New Roman"/>
-          <w:b/>
-          <w:bCs/>
-          <w:kern w:val="0"/>
-          <w:sz w:val="36"/>
-          <w:szCs w:val="36"/>
-          <w:lang w:val="en-GB" w:eastAsia="en-GB" w:bidi="ar-SA"/>
-          <w14:ligatures w14:val="none"/>
-        </w:rPr>
-        <w:t>03.5.1 Lease Setup Procedure</w:t>
-      </w:r>
-    </w:p>
-    <w:p>
-      <w:pPr>
-        <w:spacing w:before="100" w:beforeAutospacing="1" w:after="100" w:afterAutospacing="1" w:line="240" w:lineRule="auto"/>
-        <w:outlineLvl w:val="2"/>
-        <w:rPr>
-          <w:rFonts w:ascii="Times New Roman" w:eastAsia="Times New Roman" w:hAnsi="Times New Roman" w:cs="Times New Roman"/>
-          <w:b/>
-          <w:bCs/>
-          <w:kern w:val="0"/>
-          <w:sz w:val="27"/>
-          <w:szCs w:val="27"/>
-          <w:lang w:val="en-GB" w:eastAsia="en-GB" w:bidi="ar-SA"/>
-          <w14:ligatures w14:val="none"/>
-        </w:rPr>
-      </w:pPr>
-      <w:r>
-        <w:rPr>
-          <w:rFonts w:ascii="Times New Roman" w:eastAsia="Times New Roman" w:hAnsi="Times New Roman" w:cs="Times New Roman"/>
-          <w:b/>
-          <w:bCs/>
-          <w:kern w:val="0"/>
-          <w:sz w:val="27"/>
-          <w:szCs w:val="27"/>
-          <w:lang w:val="en-GB" w:eastAsia="en-GB" w:bidi="ar-SA"/>
-          <w14:ligatures w14:val="none"/>
-        </w:rPr>
-        <w:t>03.5.1.1 ERP Registration</w:t>
-      </w:r>
-    </w:p>
-    <w:p>
-      <w:pPr>
-        <w:numPr>
-          <w:ilvl w:val="0"/>
-          <w:numId w:val="19"/>
-        </w:numPr>
-        <w:spacing w:before="100" w:beforeAutospacing="1" w:after="100" w:afterAutospacing="1" w:line="240" w:lineRule="auto"/>
-        <w:rPr>
-          <w:rFonts w:ascii="Times New Roman" w:eastAsia="Times New Roman" w:hAnsi="Times New Roman" w:cs="Times New Roman"/>
-          <w:kern w:val="0"/>
-          <w:sz w:val="24"/>
-          <w:szCs w:val="24"/>
-          <w:lang w:val="en-GB" w:eastAsia="en-GB" w:bidi="ar-SA"/>
-          <w14:ligatures w14:val="none"/>
-        </w:rPr>
-      </w:pPr>
-      <w:r>
-        <w:rPr>
-          <w:rFonts w:ascii="Times New Roman" w:eastAsia="Times New Roman" w:hAnsi="Times New Roman" w:cs="Times New Roman"/>
-          <w:kern w:val="0"/>
-          <w:sz w:val="24"/>
-          <w:szCs w:val="24"/>
-          <w:lang w:val="en-GB" w:eastAsia="en-GB" w:bidi="ar-SA"/>
-          <w14:ligatures w14:val="none"/>
-        </w:rPr>
-        <w:t>Tenant master file creation</w:t>
-      </w:r>
-    </w:p>
-    <w:p>
-      <w:pPr>
-        <w:numPr>
-          <w:ilvl w:val="0"/>
-          <w:numId w:val="19"/>
-        </w:numPr>
-        <w:spacing w:before="100" w:beforeAutospacing="1" w:after="100" w:afterAutospacing="1" w:line="240" w:lineRule="auto"/>
-        <w:rPr>
-          <w:rFonts w:ascii="Times New Roman" w:eastAsia="Times New Roman" w:hAnsi="Times New Roman" w:cs="Times New Roman"/>
-          <w:kern w:val="0"/>
-          <w:sz w:val="24"/>
-          <w:szCs w:val="24"/>
-          <w:lang w:val="en-GB" w:eastAsia="en-GB" w:bidi="ar-SA"/>
-          <w14:ligatures w14:val="none"/>
-        </w:rPr>
-      </w:pPr>
-      <w:r>
-        <w:rPr>
-          <w:rFonts w:ascii="Times New Roman" w:eastAsia="Times New Roman" w:hAnsi="Times New Roman" w:cs="Times New Roman"/>
-          <w:kern w:val="0"/>
-          <w:sz w:val="24"/>
-          <w:szCs w:val="24"/>
-          <w:lang w:val="en-GB" w:eastAsia="en-GB" w:bidi="ar-SA"/>
-          <w14:ligatures w14:val="none"/>
-        </w:rPr>
-        <w:t>Rent schedule input</w:t>
-      </w:r>
-    </w:p>
-    <w:p>
-      <w:pPr>
-        <w:numPr>
-          <w:ilvl w:val="0"/>
-          <w:numId w:val="19"/>
-        </w:numPr>
-        <w:spacing w:before="100" w:beforeAutospacing="1" w:after="100" w:afterAutospacing="1" w:line="240" w:lineRule="auto"/>
-        <w:rPr>
-          <w:rFonts w:ascii="Times New Roman" w:eastAsia="Times New Roman" w:hAnsi="Times New Roman" w:cs="Times New Roman"/>
-          <w:kern w:val="0"/>
-          <w:sz w:val="24"/>
-          <w:szCs w:val="24"/>
-          <w:lang w:val="en-GB" w:eastAsia="en-GB" w:bidi="ar-SA"/>
-          <w14:ligatures w14:val="none"/>
-        </w:rPr>
-      </w:pPr>
-      <w:r>
-        <w:rPr>
-          <w:rFonts w:ascii="Times New Roman" w:eastAsia="Times New Roman" w:hAnsi="Times New Roman" w:cs="Times New Roman"/>
-          <w:kern w:val="0"/>
-          <w:sz w:val="24"/>
-          <w:szCs w:val="24"/>
-          <w:lang w:val="en-GB" w:eastAsia="en-GB" w:bidi="ar-SA"/>
-          <w14:ligatures w14:val="none"/>
-        </w:rPr>
-        <w:t>Indexation automation</w:t>
-      </w:r>
-    </w:p>
-    <w:p>
-      <w:pPr>
-        <w:spacing w:before="100" w:beforeAutospacing="1" w:after="100" w:afterAutospacing="1" w:line="240" w:lineRule="auto"/>
-        <w:outlineLvl w:val="2"/>
-        <w:rPr>
-          <w:rFonts w:ascii="Times New Roman" w:eastAsia="Times New Roman" w:hAnsi="Times New Roman" w:cs="Times New Roman"/>
-          <w:b/>
-          <w:bCs/>
-          <w:kern w:val="0"/>
-          <w:sz w:val="27"/>
-          <w:szCs w:val="27"/>
-          <w:lang w:val="en-GB" w:eastAsia="en-GB" w:bidi="ar-SA"/>
-          <w14:ligatures w14:val="none"/>
-        </w:rPr>
-      </w:pPr>
-      <w:r>
-        <w:rPr>
-          <w:rFonts w:ascii="Times New Roman" w:eastAsia="Times New Roman" w:hAnsi="Times New Roman" w:cs="Times New Roman"/>
-          <w:b/>
-          <w:bCs/>
-          <w:kern w:val="0"/>
-          <w:sz w:val="27"/>
-          <w:szCs w:val="27"/>
-          <w:lang w:val="en-GB" w:eastAsia="en-GB" w:bidi="ar-SA"/>
-          <w14:ligatures w14:val="none"/>
-        </w:rPr>
-        <w:t>03.5.1.2 Billing &amp; Collection</w:t>
-      </w:r>
-    </w:p>
-    <w:p>
-      <w:pPr>
-        <w:numPr>
-          <w:ilvl w:val="0"/>
-          <w:numId w:val="20"/>
-        </w:numPr>
-        <w:spacing w:before="100" w:beforeAutospacing="1" w:after="100" w:afterAutospacing="1" w:line="240" w:lineRule="auto"/>
-        <w:rPr>
-          <w:rFonts w:ascii="Times New Roman" w:eastAsia="Times New Roman" w:hAnsi="Times New Roman" w:cs="Times New Roman"/>
-          <w:kern w:val="0"/>
-          <w:sz w:val="24"/>
-          <w:szCs w:val="24"/>
-          <w:lang w:val="en-GB" w:eastAsia="en-GB" w:bidi="ar-SA"/>
-          <w14:ligatures w14:val="none"/>
-        </w:rPr>
-      </w:pPr>
-      <w:r>
-        <w:rPr>
-          <w:rFonts w:ascii="Times New Roman" w:eastAsia="Times New Roman" w:hAnsi="Times New Roman" w:cs="Times New Roman"/>
-          <w:kern w:val="0"/>
-          <w:sz w:val="24"/>
-          <w:szCs w:val="24"/>
-          <w:lang w:val="en-GB" w:eastAsia="en-GB" w:bidi="ar-SA"/>
-          <w14:ligatures w14:val="none"/>
-        </w:rPr>
-        <w:t>Invoice generation cycle</w:t>
-      </w:r>
-    </w:p>
-    <w:p>
-      <w:pPr>
-        <w:numPr>
-          <w:ilvl w:val="0"/>
-          <w:numId w:val="20"/>
-        </w:numPr>
-        <w:spacing w:before="100" w:beforeAutospacing="1" w:after="100" w:afterAutospacing="1" w:line="240" w:lineRule="auto"/>
-        <w:rPr>
-          <w:rFonts w:ascii="Times New Roman" w:eastAsia="Times New Roman" w:hAnsi="Times New Roman" w:cs="Times New Roman"/>
-          <w:kern w:val="0"/>
-          <w:sz w:val="24"/>
-          <w:szCs w:val="24"/>
-          <w:lang w:val="en-GB" w:eastAsia="en-GB" w:bidi="ar-SA"/>
-          <w14:ligatures w14:val="none"/>
-        </w:rPr>
-      </w:pPr>
-      <w:r>
-        <w:rPr>
-          <w:rFonts w:ascii="Times New Roman" w:eastAsia="Times New Roman" w:hAnsi="Times New Roman" w:cs="Times New Roman"/>
-          <w:kern w:val="0"/>
-          <w:sz w:val="24"/>
-          <w:szCs w:val="24"/>
-          <w:lang w:val="en-GB" w:eastAsia="en-GB" w:bidi="ar-SA"/>
-          <w14:ligatures w14:val="none"/>
-        </w:rPr>
-        <w:t>Payment monitoring</w:t>
-      </w:r>
-    </w:p>
-    <w:p>
-      <w:pPr>
-        <w:numPr>
-          <w:ilvl w:val="0"/>
-          <w:numId w:val="20"/>
-        </w:numPr>
-        <w:spacing w:before="100" w:beforeAutospacing="1" w:after="100" w:afterAutospacing="1" w:line="240" w:lineRule="auto"/>
-        <w:rPr>
-          <w:rFonts w:ascii="Times New Roman" w:eastAsia="Times New Roman" w:hAnsi="Times New Roman" w:cs="Times New Roman"/>
-          <w:kern w:val="0"/>
-          <w:sz w:val="24"/>
-          <w:szCs w:val="24"/>
-          <w:lang w:val="en-GB" w:eastAsia="en-GB" w:bidi="ar-SA"/>
-          <w14:ligatures w14:val="none"/>
-        </w:rPr>
-      </w:pPr>
-      <w:r>
-        <w:rPr>
-          <w:rFonts w:ascii="Times New Roman" w:eastAsia="Times New Roman" w:hAnsi="Times New Roman" w:cs="Times New Roman"/>
-          <w:kern w:val="0"/>
-          <w:sz w:val="24"/>
-          <w:szCs w:val="24"/>
-          <w:lang w:val="en-GB" w:eastAsia="en-GB" w:bidi="ar-SA"/>
-          <w14:ligatures w14:val="none"/>
-        </w:rPr>
-        <w:t>Grace period management</w:t>
-      </w:r>
-    </w:p>
-    <w:p>
-      <w:pPr>
-        <w:numPr>
-          <w:ilvl w:val="0"/>
-          <w:numId w:val="20"/>
-        </w:numPr>
-        <w:spacing w:before="100" w:beforeAutospacing="1" w:after="100" w:afterAutospacing="1" w:line="240" w:lineRule="auto"/>
-        <w:rPr>
-          <w:rFonts w:ascii="Times New Roman" w:eastAsia="Times New Roman" w:hAnsi="Times New Roman" w:cs="Times New Roman"/>
-          <w:kern w:val="0"/>
-          <w:sz w:val="24"/>
-          <w:szCs w:val="24"/>
-          <w:lang w:val="en-GB" w:eastAsia="en-GB" w:bidi="ar-SA"/>
-          <w14:ligatures w14:val="none"/>
-        </w:rPr>
-      </w:pPr>
-      <w:r>
-        <w:rPr>
-          <w:rFonts w:ascii="Times New Roman" w:eastAsia="Times New Roman" w:hAnsi="Times New Roman" w:cs="Times New Roman"/>
-          <w:kern w:val="0"/>
-          <w:sz w:val="24"/>
-          <w:szCs w:val="24"/>
-          <w:lang w:val="en-GB" w:eastAsia="en-GB" w:bidi="ar-SA"/>
-          <w14:ligatures w14:val="none"/>
-        </w:rPr>
-        <w:t>Penalty calculation</w:t>
-      </w:r>
-    </w:p>
-    <w:p>
-      <w:pPr>
-        <w:spacing w:before="100" w:beforeAutospacing="1" w:after="100" w:afterAutospacing="1" w:line="240" w:lineRule="auto"/>
-        <w:outlineLvl w:val="2"/>
-        <w:rPr>
-          <w:rFonts w:ascii="Times New Roman" w:eastAsia="Times New Roman" w:hAnsi="Times New Roman" w:cs="Times New Roman"/>
-          <w:b/>
-          <w:bCs/>
-          <w:kern w:val="0"/>
-          <w:sz w:val="27"/>
-          <w:szCs w:val="27"/>
-          <w:lang w:val="en-GB" w:eastAsia="en-GB" w:bidi="ar-SA"/>
-          <w14:ligatures w14:val="none"/>
-        </w:rPr>
-      </w:pPr>
-      <w:r>
-        <w:rPr>
-          <w:rFonts w:ascii="Times New Roman" w:eastAsia="Times New Roman" w:hAnsi="Times New Roman" w:cs="Times New Roman"/>
-          <w:b/>
-          <w:bCs/>
-          <w:kern w:val="0"/>
-          <w:sz w:val="27"/>
-          <w:szCs w:val="27"/>
-          <w:lang w:val="en-GB" w:eastAsia="en-GB" w:bidi="ar-SA"/>
-          <w14:ligatures w14:val="none"/>
-        </w:rPr>
-        <w:t>03.5.1.3 Deposit Management</w:t>
-      </w:r>
-    </w:p>
-    <w:p>
-      <w:pPr>
-        <w:numPr>
-          <w:ilvl w:val="0"/>
-          <w:numId w:val="21"/>
-        </w:numPr>
-        <w:spacing w:before="100" w:beforeAutospacing="1" w:after="100" w:afterAutospacing="1" w:line="240" w:lineRule="auto"/>
-        <w:rPr>
-          <w:rFonts w:ascii="Times New Roman" w:eastAsia="Times New Roman" w:hAnsi="Times New Roman" w:cs="Times New Roman"/>
-          <w:kern w:val="0"/>
-          <w:sz w:val="24"/>
-          <w:szCs w:val="24"/>
-          <w:lang w:val="en-GB" w:eastAsia="en-GB" w:bidi="ar-SA"/>
-          <w14:ligatures w14:val="none"/>
-        </w:rPr>
-      </w:pPr>
-      <w:r>
-        <w:rPr>
-          <w:rFonts w:ascii="Times New Roman" w:eastAsia="Times New Roman" w:hAnsi="Times New Roman" w:cs="Times New Roman"/>
-          <w:kern w:val="0"/>
-          <w:sz w:val="24"/>
-          <w:szCs w:val="24"/>
-          <w:lang w:val="en-GB" w:eastAsia="en-GB" w:bidi="ar-SA"/>
-          <w14:ligatures w14:val="none"/>
-        </w:rPr>
-        <w:t>Deposit custody control</w:t>
-      </w:r>
-    </w:p>
-    <w:p>
-      <w:pPr>
-        <w:numPr>
-          <w:ilvl w:val="0"/>
-          <w:numId w:val="21"/>
-        </w:numPr>
-        <w:spacing w:before="100" w:beforeAutospacing="1" w:after="100" w:afterAutospacing="1" w:line="240" w:lineRule="auto"/>
-        <w:rPr>
-          <w:rFonts w:ascii="Times New Roman" w:eastAsia="Times New Roman" w:hAnsi="Times New Roman" w:cs="Times New Roman"/>
-          <w:kern w:val="0"/>
-          <w:sz w:val="24"/>
-          <w:szCs w:val="24"/>
-          <w:lang w:val="en-GB" w:eastAsia="en-GB" w:bidi="ar-SA"/>
-          <w14:ligatures w14:val="none"/>
-        </w:rPr>
-      </w:pPr>
-      <w:r>
-        <w:rPr>
-          <w:rFonts w:ascii="Times New Roman" w:eastAsia="Times New Roman" w:hAnsi="Times New Roman" w:cs="Times New Roman"/>
-          <w:kern w:val="0"/>
-          <w:sz w:val="24"/>
-          <w:szCs w:val="24"/>
-          <w:lang w:val="en-GB" w:eastAsia="en-GB" w:bidi="ar-SA"/>
-          <w14:ligatures w14:val="none"/>
-        </w:rPr>
-        <w:t>Reconciliation</w:t>
-      </w:r>
-    </w:p>
-    <w:p>
-      <w:pPr>
-        <w:numPr>
-          <w:ilvl w:val="0"/>
-          <w:numId w:val="21"/>
-        </w:numPr>
-        <w:spacing w:before="100" w:beforeAutospacing="1" w:after="100" w:afterAutospacing="1" w:line="240" w:lineRule="auto"/>
-        <w:rPr>
-          <w:rFonts w:ascii="Times New Roman" w:eastAsia="Times New Roman" w:hAnsi="Times New Roman" w:cs="Times New Roman"/>
-          <w:kern w:val="0"/>
-          <w:sz w:val="24"/>
-          <w:szCs w:val="24"/>
-          <w:lang w:val="en-GB" w:eastAsia="en-GB" w:bidi="ar-SA"/>
-          <w14:ligatures w14:val="none"/>
-        </w:rPr>
-      </w:pPr>
-      <w:r>
-        <w:rPr>
-          <w:rFonts w:ascii="Times New Roman" w:eastAsia="Times New Roman" w:hAnsi="Times New Roman" w:cs="Times New Roman"/>
-          <w:kern w:val="0"/>
-          <w:sz w:val="24"/>
-          <w:szCs w:val="24"/>
-          <w:lang w:val="en-GB" w:eastAsia="en-GB" w:bidi="ar-SA"/>
-          <w14:ligatures w14:val="none"/>
-        </w:rPr>
-        <w:t>Refund policy</w:t>
-      </w:r>
-    </w:p>
-    <w:p>
-      <w:pPr>
-        <w:spacing w:before="100" w:beforeAutospacing="1" w:after="100" w:afterAutospacing="1" w:line="240" w:lineRule="auto"/>
-        <w:rPr>
-          <w:rFonts w:ascii="Times New Roman" w:eastAsia="Times New Roman" w:hAnsi="Times New Roman" w:cs="Times New Roman"/>
-          <w:kern w:val="0"/>
-          <w:sz w:val="24"/>
-          <w:szCs w:val="24"/>
-          <w:lang w:val="en-GB" w:eastAsia="en-GB" w:bidi="ar-SA"/>
-          <w14:ligatures w14:val="none"/>
-        </w:rPr>
-      </w:pPr>
-      <w:r>
-        <w:rPr>
-          <w:rFonts w:ascii="Times New Roman" w:eastAsia="Times New Roman" w:hAnsi="Times New Roman" w:cs="Times New Roman"/>
-          <w:b/>
-          <w:bCs/>
-          <w:kern w:val="0"/>
-          <w:sz w:val="24"/>
-          <w:szCs w:val="24"/>
-          <w:lang w:val="en-GB" w:eastAsia="en-GB" w:bidi="ar-SA"/>
-          <w14:ligatures w14:val="none"/>
-        </w:rPr>
-        <w:t>Forms:</w:t>
-      </w:r>
-    </w:p>
-    <w:p>
-      <w:pPr>
-        <w:numPr>
-          <w:ilvl w:val="0"/>
-          <w:numId w:val="22"/>
-        </w:numPr>
-        <w:spacing w:before="100" w:beforeAutospacing="1" w:after="100" w:afterAutospacing="1" w:line="240" w:lineRule="auto"/>
-        <w:rPr>
-          <w:rFonts w:ascii="Times New Roman" w:eastAsia="Times New Roman" w:hAnsi="Times New Roman" w:cs="Times New Roman"/>
-          <w:kern w:val="0"/>
-          <w:sz w:val="24"/>
-          <w:szCs w:val="24"/>
-          <w:lang w:val="en-GB" w:eastAsia="en-GB" w:bidi="ar-SA"/>
-          <w14:ligatures w14:val="none"/>
-        </w:rPr>
-      </w:pPr>
-      <w:r>
-        <w:rPr>
-          <w:rFonts w:ascii="Times New Roman" w:eastAsia="Times New Roman" w:hAnsi="Times New Roman" w:cs="Times New Roman"/>
-          <w:kern w:val="0"/>
-          <w:sz w:val="24"/>
-          <w:szCs w:val="24"/>
-          <w:lang w:val="en-GB" w:eastAsia="en-GB" w:bidi="ar-SA"/>
-          <w14:ligatures w14:val="none"/>
-        </w:rPr>
-        <w:t>F03.10 Lease Data Entry Form</w:t>
-      </w:r>
-    </w:p>
-    <w:p>
-      <w:pPr>
-        <w:numPr>
-          <w:ilvl w:val="0"/>
-          <w:numId w:val="22"/>
-        </w:numPr>
-        <w:spacing w:before="100" w:beforeAutospacing="1" w:after="100" w:afterAutospacing="1" w:line="240" w:lineRule="auto"/>
-        <w:rPr>
-          <w:rFonts w:ascii="Times New Roman" w:eastAsia="Times New Roman" w:hAnsi="Times New Roman" w:cs="Times New Roman"/>
-          <w:kern w:val="0"/>
-          <w:sz w:val="24"/>
-          <w:szCs w:val="24"/>
-          <w:lang w:val="en-GB" w:eastAsia="en-GB" w:bidi="ar-SA"/>
-          <w14:ligatures w14:val="none"/>
-        </w:rPr>
-      </w:pPr>
-      <w:r>
-        <w:rPr>
-          <w:rFonts w:ascii="Times New Roman" w:eastAsia="Times New Roman" w:hAnsi="Times New Roman" w:cs="Times New Roman"/>
-          <w:kern w:val="0"/>
-          <w:sz w:val="24"/>
-          <w:szCs w:val="24"/>
-          <w:lang w:val="en-GB" w:eastAsia="en-GB" w:bidi="ar-SA"/>
-          <w14:ligatures w14:val="none"/>
-        </w:rPr>
-        <w:t>F03.11 Rental Collection Tracker</w:t>
-      </w:r>
-    </w:p>
-    <w:p>
-      <w:pPr>
-        <w:spacing w:after="0" w:line="240" w:lineRule="auto"/>
-        <w:rPr>
-          <w:rFonts w:ascii="Times New Roman" w:eastAsia="Times New Roman" w:hAnsi="Times New Roman" w:cs="Times New Roman"/>
-          <w:kern w:val="0"/>
-          <w:sz w:val="24"/>
-          <w:szCs w:val="24"/>
-          <w:lang w:val="en-GB" w:eastAsia="en-GB" w:bidi="ar-SA"/>
-          <w14:ligatures w14:val="none"/>
-        </w:rPr>
-      </w:pPr>
-      <w:r>
-        <w:rPr>
-          <w:rFonts w:ascii="Times New Roman" w:eastAsia="Times New Roman" w:hAnsi="Times New Roman" w:cs="Times New Roman"/>
-          <w:kern w:val="0"/>
-          <w:sz w:val="24"/>
-          <w:szCs w:val="24"/>
-          <w:lang w:val="en-GB" w:eastAsia="en-GB" w:bidi="ar-SA"/>
-          <w14:ligatures w14:val="none"/>
-        </w:rPr>
-        <w:pict w14:anchorId="6878BDCE">
-          <v:rect id="_x0000_i1030" style="width:0;height:1.5pt" o:hralign="center" o:hrstd="t" o:hr="t" fillcolor="#a0a0a0" stroked="f"/>
-        </w:pict>
-      </w:r>
-    </w:p>
-    <w:p>
-      <w:pPr>
-        <w:spacing w:before="100" w:beforeAutospacing="1" w:after="100" w:afterAutospacing="1" w:line="240" w:lineRule="auto"/>
-        <w:outlineLvl w:val="0"/>
+      </w:pPr>
+      <w:r>
         <w:rPr>
           <w:rFonts w:ascii="Times New Roman" w:eastAsia="Times New Roman" w:hAnsi="Times New Roman" w:cs="Times New Roman"/>
           <w:b/>
@@ -3262,8 +3263,542 @@
           <w:lang w:val="en-GB" w:eastAsia="en-GB" w:bidi="ar-SA"/>
           <w14:ligatures w14:val="none"/>
         </w:rPr>
-      </w:pPr>
-      <w:r>
+        <w:t>03.6 Lease Performance &amp; Renewal</w:t>
+      </w:r>
+    </w:p>
+    <w:p>
+      <w:pPr>
+        <w:spacing w:before="100" w:beforeAutospacing="1" w:after="100" w:afterAutospacing="1" w:line="240" w:lineRule="auto"/>
+        <w:outlineLvl w:val="1"/>
+        <w:rPr>
+          <w:rFonts w:ascii="Times New Roman" w:eastAsia="Times New Roman" w:hAnsi="Times New Roman" w:cs="Times New Roman"/>
+          <w:b/>
+          <w:bCs/>
+          <w:kern w:val="0"/>
+          <w:sz w:val="36"/>
+          <w:szCs w:val="36"/>
+          <w:lang w:val="en-GB" w:eastAsia="en-GB" w:bidi="ar-SA"/>
+          <w14:ligatures w14:val="none"/>
+        </w:rPr>
+      </w:pPr>
+      <w:r>
+        <w:rPr>
+          <w:rFonts w:ascii="Times New Roman" w:eastAsia="Times New Roman" w:hAnsi="Times New Roman" w:cs="Times New Roman"/>
+          <w:b/>
+          <w:bCs/>
+          <w:kern w:val="0"/>
+          <w:sz w:val="36"/>
+          <w:szCs w:val="36"/>
+          <w:lang w:val="en-GB" w:eastAsia="en-GB" w:bidi="ar-SA"/>
+          <w14:ligatures w14:val="none"/>
+        </w:rPr>
+        <w:t>03.6.1 Performance Monitoring</w:t>
+      </w:r>
+    </w:p>
+    <w:p>
+      <w:pPr>
+        <w:spacing w:before="100" w:beforeAutospacing="1" w:after="100" w:afterAutospacing="1" w:line="240" w:lineRule="auto"/>
+        <w:outlineLvl w:val="2"/>
+        <w:rPr>
+          <w:rFonts w:ascii="Times New Roman" w:eastAsia="Times New Roman" w:hAnsi="Times New Roman" w:cs="Times New Roman"/>
+          <w:b/>
+          <w:bCs/>
+          <w:kern w:val="0"/>
+          <w:sz w:val="27"/>
+          <w:szCs w:val="27"/>
+          <w:lang w:val="en-GB" w:eastAsia="en-GB" w:bidi="ar-SA"/>
+          <w14:ligatures w14:val="none"/>
+        </w:rPr>
+      </w:pPr>
+      <w:r>
+        <w:rPr>
+          <w:rFonts w:ascii="Times New Roman" w:eastAsia="Times New Roman" w:hAnsi="Times New Roman" w:cs="Times New Roman"/>
+          <w:b/>
+          <w:bCs/>
+          <w:kern w:val="0"/>
+          <w:sz w:val="27"/>
+          <w:szCs w:val="27"/>
+          <w:lang w:val="en-GB" w:eastAsia="en-GB" w:bidi="ar-SA"/>
+          <w14:ligatures w14:val="none"/>
+        </w:rPr>
+        <w:t>03.6.1.1 KPI Tracking</w:t>
+      </w:r>
+    </w:p>
+    <w:p>
+      <w:pPr>
+        <w:numPr>
+          <w:ilvl w:val="0"/>
+          <w:numId w:val="23"/>
+        </w:numPr>
+        <w:spacing w:before="100" w:beforeAutospacing="1" w:after="100" w:afterAutospacing="1" w:line="240" w:lineRule="auto"/>
+        <w:rPr>
+          <w:rFonts w:ascii="Times New Roman" w:eastAsia="Times New Roman" w:hAnsi="Times New Roman" w:cs="Times New Roman"/>
+          <w:kern w:val="0"/>
+          <w:sz w:val="24"/>
+          <w:szCs w:val="24"/>
+          <w:lang w:val="en-GB" w:eastAsia="en-GB" w:bidi="ar-SA"/>
+          <w14:ligatures w14:val="none"/>
+        </w:rPr>
+      </w:pPr>
+      <w:r>
+        <w:rPr>
+          <w:rFonts w:ascii="Times New Roman" w:eastAsia="Times New Roman" w:hAnsi="Times New Roman" w:cs="Times New Roman"/>
+          <w:kern w:val="0"/>
+          <w:sz w:val="24"/>
+          <w:szCs w:val="24"/>
+          <w:lang w:val="en-GB" w:eastAsia="en-GB" w:bidi="ar-SA"/>
+          <w14:ligatures w14:val="none"/>
+        </w:rPr>
+        <w:t>Occupancy rate</w:t>
+      </w:r>
+    </w:p>
+    <w:p>
+      <w:pPr>
+        <w:numPr>
+          <w:ilvl w:val="0"/>
+          <w:numId w:val="23"/>
+        </w:numPr>
+        <w:spacing w:before="100" w:beforeAutospacing="1" w:after="100" w:afterAutospacing="1" w:line="240" w:lineRule="auto"/>
+        <w:rPr>
+          <w:rFonts w:ascii="Times New Roman" w:eastAsia="Times New Roman" w:hAnsi="Times New Roman" w:cs="Times New Roman"/>
+          <w:kern w:val="0"/>
+          <w:sz w:val="24"/>
+          <w:szCs w:val="24"/>
+          <w:lang w:val="en-GB" w:eastAsia="en-GB" w:bidi="ar-SA"/>
+          <w14:ligatures w14:val="none"/>
+        </w:rPr>
+      </w:pPr>
+      <w:r>
+        <w:rPr>
+          <w:rFonts w:ascii="Times New Roman" w:eastAsia="Times New Roman" w:hAnsi="Times New Roman" w:cs="Times New Roman"/>
+          <w:kern w:val="0"/>
+          <w:sz w:val="24"/>
+          <w:szCs w:val="24"/>
+          <w:lang w:val="en-GB" w:eastAsia="en-GB" w:bidi="ar-SA"/>
+          <w14:ligatures w14:val="none"/>
+        </w:rPr>
+        <w:t>Collection rate</w:t>
+      </w:r>
+    </w:p>
+    <w:p>
+      <w:pPr>
+        <w:numPr>
+          <w:ilvl w:val="0"/>
+          <w:numId w:val="23"/>
+        </w:numPr>
+        <w:spacing w:before="100" w:beforeAutospacing="1" w:after="100" w:afterAutospacing="1" w:line="240" w:lineRule="auto"/>
+        <w:rPr>
+          <w:rFonts w:ascii="Times New Roman" w:eastAsia="Times New Roman" w:hAnsi="Times New Roman" w:cs="Times New Roman"/>
+          <w:kern w:val="0"/>
+          <w:sz w:val="24"/>
+          <w:szCs w:val="24"/>
+          <w:lang w:val="en-GB" w:eastAsia="en-GB" w:bidi="ar-SA"/>
+          <w14:ligatures w14:val="none"/>
+        </w:rPr>
+      </w:pPr>
+      <w:r>
+        <w:rPr>
+          <w:rFonts w:ascii="Times New Roman" w:eastAsia="Times New Roman" w:hAnsi="Times New Roman" w:cs="Times New Roman"/>
+          <w:kern w:val="0"/>
+          <w:sz w:val="24"/>
+          <w:szCs w:val="24"/>
+          <w:lang w:val="en-GB" w:eastAsia="en-GB" w:bidi="ar-SA"/>
+          <w14:ligatures w14:val="none"/>
+        </w:rPr>
+        <w:t>WALE</w:t>
+      </w:r>
+    </w:p>
+    <w:p>
+      <w:pPr>
+        <w:numPr>
+          <w:ilvl w:val="0"/>
+          <w:numId w:val="23"/>
+        </w:numPr>
+        <w:spacing w:before="100" w:beforeAutospacing="1" w:after="100" w:afterAutospacing="1" w:line="240" w:lineRule="auto"/>
+        <w:rPr>
+          <w:rFonts w:ascii="Times New Roman" w:eastAsia="Times New Roman" w:hAnsi="Times New Roman" w:cs="Times New Roman"/>
+          <w:kern w:val="0"/>
+          <w:sz w:val="24"/>
+          <w:szCs w:val="24"/>
+          <w:lang w:val="en-GB" w:eastAsia="en-GB" w:bidi="ar-SA"/>
+          <w14:ligatures w14:val="none"/>
+        </w:rPr>
+      </w:pPr>
+      <w:r>
+        <w:rPr>
+          <w:rFonts w:ascii="Times New Roman" w:eastAsia="Times New Roman" w:hAnsi="Times New Roman" w:cs="Times New Roman"/>
+          <w:kern w:val="0"/>
+          <w:sz w:val="24"/>
+          <w:szCs w:val="24"/>
+          <w:lang w:val="en-GB" w:eastAsia="en-GB" w:bidi="ar-SA"/>
+          <w14:ligatures w14:val="none"/>
+        </w:rPr>
+        <w:t>Tenant turnover ratio</w:t>
+      </w:r>
+    </w:p>
+    <w:p>
+      <w:pPr>
+        <w:spacing w:before="100" w:beforeAutospacing="1" w:after="100" w:afterAutospacing="1" w:line="240" w:lineRule="auto"/>
+        <w:outlineLvl w:val="2"/>
+        <w:rPr>
+          <w:rFonts w:ascii="Times New Roman" w:eastAsia="Times New Roman" w:hAnsi="Times New Roman" w:cs="Times New Roman"/>
+          <w:b/>
+          <w:bCs/>
+          <w:kern w:val="0"/>
+          <w:sz w:val="27"/>
+          <w:szCs w:val="27"/>
+          <w:lang w:val="en-GB" w:eastAsia="en-GB" w:bidi="ar-SA"/>
+          <w14:ligatures w14:val="none"/>
+        </w:rPr>
+      </w:pPr>
+      <w:r>
+        <w:rPr>
+          <w:rFonts w:ascii="Times New Roman" w:eastAsia="Times New Roman" w:hAnsi="Times New Roman" w:cs="Times New Roman"/>
+          <w:b/>
+          <w:bCs/>
+          <w:kern w:val="0"/>
+          <w:sz w:val="27"/>
+          <w:szCs w:val="27"/>
+          <w:lang w:val="en-GB" w:eastAsia="en-GB" w:bidi="ar-SA"/>
+          <w14:ligatures w14:val="none"/>
+        </w:rPr>
+        <w:lastRenderedPageBreak/>
+        <w:t>03.6.1.2 Tenant Evaluation</w:t>
+      </w:r>
+    </w:p>
+    <w:p>
+      <w:pPr>
+        <w:numPr>
+          <w:ilvl w:val="0"/>
+          <w:numId w:val="24"/>
+        </w:numPr>
+        <w:spacing w:before="100" w:beforeAutospacing="1" w:after="100" w:afterAutospacing="1" w:line="240" w:lineRule="auto"/>
+        <w:rPr>
+          <w:rFonts w:ascii="Times New Roman" w:eastAsia="Times New Roman" w:hAnsi="Times New Roman" w:cs="Times New Roman"/>
+          <w:kern w:val="0"/>
+          <w:sz w:val="24"/>
+          <w:szCs w:val="24"/>
+          <w:lang w:val="en-GB" w:eastAsia="en-GB" w:bidi="ar-SA"/>
+          <w14:ligatures w14:val="none"/>
+        </w:rPr>
+      </w:pPr>
+      <w:r>
+        <w:rPr>
+          <w:rFonts w:ascii="Times New Roman" w:eastAsia="Times New Roman" w:hAnsi="Times New Roman" w:cs="Times New Roman"/>
+          <w:kern w:val="0"/>
+          <w:sz w:val="24"/>
+          <w:szCs w:val="24"/>
+          <w:lang w:val="en-GB" w:eastAsia="en-GB" w:bidi="ar-SA"/>
+          <w14:ligatures w14:val="none"/>
+        </w:rPr>
+        <w:t xml:space="preserve">Payment </w:t>
+      </w:r>
+      <w:proofErr w:type="spellStart"/>
+      <w:r>
+        <w:rPr>
+          <w:rFonts w:ascii="Times New Roman" w:eastAsia="Times New Roman" w:hAnsi="Times New Roman" w:cs="Times New Roman"/>
+          <w:kern w:val="0"/>
+          <w:sz w:val="24"/>
+          <w:szCs w:val="24"/>
+          <w:lang w:val="en-GB" w:eastAsia="en-GB" w:bidi="ar-SA"/>
+          <w14:ligatures w14:val="none"/>
+        </w:rPr>
+        <w:t>behavior</w:t>
+      </w:r>
+      <w:proofErr w:type="spellEnd"/>
+      <w:r>
+        <w:rPr>
+          <w:rFonts w:ascii="Times New Roman" w:eastAsia="Times New Roman" w:hAnsi="Times New Roman" w:cs="Times New Roman"/>
+          <w:kern w:val="0"/>
+          <w:sz w:val="24"/>
+          <w:szCs w:val="24"/>
+          <w:lang w:val="en-GB" w:eastAsia="en-GB" w:bidi="ar-SA"/>
+          <w14:ligatures w14:val="none"/>
+        </w:rPr>
+        <w:t xml:space="preserve"> score</w:t>
+      </w:r>
+    </w:p>
+    <w:p>
+      <w:pPr>
+        <w:numPr>
+          <w:ilvl w:val="0"/>
+          <w:numId w:val="24"/>
+        </w:numPr>
+        <w:spacing w:before="100" w:beforeAutospacing="1" w:after="100" w:afterAutospacing="1" w:line="240" w:lineRule="auto"/>
+        <w:rPr>
+          <w:rFonts w:ascii="Times New Roman" w:eastAsia="Times New Roman" w:hAnsi="Times New Roman" w:cs="Times New Roman"/>
+          <w:kern w:val="0"/>
+          <w:sz w:val="24"/>
+          <w:szCs w:val="24"/>
+          <w:lang w:val="en-GB" w:eastAsia="en-GB" w:bidi="ar-SA"/>
+          <w14:ligatures w14:val="none"/>
+        </w:rPr>
+      </w:pPr>
+      <w:r>
+        <w:rPr>
+          <w:rFonts w:ascii="Times New Roman" w:eastAsia="Times New Roman" w:hAnsi="Times New Roman" w:cs="Times New Roman"/>
+          <w:kern w:val="0"/>
+          <w:sz w:val="24"/>
+          <w:szCs w:val="24"/>
+          <w:lang w:val="en-GB" w:eastAsia="en-GB" w:bidi="ar-SA"/>
+          <w14:ligatures w14:val="none"/>
+        </w:rPr>
+        <w:t>Strategic value score</w:t>
+      </w:r>
+    </w:p>
+    <w:p>
+      <w:pPr>
+        <w:numPr>
+          <w:ilvl w:val="0"/>
+          <w:numId w:val="24"/>
+        </w:numPr>
+        <w:spacing w:before="100" w:beforeAutospacing="1" w:after="100" w:afterAutospacing="1" w:line="240" w:lineRule="auto"/>
+        <w:rPr>
+          <w:rFonts w:ascii="Times New Roman" w:eastAsia="Times New Roman" w:hAnsi="Times New Roman" w:cs="Times New Roman"/>
+          <w:kern w:val="0"/>
+          <w:sz w:val="24"/>
+          <w:szCs w:val="24"/>
+          <w:lang w:val="en-GB" w:eastAsia="en-GB" w:bidi="ar-SA"/>
+          <w14:ligatures w14:val="none"/>
+        </w:rPr>
+      </w:pPr>
+      <w:r>
+        <w:rPr>
+          <w:rFonts w:ascii="Times New Roman" w:eastAsia="Times New Roman" w:hAnsi="Times New Roman" w:cs="Times New Roman"/>
+          <w:kern w:val="0"/>
+          <w:sz w:val="24"/>
+          <w:szCs w:val="24"/>
+          <w:lang w:val="en-GB" w:eastAsia="en-GB" w:bidi="ar-SA"/>
+          <w14:ligatures w14:val="none"/>
+        </w:rPr>
+        <w:t>ESG compliance (if applicable)</w:t>
+      </w:r>
+    </w:p>
+    <w:p>
+      <w:pPr>
+        <w:spacing w:before="100" w:beforeAutospacing="1" w:after="100" w:afterAutospacing="1" w:line="240" w:lineRule="auto"/>
+        <w:outlineLvl w:val="2"/>
+        <w:rPr>
+          <w:rFonts w:ascii="Times New Roman" w:eastAsia="Times New Roman" w:hAnsi="Times New Roman" w:cs="Times New Roman"/>
+          <w:b/>
+          <w:bCs/>
+          <w:kern w:val="0"/>
+          <w:sz w:val="27"/>
+          <w:szCs w:val="27"/>
+          <w:lang w:val="en-GB" w:eastAsia="en-GB" w:bidi="ar-SA"/>
+          <w14:ligatures w14:val="none"/>
+        </w:rPr>
+      </w:pPr>
+      <w:r>
+        <w:rPr>
+          <w:rFonts w:ascii="Times New Roman" w:eastAsia="Times New Roman" w:hAnsi="Times New Roman" w:cs="Times New Roman"/>
+          <w:b/>
+          <w:bCs/>
+          <w:kern w:val="0"/>
+          <w:sz w:val="27"/>
+          <w:szCs w:val="27"/>
+          <w:lang w:val="en-GB" w:eastAsia="en-GB" w:bidi="ar-SA"/>
+          <w14:ligatures w14:val="none"/>
+        </w:rPr>
+        <w:t>03.6.1.3 Renewal Decision Matrix</w:t>
+      </w:r>
+    </w:p>
+    <w:p>
+      <w:pPr>
+        <w:numPr>
+          <w:ilvl w:val="0"/>
+          <w:numId w:val="25"/>
+        </w:numPr>
+        <w:spacing w:before="100" w:beforeAutospacing="1" w:after="100" w:afterAutospacing="1" w:line="240" w:lineRule="auto"/>
+        <w:rPr>
+          <w:rFonts w:ascii="Times New Roman" w:eastAsia="Times New Roman" w:hAnsi="Times New Roman" w:cs="Times New Roman"/>
+          <w:kern w:val="0"/>
+          <w:sz w:val="24"/>
+          <w:szCs w:val="24"/>
+          <w:lang w:val="en-GB" w:eastAsia="en-GB" w:bidi="ar-SA"/>
+          <w14:ligatures w14:val="none"/>
+        </w:rPr>
+      </w:pPr>
+      <w:r>
+        <w:rPr>
+          <w:rFonts w:ascii="Times New Roman" w:eastAsia="Times New Roman" w:hAnsi="Times New Roman" w:cs="Times New Roman"/>
+          <w:kern w:val="0"/>
+          <w:sz w:val="24"/>
+          <w:szCs w:val="24"/>
+          <w:lang w:val="en-GB" w:eastAsia="en-GB" w:bidi="ar-SA"/>
+          <w14:ligatures w14:val="none"/>
+        </w:rPr>
+        <w:t>Market revaluation</w:t>
+      </w:r>
+    </w:p>
+    <w:p>
+      <w:pPr>
+        <w:numPr>
+          <w:ilvl w:val="0"/>
+          <w:numId w:val="25"/>
+        </w:numPr>
+        <w:spacing w:before="100" w:beforeAutospacing="1" w:after="100" w:afterAutospacing="1" w:line="240" w:lineRule="auto"/>
+        <w:rPr>
+          <w:rFonts w:ascii="Times New Roman" w:eastAsia="Times New Roman" w:hAnsi="Times New Roman" w:cs="Times New Roman"/>
+          <w:kern w:val="0"/>
+          <w:sz w:val="24"/>
+          <w:szCs w:val="24"/>
+          <w:lang w:val="en-GB" w:eastAsia="en-GB" w:bidi="ar-SA"/>
+          <w14:ligatures w14:val="none"/>
+        </w:rPr>
+      </w:pPr>
+      <w:r>
+        <w:rPr>
+          <w:rFonts w:ascii="Times New Roman" w:eastAsia="Times New Roman" w:hAnsi="Times New Roman" w:cs="Times New Roman"/>
+          <w:kern w:val="0"/>
+          <w:sz w:val="24"/>
+          <w:szCs w:val="24"/>
+          <w:lang w:val="en-GB" w:eastAsia="en-GB" w:bidi="ar-SA"/>
+          <w14:ligatures w14:val="none"/>
+        </w:rPr>
+        <w:t>Repricing scenario</w:t>
+      </w:r>
+    </w:p>
+    <w:p>
+      <w:pPr>
+        <w:numPr>
+          <w:ilvl w:val="0"/>
+          <w:numId w:val="25"/>
+        </w:numPr>
+        <w:spacing w:before="100" w:beforeAutospacing="1" w:after="100" w:afterAutospacing="1" w:line="240" w:lineRule="auto"/>
+        <w:rPr>
+          <w:rFonts w:ascii="Times New Roman" w:eastAsia="Times New Roman" w:hAnsi="Times New Roman" w:cs="Times New Roman"/>
+          <w:kern w:val="0"/>
+          <w:sz w:val="24"/>
+          <w:szCs w:val="24"/>
+          <w:lang w:val="en-GB" w:eastAsia="en-GB" w:bidi="ar-SA"/>
+          <w14:ligatures w14:val="none"/>
+        </w:rPr>
+      </w:pPr>
+      <w:r>
+        <w:rPr>
+          <w:rFonts w:ascii="Times New Roman" w:eastAsia="Times New Roman" w:hAnsi="Times New Roman" w:cs="Times New Roman"/>
+          <w:kern w:val="0"/>
+          <w:sz w:val="24"/>
+          <w:szCs w:val="24"/>
+          <w:lang w:val="en-GB" w:eastAsia="en-GB" w:bidi="ar-SA"/>
+          <w14:ligatures w14:val="none"/>
+        </w:rPr>
+        <w:t>Retention vs replacement analysis</w:t>
+      </w:r>
+    </w:p>
+    <w:p>
+      <w:pPr>
+        <w:spacing w:before="100" w:beforeAutospacing="1" w:after="100" w:afterAutospacing="1" w:line="240" w:lineRule="auto"/>
+        <w:rPr>
+          <w:rFonts w:ascii="Times New Roman" w:eastAsia="Times New Roman" w:hAnsi="Times New Roman" w:cs="Times New Roman"/>
+          <w:kern w:val="0"/>
+          <w:sz w:val="24"/>
+          <w:szCs w:val="24"/>
+          <w:lang w:val="en-GB" w:eastAsia="en-GB" w:bidi="ar-SA"/>
+          <w14:ligatures w14:val="none"/>
+        </w:rPr>
+      </w:pPr>
+      <w:r>
+        <w:rPr>
+          <w:rFonts w:ascii="Times New Roman" w:eastAsia="Times New Roman" w:hAnsi="Times New Roman" w:cs="Times New Roman"/>
+          <w:b/>
+          <w:bCs/>
+          <w:kern w:val="0"/>
+          <w:sz w:val="24"/>
+          <w:szCs w:val="24"/>
+          <w:lang w:val="en-GB" w:eastAsia="en-GB" w:bidi="ar-SA"/>
+          <w14:ligatures w14:val="none"/>
+        </w:rPr>
+        <w:t>Forms:</w:t>
+      </w:r>
+    </w:p>
+    <w:p>
+      <w:pPr>
+        <w:numPr>
+          <w:ilvl w:val="0"/>
+          <w:numId w:val="26"/>
+        </w:numPr>
+        <w:spacing w:before="100" w:beforeAutospacing="1" w:after="100" w:afterAutospacing="1" w:line="240" w:lineRule="auto"/>
+        <w:rPr>
+          <w:rFonts w:ascii="Times New Roman" w:eastAsia="Times New Roman" w:hAnsi="Times New Roman" w:cs="Times New Roman"/>
+          <w:kern w:val="0"/>
+          <w:sz w:val="24"/>
+          <w:szCs w:val="24"/>
+          <w:lang w:val="en-GB" w:eastAsia="en-GB" w:bidi="ar-SA"/>
+          <w14:ligatures w14:val="none"/>
+        </w:rPr>
+      </w:pPr>
+      <w:r>
+        <w:rPr>
+          <w:rFonts w:ascii="Times New Roman" w:eastAsia="Times New Roman" w:hAnsi="Times New Roman" w:cs="Times New Roman"/>
+          <w:kern w:val="0"/>
+          <w:sz w:val="24"/>
+          <w:szCs w:val="24"/>
+          <w:lang w:val="en-GB" w:eastAsia="en-GB" w:bidi="ar-SA"/>
+          <w14:ligatures w14:val="none"/>
+        </w:rPr>
+        <w:t>F03.12 Lease Performance Dashboard</w:t>
+      </w:r>
+    </w:p>
+    <w:p>
+      <w:pPr>
+        <w:numPr>
+          <w:ilvl w:val="0"/>
+          <w:numId w:val="26"/>
+        </w:numPr>
+        <w:spacing w:before="100" w:beforeAutospacing="1" w:after="100" w:afterAutospacing="1" w:line="240" w:lineRule="auto"/>
+        <w:rPr>
+          <w:rFonts w:ascii="Times New Roman" w:eastAsia="Times New Roman" w:hAnsi="Times New Roman" w:cs="Times New Roman"/>
+          <w:kern w:val="0"/>
+          <w:sz w:val="24"/>
+          <w:szCs w:val="24"/>
+          <w:lang w:val="en-GB" w:eastAsia="en-GB" w:bidi="ar-SA"/>
+          <w14:ligatures w14:val="none"/>
+        </w:rPr>
+      </w:pPr>
+      <w:r>
+        <w:rPr>
+          <w:rFonts w:ascii="Times New Roman" w:eastAsia="Times New Roman" w:hAnsi="Times New Roman" w:cs="Times New Roman"/>
+          <w:kern w:val="0"/>
+          <w:sz w:val="24"/>
+          <w:szCs w:val="24"/>
+          <w:lang w:val="en-GB" w:eastAsia="en-GB" w:bidi="ar-SA"/>
+          <w14:ligatures w14:val="none"/>
+        </w:rPr>
+        <w:t>F03.13 Renewal Recommendation Memo</w:t>
+      </w:r>
+    </w:p>
+    <w:p>
+      <w:pPr>
+        <w:spacing w:after="0" w:line="240" w:lineRule="auto"/>
+        <w:rPr>
+          <w:rFonts w:ascii="Times New Roman" w:eastAsia="Times New Roman" w:hAnsi="Times New Roman" w:cs="Times New Roman"/>
+          <w:kern w:val="0"/>
+          <w:sz w:val="24"/>
+          <w:szCs w:val="24"/>
+          <w:lang w:val="en-GB" w:eastAsia="en-GB" w:bidi="ar-SA"/>
+          <w14:ligatures w14:val="none"/>
+        </w:rPr>
+      </w:pPr>
+      <w:r>
+        <w:rPr>
+          <w:rFonts w:ascii="Times New Roman" w:eastAsia="Times New Roman" w:hAnsi="Times New Roman" w:cs="Times New Roman"/>
+          <w:kern w:val="0"/>
+          <w:sz w:val="24"/>
+          <w:szCs w:val="24"/>
+          <w:lang w:val="en-GB" w:eastAsia="en-GB" w:bidi="ar-SA"/>
+          <w14:ligatures w14:val="none"/>
+        </w:rPr>
+        <w:pict w14:anchorId="7B167A40">
+          <v:rect id="_x0000_i1031" style="width:0;height:1.5pt" o:hralign="center" o:hrstd="t" o:hr="t" fillcolor="#a0a0a0" stroked="f"/>
+        </w:pict>
+      </w:r>
+    </w:p>
+    <w:p>
+      <w:pPr>
+        <w:spacing w:before="100" w:beforeAutospacing="1" w:after="100" w:afterAutospacing="1" w:line="240" w:lineRule="auto"/>
+        <w:outlineLvl w:val="0"/>
         <w:rPr>
           <w:rFonts w:ascii="Times New Roman" w:eastAsia="Times New Roman" w:hAnsi="Times New Roman" w:cs="Times New Roman"/>
           <w:b/>
@@ -3274,542 +3809,8 @@
           <w:lang w:val="en-GB" w:eastAsia="en-GB" w:bidi="ar-SA"/>
           <w14:ligatures w14:val="none"/>
         </w:rPr>
-        <w:t>03.6 Lease Performance &amp; Renewal</w:t>
-      </w:r>
-    </w:p>
-    <w:p>
-      <w:pPr>
-        <w:spacing w:before="100" w:beforeAutospacing="1" w:after="100" w:afterAutospacing="1" w:line="240" w:lineRule="auto"/>
-        <w:outlineLvl w:val="1"/>
-        <w:rPr>
-          <w:rFonts w:ascii="Times New Roman" w:eastAsia="Times New Roman" w:hAnsi="Times New Roman" w:cs="Times New Roman"/>
-          <w:b/>
-          <w:bCs/>
-          <w:kern w:val="0"/>
-          <w:sz w:val="36"/>
-          <w:szCs w:val="36"/>
-          <w:lang w:val="en-GB" w:eastAsia="en-GB" w:bidi="ar-SA"/>
-          <w14:ligatures w14:val="none"/>
-        </w:rPr>
-      </w:pPr>
-      <w:r>
-        <w:rPr>
-          <w:rFonts w:ascii="Times New Roman" w:eastAsia="Times New Roman" w:hAnsi="Times New Roman" w:cs="Times New Roman"/>
-          <w:b/>
-          <w:bCs/>
-          <w:kern w:val="0"/>
-          <w:sz w:val="36"/>
-          <w:szCs w:val="36"/>
-          <w:lang w:val="en-GB" w:eastAsia="en-GB" w:bidi="ar-SA"/>
-          <w14:ligatures w14:val="none"/>
-        </w:rPr>
-        <w:t>03.6.1 Performance Monitoring</w:t>
-      </w:r>
-    </w:p>
-    <w:p>
-      <w:pPr>
-        <w:spacing w:before="100" w:beforeAutospacing="1" w:after="100" w:afterAutospacing="1" w:line="240" w:lineRule="auto"/>
-        <w:outlineLvl w:val="2"/>
-        <w:rPr>
-          <w:rFonts w:ascii="Times New Roman" w:eastAsia="Times New Roman" w:hAnsi="Times New Roman" w:cs="Times New Roman"/>
-          <w:b/>
-          <w:bCs/>
-          <w:kern w:val="0"/>
-          <w:sz w:val="27"/>
-          <w:szCs w:val="27"/>
-          <w:lang w:val="en-GB" w:eastAsia="en-GB" w:bidi="ar-SA"/>
-          <w14:ligatures w14:val="none"/>
-        </w:rPr>
-      </w:pPr>
-      <w:r>
-        <w:rPr>
-          <w:rFonts w:ascii="Times New Roman" w:eastAsia="Times New Roman" w:hAnsi="Times New Roman" w:cs="Times New Roman"/>
-          <w:b/>
-          <w:bCs/>
-          <w:kern w:val="0"/>
-          <w:sz w:val="27"/>
-          <w:szCs w:val="27"/>
-          <w:lang w:val="en-GB" w:eastAsia="en-GB" w:bidi="ar-SA"/>
-          <w14:ligatures w14:val="none"/>
-        </w:rPr>
-        <w:t>03.6.1.1 KPI Tracking</w:t>
-      </w:r>
-    </w:p>
-    <w:p>
-      <w:pPr>
-        <w:numPr>
-          <w:ilvl w:val="0"/>
-          <w:numId w:val="23"/>
-        </w:numPr>
-        <w:spacing w:before="100" w:beforeAutospacing="1" w:after="100" w:afterAutospacing="1" w:line="240" w:lineRule="auto"/>
-        <w:rPr>
-          <w:rFonts w:ascii="Times New Roman" w:eastAsia="Times New Roman" w:hAnsi="Times New Roman" w:cs="Times New Roman"/>
-          <w:kern w:val="0"/>
-          <w:sz w:val="24"/>
-          <w:szCs w:val="24"/>
-          <w:lang w:val="en-GB" w:eastAsia="en-GB" w:bidi="ar-SA"/>
-          <w14:ligatures w14:val="none"/>
-        </w:rPr>
-      </w:pPr>
-      <w:r>
-        <w:rPr>
-          <w:rFonts w:ascii="Times New Roman" w:eastAsia="Times New Roman" w:hAnsi="Times New Roman" w:cs="Times New Roman"/>
-          <w:kern w:val="0"/>
-          <w:sz w:val="24"/>
-          <w:szCs w:val="24"/>
-          <w:lang w:val="en-GB" w:eastAsia="en-GB" w:bidi="ar-SA"/>
-          <w14:ligatures w14:val="none"/>
-        </w:rPr>
-        <w:t>Occupancy rate</w:t>
-      </w:r>
-    </w:p>
-    <w:p>
-      <w:pPr>
-        <w:numPr>
-          <w:ilvl w:val="0"/>
-          <w:numId w:val="23"/>
-        </w:numPr>
-        <w:spacing w:before="100" w:beforeAutospacing="1" w:after="100" w:afterAutospacing="1" w:line="240" w:lineRule="auto"/>
-        <w:rPr>
-          <w:rFonts w:ascii="Times New Roman" w:eastAsia="Times New Roman" w:hAnsi="Times New Roman" w:cs="Times New Roman"/>
-          <w:kern w:val="0"/>
-          <w:sz w:val="24"/>
-          <w:szCs w:val="24"/>
-          <w:lang w:val="en-GB" w:eastAsia="en-GB" w:bidi="ar-SA"/>
-          <w14:ligatures w14:val="none"/>
-        </w:rPr>
-      </w:pPr>
-      <w:r>
-        <w:rPr>
-          <w:rFonts w:ascii="Times New Roman" w:eastAsia="Times New Roman" w:hAnsi="Times New Roman" w:cs="Times New Roman"/>
-          <w:kern w:val="0"/>
-          <w:sz w:val="24"/>
-          <w:szCs w:val="24"/>
-          <w:lang w:val="en-GB" w:eastAsia="en-GB" w:bidi="ar-SA"/>
-          <w14:ligatures w14:val="none"/>
-        </w:rPr>
-        <w:t>Collection rate</w:t>
-      </w:r>
-    </w:p>
-    <w:p>
-      <w:pPr>
-        <w:numPr>
-          <w:ilvl w:val="0"/>
-          <w:numId w:val="23"/>
-        </w:numPr>
-        <w:spacing w:before="100" w:beforeAutospacing="1" w:after="100" w:afterAutospacing="1" w:line="240" w:lineRule="auto"/>
-        <w:rPr>
-          <w:rFonts w:ascii="Times New Roman" w:eastAsia="Times New Roman" w:hAnsi="Times New Roman" w:cs="Times New Roman"/>
-          <w:kern w:val="0"/>
-          <w:sz w:val="24"/>
-          <w:szCs w:val="24"/>
-          <w:lang w:val="en-GB" w:eastAsia="en-GB" w:bidi="ar-SA"/>
-          <w14:ligatures w14:val="none"/>
-        </w:rPr>
-      </w:pPr>
-      <w:r>
-        <w:rPr>
-          <w:rFonts w:ascii="Times New Roman" w:eastAsia="Times New Roman" w:hAnsi="Times New Roman" w:cs="Times New Roman"/>
-          <w:kern w:val="0"/>
-          <w:sz w:val="24"/>
-          <w:szCs w:val="24"/>
-          <w:lang w:val="en-GB" w:eastAsia="en-GB" w:bidi="ar-SA"/>
-          <w14:ligatures w14:val="none"/>
-        </w:rPr>
-        <w:t>WALE</w:t>
-      </w:r>
-    </w:p>
-    <w:p>
-      <w:pPr>
-        <w:numPr>
-          <w:ilvl w:val="0"/>
-          <w:numId w:val="23"/>
-        </w:numPr>
-        <w:spacing w:before="100" w:beforeAutospacing="1" w:after="100" w:afterAutospacing="1" w:line="240" w:lineRule="auto"/>
-        <w:rPr>
-          <w:rFonts w:ascii="Times New Roman" w:eastAsia="Times New Roman" w:hAnsi="Times New Roman" w:cs="Times New Roman"/>
-          <w:kern w:val="0"/>
-          <w:sz w:val="24"/>
-          <w:szCs w:val="24"/>
-          <w:lang w:val="en-GB" w:eastAsia="en-GB" w:bidi="ar-SA"/>
-          <w14:ligatures w14:val="none"/>
-        </w:rPr>
-      </w:pPr>
-      <w:r>
-        <w:rPr>
-          <w:rFonts w:ascii="Times New Roman" w:eastAsia="Times New Roman" w:hAnsi="Times New Roman" w:cs="Times New Roman"/>
-          <w:kern w:val="0"/>
-          <w:sz w:val="24"/>
-          <w:szCs w:val="24"/>
-          <w:lang w:val="en-GB" w:eastAsia="en-GB" w:bidi="ar-SA"/>
-          <w14:ligatures w14:val="none"/>
-        </w:rPr>
-        <w:t>Tenant turnover ratio</w:t>
-      </w:r>
-    </w:p>
-    <w:p>
-      <w:pPr>
-        <w:spacing w:before="100" w:beforeAutospacing="1" w:after="100" w:afterAutospacing="1" w:line="240" w:lineRule="auto"/>
-        <w:outlineLvl w:val="2"/>
-        <w:rPr>
-          <w:rFonts w:ascii="Times New Roman" w:eastAsia="Times New Roman" w:hAnsi="Times New Roman" w:cs="Times New Roman"/>
-          <w:b/>
-          <w:bCs/>
-          <w:kern w:val="0"/>
-          <w:sz w:val="27"/>
-          <w:szCs w:val="27"/>
-          <w:lang w:val="en-GB" w:eastAsia="en-GB" w:bidi="ar-SA"/>
-          <w14:ligatures w14:val="none"/>
-        </w:rPr>
-      </w:pPr>
-      <w:r>
-        <w:rPr>
-          <w:rFonts w:ascii="Times New Roman" w:eastAsia="Times New Roman" w:hAnsi="Times New Roman" w:cs="Times New Roman"/>
-          <w:b/>
-          <w:bCs/>
-          <w:kern w:val="0"/>
-          <w:sz w:val="27"/>
-          <w:szCs w:val="27"/>
-          <w:lang w:val="en-GB" w:eastAsia="en-GB" w:bidi="ar-SA"/>
-          <w14:ligatures w14:val="none"/>
-        </w:rPr>
-        <w:lastRenderedPageBreak/>
-        <w:t>03.6.1.2 Tenant Evaluation</w:t>
-      </w:r>
-    </w:p>
-    <w:p>
-      <w:pPr>
-        <w:numPr>
-          <w:ilvl w:val="0"/>
-          <w:numId w:val="24"/>
-        </w:numPr>
-        <w:spacing w:before="100" w:beforeAutospacing="1" w:after="100" w:afterAutospacing="1" w:line="240" w:lineRule="auto"/>
-        <w:rPr>
-          <w:rFonts w:ascii="Times New Roman" w:eastAsia="Times New Roman" w:hAnsi="Times New Roman" w:cs="Times New Roman"/>
-          <w:kern w:val="0"/>
-          <w:sz w:val="24"/>
-          <w:szCs w:val="24"/>
-          <w:lang w:val="en-GB" w:eastAsia="en-GB" w:bidi="ar-SA"/>
-          <w14:ligatures w14:val="none"/>
-        </w:rPr>
-      </w:pPr>
-      <w:r>
-        <w:rPr>
-          <w:rFonts w:ascii="Times New Roman" w:eastAsia="Times New Roman" w:hAnsi="Times New Roman" w:cs="Times New Roman"/>
-          <w:kern w:val="0"/>
-          <w:sz w:val="24"/>
-          <w:szCs w:val="24"/>
-          <w:lang w:val="en-GB" w:eastAsia="en-GB" w:bidi="ar-SA"/>
-          <w14:ligatures w14:val="none"/>
-        </w:rPr>
-        <w:t xml:space="preserve">Payment </w:t>
-      </w:r>
-      <w:proofErr w:type="spellStart"/>
-      <w:r>
-        <w:rPr>
-          <w:rFonts w:ascii="Times New Roman" w:eastAsia="Times New Roman" w:hAnsi="Times New Roman" w:cs="Times New Roman"/>
-          <w:kern w:val="0"/>
-          <w:sz w:val="24"/>
-          <w:szCs w:val="24"/>
-          <w:lang w:val="en-GB" w:eastAsia="en-GB" w:bidi="ar-SA"/>
-          <w14:ligatures w14:val="none"/>
-        </w:rPr>
-        <w:t>behavior</w:t>
-      </w:r>
-      <w:proofErr w:type="spellEnd"/>
-      <w:r>
-        <w:rPr>
-          <w:rFonts w:ascii="Times New Roman" w:eastAsia="Times New Roman" w:hAnsi="Times New Roman" w:cs="Times New Roman"/>
-          <w:kern w:val="0"/>
-          <w:sz w:val="24"/>
-          <w:szCs w:val="24"/>
-          <w:lang w:val="en-GB" w:eastAsia="en-GB" w:bidi="ar-SA"/>
-          <w14:ligatures w14:val="none"/>
-        </w:rPr>
-        <w:t xml:space="preserve"> score</w:t>
-      </w:r>
-    </w:p>
-    <w:p>
-      <w:pPr>
-        <w:numPr>
-          <w:ilvl w:val="0"/>
-          <w:numId w:val="24"/>
-        </w:numPr>
-        <w:spacing w:before="100" w:beforeAutospacing="1" w:after="100" w:afterAutospacing="1" w:line="240" w:lineRule="auto"/>
-        <w:rPr>
-          <w:rFonts w:ascii="Times New Roman" w:eastAsia="Times New Roman" w:hAnsi="Times New Roman" w:cs="Times New Roman"/>
-          <w:kern w:val="0"/>
-          <w:sz w:val="24"/>
-          <w:szCs w:val="24"/>
-          <w:lang w:val="en-GB" w:eastAsia="en-GB" w:bidi="ar-SA"/>
-          <w14:ligatures w14:val="none"/>
-        </w:rPr>
-      </w:pPr>
-      <w:r>
-        <w:rPr>
-          <w:rFonts w:ascii="Times New Roman" w:eastAsia="Times New Roman" w:hAnsi="Times New Roman" w:cs="Times New Roman"/>
-          <w:kern w:val="0"/>
-          <w:sz w:val="24"/>
-          <w:szCs w:val="24"/>
-          <w:lang w:val="en-GB" w:eastAsia="en-GB" w:bidi="ar-SA"/>
-          <w14:ligatures w14:val="none"/>
-        </w:rPr>
-        <w:t>Strategic value score</w:t>
-      </w:r>
-    </w:p>
-    <w:p>
-      <w:pPr>
-        <w:numPr>
-          <w:ilvl w:val="0"/>
-          <w:numId w:val="24"/>
-        </w:numPr>
-        <w:spacing w:before="100" w:beforeAutospacing="1" w:after="100" w:afterAutospacing="1" w:line="240" w:lineRule="auto"/>
-        <w:rPr>
-          <w:rFonts w:ascii="Times New Roman" w:eastAsia="Times New Roman" w:hAnsi="Times New Roman" w:cs="Times New Roman"/>
-          <w:kern w:val="0"/>
-          <w:sz w:val="24"/>
-          <w:szCs w:val="24"/>
-          <w:lang w:val="en-GB" w:eastAsia="en-GB" w:bidi="ar-SA"/>
-          <w14:ligatures w14:val="none"/>
-        </w:rPr>
-      </w:pPr>
-      <w:r>
-        <w:rPr>
-          <w:rFonts w:ascii="Times New Roman" w:eastAsia="Times New Roman" w:hAnsi="Times New Roman" w:cs="Times New Roman"/>
-          <w:kern w:val="0"/>
-          <w:sz w:val="24"/>
-          <w:szCs w:val="24"/>
-          <w:lang w:val="en-GB" w:eastAsia="en-GB" w:bidi="ar-SA"/>
-          <w14:ligatures w14:val="none"/>
-        </w:rPr>
-        <w:t>ESG compliance (if applicable)</w:t>
-      </w:r>
-    </w:p>
-    <w:p>
-      <w:pPr>
-        <w:spacing w:before="100" w:beforeAutospacing="1" w:after="100" w:afterAutospacing="1" w:line="240" w:lineRule="auto"/>
-        <w:outlineLvl w:val="2"/>
-        <w:rPr>
-          <w:rFonts w:ascii="Times New Roman" w:eastAsia="Times New Roman" w:hAnsi="Times New Roman" w:cs="Times New Roman"/>
-          <w:b/>
-          <w:bCs/>
-          <w:kern w:val="0"/>
-          <w:sz w:val="27"/>
-          <w:szCs w:val="27"/>
-          <w:lang w:val="en-GB" w:eastAsia="en-GB" w:bidi="ar-SA"/>
-          <w14:ligatures w14:val="none"/>
-        </w:rPr>
-      </w:pPr>
-      <w:r>
-        <w:rPr>
-          <w:rFonts w:ascii="Times New Roman" w:eastAsia="Times New Roman" w:hAnsi="Times New Roman" w:cs="Times New Roman"/>
-          <w:b/>
-          <w:bCs/>
-          <w:kern w:val="0"/>
-          <w:sz w:val="27"/>
-          <w:szCs w:val="27"/>
-          <w:lang w:val="en-GB" w:eastAsia="en-GB" w:bidi="ar-SA"/>
-          <w14:ligatures w14:val="none"/>
-        </w:rPr>
-        <w:t>03.6.1.3 Renewal Decision Matrix</w:t>
-      </w:r>
-    </w:p>
-    <w:p>
-      <w:pPr>
-        <w:numPr>
-          <w:ilvl w:val="0"/>
-          <w:numId w:val="25"/>
-        </w:numPr>
-        <w:spacing w:before="100" w:beforeAutospacing="1" w:after="100" w:afterAutospacing="1" w:line="240" w:lineRule="auto"/>
-        <w:rPr>
-          <w:rFonts w:ascii="Times New Roman" w:eastAsia="Times New Roman" w:hAnsi="Times New Roman" w:cs="Times New Roman"/>
-          <w:kern w:val="0"/>
-          <w:sz w:val="24"/>
-          <w:szCs w:val="24"/>
-          <w:lang w:val="en-GB" w:eastAsia="en-GB" w:bidi="ar-SA"/>
-          <w14:ligatures w14:val="none"/>
-        </w:rPr>
-      </w:pPr>
-      <w:r>
-        <w:rPr>
-          <w:rFonts w:ascii="Times New Roman" w:eastAsia="Times New Roman" w:hAnsi="Times New Roman" w:cs="Times New Roman"/>
-          <w:kern w:val="0"/>
-          <w:sz w:val="24"/>
-          <w:szCs w:val="24"/>
-          <w:lang w:val="en-GB" w:eastAsia="en-GB" w:bidi="ar-SA"/>
-          <w14:ligatures w14:val="none"/>
-        </w:rPr>
-        <w:t>Market revaluation</w:t>
-      </w:r>
-    </w:p>
-    <w:p>
-      <w:pPr>
-        <w:numPr>
-          <w:ilvl w:val="0"/>
-          <w:numId w:val="25"/>
-        </w:numPr>
-        <w:spacing w:before="100" w:beforeAutospacing="1" w:after="100" w:afterAutospacing="1" w:line="240" w:lineRule="auto"/>
-        <w:rPr>
-          <w:rFonts w:ascii="Times New Roman" w:eastAsia="Times New Roman" w:hAnsi="Times New Roman" w:cs="Times New Roman"/>
-          <w:kern w:val="0"/>
-          <w:sz w:val="24"/>
-          <w:szCs w:val="24"/>
-          <w:lang w:val="en-GB" w:eastAsia="en-GB" w:bidi="ar-SA"/>
-          <w14:ligatures w14:val="none"/>
-        </w:rPr>
-      </w:pPr>
-      <w:r>
-        <w:rPr>
-          <w:rFonts w:ascii="Times New Roman" w:eastAsia="Times New Roman" w:hAnsi="Times New Roman" w:cs="Times New Roman"/>
-          <w:kern w:val="0"/>
-          <w:sz w:val="24"/>
-          <w:szCs w:val="24"/>
-          <w:lang w:val="en-GB" w:eastAsia="en-GB" w:bidi="ar-SA"/>
-          <w14:ligatures w14:val="none"/>
-        </w:rPr>
-        <w:t>Repricing scenario</w:t>
-      </w:r>
-    </w:p>
-    <w:p>
-      <w:pPr>
-        <w:numPr>
-          <w:ilvl w:val="0"/>
-          <w:numId w:val="25"/>
-        </w:numPr>
-        <w:spacing w:before="100" w:beforeAutospacing="1" w:after="100" w:afterAutospacing="1" w:line="240" w:lineRule="auto"/>
-        <w:rPr>
-          <w:rFonts w:ascii="Times New Roman" w:eastAsia="Times New Roman" w:hAnsi="Times New Roman" w:cs="Times New Roman"/>
-          <w:kern w:val="0"/>
-          <w:sz w:val="24"/>
-          <w:szCs w:val="24"/>
-          <w:lang w:val="en-GB" w:eastAsia="en-GB" w:bidi="ar-SA"/>
-          <w14:ligatures w14:val="none"/>
-        </w:rPr>
-      </w:pPr>
-      <w:r>
-        <w:rPr>
-          <w:rFonts w:ascii="Times New Roman" w:eastAsia="Times New Roman" w:hAnsi="Times New Roman" w:cs="Times New Roman"/>
-          <w:kern w:val="0"/>
-          <w:sz w:val="24"/>
-          <w:szCs w:val="24"/>
-          <w:lang w:val="en-GB" w:eastAsia="en-GB" w:bidi="ar-SA"/>
-          <w14:ligatures w14:val="none"/>
-        </w:rPr>
-        <w:t>Retention vs replacement analysis</w:t>
-      </w:r>
-    </w:p>
-    <w:p>
-      <w:pPr>
-        <w:spacing w:before="100" w:beforeAutospacing="1" w:after="100" w:afterAutospacing="1" w:line="240" w:lineRule="auto"/>
-        <w:rPr>
-          <w:rFonts w:ascii="Times New Roman" w:eastAsia="Times New Roman" w:hAnsi="Times New Roman" w:cs="Times New Roman"/>
-          <w:kern w:val="0"/>
-          <w:sz w:val="24"/>
-          <w:szCs w:val="24"/>
-          <w:lang w:val="en-GB" w:eastAsia="en-GB" w:bidi="ar-SA"/>
-          <w14:ligatures w14:val="none"/>
-        </w:rPr>
-      </w:pPr>
-      <w:r>
-        <w:rPr>
-          <w:rFonts w:ascii="Times New Roman" w:eastAsia="Times New Roman" w:hAnsi="Times New Roman" w:cs="Times New Roman"/>
-          <w:b/>
-          <w:bCs/>
-          <w:kern w:val="0"/>
-          <w:sz w:val="24"/>
-          <w:szCs w:val="24"/>
-          <w:lang w:val="en-GB" w:eastAsia="en-GB" w:bidi="ar-SA"/>
-          <w14:ligatures w14:val="none"/>
-        </w:rPr>
-        <w:t>Forms:</w:t>
-      </w:r>
-    </w:p>
-    <w:p>
-      <w:pPr>
-        <w:numPr>
-          <w:ilvl w:val="0"/>
-          <w:numId w:val="26"/>
-        </w:numPr>
-        <w:spacing w:before="100" w:beforeAutospacing="1" w:after="100" w:afterAutospacing="1" w:line="240" w:lineRule="auto"/>
-        <w:rPr>
-          <w:rFonts w:ascii="Times New Roman" w:eastAsia="Times New Roman" w:hAnsi="Times New Roman" w:cs="Times New Roman"/>
-          <w:kern w:val="0"/>
-          <w:sz w:val="24"/>
-          <w:szCs w:val="24"/>
-          <w:lang w:val="en-GB" w:eastAsia="en-GB" w:bidi="ar-SA"/>
-          <w14:ligatures w14:val="none"/>
-        </w:rPr>
-      </w:pPr>
-      <w:r>
-        <w:rPr>
-          <w:rFonts w:ascii="Times New Roman" w:eastAsia="Times New Roman" w:hAnsi="Times New Roman" w:cs="Times New Roman"/>
-          <w:kern w:val="0"/>
-          <w:sz w:val="24"/>
-          <w:szCs w:val="24"/>
-          <w:lang w:val="en-GB" w:eastAsia="en-GB" w:bidi="ar-SA"/>
-          <w14:ligatures w14:val="none"/>
-        </w:rPr>
-        <w:t>F03.12 Lease Performance Dashboard</w:t>
-      </w:r>
-    </w:p>
-    <w:p>
-      <w:pPr>
-        <w:numPr>
-          <w:ilvl w:val="0"/>
-          <w:numId w:val="26"/>
-        </w:numPr>
-        <w:spacing w:before="100" w:beforeAutospacing="1" w:after="100" w:afterAutospacing="1" w:line="240" w:lineRule="auto"/>
-        <w:rPr>
-          <w:rFonts w:ascii="Times New Roman" w:eastAsia="Times New Roman" w:hAnsi="Times New Roman" w:cs="Times New Roman"/>
-          <w:kern w:val="0"/>
-          <w:sz w:val="24"/>
-          <w:szCs w:val="24"/>
-          <w:lang w:val="en-GB" w:eastAsia="en-GB" w:bidi="ar-SA"/>
-          <w14:ligatures w14:val="none"/>
-        </w:rPr>
-      </w:pPr>
-      <w:r>
-        <w:rPr>
-          <w:rFonts w:ascii="Times New Roman" w:eastAsia="Times New Roman" w:hAnsi="Times New Roman" w:cs="Times New Roman"/>
-          <w:kern w:val="0"/>
-          <w:sz w:val="24"/>
-          <w:szCs w:val="24"/>
-          <w:lang w:val="en-GB" w:eastAsia="en-GB" w:bidi="ar-SA"/>
-          <w14:ligatures w14:val="none"/>
-        </w:rPr>
-        <w:t>F03.13 Renewal Recommendation Memo</w:t>
-      </w:r>
-    </w:p>
-    <w:p>
-      <w:pPr>
-        <w:spacing w:after="0" w:line="240" w:lineRule="auto"/>
-        <w:rPr>
-          <w:rFonts w:ascii="Times New Roman" w:eastAsia="Times New Roman" w:hAnsi="Times New Roman" w:cs="Times New Roman"/>
-          <w:kern w:val="0"/>
-          <w:sz w:val="24"/>
-          <w:szCs w:val="24"/>
-          <w:lang w:val="en-GB" w:eastAsia="en-GB" w:bidi="ar-SA"/>
-          <w14:ligatures w14:val="none"/>
-        </w:rPr>
-      </w:pPr>
-      <w:r>
-        <w:rPr>
-          <w:rFonts w:ascii="Times New Roman" w:eastAsia="Times New Roman" w:hAnsi="Times New Roman" w:cs="Times New Roman"/>
-          <w:kern w:val="0"/>
-          <w:sz w:val="24"/>
-          <w:szCs w:val="24"/>
-          <w:lang w:val="en-GB" w:eastAsia="en-GB" w:bidi="ar-SA"/>
-          <w14:ligatures w14:val="none"/>
-        </w:rPr>
-        <w:pict w14:anchorId="7B167A40">
-          <v:rect id="_x0000_i1031" style="width:0;height:1.5pt" o:hralign="center" o:hrstd="t" o:hr="t" fillcolor="#a0a0a0" stroked="f"/>
-        </w:pict>
-      </w:r>
-    </w:p>
-    <w:p>
-      <w:pPr>
-        <w:spacing w:before="100" w:beforeAutospacing="1" w:after="100" w:afterAutospacing="1" w:line="240" w:lineRule="auto"/>
-        <w:outlineLvl w:val="0"/>
+      </w:pPr>
+      <w:r>
         <w:rPr>
           <w:rFonts w:ascii="Times New Roman" w:eastAsia="Times New Roman" w:hAnsi="Times New Roman" w:cs="Times New Roman"/>
           <w:b/>
@@ -3820,8 +3821,489 @@
           <w:lang w:val="en-GB" w:eastAsia="en-GB" w:bidi="ar-SA"/>
           <w14:ligatures w14:val="none"/>
         </w:rPr>
-      </w:pPr>
-      <w:r>
+        <w:t>03.7 Termination &amp; Exit Management</w:t>
+      </w:r>
+    </w:p>
+    <w:p>
+      <w:pPr>
+        <w:spacing w:before="100" w:beforeAutospacing="1" w:after="100" w:afterAutospacing="1" w:line="240" w:lineRule="auto"/>
+        <w:outlineLvl w:val="1"/>
+        <w:rPr>
+          <w:rFonts w:ascii="Times New Roman" w:eastAsia="Times New Roman" w:hAnsi="Times New Roman" w:cs="Times New Roman"/>
+          <w:b/>
+          <w:bCs/>
+          <w:kern w:val="0"/>
+          <w:sz w:val="36"/>
+          <w:szCs w:val="36"/>
+          <w:lang w:val="en-GB" w:eastAsia="en-GB" w:bidi="ar-SA"/>
+          <w14:ligatures w14:val="none"/>
+        </w:rPr>
+      </w:pPr>
+      <w:r>
+        <w:rPr>
+          <w:rFonts w:ascii="Times New Roman" w:eastAsia="Times New Roman" w:hAnsi="Times New Roman" w:cs="Times New Roman"/>
+          <w:b/>
+          <w:bCs/>
+          <w:kern w:val="0"/>
+          <w:sz w:val="36"/>
+          <w:szCs w:val="36"/>
+          <w:lang w:val="en-GB" w:eastAsia="en-GB" w:bidi="ar-SA"/>
+          <w14:ligatures w14:val="none"/>
+        </w:rPr>
+        <w:t>03.7.1 Lease Termination Procedure</w:t>
+      </w:r>
+    </w:p>
+    <w:p>
+      <w:pPr>
+        <w:spacing w:before="100" w:beforeAutospacing="1" w:after="100" w:afterAutospacing="1" w:line="240" w:lineRule="auto"/>
+        <w:outlineLvl w:val="2"/>
+        <w:rPr>
+          <w:rFonts w:ascii="Times New Roman" w:eastAsia="Times New Roman" w:hAnsi="Times New Roman" w:cs="Times New Roman"/>
+          <w:b/>
+          <w:bCs/>
+          <w:kern w:val="0"/>
+          <w:sz w:val="27"/>
+          <w:szCs w:val="27"/>
+          <w:lang w:val="en-GB" w:eastAsia="en-GB" w:bidi="ar-SA"/>
+          <w14:ligatures w14:val="none"/>
+        </w:rPr>
+      </w:pPr>
+      <w:r>
+        <w:rPr>
+          <w:rFonts w:ascii="Times New Roman" w:eastAsia="Times New Roman" w:hAnsi="Times New Roman" w:cs="Times New Roman"/>
+          <w:b/>
+          <w:bCs/>
+          <w:kern w:val="0"/>
+          <w:sz w:val="27"/>
+          <w:szCs w:val="27"/>
+          <w:lang w:val="en-GB" w:eastAsia="en-GB" w:bidi="ar-SA"/>
+          <w14:ligatures w14:val="none"/>
+        </w:rPr>
+        <w:t>03.7.1.1 Expiry Process</w:t>
+      </w:r>
+    </w:p>
+    <w:p>
+      <w:pPr>
+        <w:numPr>
+          <w:ilvl w:val="0"/>
+          <w:numId w:val="27"/>
+        </w:numPr>
+        <w:spacing w:before="100" w:beforeAutospacing="1" w:after="100" w:afterAutospacing="1" w:line="240" w:lineRule="auto"/>
+        <w:rPr>
+          <w:rFonts w:ascii="Times New Roman" w:eastAsia="Times New Roman" w:hAnsi="Times New Roman" w:cs="Times New Roman"/>
+          <w:kern w:val="0"/>
+          <w:sz w:val="24"/>
+          <w:szCs w:val="24"/>
+          <w:lang w:val="en-GB" w:eastAsia="en-GB" w:bidi="ar-SA"/>
+          <w14:ligatures w14:val="none"/>
+        </w:rPr>
+      </w:pPr>
+      <w:r>
+        <w:rPr>
+          <w:rFonts w:ascii="Times New Roman" w:eastAsia="Times New Roman" w:hAnsi="Times New Roman" w:cs="Times New Roman"/>
+          <w:kern w:val="0"/>
+          <w:sz w:val="24"/>
+          <w:szCs w:val="24"/>
+          <w:lang w:val="en-GB" w:eastAsia="en-GB" w:bidi="ar-SA"/>
+          <w14:ligatures w14:val="none"/>
+        </w:rPr>
+        <w:t>Notice timeline tracking</w:t>
+      </w:r>
+    </w:p>
+    <w:p>
+      <w:pPr>
+        <w:numPr>
+          <w:ilvl w:val="0"/>
+          <w:numId w:val="27"/>
+        </w:numPr>
+        <w:spacing w:before="100" w:beforeAutospacing="1" w:after="100" w:afterAutospacing="1" w:line="240" w:lineRule="auto"/>
+        <w:rPr>
+          <w:rFonts w:ascii="Times New Roman" w:eastAsia="Times New Roman" w:hAnsi="Times New Roman" w:cs="Times New Roman"/>
+          <w:kern w:val="0"/>
+          <w:sz w:val="24"/>
+          <w:szCs w:val="24"/>
+          <w:lang w:val="en-GB" w:eastAsia="en-GB" w:bidi="ar-SA"/>
+          <w14:ligatures w14:val="none"/>
+        </w:rPr>
+      </w:pPr>
+      <w:r>
+        <w:rPr>
+          <w:rFonts w:ascii="Times New Roman" w:eastAsia="Times New Roman" w:hAnsi="Times New Roman" w:cs="Times New Roman"/>
+          <w:kern w:val="0"/>
+          <w:sz w:val="24"/>
+          <w:szCs w:val="24"/>
+          <w:lang w:val="en-GB" w:eastAsia="en-GB" w:bidi="ar-SA"/>
+          <w14:ligatures w14:val="none"/>
+        </w:rPr>
+        <w:t>Inspection checklist</w:t>
+      </w:r>
+    </w:p>
+    <w:p>
+      <w:pPr>
+        <w:numPr>
+          <w:ilvl w:val="0"/>
+          <w:numId w:val="27"/>
+        </w:numPr>
+        <w:spacing w:before="100" w:beforeAutospacing="1" w:after="100" w:afterAutospacing="1" w:line="240" w:lineRule="auto"/>
+        <w:rPr>
+          <w:rFonts w:ascii="Times New Roman" w:eastAsia="Times New Roman" w:hAnsi="Times New Roman" w:cs="Times New Roman"/>
+          <w:kern w:val="0"/>
+          <w:sz w:val="24"/>
+          <w:szCs w:val="24"/>
+          <w:lang w:val="en-GB" w:eastAsia="en-GB" w:bidi="ar-SA"/>
+          <w14:ligatures w14:val="none"/>
+        </w:rPr>
+      </w:pPr>
+      <w:r>
+        <w:rPr>
+          <w:rFonts w:ascii="Times New Roman" w:eastAsia="Times New Roman" w:hAnsi="Times New Roman" w:cs="Times New Roman"/>
+          <w:kern w:val="0"/>
+          <w:sz w:val="24"/>
+          <w:szCs w:val="24"/>
+          <w:lang w:val="en-GB" w:eastAsia="en-GB" w:bidi="ar-SA"/>
+          <w14:ligatures w14:val="none"/>
+        </w:rPr>
+        <w:t>Reinstatement validation</w:t>
+      </w:r>
+    </w:p>
+    <w:p>
+      <w:pPr>
+        <w:spacing w:before="100" w:beforeAutospacing="1" w:after="100" w:afterAutospacing="1" w:line="240" w:lineRule="auto"/>
+        <w:outlineLvl w:val="2"/>
+        <w:rPr>
+          <w:rFonts w:ascii="Times New Roman" w:eastAsia="Times New Roman" w:hAnsi="Times New Roman" w:cs="Times New Roman"/>
+          <w:b/>
+          <w:bCs/>
+          <w:kern w:val="0"/>
+          <w:sz w:val="27"/>
+          <w:szCs w:val="27"/>
+          <w:lang w:val="en-GB" w:eastAsia="en-GB" w:bidi="ar-SA"/>
+          <w14:ligatures w14:val="none"/>
+        </w:rPr>
+      </w:pPr>
+      <w:r>
+        <w:rPr>
+          <w:rFonts w:ascii="Times New Roman" w:eastAsia="Times New Roman" w:hAnsi="Times New Roman" w:cs="Times New Roman"/>
+          <w:b/>
+          <w:bCs/>
+          <w:kern w:val="0"/>
+          <w:sz w:val="27"/>
+          <w:szCs w:val="27"/>
+          <w:lang w:val="en-GB" w:eastAsia="en-GB" w:bidi="ar-SA"/>
+          <w14:ligatures w14:val="none"/>
+        </w:rPr>
+        <w:t>03.7.1.2 Early Termination</w:t>
+      </w:r>
+    </w:p>
+    <w:p>
+      <w:pPr>
+        <w:numPr>
+          <w:ilvl w:val="0"/>
+          <w:numId w:val="28"/>
+        </w:numPr>
+        <w:spacing w:before="100" w:beforeAutospacing="1" w:after="100" w:afterAutospacing="1" w:line="240" w:lineRule="auto"/>
+        <w:rPr>
+          <w:rFonts w:ascii="Times New Roman" w:eastAsia="Times New Roman" w:hAnsi="Times New Roman" w:cs="Times New Roman"/>
+          <w:kern w:val="0"/>
+          <w:sz w:val="24"/>
+          <w:szCs w:val="24"/>
+          <w:lang w:val="en-GB" w:eastAsia="en-GB" w:bidi="ar-SA"/>
+          <w14:ligatures w14:val="none"/>
+        </w:rPr>
+      </w:pPr>
+      <w:r>
+        <w:rPr>
+          <w:rFonts w:ascii="Times New Roman" w:eastAsia="Times New Roman" w:hAnsi="Times New Roman" w:cs="Times New Roman"/>
+          <w:kern w:val="0"/>
+          <w:sz w:val="24"/>
+          <w:szCs w:val="24"/>
+          <w:lang w:val="en-GB" w:eastAsia="en-GB" w:bidi="ar-SA"/>
+          <w14:ligatures w14:val="none"/>
+        </w:rPr>
+        <w:t>Penalty calculation</w:t>
+      </w:r>
+    </w:p>
+    <w:p>
+      <w:pPr>
+        <w:numPr>
+          <w:ilvl w:val="0"/>
+          <w:numId w:val="28"/>
+        </w:numPr>
+        <w:spacing w:before="100" w:beforeAutospacing="1" w:after="100" w:afterAutospacing="1" w:line="240" w:lineRule="auto"/>
+        <w:rPr>
+          <w:rFonts w:ascii="Times New Roman" w:eastAsia="Times New Roman" w:hAnsi="Times New Roman" w:cs="Times New Roman"/>
+          <w:kern w:val="0"/>
+          <w:sz w:val="24"/>
+          <w:szCs w:val="24"/>
+          <w:lang w:val="en-GB" w:eastAsia="en-GB" w:bidi="ar-SA"/>
+          <w14:ligatures w14:val="none"/>
+        </w:rPr>
+      </w:pPr>
+      <w:r>
+        <w:rPr>
+          <w:rFonts w:ascii="Times New Roman" w:eastAsia="Times New Roman" w:hAnsi="Times New Roman" w:cs="Times New Roman"/>
+          <w:kern w:val="0"/>
+          <w:sz w:val="24"/>
+          <w:szCs w:val="24"/>
+          <w:lang w:val="en-GB" w:eastAsia="en-GB" w:bidi="ar-SA"/>
+          <w14:ligatures w14:val="none"/>
+        </w:rPr>
+        <w:t>Legal claim evaluation</w:t>
+      </w:r>
+    </w:p>
+    <w:p>
+      <w:pPr>
+        <w:numPr>
+          <w:ilvl w:val="0"/>
+          <w:numId w:val="28"/>
+        </w:numPr>
+        <w:spacing w:before="100" w:beforeAutospacing="1" w:after="100" w:afterAutospacing="1" w:line="240" w:lineRule="auto"/>
+        <w:rPr>
+          <w:rFonts w:ascii="Times New Roman" w:eastAsia="Times New Roman" w:hAnsi="Times New Roman" w:cs="Times New Roman"/>
+          <w:kern w:val="0"/>
+          <w:sz w:val="24"/>
+          <w:szCs w:val="24"/>
+          <w:lang w:val="en-GB" w:eastAsia="en-GB" w:bidi="ar-SA"/>
+          <w14:ligatures w14:val="none"/>
+        </w:rPr>
+      </w:pPr>
+      <w:r>
+        <w:rPr>
+          <w:rFonts w:ascii="Times New Roman" w:eastAsia="Times New Roman" w:hAnsi="Times New Roman" w:cs="Times New Roman"/>
+          <w:kern w:val="0"/>
+          <w:sz w:val="24"/>
+          <w:szCs w:val="24"/>
+          <w:lang w:val="en-GB" w:eastAsia="en-GB" w:bidi="ar-SA"/>
+          <w14:ligatures w14:val="none"/>
+        </w:rPr>
+        <w:t>Asset recovery plan</w:t>
+      </w:r>
+    </w:p>
+    <w:p>
+      <w:pPr>
+        <w:spacing w:before="100" w:beforeAutospacing="1" w:after="100" w:afterAutospacing="1" w:line="240" w:lineRule="auto"/>
+        <w:outlineLvl w:val="2"/>
+        <w:rPr>
+          <w:rFonts w:ascii="Times New Roman" w:eastAsia="Times New Roman" w:hAnsi="Times New Roman" w:cs="Times New Roman"/>
+          <w:b/>
+          <w:bCs/>
+          <w:kern w:val="0"/>
+          <w:sz w:val="27"/>
+          <w:szCs w:val="27"/>
+          <w:lang w:val="en-GB" w:eastAsia="en-GB" w:bidi="ar-SA"/>
+          <w14:ligatures w14:val="none"/>
+        </w:rPr>
+      </w:pPr>
+      <w:r>
+        <w:rPr>
+          <w:rFonts w:ascii="Times New Roman" w:eastAsia="Times New Roman" w:hAnsi="Times New Roman" w:cs="Times New Roman"/>
+          <w:b/>
+          <w:bCs/>
+          <w:kern w:val="0"/>
+          <w:sz w:val="27"/>
+          <w:szCs w:val="27"/>
+          <w:lang w:val="en-GB" w:eastAsia="en-GB" w:bidi="ar-SA"/>
+          <w14:ligatures w14:val="none"/>
+        </w:rPr>
+        <w:t>03.7.1.3 Unit Handover</w:t>
+      </w:r>
+    </w:p>
+    <w:p>
+      <w:pPr>
+        <w:numPr>
+          <w:ilvl w:val="0"/>
+          <w:numId w:val="29"/>
+        </w:numPr>
+        <w:spacing w:before="100" w:beforeAutospacing="1" w:after="100" w:afterAutospacing="1" w:line="240" w:lineRule="auto"/>
+        <w:rPr>
+          <w:rFonts w:ascii="Times New Roman" w:eastAsia="Times New Roman" w:hAnsi="Times New Roman" w:cs="Times New Roman"/>
+          <w:kern w:val="0"/>
+          <w:sz w:val="24"/>
+          <w:szCs w:val="24"/>
+          <w:lang w:val="en-GB" w:eastAsia="en-GB" w:bidi="ar-SA"/>
+          <w14:ligatures w14:val="none"/>
+        </w:rPr>
+      </w:pPr>
+      <w:r>
+        <w:rPr>
+          <w:rFonts w:ascii="Times New Roman" w:eastAsia="Times New Roman" w:hAnsi="Times New Roman" w:cs="Times New Roman"/>
+          <w:kern w:val="0"/>
+          <w:sz w:val="24"/>
+          <w:szCs w:val="24"/>
+          <w:lang w:val="en-GB" w:eastAsia="en-GB" w:bidi="ar-SA"/>
+          <w14:ligatures w14:val="none"/>
+        </w:rPr>
+        <w:t>Snag list</w:t>
+      </w:r>
+    </w:p>
+    <w:p>
+      <w:pPr>
+        <w:numPr>
+          <w:ilvl w:val="0"/>
+          <w:numId w:val="29"/>
+        </w:numPr>
+        <w:spacing w:before="100" w:beforeAutospacing="1" w:after="100" w:afterAutospacing="1" w:line="240" w:lineRule="auto"/>
+        <w:rPr>
+          <w:rFonts w:ascii="Times New Roman" w:eastAsia="Times New Roman" w:hAnsi="Times New Roman" w:cs="Times New Roman"/>
+          <w:kern w:val="0"/>
+          <w:sz w:val="24"/>
+          <w:szCs w:val="24"/>
+          <w:lang w:val="en-GB" w:eastAsia="en-GB" w:bidi="ar-SA"/>
+          <w14:ligatures w14:val="none"/>
+        </w:rPr>
+      </w:pPr>
+      <w:r>
+        <w:rPr>
+          <w:rFonts w:ascii="Times New Roman" w:eastAsia="Times New Roman" w:hAnsi="Times New Roman" w:cs="Times New Roman"/>
+          <w:kern w:val="0"/>
+          <w:sz w:val="24"/>
+          <w:szCs w:val="24"/>
+          <w:lang w:val="en-GB" w:eastAsia="en-GB" w:bidi="ar-SA"/>
+          <w14:ligatures w14:val="none"/>
+        </w:rPr>
+        <w:t>Damage assessment</w:t>
+      </w:r>
+    </w:p>
+    <w:p>
+      <w:pPr>
+        <w:numPr>
+          <w:ilvl w:val="0"/>
+          <w:numId w:val="29"/>
+        </w:numPr>
+        <w:spacing w:before="100" w:beforeAutospacing="1" w:after="100" w:afterAutospacing="1" w:line="240" w:lineRule="auto"/>
+        <w:rPr>
+          <w:rFonts w:ascii="Times New Roman" w:eastAsia="Times New Roman" w:hAnsi="Times New Roman" w:cs="Times New Roman"/>
+          <w:kern w:val="0"/>
+          <w:sz w:val="24"/>
+          <w:szCs w:val="24"/>
+          <w:lang w:val="en-GB" w:eastAsia="en-GB" w:bidi="ar-SA"/>
+          <w14:ligatures w14:val="none"/>
+        </w:rPr>
+      </w:pPr>
+      <w:r>
+        <w:rPr>
+          <w:rFonts w:ascii="Times New Roman" w:eastAsia="Times New Roman" w:hAnsi="Times New Roman" w:cs="Times New Roman"/>
+          <w:kern w:val="0"/>
+          <w:sz w:val="24"/>
+          <w:szCs w:val="24"/>
+          <w:lang w:val="en-GB" w:eastAsia="en-GB" w:bidi="ar-SA"/>
+          <w14:ligatures w14:val="none"/>
+        </w:rPr>
+        <w:t>Deposit adjustment</w:t>
+      </w:r>
+    </w:p>
+    <w:p>
+      <w:pPr>
+        <w:spacing w:before="100" w:beforeAutospacing="1" w:after="100" w:afterAutospacing="1" w:line="240" w:lineRule="auto"/>
+        <w:rPr>
+          <w:rFonts w:ascii="Times New Roman" w:eastAsia="Times New Roman" w:hAnsi="Times New Roman" w:cs="Times New Roman"/>
+          <w:kern w:val="0"/>
+          <w:sz w:val="24"/>
+          <w:szCs w:val="24"/>
+          <w:lang w:val="en-GB" w:eastAsia="en-GB" w:bidi="ar-SA"/>
+          <w14:ligatures w14:val="none"/>
+        </w:rPr>
+      </w:pPr>
+      <w:r>
+        <w:rPr>
+          <w:rFonts w:ascii="Times New Roman" w:eastAsia="Times New Roman" w:hAnsi="Times New Roman" w:cs="Times New Roman"/>
+          <w:b/>
+          <w:bCs/>
+          <w:kern w:val="0"/>
+          <w:sz w:val="24"/>
+          <w:szCs w:val="24"/>
+          <w:lang w:val="en-GB" w:eastAsia="en-GB" w:bidi="ar-SA"/>
+          <w14:ligatures w14:val="none"/>
+        </w:rPr>
+        <w:t>Forms:</w:t>
+      </w:r>
+    </w:p>
+    <w:p>
+      <w:pPr>
+        <w:numPr>
+          <w:ilvl w:val="0"/>
+          <w:numId w:val="30"/>
+        </w:numPr>
+        <w:spacing w:before="100" w:beforeAutospacing="1" w:after="100" w:afterAutospacing="1" w:line="240" w:lineRule="auto"/>
+        <w:rPr>
+          <w:rFonts w:ascii="Times New Roman" w:eastAsia="Times New Roman" w:hAnsi="Times New Roman" w:cs="Times New Roman"/>
+          <w:kern w:val="0"/>
+          <w:sz w:val="24"/>
+          <w:szCs w:val="24"/>
+          <w:lang w:val="en-GB" w:eastAsia="en-GB" w:bidi="ar-SA"/>
+          <w14:ligatures w14:val="none"/>
+        </w:rPr>
+      </w:pPr>
+      <w:r>
+        <w:rPr>
+          <w:rFonts w:ascii="Times New Roman" w:eastAsia="Times New Roman" w:hAnsi="Times New Roman" w:cs="Times New Roman"/>
+          <w:kern w:val="0"/>
+          <w:sz w:val="24"/>
+          <w:szCs w:val="24"/>
+          <w:lang w:val="en-GB" w:eastAsia="en-GB" w:bidi="ar-SA"/>
+          <w14:ligatures w14:val="none"/>
+        </w:rPr>
+        <w:t>F03.14 Termination Notice Template</w:t>
+      </w:r>
+    </w:p>
+    <w:p>
+      <w:pPr>
+        <w:numPr>
+          <w:ilvl w:val="0"/>
+          <w:numId w:val="30"/>
+        </w:numPr>
+        <w:spacing w:before="100" w:beforeAutospacing="1" w:after="100" w:afterAutospacing="1" w:line="240" w:lineRule="auto"/>
+        <w:rPr>
+          <w:rFonts w:ascii="Times New Roman" w:eastAsia="Times New Roman" w:hAnsi="Times New Roman" w:cs="Times New Roman"/>
+          <w:kern w:val="0"/>
+          <w:sz w:val="24"/>
+          <w:szCs w:val="24"/>
+          <w:lang w:val="en-GB" w:eastAsia="en-GB" w:bidi="ar-SA"/>
+          <w14:ligatures w14:val="none"/>
+        </w:rPr>
+      </w:pPr>
+      <w:r>
+        <w:rPr>
+          <w:rFonts w:ascii="Times New Roman" w:eastAsia="Times New Roman" w:hAnsi="Times New Roman" w:cs="Times New Roman"/>
+          <w:kern w:val="0"/>
+          <w:sz w:val="24"/>
+          <w:szCs w:val="24"/>
+          <w:lang w:val="en-GB" w:eastAsia="en-GB" w:bidi="ar-SA"/>
+          <w14:ligatures w14:val="none"/>
+        </w:rPr>
+        <w:t>F03.15 Handover Inspection Report</w:t>
+      </w:r>
+    </w:p>
+    <w:p>
+      <w:pPr>
+        <w:spacing w:after="0" w:line="240" w:lineRule="auto"/>
+        <w:rPr>
+          <w:rFonts w:ascii="Times New Roman" w:eastAsia="Times New Roman" w:hAnsi="Times New Roman" w:cs="Times New Roman"/>
+          <w:kern w:val="0"/>
+          <w:sz w:val="24"/>
+          <w:szCs w:val="24"/>
+          <w:lang w:val="en-GB" w:eastAsia="en-GB" w:bidi="ar-SA"/>
+          <w14:ligatures w14:val="none"/>
+        </w:rPr>
+      </w:pPr>
+      <w:r>
+        <w:rPr>
+          <w:rFonts w:ascii="Times New Roman" w:eastAsia="Times New Roman" w:hAnsi="Times New Roman" w:cs="Times New Roman"/>
+          <w:kern w:val="0"/>
+          <w:sz w:val="24"/>
+          <w:szCs w:val="24"/>
+          <w:lang w:val="en-GB" w:eastAsia="en-GB" w:bidi="ar-SA"/>
+          <w14:ligatures w14:val="none"/>
+        </w:rPr>
+        <w:pict w14:anchorId="285CD11A">
+          <v:rect id="_x0000_i1032" style="width:0;height:1.5pt" o:hralign="center" o:hrstd="t" o:hr="t" fillcolor="#a0a0a0" stroked="f"/>
+        </w:pict>
+      </w:r>
+    </w:p>
+    <w:p>
+      <w:pPr>
+        <w:spacing w:before="100" w:beforeAutospacing="1" w:after="100" w:afterAutospacing="1" w:line="240" w:lineRule="auto"/>
+        <w:outlineLvl w:val="0"/>
         <w:rPr>
           <w:rFonts w:ascii="Times New Roman" w:eastAsia="Times New Roman" w:hAnsi="Times New Roman" w:cs="Times New Roman"/>
           <w:b/>
@@ -3832,489 +4314,8 @@
           <w:lang w:val="en-GB" w:eastAsia="en-GB" w:bidi="ar-SA"/>
           <w14:ligatures w14:val="none"/>
         </w:rPr>
-        <w:t>03.7 Termination &amp; Exit Management</w:t>
-      </w:r>
-    </w:p>
-    <w:p>
-      <w:pPr>
-        <w:spacing w:before="100" w:beforeAutospacing="1" w:after="100" w:afterAutospacing="1" w:line="240" w:lineRule="auto"/>
-        <w:outlineLvl w:val="1"/>
-        <w:rPr>
-          <w:rFonts w:ascii="Times New Roman" w:eastAsia="Times New Roman" w:hAnsi="Times New Roman" w:cs="Times New Roman"/>
-          <w:b/>
-          <w:bCs/>
-          <w:kern w:val="0"/>
-          <w:sz w:val="36"/>
-          <w:szCs w:val="36"/>
-          <w:lang w:val="en-GB" w:eastAsia="en-GB" w:bidi="ar-SA"/>
-          <w14:ligatures w14:val="none"/>
-        </w:rPr>
-      </w:pPr>
-      <w:r>
-        <w:rPr>
-          <w:rFonts w:ascii="Times New Roman" w:eastAsia="Times New Roman" w:hAnsi="Times New Roman" w:cs="Times New Roman"/>
-          <w:b/>
-          <w:bCs/>
-          <w:kern w:val="0"/>
-          <w:sz w:val="36"/>
-          <w:szCs w:val="36"/>
-          <w:lang w:val="en-GB" w:eastAsia="en-GB" w:bidi="ar-SA"/>
-          <w14:ligatures w14:val="none"/>
-        </w:rPr>
-        <w:t>03.7.1 Lease Termination Procedure</w:t>
-      </w:r>
-    </w:p>
-    <w:p>
-      <w:pPr>
-        <w:spacing w:before="100" w:beforeAutospacing="1" w:after="100" w:afterAutospacing="1" w:line="240" w:lineRule="auto"/>
-        <w:outlineLvl w:val="2"/>
-        <w:rPr>
-          <w:rFonts w:ascii="Times New Roman" w:eastAsia="Times New Roman" w:hAnsi="Times New Roman" w:cs="Times New Roman"/>
-          <w:b/>
-          <w:bCs/>
-          <w:kern w:val="0"/>
-          <w:sz w:val="27"/>
-          <w:szCs w:val="27"/>
-          <w:lang w:val="en-GB" w:eastAsia="en-GB" w:bidi="ar-SA"/>
-          <w14:ligatures w14:val="none"/>
-        </w:rPr>
-      </w:pPr>
-      <w:r>
-        <w:rPr>
-          <w:rFonts w:ascii="Times New Roman" w:eastAsia="Times New Roman" w:hAnsi="Times New Roman" w:cs="Times New Roman"/>
-          <w:b/>
-          <w:bCs/>
-          <w:kern w:val="0"/>
-          <w:sz w:val="27"/>
-          <w:szCs w:val="27"/>
-          <w:lang w:val="en-GB" w:eastAsia="en-GB" w:bidi="ar-SA"/>
-          <w14:ligatures w14:val="none"/>
-        </w:rPr>
-        <w:t>03.7.1.1 Expiry Process</w:t>
-      </w:r>
-    </w:p>
-    <w:p>
-      <w:pPr>
-        <w:numPr>
-          <w:ilvl w:val="0"/>
-          <w:numId w:val="27"/>
-        </w:numPr>
-        <w:spacing w:before="100" w:beforeAutospacing="1" w:after="100" w:afterAutospacing="1" w:line="240" w:lineRule="auto"/>
-        <w:rPr>
-          <w:rFonts w:ascii="Times New Roman" w:eastAsia="Times New Roman" w:hAnsi="Times New Roman" w:cs="Times New Roman"/>
-          <w:kern w:val="0"/>
-          <w:sz w:val="24"/>
-          <w:szCs w:val="24"/>
-          <w:lang w:val="en-GB" w:eastAsia="en-GB" w:bidi="ar-SA"/>
-          <w14:ligatures w14:val="none"/>
-        </w:rPr>
-      </w:pPr>
-      <w:r>
-        <w:rPr>
-          <w:rFonts w:ascii="Times New Roman" w:eastAsia="Times New Roman" w:hAnsi="Times New Roman" w:cs="Times New Roman"/>
-          <w:kern w:val="0"/>
-          <w:sz w:val="24"/>
-          <w:szCs w:val="24"/>
-          <w:lang w:val="en-GB" w:eastAsia="en-GB" w:bidi="ar-SA"/>
-          <w14:ligatures w14:val="none"/>
-        </w:rPr>
-        <w:t>Notice timeline tracking</w:t>
-      </w:r>
-    </w:p>
-    <w:p>
-      <w:pPr>
-        <w:numPr>
-          <w:ilvl w:val="0"/>
-          <w:numId w:val="27"/>
-        </w:numPr>
-        <w:spacing w:before="100" w:beforeAutospacing="1" w:after="100" w:afterAutospacing="1" w:line="240" w:lineRule="auto"/>
-        <w:rPr>
-          <w:rFonts w:ascii="Times New Roman" w:eastAsia="Times New Roman" w:hAnsi="Times New Roman" w:cs="Times New Roman"/>
-          <w:kern w:val="0"/>
-          <w:sz w:val="24"/>
-          <w:szCs w:val="24"/>
-          <w:lang w:val="en-GB" w:eastAsia="en-GB" w:bidi="ar-SA"/>
-          <w14:ligatures w14:val="none"/>
-        </w:rPr>
-      </w:pPr>
-      <w:r>
-        <w:rPr>
-          <w:rFonts w:ascii="Times New Roman" w:eastAsia="Times New Roman" w:hAnsi="Times New Roman" w:cs="Times New Roman"/>
-          <w:kern w:val="0"/>
-          <w:sz w:val="24"/>
-          <w:szCs w:val="24"/>
-          <w:lang w:val="en-GB" w:eastAsia="en-GB" w:bidi="ar-SA"/>
-          <w14:ligatures w14:val="none"/>
-        </w:rPr>
-        <w:t>Inspection checklist</w:t>
-      </w:r>
-    </w:p>
-    <w:p>
-      <w:pPr>
-        <w:numPr>
-          <w:ilvl w:val="0"/>
-          <w:numId w:val="27"/>
-        </w:numPr>
-        <w:spacing w:before="100" w:beforeAutospacing="1" w:after="100" w:afterAutospacing="1" w:line="240" w:lineRule="auto"/>
-        <w:rPr>
-          <w:rFonts w:ascii="Times New Roman" w:eastAsia="Times New Roman" w:hAnsi="Times New Roman" w:cs="Times New Roman"/>
-          <w:kern w:val="0"/>
-          <w:sz w:val="24"/>
-          <w:szCs w:val="24"/>
-          <w:lang w:val="en-GB" w:eastAsia="en-GB" w:bidi="ar-SA"/>
-          <w14:ligatures w14:val="none"/>
-        </w:rPr>
-      </w:pPr>
-      <w:r>
-        <w:rPr>
-          <w:rFonts w:ascii="Times New Roman" w:eastAsia="Times New Roman" w:hAnsi="Times New Roman" w:cs="Times New Roman"/>
-          <w:kern w:val="0"/>
-          <w:sz w:val="24"/>
-          <w:szCs w:val="24"/>
-          <w:lang w:val="en-GB" w:eastAsia="en-GB" w:bidi="ar-SA"/>
-          <w14:ligatures w14:val="none"/>
-        </w:rPr>
-        <w:t>Reinstatement validation</w:t>
-      </w:r>
-    </w:p>
-    <w:p>
-      <w:pPr>
-        <w:spacing w:before="100" w:beforeAutospacing="1" w:after="100" w:afterAutospacing="1" w:line="240" w:lineRule="auto"/>
-        <w:outlineLvl w:val="2"/>
-        <w:rPr>
-          <w:rFonts w:ascii="Times New Roman" w:eastAsia="Times New Roman" w:hAnsi="Times New Roman" w:cs="Times New Roman"/>
-          <w:b/>
-          <w:bCs/>
-          <w:kern w:val="0"/>
-          <w:sz w:val="27"/>
-          <w:szCs w:val="27"/>
-          <w:lang w:val="en-GB" w:eastAsia="en-GB" w:bidi="ar-SA"/>
-          <w14:ligatures w14:val="none"/>
-        </w:rPr>
-      </w:pPr>
-      <w:r>
-        <w:rPr>
-          <w:rFonts w:ascii="Times New Roman" w:eastAsia="Times New Roman" w:hAnsi="Times New Roman" w:cs="Times New Roman"/>
-          <w:b/>
-          <w:bCs/>
-          <w:kern w:val="0"/>
-          <w:sz w:val="27"/>
-          <w:szCs w:val="27"/>
-          <w:lang w:val="en-GB" w:eastAsia="en-GB" w:bidi="ar-SA"/>
-          <w14:ligatures w14:val="none"/>
-        </w:rPr>
-        <w:t>03.7.1.2 Early Termination</w:t>
-      </w:r>
-    </w:p>
-    <w:p>
-      <w:pPr>
-        <w:numPr>
-          <w:ilvl w:val="0"/>
-          <w:numId w:val="28"/>
-        </w:numPr>
-        <w:spacing w:before="100" w:beforeAutospacing="1" w:after="100" w:afterAutospacing="1" w:line="240" w:lineRule="auto"/>
-        <w:rPr>
-          <w:rFonts w:ascii="Times New Roman" w:eastAsia="Times New Roman" w:hAnsi="Times New Roman" w:cs="Times New Roman"/>
-          <w:kern w:val="0"/>
-          <w:sz w:val="24"/>
-          <w:szCs w:val="24"/>
-          <w:lang w:val="en-GB" w:eastAsia="en-GB" w:bidi="ar-SA"/>
-          <w14:ligatures w14:val="none"/>
-        </w:rPr>
-      </w:pPr>
-      <w:r>
-        <w:rPr>
-          <w:rFonts w:ascii="Times New Roman" w:eastAsia="Times New Roman" w:hAnsi="Times New Roman" w:cs="Times New Roman"/>
-          <w:kern w:val="0"/>
-          <w:sz w:val="24"/>
-          <w:szCs w:val="24"/>
-          <w:lang w:val="en-GB" w:eastAsia="en-GB" w:bidi="ar-SA"/>
-          <w14:ligatures w14:val="none"/>
-        </w:rPr>
-        <w:t>Penalty calculation</w:t>
-      </w:r>
-    </w:p>
-    <w:p>
-      <w:pPr>
-        <w:numPr>
-          <w:ilvl w:val="0"/>
-          <w:numId w:val="28"/>
-        </w:numPr>
-        <w:spacing w:before="100" w:beforeAutospacing="1" w:after="100" w:afterAutospacing="1" w:line="240" w:lineRule="auto"/>
-        <w:rPr>
-          <w:rFonts w:ascii="Times New Roman" w:eastAsia="Times New Roman" w:hAnsi="Times New Roman" w:cs="Times New Roman"/>
-          <w:kern w:val="0"/>
-          <w:sz w:val="24"/>
-          <w:szCs w:val="24"/>
-          <w:lang w:val="en-GB" w:eastAsia="en-GB" w:bidi="ar-SA"/>
-          <w14:ligatures w14:val="none"/>
-        </w:rPr>
-      </w:pPr>
-      <w:r>
-        <w:rPr>
-          <w:rFonts w:ascii="Times New Roman" w:eastAsia="Times New Roman" w:hAnsi="Times New Roman" w:cs="Times New Roman"/>
-          <w:kern w:val="0"/>
-          <w:sz w:val="24"/>
-          <w:szCs w:val="24"/>
-          <w:lang w:val="en-GB" w:eastAsia="en-GB" w:bidi="ar-SA"/>
-          <w14:ligatures w14:val="none"/>
-        </w:rPr>
-        <w:t>Legal claim evaluation</w:t>
-      </w:r>
-    </w:p>
-    <w:p>
-      <w:pPr>
-        <w:numPr>
-          <w:ilvl w:val="0"/>
-          <w:numId w:val="28"/>
-        </w:numPr>
-        <w:spacing w:before="100" w:beforeAutospacing="1" w:after="100" w:afterAutospacing="1" w:line="240" w:lineRule="auto"/>
-        <w:rPr>
-          <w:rFonts w:ascii="Times New Roman" w:eastAsia="Times New Roman" w:hAnsi="Times New Roman" w:cs="Times New Roman"/>
-          <w:kern w:val="0"/>
-          <w:sz w:val="24"/>
-          <w:szCs w:val="24"/>
-          <w:lang w:val="en-GB" w:eastAsia="en-GB" w:bidi="ar-SA"/>
-          <w14:ligatures w14:val="none"/>
-        </w:rPr>
-      </w:pPr>
-      <w:r>
-        <w:rPr>
-          <w:rFonts w:ascii="Times New Roman" w:eastAsia="Times New Roman" w:hAnsi="Times New Roman" w:cs="Times New Roman"/>
-          <w:kern w:val="0"/>
-          <w:sz w:val="24"/>
-          <w:szCs w:val="24"/>
-          <w:lang w:val="en-GB" w:eastAsia="en-GB" w:bidi="ar-SA"/>
-          <w14:ligatures w14:val="none"/>
-        </w:rPr>
-        <w:t>Asset recovery plan</w:t>
-      </w:r>
-    </w:p>
-    <w:p>
-      <w:pPr>
-        <w:spacing w:before="100" w:beforeAutospacing="1" w:after="100" w:afterAutospacing="1" w:line="240" w:lineRule="auto"/>
-        <w:outlineLvl w:val="2"/>
-        <w:rPr>
-          <w:rFonts w:ascii="Times New Roman" w:eastAsia="Times New Roman" w:hAnsi="Times New Roman" w:cs="Times New Roman"/>
-          <w:b/>
-          <w:bCs/>
-          <w:kern w:val="0"/>
-          <w:sz w:val="27"/>
-          <w:szCs w:val="27"/>
-          <w:lang w:val="en-GB" w:eastAsia="en-GB" w:bidi="ar-SA"/>
-          <w14:ligatures w14:val="none"/>
-        </w:rPr>
-      </w:pPr>
-      <w:r>
-        <w:rPr>
-          <w:rFonts w:ascii="Times New Roman" w:eastAsia="Times New Roman" w:hAnsi="Times New Roman" w:cs="Times New Roman"/>
-          <w:b/>
-          <w:bCs/>
-          <w:kern w:val="0"/>
-          <w:sz w:val="27"/>
-          <w:szCs w:val="27"/>
-          <w:lang w:val="en-GB" w:eastAsia="en-GB" w:bidi="ar-SA"/>
-          <w14:ligatures w14:val="none"/>
-        </w:rPr>
-        <w:t>03.7.1.3 Unit Handover</w:t>
-      </w:r>
-    </w:p>
-    <w:p>
-      <w:pPr>
-        <w:numPr>
-          <w:ilvl w:val="0"/>
-          <w:numId w:val="29"/>
-        </w:numPr>
-        <w:spacing w:before="100" w:beforeAutospacing="1" w:after="100" w:afterAutospacing="1" w:line="240" w:lineRule="auto"/>
-        <w:rPr>
-          <w:rFonts w:ascii="Times New Roman" w:eastAsia="Times New Roman" w:hAnsi="Times New Roman" w:cs="Times New Roman"/>
-          <w:kern w:val="0"/>
-          <w:sz w:val="24"/>
-          <w:szCs w:val="24"/>
-          <w:lang w:val="en-GB" w:eastAsia="en-GB" w:bidi="ar-SA"/>
-          <w14:ligatures w14:val="none"/>
-        </w:rPr>
-      </w:pPr>
-      <w:r>
-        <w:rPr>
-          <w:rFonts w:ascii="Times New Roman" w:eastAsia="Times New Roman" w:hAnsi="Times New Roman" w:cs="Times New Roman"/>
-          <w:kern w:val="0"/>
-          <w:sz w:val="24"/>
-          <w:szCs w:val="24"/>
-          <w:lang w:val="en-GB" w:eastAsia="en-GB" w:bidi="ar-SA"/>
-          <w14:ligatures w14:val="none"/>
-        </w:rPr>
-        <w:t>Snag list</w:t>
-      </w:r>
-    </w:p>
-    <w:p>
-      <w:pPr>
-        <w:numPr>
-          <w:ilvl w:val="0"/>
-          <w:numId w:val="29"/>
-        </w:numPr>
-        <w:spacing w:before="100" w:beforeAutospacing="1" w:after="100" w:afterAutospacing="1" w:line="240" w:lineRule="auto"/>
-        <w:rPr>
-          <w:rFonts w:ascii="Times New Roman" w:eastAsia="Times New Roman" w:hAnsi="Times New Roman" w:cs="Times New Roman"/>
-          <w:kern w:val="0"/>
-          <w:sz w:val="24"/>
-          <w:szCs w:val="24"/>
-          <w:lang w:val="en-GB" w:eastAsia="en-GB" w:bidi="ar-SA"/>
-          <w14:ligatures w14:val="none"/>
-        </w:rPr>
-      </w:pPr>
-      <w:r>
-        <w:rPr>
-          <w:rFonts w:ascii="Times New Roman" w:eastAsia="Times New Roman" w:hAnsi="Times New Roman" w:cs="Times New Roman"/>
-          <w:kern w:val="0"/>
-          <w:sz w:val="24"/>
-          <w:szCs w:val="24"/>
-          <w:lang w:val="en-GB" w:eastAsia="en-GB" w:bidi="ar-SA"/>
-          <w14:ligatures w14:val="none"/>
-        </w:rPr>
-        <w:t>Damage assessment</w:t>
-      </w:r>
-    </w:p>
-    <w:p>
-      <w:pPr>
-        <w:numPr>
-          <w:ilvl w:val="0"/>
-          <w:numId w:val="29"/>
-        </w:numPr>
-        <w:spacing w:before="100" w:beforeAutospacing="1" w:after="100" w:afterAutospacing="1" w:line="240" w:lineRule="auto"/>
-        <w:rPr>
-          <w:rFonts w:ascii="Times New Roman" w:eastAsia="Times New Roman" w:hAnsi="Times New Roman" w:cs="Times New Roman"/>
-          <w:kern w:val="0"/>
-          <w:sz w:val="24"/>
-          <w:szCs w:val="24"/>
-          <w:lang w:val="en-GB" w:eastAsia="en-GB" w:bidi="ar-SA"/>
-          <w14:ligatures w14:val="none"/>
-        </w:rPr>
-      </w:pPr>
-      <w:r>
-        <w:rPr>
-          <w:rFonts w:ascii="Times New Roman" w:eastAsia="Times New Roman" w:hAnsi="Times New Roman" w:cs="Times New Roman"/>
-          <w:kern w:val="0"/>
-          <w:sz w:val="24"/>
-          <w:szCs w:val="24"/>
-          <w:lang w:val="en-GB" w:eastAsia="en-GB" w:bidi="ar-SA"/>
-          <w14:ligatures w14:val="none"/>
-        </w:rPr>
-        <w:t>Deposit adjustment</w:t>
-      </w:r>
-    </w:p>
-    <w:p>
-      <w:pPr>
-        <w:spacing w:before="100" w:beforeAutospacing="1" w:after="100" w:afterAutospacing="1" w:line="240" w:lineRule="auto"/>
-        <w:rPr>
-          <w:rFonts w:ascii="Times New Roman" w:eastAsia="Times New Roman" w:hAnsi="Times New Roman" w:cs="Times New Roman"/>
-          <w:kern w:val="0"/>
-          <w:sz w:val="24"/>
-          <w:szCs w:val="24"/>
-          <w:lang w:val="en-GB" w:eastAsia="en-GB" w:bidi="ar-SA"/>
-          <w14:ligatures w14:val="none"/>
-        </w:rPr>
-      </w:pPr>
-      <w:r>
-        <w:rPr>
-          <w:rFonts w:ascii="Times New Roman" w:eastAsia="Times New Roman" w:hAnsi="Times New Roman" w:cs="Times New Roman"/>
-          <w:b/>
-          <w:bCs/>
-          <w:kern w:val="0"/>
-          <w:sz w:val="24"/>
-          <w:szCs w:val="24"/>
-          <w:lang w:val="en-GB" w:eastAsia="en-GB" w:bidi="ar-SA"/>
-          <w14:ligatures w14:val="none"/>
-        </w:rPr>
-        <w:t>Forms:</w:t>
-      </w:r>
-    </w:p>
-    <w:p>
-      <w:pPr>
-        <w:numPr>
-          <w:ilvl w:val="0"/>
-          <w:numId w:val="30"/>
-        </w:numPr>
-        <w:spacing w:before="100" w:beforeAutospacing="1" w:after="100" w:afterAutospacing="1" w:line="240" w:lineRule="auto"/>
-        <w:rPr>
-          <w:rFonts w:ascii="Times New Roman" w:eastAsia="Times New Roman" w:hAnsi="Times New Roman" w:cs="Times New Roman"/>
-          <w:kern w:val="0"/>
-          <w:sz w:val="24"/>
-          <w:szCs w:val="24"/>
-          <w:lang w:val="en-GB" w:eastAsia="en-GB" w:bidi="ar-SA"/>
-          <w14:ligatures w14:val="none"/>
-        </w:rPr>
-      </w:pPr>
-      <w:r>
-        <w:rPr>
-          <w:rFonts w:ascii="Times New Roman" w:eastAsia="Times New Roman" w:hAnsi="Times New Roman" w:cs="Times New Roman"/>
-          <w:kern w:val="0"/>
-          <w:sz w:val="24"/>
-          <w:szCs w:val="24"/>
-          <w:lang w:val="en-GB" w:eastAsia="en-GB" w:bidi="ar-SA"/>
-          <w14:ligatures w14:val="none"/>
-        </w:rPr>
-        <w:t>F03.14 Termination Notice Template</w:t>
-      </w:r>
-    </w:p>
-    <w:p>
-      <w:pPr>
-        <w:numPr>
-          <w:ilvl w:val="0"/>
-          <w:numId w:val="30"/>
-        </w:numPr>
-        <w:spacing w:before="100" w:beforeAutospacing="1" w:after="100" w:afterAutospacing="1" w:line="240" w:lineRule="auto"/>
-        <w:rPr>
-          <w:rFonts w:ascii="Times New Roman" w:eastAsia="Times New Roman" w:hAnsi="Times New Roman" w:cs="Times New Roman"/>
-          <w:kern w:val="0"/>
-          <w:sz w:val="24"/>
-          <w:szCs w:val="24"/>
-          <w:lang w:val="en-GB" w:eastAsia="en-GB" w:bidi="ar-SA"/>
-          <w14:ligatures w14:val="none"/>
-        </w:rPr>
-      </w:pPr>
-      <w:r>
-        <w:rPr>
-          <w:rFonts w:ascii="Times New Roman" w:eastAsia="Times New Roman" w:hAnsi="Times New Roman" w:cs="Times New Roman"/>
-          <w:kern w:val="0"/>
-          <w:sz w:val="24"/>
-          <w:szCs w:val="24"/>
-          <w:lang w:val="en-GB" w:eastAsia="en-GB" w:bidi="ar-SA"/>
-          <w14:ligatures w14:val="none"/>
-        </w:rPr>
-        <w:t>F03.15 Handover Inspection Report</w:t>
-      </w:r>
-    </w:p>
-    <w:p>
-      <w:pPr>
-        <w:spacing w:after="0" w:line="240" w:lineRule="auto"/>
-        <w:rPr>
-          <w:rFonts w:ascii="Times New Roman" w:eastAsia="Times New Roman" w:hAnsi="Times New Roman" w:cs="Times New Roman"/>
-          <w:kern w:val="0"/>
-          <w:sz w:val="24"/>
-          <w:szCs w:val="24"/>
-          <w:lang w:val="en-GB" w:eastAsia="en-GB" w:bidi="ar-SA"/>
-          <w14:ligatures w14:val="none"/>
-        </w:rPr>
-      </w:pPr>
-      <w:r>
-        <w:rPr>
-          <w:rFonts w:ascii="Times New Roman" w:eastAsia="Times New Roman" w:hAnsi="Times New Roman" w:cs="Times New Roman"/>
-          <w:kern w:val="0"/>
-          <w:sz w:val="24"/>
-          <w:szCs w:val="24"/>
-          <w:lang w:val="en-GB" w:eastAsia="en-GB" w:bidi="ar-SA"/>
-          <w14:ligatures w14:val="none"/>
-        </w:rPr>
-        <w:pict w14:anchorId="285CD11A">
-          <v:rect id="_x0000_i1032" style="width:0;height:1.5pt" o:hralign="center" o:hrstd="t" o:hr="t" fillcolor="#a0a0a0" stroked="f"/>
-        </w:pict>
-      </w:r>
-    </w:p>
-    <w:p>
-      <w:pPr>
-        <w:spacing w:before="100" w:beforeAutospacing="1" w:after="100" w:afterAutospacing="1" w:line="240" w:lineRule="auto"/>
-        <w:outlineLvl w:val="0"/>
+      </w:pPr>
+      <w:r>
         <w:rPr>
           <w:rFonts w:ascii="Times New Roman" w:eastAsia="Times New Roman" w:hAnsi="Times New Roman" w:cs="Times New Roman"/>
           <w:b/>
@@ -4325,61 +4326,42 @@
           <w:lang w:val="en-GB" w:eastAsia="en-GB" w:bidi="ar-SA"/>
           <w14:ligatures w14:val="none"/>
         </w:rPr>
-      </w:pPr>
-      <w:r>
-        <w:rPr>
-          <w:rFonts w:ascii="Times New Roman" w:eastAsia="Times New Roman" w:hAnsi="Times New Roman" w:cs="Times New Roman"/>
-          <w:b/>
-          <w:bCs/>
-          <w:kern w:val="36"/>
-          <w:sz w:val="48"/>
-          <w:szCs w:val="48"/>
-          <w:lang w:val="en-GB" w:eastAsia="en-GB" w:bidi="ar-SA"/>
-          <w14:ligatures w14:val="none"/>
-        </w:rPr>
         <w:lastRenderedPageBreak/>
         <w:t>03.8 Leasing Risk &amp; Control Matrix (Aligned with COSO &amp; ISO 37301)</w:t>
       </w:r>
     </w:p>
     <w:tbl>
       <w:tblPr>
+        <w:tblStyle w:val="PlainTable1"/>
         <w:tblW w:w="0" w:type="auto"/>
-        <w:tblCellSpacing w:w="15" w:type="dxa"/>
-        <w:tblCellMar>
-          <w:top w:w="15" w:type="dxa"/>
-          <w:left w:w="15" w:type="dxa"/>
-          <w:bottom w:w="15" w:type="dxa"/>
-          <w:right w:w="15" w:type="dxa"/>
-        </w:tblCellMar>
         <w:tblLook w:val="04A0" w:firstRow="1" w:lastRow="0" w:firstColumn="1" w:lastColumn="0" w:noHBand="0" w:noVBand="1"/>
       </w:tblPr>
       <w:tblGrid>
-        <w:gridCol w:w="805"/>
-        <w:gridCol w:w="2121"/>
-        <w:gridCol w:w="1370"/>
-        <w:gridCol w:w="1785"/>
-        <w:gridCol w:w="1255"/>
-        <w:gridCol w:w="1690"/>
+        <w:gridCol w:w="852"/>
+        <w:gridCol w:w="2008"/>
+        <w:gridCol w:w="1425"/>
+        <w:gridCol w:w="1706"/>
+        <w:gridCol w:w="1375"/>
+        <w:gridCol w:w="1650"/>
       </w:tblGrid>
       <w:tr>
         <w:trPr>
-          <w:tblHeader/>
-          <w:tblCellSpacing w:w="15" w:type="dxa"/>
+          <w:cnfStyle w:val="100000000000" w:firstRow="1" w:lastRow="0" w:firstColumn="0" w:lastColumn="0" w:oddVBand="0" w:evenVBand="0" w:oddHBand="0" w:evenHBand="0" w:firstRowFirstColumn="0" w:firstRowLastColumn="0" w:lastRowFirstColumn="0" w:lastRowLastColumn="0"/>
         </w:trPr>
         <w:tc>
           <w:tcPr>
+            <w:cnfStyle w:val="001000000000" w:firstRow="0" w:lastRow="0" w:firstColumn="1" w:lastColumn="0" w:oddVBand="0" w:evenVBand="0" w:oddHBand="0" w:evenHBand="0" w:firstRowFirstColumn="0" w:firstRowLastColumn="0" w:lastRowFirstColumn="0" w:lastRowLastColumn="0"/>
             <w:tcW w:w="0" w:type="auto"/>
-            <w:vAlign w:val="center"/>
+            <w:shd w:val="clear" w:color="auto" w:fill="002060"/>
             <w:hideMark/>
           </w:tcPr>
           <w:p>
             <w:pPr>
-              <w:spacing w:after="0" w:line="240" w:lineRule="auto"/>
               <w:jc w:val="center"/>
               <w:rPr>
                 <w:rFonts w:ascii="Times New Roman" w:eastAsia="Times New Roman" w:hAnsi="Times New Roman" w:cs="Times New Roman"/>
-                <w:b/>
-                <w:bCs/>
+                <w:b w:val="0"/>
+                <w:bCs w:val="0"/>
                 <w:kern w:val="0"/>
                 <w:sz w:val="24"/>
                 <w:szCs w:val="24"/>
@@ -4390,8 +4372,6 @@
             <w:r>
               <w:rPr>
                 <w:rFonts w:ascii="Times New Roman" w:eastAsia="Times New Roman" w:hAnsi="Times New Roman" w:cs="Times New Roman"/>
-                <w:b/>
-                <w:bCs/>
                 <w:kern w:val="0"/>
                 <w:sz w:val="24"/>
                 <w:szCs w:val="24"/>
@@ -4405,17 +4385,17 @@
         <w:tc>
           <w:tcPr>
             <w:tcW w:w="0" w:type="auto"/>
-            <w:vAlign w:val="center"/>
+            <w:shd w:val="clear" w:color="auto" w:fill="002060"/>
             <w:hideMark/>
           </w:tcPr>
           <w:p>
             <w:pPr>
-              <w:spacing w:after="0" w:line="240" w:lineRule="auto"/>
               <w:jc w:val="center"/>
+              <w:cnfStyle w:val="100000000000" w:firstRow="1" w:lastRow="0" w:firstColumn="0" w:lastColumn="0" w:oddVBand="0" w:evenVBand="0" w:oddHBand="0" w:evenHBand="0" w:firstRowFirstColumn="0" w:firstRowLastColumn="0" w:lastRowFirstColumn="0" w:lastRowLastColumn="0"/>
               <w:rPr>
                 <w:rFonts w:ascii="Times New Roman" w:eastAsia="Times New Roman" w:hAnsi="Times New Roman" w:cs="Times New Roman"/>
-                <w:b/>
-                <w:bCs/>
+                <w:b w:val="0"/>
+                <w:bCs w:val="0"/>
                 <w:kern w:val="0"/>
                 <w:sz w:val="24"/>
                 <w:szCs w:val="24"/>
@@ -4426,8 +4406,6 @@
             <w:r>
               <w:rPr>
                 <w:rFonts w:ascii="Times New Roman" w:eastAsia="Times New Roman" w:hAnsi="Times New Roman" w:cs="Times New Roman"/>
-                <w:b/>
-                <w:bCs/>
                 <w:kern w:val="0"/>
                 <w:sz w:val="24"/>
                 <w:szCs w:val="24"/>
@@ -4441,17 +4419,17 @@
         <w:tc>
           <w:tcPr>
             <w:tcW w:w="0" w:type="auto"/>
-            <w:vAlign w:val="center"/>
+            <w:shd w:val="clear" w:color="auto" w:fill="002060"/>
             <w:hideMark/>
           </w:tcPr>
           <w:p>
             <w:pPr>
-              <w:spacing w:after="0" w:line="240" w:lineRule="auto"/>
               <w:jc w:val="center"/>
+              <w:cnfStyle w:val="100000000000" w:firstRow="1" w:lastRow="0" w:firstColumn="0" w:lastColumn="0" w:oddVBand="0" w:evenVBand="0" w:oddHBand="0" w:evenHBand="0" w:firstRowFirstColumn="0" w:firstRowLastColumn="0" w:lastRowFirstColumn="0" w:lastRowLastColumn="0"/>
               <w:rPr>
                 <w:rFonts w:ascii="Times New Roman" w:eastAsia="Times New Roman" w:hAnsi="Times New Roman" w:cs="Times New Roman"/>
-                <w:b/>
-                <w:bCs/>
+                <w:b w:val="0"/>
+                <w:bCs w:val="0"/>
                 <w:kern w:val="0"/>
                 <w:sz w:val="24"/>
                 <w:szCs w:val="24"/>
@@ -4462,8 +4440,6 @@
             <w:r>
               <w:rPr>
                 <w:rFonts w:ascii="Times New Roman" w:eastAsia="Times New Roman" w:hAnsi="Times New Roman" w:cs="Times New Roman"/>
-                <w:b/>
-                <w:bCs/>
                 <w:kern w:val="0"/>
                 <w:sz w:val="24"/>
                 <w:szCs w:val="24"/>
@@ -4477,17 +4453,17 @@
         <w:tc>
           <w:tcPr>
             <w:tcW w:w="0" w:type="auto"/>
-            <w:vAlign w:val="center"/>
+            <w:shd w:val="clear" w:color="auto" w:fill="002060"/>
             <w:hideMark/>
           </w:tcPr>
           <w:p>
             <w:pPr>
-              <w:spacing w:after="0" w:line="240" w:lineRule="auto"/>
               <w:jc w:val="center"/>
+              <w:cnfStyle w:val="100000000000" w:firstRow="1" w:lastRow="0" w:firstColumn="0" w:lastColumn="0" w:oddVBand="0" w:evenVBand="0" w:oddHBand="0" w:evenHBand="0" w:firstRowFirstColumn="0" w:firstRowLastColumn="0" w:lastRowFirstColumn="0" w:lastRowLastColumn="0"/>
               <w:rPr>
                 <w:rFonts w:ascii="Times New Roman" w:eastAsia="Times New Roman" w:hAnsi="Times New Roman" w:cs="Times New Roman"/>
-                <w:b/>
-                <w:bCs/>
+                <w:b w:val="0"/>
+                <w:bCs w:val="0"/>
                 <w:kern w:val="0"/>
                 <w:sz w:val="24"/>
                 <w:szCs w:val="24"/>
@@ -4498,8 +4474,6 @@
             <w:r>
               <w:rPr>
                 <w:rFonts w:ascii="Times New Roman" w:eastAsia="Times New Roman" w:hAnsi="Times New Roman" w:cs="Times New Roman"/>
-                <w:b/>
-                <w:bCs/>
                 <w:kern w:val="0"/>
                 <w:sz w:val="24"/>
                 <w:szCs w:val="24"/>
@@ -4513,17 +4487,17 @@
         <w:tc>
           <w:tcPr>
             <w:tcW w:w="0" w:type="auto"/>
-            <w:vAlign w:val="center"/>
+            <w:shd w:val="clear" w:color="auto" w:fill="002060"/>
             <w:hideMark/>
           </w:tcPr>
           <w:p>
             <w:pPr>
-              <w:spacing w:after="0" w:line="240" w:lineRule="auto"/>
               <w:jc w:val="center"/>
+              <w:cnfStyle w:val="100000000000" w:firstRow="1" w:lastRow="0" w:firstColumn="0" w:lastColumn="0" w:oddVBand="0" w:evenVBand="0" w:oddHBand="0" w:evenHBand="0" w:firstRowFirstColumn="0" w:firstRowLastColumn="0" w:lastRowFirstColumn="0" w:lastRowLastColumn="0"/>
               <w:rPr>
                 <w:rFonts w:ascii="Times New Roman" w:eastAsia="Times New Roman" w:hAnsi="Times New Roman" w:cs="Times New Roman"/>
-                <w:b/>
-                <w:bCs/>
+                <w:b w:val="0"/>
+                <w:bCs w:val="0"/>
                 <w:kern w:val="0"/>
                 <w:sz w:val="24"/>
                 <w:szCs w:val="24"/>
@@ -4534,8 +4508,6 @@
             <w:r>
               <w:rPr>
                 <w:rFonts w:ascii="Times New Roman" w:eastAsia="Times New Roman" w:hAnsi="Times New Roman" w:cs="Times New Roman"/>
-                <w:b/>
-                <w:bCs/>
                 <w:kern w:val="0"/>
                 <w:sz w:val="24"/>
                 <w:szCs w:val="24"/>
@@ -4549,17 +4521,17 @@
         <w:tc>
           <w:tcPr>
             <w:tcW w:w="0" w:type="auto"/>
-            <w:vAlign w:val="center"/>
+            <w:shd w:val="clear" w:color="auto" w:fill="002060"/>
             <w:hideMark/>
           </w:tcPr>
           <w:p>
             <w:pPr>
-              <w:spacing w:after="0" w:line="240" w:lineRule="auto"/>
               <w:jc w:val="center"/>
+              <w:cnfStyle w:val="100000000000" w:firstRow="1" w:lastRow="0" w:firstColumn="0" w:lastColumn="0" w:oddVBand="0" w:evenVBand="0" w:oddHBand="0" w:evenHBand="0" w:firstRowFirstColumn="0" w:firstRowLastColumn="0" w:lastRowFirstColumn="0" w:lastRowLastColumn="0"/>
               <w:rPr>
                 <w:rFonts w:ascii="Times New Roman" w:eastAsia="Times New Roman" w:hAnsi="Times New Roman" w:cs="Times New Roman"/>
-                <w:b/>
-                <w:bCs/>
+                <w:b w:val="0"/>
+                <w:bCs w:val="0"/>
                 <w:kern w:val="0"/>
                 <w:sz w:val="24"/>
                 <w:szCs w:val="24"/>
@@ -4570,8 +4542,6 @@
             <w:r>
               <w:rPr>
                 <w:rFonts w:ascii="Times New Roman" w:eastAsia="Times New Roman" w:hAnsi="Times New Roman" w:cs="Times New Roman"/>
-                <w:b/>
-                <w:bCs/>
                 <w:kern w:val="0"/>
                 <w:sz w:val="24"/>
                 <w:szCs w:val="24"/>
@@ -4585,17 +4555,16 @@
       </w:tr>
       <w:tr>
         <w:trPr>
-          <w:tblCellSpacing w:w="15" w:type="dxa"/>
+          <w:cnfStyle w:val="000000100000" w:firstRow="0" w:lastRow="0" w:firstColumn="0" w:lastColumn="0" w:oddVBand="0" w:evenVBand="0" w:oddHBand="1" w:evenHBand="0" w:firstRowFirstColumn="0" w:firstRowLastColumn="0" w:lastRowFirstColumn="0" w:lastRowLastColumn="0"/>
         </w:trPr>
         <w:tc>
           <w:tcPr>
+            <w:cnfStyle w:val="001000000000" w:firstRow="0" w:lastRow="0" w:firstColumn="1" w:lastColumn="0" w:oddVBand="0" w:evenVBand="0" w:oddHBand="0" w:evenHBand="0" w:firstRowFirstColumn="0" w:firstRowLastColumn="0" w:lastRowFirstColumn="0" w:lastRowLastColumn="0"/>
             <w:tcW w:w="0" w:type="auto"/>
-            <w:vAlign w:val="center"/>
             <w:hideMark/>
           </w:tcPr>
           <w:p>
             <w:pPr>
-              <w:spacing w:after="0" w:line="240" w:lineRule="auto"/>
               <w:rPr>
                 <w:rFonts w:ascii="Times New Roman" w:eastAsia="Times New Roman" w:hAnsi="Times New Roman" w:cs="Times New Roman"/>
                 <w:kern w:val="0"/>
@@ -4621,12 +4590,11 @@
         <w:tc>
           <w:tcPr>
             <w:tcW w:w="0" w:type="auto"/>
-            <w:vAlign w:val="center"/>
             <w:hideMark/>
           </w:tcPr>
           <w:p>
             <w:pPr>
-              <w:spacing w:after="0" w:line="240" w:lineRule="auto"/>
+              <w:cnfStyle w:val="000000100000" w:firstRow="0" w:lastRow="0" w:firstColumn="0" w:lastColumn="0" w:oddVBand="0" w:evenVBand="0" w:oddHBand="1" w:evenHBand="0" w:firstRowFirstColumn="0" w:firstRowLastColumn="0" w:lastRowFirstColumn="0" w:lastRowLastColumn="0"/>
               <w:rPr>
                 <w:rFonts w:ascii="Times New Roman" w:eastAsia="Times New Roman" w:hAnsi="Times New Roman" w:cs="Times New Roman"/>
                 <w:kern w:val="0"/>
@@ -4652,12 +4620,11 @@
         <w:tc>
           <w:tcPr>
             <w:tcW w:w="0" w:type="auto"/>
-            <w:vAlign w:val="center"/>
             <w:hideMark/>
           </w:tcPr>
           <w:p>
             <w:pPr>
-              <w:spacing w:after="0" w:line="240" w:lineRule="auto"/>
+              <w:cnfStyle w:val="000000100000" w:firstRow="0" w:lastRow="0" w:firstColumn="0" w:lastColumn="0" w:oddVBand="0" w:evenVBand="0" w:oddHBand="1" w:evenHBand="0" w:firstRowFirstColumn="0" w:firstRowLastColumn="0" w:lastRowFirstColumn="0" w:lastRowLastColumn="0"/>
               <w:rPr>
                 <w:rFonts w:ascii="Times New Roman" w:eastAsia="Times New Roman" w:hAnsi="Times New Roman" w:cs="Times New Roman"/>
                 <w:kern w:val="0"/>
@@ -4683,12 +4650,11 @@
         <w:tc>
           <w:tcPr>
             <w:tcW w:w="0" w:type="auto"/>
-            <w:vAlign w:val="center"/>
             <w:hideMark/>
           </w:tcPr>
           <w:p>
             <w:pPr>
-              <w:spacing w:after="0" w:line="240" w:lineRule="auto"/>
+              <w:cnfStyle w:val="000000100000" w:firstRow="0" w:lastRow="0" w:firstColumn="0" w:lastColumn="0" w:oddVBand="0" w:evenVBand="0" w:oddHBand="1" w:evenHBand="0" w:firstRowFirstColumn="0" w:firstRowLastColumn="0" w:lastRowFirstColumn="0" w:lastRowLastColumn="0"/>
               <w:rPr>
                 <w:rFonts w:ascii="Times New Roman" w:eastAsia="Times New Roman" w:hAnsi="Times New Roman" w:cs="Times New Roman"/>
                 <w:kern w:val="0"/>
@@ -4714,12 +4680,11 @@
         <w:tc>
           <w:tcPr>
             <w:tcW w:w="0" w:type="auto"/>
-            <w:vAlign w:val="center"/>
             <w:hideMark/>
           </w:tcPr>
           <w:p>
             <w:pPr>
-              <w:spacing w:after="0" w:line="240" w:lineRule="auto"/>
+              <w:cnfStyle w:val="000000100000" w:firstRow="0" w:lastRow="0" w:firstColumn="0" w:lastColumn="0" w:oddVBand="0" w:evenVBand="0" w:oddHBand="1" w:evenHBand="0" w:firstRowFirstColumn="0" w:firstRowLastColumn="0" w:lastRowFirstColumn="0" w:lastRowLastColumn="0"/>
               <w:rPr>
                 <w:rFonts w:ascii="Times New Roman" w:eastAsia="Times New Roman" w:hAnsi="Times New Roman" w:cs="Times New Roman"/>
                 <w:kern w:val="0"/>
@@ -4745,12 +4710,11 @@
         <w:tc>
           <w:tcPr>
             <w:tcW w:w="0" w:type="auto"/>
-            <w:vAlign w:val="center"/>
             <w:hideMark/>
           </w:tcPr>
           <w:p>
             <w:pPr>
-              <w:spacing w:after="0" w:line="240" w:lineRule="auto"/>
+              <w:cnfStyle w:val="000000100000" w:firstRow="0" w:lastRow="0" w:firstColumn="0" w:lastColumn="0" w:oddVBand="0" w:evenVBand="0" w:oddHBand="1" w:evenHBand="0" w:firstRowFirstColumn="0" w:firstRowLastColumn="0" w:lastRowFirstColumn="0" w:lastRowLastColumn="0"/>
               <w:rPr>
                 <w:rFonts w:ascii="Times New Roman" w:eastAsia="Times New Roman" w:hAnsi="Times New Roman" w:cs="Times New Roman"/>
                 <w:kern w:val="0"/>
@@ -4775,18 +4739,14 @@
         </w:tc>
       </w:tr>
       <w:tr>
-        <w:trPr>
-          <w:tblCellSpacing w:w="15" w:type="dxa"/>
-        </w:trPr>
         <w:tc>
           <w:tcPr>
+            <w:cnfStyle w:val="001000000000" w:firstRow="0" w:lastRow="0" w:firstColumn="1" w:lastColumn="0" w:oddVBand="0" w:evenVBand="0" w:oddHBand="0" w:evenHBand="0" w:firstRowFirstColumn="0" w:firstRowLastColumn="0" w:lastRowFirstColumn="0" w:lastRowLastColumn="0"/>
             <w:tcW w:w="0" w:type="auto"/>
-            <w:vAlign w:val="center"/>
             <w:hideMark/>
           </w:tcPr>
           <w:p>
             <w:pPr>
-              <w:spacing w:after="0" w:line="240" w:lineRule="auto"/>
               <w:rPr>
                 <w:rFonts w:ascii="Times New Roman" w:eastAsia="Times New Roman" w:hAnsi="Times New Roman" w:cs="Times New Roman"/>
                 <w:kern w:val="0"/>
@@ -4812,12 +4772,11 @@
         <w:tc>
           <w:tcPr>
             <w:tcW w:w="0" w:type="auto"/>
-            <w:vAlign w:val="center"/>
             <w:hideMark/>
           </w:tcPr>
           <w:p>
             <w:pPr>
-              <w:spacing w:after="0" w:line="240" w:lineRule="auto"/>
+              <w:cnfStyle w:val="000000000000" w:firstRow="0" w:lastRow="0" w:firstColumn="0" w:lastColumn="0" w:oddVBand="0" w:evenVBand="0" w:oddHBand="0" w:evenHBand="0" w:firstRowFirstColumn="0" w:firstRowLastColumn="0" w:lastRowFirstColumn="0" w:lastRowLastColumn="0"/>
               <w:rPr>
                 <w:rFonts w:ascii="Times New Roman" w:eastAsia="Times New Roman" w:hAnsi="Times New Roman" w:cs="Times New Roman"/>
                 <w:kern w:val="0"/>
@@ -4843,12 +4802,11 @@
         <w:tc>
           <w:tcPr>
             <w:tcW w:w="0" w:type="auto"/>
-            <w:vAlign w:val="center"/>
             <w:hideMark/>
           </w:tcPr>
           <w:p>
             <w:pPr>
-              <w:spacing w:after="0" w:line="240" w:lineRule="auto"/>
+              <w:cnfStyle w:val="000000000000" w:firstRow="0" w:lastRow="0" w:firstColumn="0" w:lastColumn="0" w:oddVBand="0" w:evenVBand="0" w:oddHBand="0" w:evenHBand="0" w:firstRowFirstColumn="0" w:firstRowLastColumn="0" w:lastRowFirstColumn="0" w:lastRowLastColumn="0"/>
               <w:rPr>
                 <w:rFonts w:ascii="Times New Roman" w:eastAsia="Times New Roman" w:hAnsi="Times New Roman" w:cs="Times New Roman"/>
                 <w:kern w:val="0"/>
@@ -4874,12 +4832,11 @@
         <w:tc>
           <w:tcPr>
             <w:tcW w:w="0" w:type="auto"/>
-            <w:vAlign w:val="center"/>
             <w:hideMark/>
           </w:tcPr>
           <w:p>
             <w:pPr>
-              <w:spacing w:after="0" w:line="240" w:lineRule="auto"/>
+              <w:cnfStyle w:val="000000000000" w:firstRow="0" w:lastRow="0" w:firstColumn="0" w:lastColumn="0" w:oddVBand="0" w:evenVBand="0" w:oddHBand="0" w:evenHBand="0" w:firstRowFirstColumn="0" w:firstRowLastColumn="0" w:lastRowFirstColumn="0" w:lastRowLastColumn="0"/>
               <w:rPr>
                 <w:rFonts w:ascii="Times New Roman" w:eastAsia="Times New Roman" w:hAnsi="Times New Roman" w:cs="Times New Roman"/>
                 <w:kern w:val="0"/>
@@ -4905,12 +4862,11 @@
         <w:tc>
           <w:tcPr>
             <w:tcW w:w="0" w:type="auto"/>
-            <w:vAlign w:val="center"/>
             <w:hideMark/>
           </w:tcPr>
           <w:p>
             <w:pPr>
-              <w:spacing w:after="0" w:line="240" w:lineRule="auto"/>
+              <w:cnfStyle w:val="000000000000" w:firstRow="0" w:lastRow="0" w:firstColumn="0" w:lastColumn="0" w:oddVBand="0" w:evenVBand="0" w:oddHBand="0" w:evenHBand="0" w:firstRowFirstColumn="0" w:firstRowLastColumn="0" w:lastRowFirstColumn="0" w:lastRowLastColumn="0"/>
               <w:rPr>
                 <w:rFonts w:ascii="Times New Roman" w:eastAsia="Times New Roman" w:hAnsi="Times New Roman" w:cs="Times New Roman"/>
                 <w:kern w:val="0"/>
@@ -4936,12 +4892,11 @@
         <w:tc>
           <w:tcPr>
             <w:tcW w:w="0" w:type="auto"/>
-            <w:vAlign w:val="center"/>
             <w:hideMark/>
           </w:tcPr>
           <w:p>
             <w:pPr>
-              <w:spacing w:after="0" w:line="240" w:lineRule="auto"/>
+              <w:cnfStyle w:val="000000000000" w:firstRow="0" w:lastRow="0" w:firstColumn="0" w:lastColumn="0" w:oddVBand="0" w:evenVBand="0" w:oddHBand="0" w:evenHBand="0" w:firstRowFirstColumn="0" w:firstRowLastColumn="0" w:lastRowFirstColumn="0" w:lastRowLastColumn="0"/>
               <w:rPr>
                 <w:rFonts w:ascii="Times New Roman" w:eastAsia="Times New Roman" w:hAnsi="Times New Roman" w:cs="Times New Roman"/>
                 <w:kern w:val="0"/>
@@ -4967,17 +4922,16 @@
       </w:tr>
       <w:tr>
         <w:trPr>
-          <w:tblCellSpacing w:w="15" w:type="dxa"/>
+          <w:cnfStyle w:val="000000100000" w:firstRow="0" w:lastRow="0" w:firstColumn="0" w:lastColumn="0" w:oddVBand="0" w:evenVBand="0" w:oddHBand="1" w:evenHBand="0" w:firstRowFirstColumn="0" w:firstRowLastColumn="0" w:lastRowFirstColumn="0" w:lastRowLastColumn="0"/>
         </w:trPr>
         <w:tc>
           <w:tcPr>
+            <w:cnfStyle w:val="001000000000" w:firstRow="0" w:lastRow="0" w:firstColumn="1" w:lastColumn="0" w:oddVBand="0" w:evenVBand="0" w:oddHBand="0" w:evenHBand="0" w:firstRowFirstColumn="0" w:firstRowLastColumn="0" w:lastRowFirstColumn="0" w:lastRowLastColumn="0"/>
             <w:tcW w:w="0" w:type="auto"/>
-            <w:vAlign w:val="center"/>
             <w:hideMark/>
           </w:tcPr>
           <w:p>
             <w:pPr>
-              <w:spacing w:after="0" w:line="240" w:lineRule="auto"/>
               <w:rPr>
                 <w:rFonts w:ascii="Times New Roman" w:eastAsia="Times New Roman" w:hAnsi="Times New Roman" w:cs="Times New Roman"/>
                 <w:kern w:val="0"/>
@@ -5003,12 +4957,11 @@
         <w:tc>
           <w:tcPr>
             <w:tcW w:w="0" w:type="auto"/>
-            <w:vAlign w:val="center"/>
             <w:hideMark/>
           </w:tcPr>
           <w:p>
             <w:pPr>
-              <w:spacing w:after="0" w:line="240" w:lineRule="auto"/>
+              <w:cnfStyle w:val="000000100000" w:firstRow="0" w:lastRow="0" w:firstColumn="0" w:lastColumn="0" w:oddVBand="0" w:evenVBand="0" w:oddHBand="1" w:evenHBand="0" w:firstRowFirstColumn="0" w:firstRowLastColumn="0" w:lastRowFirstColumn="0" w:lastRowLastColumn="0"/>
               <w:rPr>
                 <w:rFonts w:ascii="Times New Roman" w:eastAsia="Times New Roman" w:hAnsi="Times New Roman" w:cs="Times New Roman"/>
                 <w:kern w:val="0"/>
@@ -5034,12 +4987,11 @@
         <w:tc>
           <w:tcPr>
             <w:tcW w:w="0" w:type="auto"/>
-            <w:vAlign w:val="center"/>
             <w:hideMark/>
           </w:tcPr>
           <w:p>
             <w:pPr>
-              <w:spacing w:after="0" w:line="240" w:lineRule="auto"/>
+              <w:cnfStyle w:val="000000100000" w:firstRow="0" w:lastRow="0" w:firstColumn="0" w:lastColumn="0" w:oddVBand="0" w:evenVBand="0" w:oddHBand="1" w:evenHBand="0" w:firstRowFirstColumn="0" w:firstRowLastColumn="0" w:lastRowFirstColumn="0" w:lastRowLastColumn="0"/>
               <w:rPr>
                 <w:rFonts w:ascii="Times New Roman" w:eastAsia="Times New Roman" w:hAnsi="Times New Roman" w:cs="Times New Roman"/>
                 <w:kern w:val="0"/>
@@ -5065,12 +5017,11 @@
         <w:tc>
           <w:tcPr>
             <w:tcW w:w="0" w:type="auto"/>
-            <w:vAlign w:val="center"/>
             <w:hideMark/>
           </w:tcPr>
           <w:p>
             <w:pPr>
-              <w:spacing w:after="0" w:line="240" w:lineRule="auto"/>
+              <w:cnfStyle w:val="000000100000" w:firstRow="0" w:lastRow="0" w:firstColumn="0" w:lastColumn="0" w:oddVBand="0" w:evenVBand="0" w:oddHBand="1" w:evenHBand="0" w:firstRowFirstColumn="0" w:firstRowLastColumn="0" w:lastRowFirstColumn="0" w:lastRowLastColumn="0"/>
               <w:rPr>
                 <w:rFonts w:ascii="Times New Roman" w:eastAsia="Times New Roman" w:hAnsi="Times New Roman" w:cs="Times New Roman"/>
                 <w:kern w:val="0"/>
@@ -5096,12 +5047,11 @@
         <w:tc>
           <w:tcPr>
             <w:tcW w:w="0" w:type="auto"/>
-            <w:vAlign w:val="center"/>
             <w:hideMark/>
           </w:tcPr>
           <w:p>
             <w:pPr>
-              <w:spacing w:after="0" w:line="240" w:lineRule="auto"/>
+              <w:cnfStyle w:val="000000100000" w:firstRow="0" w:lastRow="0" w:firstColumn="0" w:lastColumn="0" w:oddVBand="0" w:evenVBand="0" w:oddHBand="1" w:evenHBand="0" w:firstRowFirstColumn="0" w:firstRowLastColumn="0" w:lastRowFirstColumn="0" w:lastRowLastColumn="0"/>
               <w:rPr>
                 <w:rFonts w:ascii="Times New Roman" w:eastAsia="Times New Roman" w:hAnsi="Times New Roman" w:cs="Times New Roman"/>
                 <w:kern w:val="0"/>
@@ -5127,12 +5077,11 @@
         <w:tc>
           <w:tcPr>
             <w:tcW w:w="0" w:type="auto"/>
-            <w:vAlign w:val="center"/>
             <w:hideMark/>
           </w:tcPr>
           <w:p>
             <w:pPr>
-              <w:spacing w:after="0" w:line="240" w:lineRule="auto"/>
+              <w:cnfStyle w:val="000000100000" w:firstRow="0" w:lastRow="0" w:firstColumn="0" w:lastColumn="0" w:oddVBand="0" w:evenVBand="0" w:oddHBand="1" w:evenHBand="0" w:firstRowFirstColumn="0" w:firstRowLastColumn="0" w:lastRowFirstColumn="0" w:lastRowLastColumn="0"/>
               <w:rPr>
                 <w:rFonts w:ascii="Times New Roman" w:eastAsia="Times New Roman" w:hAnsi="Times New Roman" w:cs="Times New Roman"/>
                 <w:kern w:val="0"/>
@@ -5157,18 +5106,14 @@
         </w:tc>
       </w:tr>
       <w:tr>
-        <w:trPr>
-          <w:tblCellSpacing w:w="15" w:type="dxa"/>
-        </w:trPr>
         <w:tc>
           <w:tcPr>
+            <w:cnfStyle w:val="001000000000" w:firstRow="0" w:lastRow="0" w:firstColumn="1" w:lastColumn="0" w:oddVBand="0" w:evenVBand="0" w:oddHBand="0" w:evenHBand="0" w:firstRowFirstColumn="0" w:firstRowLastColumn="0" w:lastRowFirstColumn="0" w:lastRowLastColumn="0"/>
             <w:tcW w:w="0" w:type="auto"/>
-            <w:vAlign w:val="center"/>
             <w:hideMark/>
           </w:tcPr>
           <w:p>
             <w:pPr>
-              <w:spacing w:after="0" w:line="240" w:lineRule="auto"/>
               <w:rPr>
                 <w:rFonts w:ascii="Times New Roman" w:eastAsia="Times New Roman" w:hAnsi="Times New Roman" w:cs="Times New Roman"/>
                 <w:kern w:val="0"/>
@@ -5194,12 +5139,11 @@
         <w:tc>
           <w:tcPr>
             <w:tcW w:w="0" w:type="auto"/>
-            <w:vAlign w:val="center"/>
             <w:hideMark/>
           </w:tcPr>
           <w:p>
             <w:pPr>
-              <w:spacing w:after="0" w:line="240" w:lineRule="auto"/>
+              <w:cnfStyle w:val="000000000000" w:firstRow="0" w:lastRow="0" w:firstColumn="0" w:lastColumn="0" w:oddVBand="0" w:evenVBand="0" w:oddHBand="0" w:evenHBand="0" w:firstRowFirstColumn="0" w:firstRowLastColumn="0" w:lastRowFirstColumn="0" w:lastRowLastColumn="0"/>
               <w:rPr>
                 <w:rFonts w:ascii="Times New Roman" w:eastAsia="Times New Roman" w:hAnsi="Times New Roman" w:cs="Times New Roman"/>
                 <w:kern w:val="0"/>
@@ -5225,12 +5169,11 @@
         <w:tc>
           <w:tcPr>
             <w:tcW w:w="0" w:type="auto"/>
-            <w:vAlign w:val="center"/>
             <w:hideMark/>
           </w:tcPr>
           <w:p>
             <w:pPr>
-              <w:spacing w:after="0" w:line="240" w:lineRule="auto"/>
+              <w:cnfStyle w:val="000000000000" w:firstRow="0" w:lastRow="0" w:firstColumn="0" w:lastColumn="0" w:oddVBand="0" w:evenVBand="0" w:oddHBand="0" w:evenHBand="0" w:firstRowFirstColumn="0" w:firstRowLastColumn="0" w:lastRowFirstColumn="0" w:lastRowLastColumn="0"/>
               <w:rPr>
                 <w:rFonts w:ascii="Times New Roman" w:eastAsia="Times New Roman" w:hAnsi="Times New Roman" w:cs="Times New Roman"/>
                 <w:kern w:val="0"/>
@@ -5256,12 +5199,11 @@
         <w:tc>
           <w:tcPr>
             <w:tcW w:w="0" w:type="auto"/>
-            <w:vAlign w:val="center"/>
             <w:hideMark/>
           </w:tcPr>
           <w:p>
             <w:pPr>
-              <w:spacing w:after="0" w:line="240" w:lineRule="auto"/>
+              <w:cnfStyle w:val="000000000000" w:firstRow="0" w:lastRow="0" w:firstColumn="0" w:lastColumn="0" w:oddVBand="0" w:evenVBand="0" w:oddHBand="0" w:evenHBand="0" w:firstRowFirstColumn="0" w:firstRowLastColumn="0" w:lastRowFirstColumn="0" w:lastRowLastColumn="0"/>
               <w:rPr>
                 <w:rFonts w:ascii="Times New Roman" w:eastAsia="Times New Roman" w:hAnsi="Times New Roman" w:cs="Times New Roman"/>
                 <w:kern w:val="0"/>
@@ -5287,12 +5229,11 @@
         <w:tc>
           <w:tcPr>
             <w:tcW w:w="0" w:type="auto"/>
-            <w:vAlign w:val="center"/>
             <w:hideMark/>
           </w:tcPr>
           <w:p>
             <w:pPr>
-              <w:spacing w:after="0" w:line="240" w:lineRule="auto"/>
+              <w:cnfStyle w:val="000000000000" w:firstRow="0" w:lastRow="0" w:firstColumn="0" w:lastColumn="0" w:oddVBand="0" w:evenVBand="0" w:oddHBand="0" w:evenHBand="0" w:firstRowFirstColumn="0" w:firstRowLastColumn="0" w:lastRowFirstColumn="0" w:lastRowLastColumn="0"/>
               <w:rPr>
                 <w:rFonts w:ascii="Times New Roman" w:eastAsia="Times New Roman" w:hAnsi="Times New Roman" w:cs="Times New Roman"/>
                 <w:kern w:val="0"/>
@@ -5318,12 +5259,11 @@
         <w:tc>
           <w:tcPr>
             <w:tcW w:w="0" w:type="auto"/>
-            <w:vAlign w:val="center"/>
             <w:hideMark/>
           </w:tcPr>
           <w:p>
             <w:pPr>
-              <w:spacing w:after="0" w:line="240" w:lineRule="auto"/>
+              <w:cnfStyle w:val="000000000000" w:firstRow="0" w:lastRow="0" w:firstColumn="0" w:lastColumn="0" w:oddVBand="0" w:evenVBand="0" w:oddHBand="0" w:evenHBand="0" w:firstRowFirstColumn="0" w:firstRowLastColumn="0" w:lastRowFirstColumn="0" w:lastRowLastColumn="0"/>
               <w:rPr>
                 <w:rFonts w:ascii="Times New Roman" w:eastAsia="Times New Roman" w:hAnsi="Times New Roman" w:cs="Times New Roman"/>
                 <w:kern w:val="0"/>
@@ -5349,17 +5289,16 @@
       </w:tr>
       <w:tr>
         <w:trPr>
-          <w:tblCellSpacing w:w="15" w:type="dxa"/>
+          <w:cnfStyle w:val="000000100000" w:firstRow="0" w:lastRow="0" w:firstColumn="0" w:lastColumn="0" w:oddVBand="0" w:evenVBand="0" w:oddHBand="1" w:evenHBand="0" w:firstRowFirstColumn="0" w:firstRowLastColumn="0" w:lastRowFirstColumn="0" w:lastRowLastColumn="0"/>
         </w:trPr>
         <w:tc>
           <w:tcPr>
+            <w:cnfStyle w:val="001000000000" w:firstRow="0" w:lastRow="0" w:firstColumn="1" w:lastColumn="0" w:oddVBand="0" w:evenVBand="0" w:oddHBand="0" w:evenHBand="0" w:firstRowFirstColumn="0" w:firstRowLastColumn="0" w:lastRowFirstColumn="0" w:lastRowLastColumn="0"/>
             <w:tcW w:w="0" w:type="auto"/>
-            <w:vAlign w:val="center"/>
             <w:hideMark/>
           </w:tcPr>
           <w:p>
             <w:pPr>
-              <w:spacing w:after="0" w:line="240" w:lineRule="auto"/>
               <w:rPr>
                 <w:rFonts w:ascii="Times New Roman" w:eastAsia="Times New Roman" w:hAnsi="Times New Roman" w:cs="Times New Roman"/>
                 <w:kern w:val="0"/>
@@ -5385,12 +5324,11 @@
         <w:tc>
           <w:tcPr>
             <w:tcW w:w="0" w:type="auto"/>
-            <w:vAlign w:val="center"/>
             <w:hideMark/>
           </w:tcPr>
           <w:p>
             <w:pPr>
-              <w:spacing w:after="0" w:line="240" w:lineRule="auto"/>
+              <w:cnfStyle w:val="000000100000" w:firstRow="0" w:lastRow="0" w:firstColumn="0" w:lastColumn="0" w:oddVBand="0" w:evenVBand="0" w:oddHBand="1" w:evenHBand="0" w:firstRowFirstColumn="0" w:firstRowLastColumn="0" w:lastRowFirstColumn="0" w:lastRowLastColumn="0"/>
               <w:rPr>
                 <w:rFonts w:ascii="Times New Roman" w:eastAsia="Times New Roman" w:hAnsi="Times New Roman" w:cs="Times New Roman"/>
                 <w:kern w:val="0"/>
@@ -5416,12 +5354,11 @@
         <w:tc>
           <w:tcPr>
             <w:tcW w:w="0" w:type="auto"/>
-            <w:vAlign w:val="center"/>
             <w:hideMark/>
           </w:tcPr>
           <w:p>
             <w:pPr>
-              <w:spacing w:after="0" w:line="240" w:lineRule="auto"/>
+              <w:cnfStyle w:val="000000100000" w:firstRow="0" w:lastRow="0" w:firstColumn="0" w:lastColumn="0" w:oddVBand="0" w:evenVBand="0" w:oddHBand="1" w:evenHBand="0" w:firstRowFirstColumn="0" w:firstRowLastColumn="0" w:lastRowFirstColumn="0" w:lastRowLastColumn="0"/>
               <w:rPr>
                 <w:rFonts w:ascii="Times New Roman" w:eastAsia="Times New Roman" w:hAnsi="Times New Roman" w:cs="Times New Roman"/>
                 <w:kern w:val="0"/>
@@ -5447,12 +5384,11 @@
         <w:tc>
           <w:tcPr>
             <w:tcW w:w="0" w:type="auto"/>
-            <w:vAlign w:val="center"/>
             <w:hideMark/>
           </w:tcPr>
           <w:p>
             <w:pPr>
-              <w:spacing w:after="0" w:line="240" w:lineRule="auto"/>
+              <w:cnfStyle w:val="000000100000" w:firstRow="0" w:lastRow="0" w:firstColumn="0" w:lastColumn="0" w:oddVBand="0" w:evenVBand="0" w:oddHBand="1" w:evenHBand="0" w:firstRowFirstColumn="0" w:firstRowLastColumn="0" w:lastRowFirstColumn="0" w:lastRowLastColumn="0"/>
               <w:rPr>
                 <w:rFonts w:ascii="Times New Roman" w:eastAsia="Times New Roman" w:hAnsi="Times New Roman" w:cs="Times New Roman"/>
                 <w:kern w:val="0"/>
@@ -5478,12 +5414,11 @@
         <w:tc>
           <w:tcPr>
             <w:tcW w:w="0" w:type="auto"/>
-            <w:vAlign w:val="center"/>
             <w:hideMark/>
           </w:tcPr>
           <w:p>
             <w:pPr>
-              <w:spacing w:after="0" w:line="240" w:lineRule="auto"/>
+              <w:cnfStyle w:val="000000100000" w:firstRow="0" w:lastRow="0" w:firstColumn="0" w:lastColumn="0" w:oddVBand="0" w:evenVBand="0" w:oddHBand="1" w:evenHBand="0" w:firstRowFirstColumn="0" w:firstRowLastColumn="0" w:lastRowFirstColumn="0" w:lastRowLastColumn="0"/>
               <w:rPr>
                 <w:rFonts w:ascii="Times New Roman" w:eastAsia="Times New Roman" w:hAnsi="Times New Roman" w:cs="Times New Roman"/>
                 <w:kern w:val="0"/>
@@ -5509,12 +5444,11 @@
         <w:tc>
           <w:tcPr>
             <w:tcW w:w="0" w:type="auto"/>
-            <w:vAlign w:val="center"/>
             <w:hideMark/>
           </w:tcPr>
           <w:p>
             <w:pPr>
-              <w:spacing w:after="0" w:line="240" w:lineRule="auto"/>
+              <w:cnfStyle w:val="000000100000" w:firstRow="0" w:lastRow="0" w:firstColumn="0" w:lastColumn="0" w:oddVBand="0" w:evenVBand="0" w:oddHBand="1" w:evenHBand="0" w:firstRowFirstColumn="0" w:firstRowLastColumn="0" w:lastRowFirstColumn="0" w:lastRowLastColumn="0"/>
               <w:rPr>
                 <w:rFonts w:ascii="Times New Roman" w:eastAsia="Times New Roman" w:hAnsi="Times New Roman" w:cs="Times New Roman"/>
                 <w:kern w:val="0"/>
@@ -5620,6 +5554,7 @@
           <w:kern w:val="0"/>
           <w:sz w:val="20"/>
           <w:szCs w:val="20"/>
+          <w:highlight w:val="yellow"/>
           <w:lang w:val="en-GB" w:eastAsia="en-GB" w:bidi="ar-SA"/>
           <w14:ligatures w14:val="none"/>
         </w:rPr>
@@ -5630,6 +5565,7 @@
           <w:kern w:val="0"/>
           <w:sz w:val="20"/>
           <w:szCs w:val="20"/>
+          <w:highlight w:val="yellow"/>
           <w:lang w:val="en-GB" w:eastAsia="en-GB" w:bidi="ar-SA"/>
           <w14:ligatures w14:val="none"/>
         </w:rPr>
@@ -5641,6 +5577,7 @@
           <w:kern w:val="0"/>
           <w:sz w:val="20"/>
           <w:szCs w:val="20"/>
+          <w:highlight w:val="yellow"/>
           <w:lang w:val="en-GB" w:eastAsia="en-GB" w:bidi="ar-SA"/>
           <w14:ligatures w14:val="none"/>
         </w:rPr>
@@ -5654,6 +5591,7 @@
           <w:kern w:val="0"/>
           <w:sz w:val="20"/>
           <w:szCs w:val="20"/>
+          <w:highlight w:val="yellow"/>
           <w:lang w:val="en-GB" w:eastAsia="en-GB" w:bidi="ar-SA"/>
           <w14:ligatures w14:val="none"/>
         </w:rPr>
@@ -5666,6 +5604,7 @@
           <w:kern w:val="0"/>
           <w:sz w:val="20"/>
           <w:szCs w:val="20"/>
+          <w:highlight w:val="yellow"/>
           <w:lang w:val="en-GB" w:eastAsia="en-GB" w:bidi="ar-SA"/>
           <w14:ligatures w14:val="none"/>
         </w:rPr>
@@ -5677,6 +5616,7 @@
           <w:kern w:val="0"/>
           <w:sz w:val="20"/>
           <w:szCs w:val="20"/>
+          <w:highlight w:val="yellow"/>
           <w:lang w:val="en-GB" w:eastAsia="en-GB" w:bidi="ar-SA"/>
           <w14:ligatures w14:val="none"/>
         </w:rPr>
@@ -5689,6 +5629,7 @@
           <w:kern w:val="0"/>
           <w:sz w:val="20"/>
           <w:szCs w:val="20"/>
+          <w:highlight w:val="yellow"/>
           <w:lang w:val="en-GB" w:eastAsia="en-GB" w:bidi="ar-SA"/>
           <w14:ligatures w14:val="none"/>
         </w:rPr>
@@ -5701,6 +5642,7 @@
           <w:kern w:val="0"/>
           <w:sz w:val="20"/>
           <w:szCs w:val="20"/>
+          <w:highlight w:val="yellow"/>
           <w:lang w:val="en-GB" w:eastAsia="en-GB" w:bidi="ar-SA"/>
           <w14:ligatures w14:val="none"/>
         </w:rPr>
@@ -5726,6 +5668,7 @@
           <w:kern w:val="0"/>
           <w:sz w:val="24"/>
           <w:szCs w:val="24"/>
+          <w:highlight w:val="yellow"/>
           <w:lang w:val="en-GB" w:eastAsia="en-GB" w:bidi="ar-SA"/>
           <w14:ligatures w14:val="none"/>
         </w:rPr>
@@ -5971,8 +5914,22 @@
         <w:t xml:space="preserve"> → AML &amp; legal compliance</w:t>
       </w:r>
     </w:p>
-    <w:p/>
+    <w:p>
+      <w:pPr>
+        <w:rPr>
+          <w:color w:val="C00000"/>
+        </w:rPr>
+      </w:pPr>
+      <w:r>
+        <w:rPr>
+          <w:color w:val="C00000"/>
+        </w:rPr>
+        <w:t>forms</w:t>
+      </w:r>
+    </w:p>
     <w:sectPr>
+      <w:headerReference w:type="default" r:id="rId7"/>
+      <w:footerReference w:type="default" r:id="rId8"/>
       <w:pgSz w:w="11906" w:h="16838"/>
       <w:pgMar w:top="1440" w:right="1440" w:bottom="1440" w:left="1440" w:header="720" w:footer="720" w:gutter="0"/>
       <w:pgBorders w:offsetFrom="page">
@@ -5986,6 +5943,153 @@
     </w:sectPr>
   </w:body>
 </w:document>
+</file>
+
+<file path=word/endnotes.xml><?xml version="1.0" encoding="utf-8"?>
+<w:endnotes xmlns:wpc="http://schemas.microsoft.com/office/word/2010/wordprocessingCanvas" xmlns:cx="http://schemas.microsoft.com/office/drawing/2014/chartex" xmlns:cx1="http://schemas.microsoft.com/office/drawing/2015/9/8/chartex" xmlns:cx2="http://schemas.microsoft.com/office/drawing/2015/10/21/chartex" xmlns:cx3="http://schemas.microsoft.com/office/drawing/2016/5/9/chartex" xmlns:cx4="http://schemas.microsoft.com/office/drawing/2016/5/10/chartex" xmlns:cx5="http://schemas.microsoft.com/office/drawing/2016/5/11/chartex" xmlns:cx6="http://schemas.microsoft.com/office/drawing/2016/5/12/chartex" xmlns:cx7="http://schemas.microsoft.com/office/drawing/2016/5/13/chartex" xmlns:cx8="http://schemas.microsoft.com/office/drawing/2016/5/14/chartex" xmlns:mc="http://schemas.openxmlformats.org/markup-compatibility/2006" xmlns:aink="http://schemas.microsoft.com/office/drawing/2016/ink" xmlns:am3d="http://schemas.microsoft.com/office/drawing/2017/model3d" xmlns:o="urn:schemas-microsoft-com:office:office" xmlns:oel="http://schemas.microsoft.com/office/2019/extlst" xmlns:r="http://schemas.openxmlformats.org/officeDocument/2006/relationships" xmlns:m="http://schemas.openxmlformats.org/officeDocument/2006/math" xmlns:v="urn:schemas-microsoft-com:vml" xmlns:wp14="http://schemas.microsoft.com/office/word/2010/wordprocessingDrawing" xmlns:wp="http://schemas.openxmlformats.org/drawingml/2006/wordprocessingDrawing" xmlns:w10="urn:schemas-microsoft-com:office:word" xmlns:w="http://schemas.openxmlformats.org/wordprocessingml/2006/main" xmlns:w14="http://schemas.microsoft.com/office/word/2010/wordml" xmlns:w15="http://schemas.microsoft.com/office/word/2012/wordml" xmlns:w16cex="http://schemas.microsoft.com/office/word/2018/wordml/cex" xmlns:w16cid="http://schemas.microsoft.com/office/word/2016/wordml/cid" xmlns:w16="http://schemas.microsoft.com/office/word/2018/wordml" xmlns:w16du="http://schemas.microsoft.com/office/word/2023/wordml/word16du" xmlns:w16sdtdh="http://schemas.microsoft.com/office/word/2020/wordml/sdtdatahash" xmlns:w16sdtfl="http://schemas.microsoft.com/office/word/2024/wordml/sdtformatlock" xmlns:w16se="http://schemas.microsoft.com/office/word/2015/wordml/symex" xmlns:wpg="http://schemas.microsoft.com/office/word/2010/wordprocessingGroup" xmlns:wpi="http://schemas.microsoft.com/office/word/2010/wordprocessingInk" xmlns:wne="http://schemas.microsoft.com/office/word/2006/wordml" xmlns:wps="http://schemas.microsoft.com/office/word/2010/wordprocessingShape" mc:Ignorable="w14 w15 w16se w16cid w16 w16cex w16sdtdh w16sdtfl w16du wp14">
+  <w:endnote w:type="separator" w:id="-1">
+    <w:p>
+      <w:pPr>
+        <w:spacing w:after="0" w:line="240" w:lineRule="auto"/>
+      </w:pPr>
+      <w:r>
+        <w:separator/>
+      </w:r>
+    </w:p>
+  </w:endnote>
+  <w:endnote w:type="continuationSeparator" w:id="0">
+    <w:p>
+      <w:pPr>
+        <w:spacing w:after="0" w:line="240" w:lineRule="auto"/>
+      </w:pPr>
+      <w:r>
+        <w:continuationSeparator/>
+      </w:r>
+    </w:p>
+  </w:endnote>
+</w:endnotes>
+</file>
+
+<file path=word/footer1.xml><?xml version="1.0" encoding="utf-8"?>
+<w:ftr xmlns:wpc="http://schemas.microsoft.com/office/word/2010/wordprocessingCanvas" xmlns:cx="http://schemas.microsoft.com/office/drawing/2014/chartex" xmlns:cx1="http://schemas.microsoft.com/office/drawing/2015/9/8/chartex" xmlns:cx2="http://schemas.microsoft.com/office/drawing/2015/10/21/chartex" xmlns:cx3="http://schemas.microsoft.com/office/drawing/2016/5/9/chartex" xmlns:cx4="http://schemas.microsoft.com/office/drawing/2016/5/10/chartex" xmlns:cx5="http://schemas.microsoft.com/office/drawing/2016/5/11/chartex" xmlns:cx6="http://schemas.microsoft.com/office/drawing/2016/5/12/chartex" xmlns:cx7="http://schemas.microsoft.com/office/drawing/2016/5/13/chartex" xmlns:cx8="http://schemas.microsoft.com/office/drawing/2016/5/14/chartex" xmlns:mc="http://schemas.openxmlformats.org/markup-compatibility/2006" xmlns:aink="http://schemas.microsoft.com/office/drawing/2016/ink" xmlns:am3d="http://schemas.microsoft.com/office/drawing/2017/model3d" xmlns:o="urn:schemas-microsoft-com:office:office" xmlns:oel="http://schemas.microsoft.com/office/2019/extlst" xmlns:r="http://schemas.openxmlformats.org/officeDocument/2006/relationships" xmlns:m="http://schemas.openxmlformats.org/officeDocument/2006/math" xmlns:v="urn:schemas-microsoft-com:vml" xmlns:wp14="http://schemas.microsoft.com/office/word/2010/wordprocessingDrawing" xmlns:wp="http://schemas.openxmlformats.org/drawingml/2006/wordprocessingDrawing" xmlns:w10="urn:schemas-microsoft-com:office:word" xmlns:w="http://schemas.openxmlformats.org/wordprocessingml/2006/main" xmlns:w14="http://schemas.microsoft.com/office/word/2010/wordml" xmlns:w15="http://schemas.microsoft.com/office/word/2012/wordml" xmlns:w16cex="http://schemas.microsoft.com/office/word/2018/wordml/cex" xmlns:w16cid="http://schemas.microsoft.com/office/word/2016/wordml/cid" xmlns:w16="http://schemas.microsoft.com/office/word/2018/wordml" xmlns:w16du="http://schemas.microsoft.com/office/word/2023/wordml/word16du" xmlns:w16sdtdh="http://schemas.microsoft.com/office/word/2020/wordml/sdtdatahash" xmlns:w16sdtfl="http://schemas.microsoft.com/office/word/2024/wordml/sdtformatlock" xmlns:w16se="http://schemas.microsoft.com/office/word/2015/wordml/symex" xmlns:wpg="http://schemas.microsoft.com/office/word/2010/wordprocessingGroup" xmlns:wpi="http://schemas.microsoft.com/office/word/2010/wordprocessingInk" xmlns:wne="http://schemas.microsoft.com/office/word/2006/wordml" xmlns:wps="http://schemas.microsoft.com/office/word/2010/wordprocessingShape" mc:Ignorable="w14 w15 w16se w16cid w16 w16cex w16sdtdh w16sdtfl w16du wp14">
+  <w:sdt>
+    <w:sdtPr>
+      <w:rPr>
+        <w:rFonts w:asciiTheme="majorHAnsi" w:eastAsiaTheme="majorEastAsia" w:hAnsiTheme="majorHAnsi" w:cstheme="majorBidi"/>
+        <w:sz w:val="28"/>
+        <w:szCs w:val="28"/>
+        <w:lang w:val="en-GB"/>
+      </w:rPr>
+      <w:id w:val="1651557112"/>
+      <w:docPartObj>
+        <w:docPartGallery w:val="Page Numbers (Bottom of Page)"/>
+        <w:docPartUnique/>
+      </w:docPartObj>
+    </w:sdtPr>
+    <w:sdtEndPr>
+      <w:rPr>
+        <w:lang w:val="en-US"/>
+      </w:rPr>
+    </w:sdtEndPr>
+    <w:sdtContent>
+      <w:p>
+        <w:pPr>
+          <w:pStyle w:val="Footer"/>
+          <w:jc w:val="right"/>
+          <w:rPr>
+            <w:rFonts w:asciiTheme="majorHAnsi" w:eastAsiaTheme="majorEastAsia" w:hAnsiTheme="majorHAnsi" w:cstheme="majorBidi"/>
+            <w:sz w:val="28"/>
+            <w:szCs w:val="28"/>
+          </w:rPr>
+        </w:pPr>
+        <w:r>
+          <w:rPr>
+            <w:rFonts w:asciiTheme="majorHAnsi" w:eastAsiaTheme="majorEastAsia" w:hAnsiTheme="majorHAnsi" w:cstheme="majorBidi"/>
+            <w:sz w:val="28"/>
+            <w:szCs w:val="28"/>
+            <w:lang w:val="en-GB"/>
+          </w:rPr>
+          <w:t xml:space="preserve">pg. </w:t>
+        </w:r>
+        <w:r>
+          <w:rPr>
+            <w:rFonts w:eastAsiaTheme="minorEastAsia" w:cs="Times New Roman"/>
+          </w:rPr>
+          <w:fldChar w:fldCharType="begin"/>
+        </w:r>
+        <w:r>
+          <w:instrText>PAGE    \* MERGEFORMAT</w:instrText>
+        </w:r>
+        <w:r>
+          <w:rPr>
+            <w:rFonts w:eastAsiaTheme="minorEastAsia" w:cs="Times New Roman"/>
+          </w:rPr>
+          <w:fldChar w:fldCharType="separate"/>
+        </w:r>
+        <w:r>
+          <w:rPr>
+            <w:rFonts w:asciiTheme="majorHAnsi" w:eastAsiaTheme="majorEastAsia" w:hAnsiTheme="majorHAnsi" w:cstheme="majorBidi"/>
+            <w:sz w:val="28"/>
+            <w:szCs w:val="28"/>
+            <w:lang w:val="en-GB"/>
+          </w:rPr>
+          <w:t>2</w:t>
+        </w:r>
+        <w:r>
+          <w:rPr>
+            <w:rFonts w:asciiTheme="majorHAnsi" w:eastAsiaTheme="majorEastAsia" w:hAnsiTheme="majorHAnsi" w:cstheme="majorBidi"/>
+            <w:sz w:val="28"/>
+            <w:szCs w:val="28"/>
+          </w:rPr>
+          <w:fldChar w:fldCharType="end"/>
+        </w:r>
+      </w:p>
+    </w:sdtContent>
+  </w:sdt>
+  <w:p>
+    <w:pPr>
+      <w:pStyle w:val="Footer"/>
+    </w:pPr>
+  </w:p>
+</w:ftr>
+</file>
+
+<file path=word/footnotes.xml><?xml version="1.0" encoding="utf-8"?>
+<w:footnotes xmlns:wpc="http://schemas.microsoft.com/office/word/2010/wordprocessingCanvas" xmlns:cx="http://schemas.microsoft.com/office/drawing/2014/chartex" xmlns:cx1="http://schemas.microsoft.com/office/drawing/2015/9/8/chartex" xmlns:cx2="http://schemas.microsoft.com/office/drawing/2015/10/21/chartex" xmlns:cx3="http://schemas.microsoft.com/office/drawing/2016/5/9/chartex" xmlns:cx4="http://schemas.microsoft.com/office/drawing/2016/5/10/chartex" xmlns:cx5="http://schemas.microsoft.com/office/drawing/2016/5/11/chartex" xmlns:cx6="http://schemas.microsoft.com/office/drawing/2016/5/12/chartex" xmlns:cx7="http://schemas.microsoft.com/office/drawing/2016/5/13/chartex" xmlns:cx8="http://schemas.microsoft.com/office/drawing/2016/5/14/chartex" xmlns:mc="http://schemas.openxmlformats.org/markup-compatibility/2006" xmlns:aink="http://schemas.microsoft.com/office/drawing/2016/ink" xmlns:am3d="http://schemas.microsoft.com/office/drawing/2017/model3d" xmlns:o="urn:schemas-microsoft-com:office:office" xmlns:oel="http://schemas.microsoft.com/office/2019/extlst" xmlns:r="http://schemas.openxmlformats.org/officeDocument/2006/relationships" xmlns:m="http://schemas.openxmlformats.org/officeDocument/2006/math" xmlns:v="urn:schemas-microsoft-com:vml" xmlns:wp14="http://schemas.microsoft.com/office/word/2010/wordprocessingDrawing" xmlns:wp="http://schemas.openxmlformats.org/drawingml/2006/wordprocessingDrawing" xmlns:w10="urn:schemas-microsoft-com:office:word" xmlns:w="http://schemas.openxmlformats.org/wordprocessingml/2006/main" xmlns:w14="http://schemas.microsoft.com/office/word/2010/wordml" xmlns:w15="http://schemas.microsoft.com/office/word/2012/wordml" xmlns:w16cex="http://schemas.microsoft.com/office/word/2018/wordml/cex" xmlns:w16cid="http://schemas.microsoft.com/office/word/2016/wordml/cid" xmlns:w16="http://schemas.microsoft.com/office/word/2018/wordml" xmlns:w16du="http://schemas.microsoft.com/office/word/2023/wordml/word16du" xmlns:w16sdtdh="http://schemas.microsoft.com/office/word/2020/wordml/sdtdatahash" xmlns:w16sdtfl="http://schemas.microsoft.com/office/word/2024/wordml/sdtformatlock" xmlns:w16se="http://schemas.microsoft.com/office/word/2015/wordml/symex" xmlns:wpg="http://schemas.microsoft.com/office/word/2010/wordprocessingGroup" xmlns:wpi="http://schemas.microsoft.com/office/word/2010/wordprocessingInk" xmlns:wne="http://schemas.microsoft.com/office/word/2006/wordml" xmlns:wps="http://schemas.microsoft.com/office/word/2010/wordprocessingShape" mc:Ignorable="w14 w15 w16se w16cid w16 w16cex w16sdtdh w16sdtfl w16du wp14">
+  <w:footnote w:type="separator" w:id="-1">
+    <w:p>
+      <w:pPr>
+        <w:spacing w:after="0" w:line="240" w:lineRule="auto"/>
+      </w:pPr>
+      <w:r>
+        <w:separator/>
+      </w:r>
+    </w:p>
+  </w:footnote>
+  <w:footnote w:type="continuationSeparator" w:id="0">
+    <w:p>
+      <w:pPr>
+        <w:spacing w:after="0" w:line="240" w:lineRule="auto"/>
+      </w:pPr>
+      <w:r>
+        <w:continuationSeparator/>
+      </w:r>
+    </w:p>
+  </w:footnote>
+</w:footnotes>
+</file>
+
+<file path=word/header1.xml><?xml version="1.0" encoding="utf-8"?>
+<w:hdr xmlns:wpc="http://schemas.microsoft.com/office/word/2010/wordprocessingCanvas" xmlns:cx="http://schemas.microsoft.com/office/drawing/2014/chartex" xmlns:cx1="http://schemas.microsoft.com/office/drawing/2015/9/8/chartex" xmlns:cx2="http://schemas.microsoft.com/office/drawing/2015/10/21/chartex" xmlns:cx3="http://schemas.microsoft.com/office/drawing/2016/5/9/chartex" xmlns:cx4="http://schemas.microsoft.com/office/drawing/2016/5/10/chartex" xmlns:cx5="http://schemas.microsoft.com/office/drawing/2016/5/11/chartex" xmlns:cx6="http://schemas.microsoft.com/office/drawing/2016/5/12/chartex" xmlns:cx7="http://schemas.microsoft.com/office/drawing/2016/5/13/chartex" xmlns:cx8="http://schemas.microsoft.com/office/drawing/2016/5/14/chartex" xmlns:mc="http://schemas.openxmlformats.org/markup-compatibility/2006" xmlns:aink="http://schemas.microsoft.com/office/drawing/2016/ink" xmlns:am3d="http://schemas.microsoft.com/office/drawing/2017/model3d" xmlns:o="urn:schemas-microsoft-com:office:office" xmlns:oel="http://schemas.microsoft.com/office/2019/extlst" xmlns:r="http://schemas.openxmlformats.org/officeDocument/2006/relationships" xmlns:m="http://schemas.openxmlformats.org/officeDocument/2006/math" xmlns:v="urn:schemas-microsoft-com:vml" xmlns:wp14="http://schemas.microsoft.com/office/word/2010/wordprocessingDrawing" xmlns:wp="http://schemas.openxmlformats.org/drawingml/2006/wordprocessingDrawing" xmlns:w10="urn:schemas-microsoft-com:office:word" xmlns:w="http://schemas.openxmlformats.org/wordprocessingml/2006/main" xmlns:w14="http://schemas.microsoft.com/office/word/2010/wordml" xmlns:w15="http://schemas.microsoft.com/office/word/2012/wordml" xmlns:w16cex="http://schemas.microsoft.com/office/word/2018/wordml/cex" xmlns:w16cid="http://schemas.microsoft.com/office/word/2016/wordml/cid" xmlns:w16="http://schemas.microsoft.com/office/word/2018/wordml" xmlns:w16du="http://schemas.microsoft.com/office/word/2023/wordml/word16du" xmlns:w16sdtdh="http://schemas.microsoft.com/office/word/2020/wordml/sdtdatahash" xmlns:w16sdtfl="http://schemas.microsoft.com/office/word/2024/wordml/sdtformatlock" xmlns:w16se="http://schemas.microsoft.com/office/word/2015/wordml/symex" xmlns:wpg="http://schemas.microsoft.com/office/word/2010/wordprocessingGroup" xmlns:wpi="http://schemas.microsoft.com/office/word/2010/wordprocessingInk" xmlns:wne="http://schemas.microsoft.com/office/word/2006/wordml" xmlns:wps="http://schemas.microsoft.com/office/word/2010/wordprocessingShape" mc:Ignorable="w14 w15 w16se w16cid w16 w16cex w16sdtdh w16sdtfl w16du wp14">
+  <w:p>
+    <w:pPr>
+      <w:pStyle w:val="Header"/>
+    </w:pPr>
+    <w:r>
+      <w:t>RAM ENTERPRISE P&amp;P WBS STRUCTURE – 03_LEASING</w:t>
+    </w:r>
+  </w:p>
+</w:hdr>
 </file>
 
 <file path=word/numbering.xml><?xml version="1.0" encoding="utf-8"?>
@@ -11638,6 +11742,119 @@
       <w:spacing w:val="5"/>
     </w:rPr>
   </w:style>
+  <w:style w:type="paragraph" w:styleId="Header">
+    <w:name w:val="header"/>
+    <w:basedOn w:val="Normal"/>
+    <w:link w:val="HeaderChar"/>
+    <w:uiPriority w:val="99"/>
+    <w:unhideWhenUsed/>
+    <w:rsid w:val="00D3195B"/>
+    <w:pPr>
+      <w:tabs>
+        <w:tab w:val="center" w:pos="4513"/>
+        <w:tab w:val="right" w:pos="9026"/>
+      </w:tabs>
+      <w:spacing w:after="0" w:line="240" w:lineRule="auto"/>
+    </w:pPr>
+  </w:style>
+  <w:style w:type="character" w:customStyle="1" w:styleId="HeaderChar">
+    <w:name w:val="Header Char"/>
+    <w:basedOn w:val="DefaultParagraphFont"/>
+    <w:link w:val="Header"/>
+    <w:uiPriority w:val="99"/>
+    <w:rsid w:val="00D3195B"/>
+    <w:rPr>
+      <w:lang w:val="en-US" w:bidi="ar-EG"/>
+    </w:rPr>
+  </w:style>
+  <w:style w:type="paragraph" w:styleId="Footer">
+    <w:name w:val="footer"/>
+    <w:basedOn w:val="Normal"/>
+    <w:link w:val="FooterChar"/>
+    <w:uiPriority w:val="99"/>
+    <w:unhideWhenUsed/>
+    <w:rsid w:val="00D3195B"/>
+    <w:pPr>
+      <w:tabs>
+        <w:tab w:val="center" w:pos="4513"/>
+        <w:tab w:val="right" w:pos="9026"/>
+      </w:tabs>
+      <w:spacing w:after="0" w:line="240" w:lineRule="auto"/>
+    </w:pPr>
+  </w:style>
+  <w:style w:type="character" w:customStyle="1" w:styleId="FooterChar">
+    <w:name w:val="Footer Char"/>
+    <w:basedOn w:val="DefaultParagraphFont"/>
+    <w:link w:val="Footer"/>
+    <w:uiPriority w:val="99"/>
+    <w:rsid w:val="00D3195B"/>
+    <w:rPr>
+      <w:lang w:val="en-US" w:bidi="ar-EG"/>
+    </w:rPr>
+  </w:style>
+  <w:style w:type="table" w:styleId="PlainTable1">
+    <w:name w:val="Plain Table 1"/>
+    <w:basedOn w:val="TableNormal"/>
+    <w:uiPriority w:val="41"/>
+    <w:rsid w:val="00D3195B"/>
+    <w:pPr>
+      <w:spacing w:after="0" w:line="240" w:lineRule="auto"/>
+    </w:pPr>
+    <w:tblPr>
+      <w:tblStyleRowBandSize w:val="1"/>
+      <w:tblStyleColBandSize w:val="1"/>
+      <w:tblBorders>
+        <w:top w:val="single" w:sz="4" w:space="0" w:color="BFBFBF" w:themeColor="background1" w:themeShade="BF"/>
+        <w:left w:val="single" w:sz="4" w:space="0" w:color="BFBFBF" w:themeColor="background1" w:themeShade="BF"/>
+        <w:bottom w:val="single" w:sz="4" w:space="0" w:color="BFBFBF" w:themeColor="background1" w:themeShade="BF"/>
+        <w:right w:val="single" w:sz="4" w:space="0" w:color="BFBFBF" w:themeColor="background1" w:themeShade="BF"/>
+        <w:insideH w:val="single" w:sz="4" w:space="0" w:color="BFBFBF" w:themeColor="background1" w:themeShade="BF"/>
+        <w:insideV w:val="single" w:sz="4" w:space="0" w:color="BFBFBF" w:themeColor="background1" w:themeShade="BF"/>
+      </w:tblBorders>
+    </w:tblPr>
+    <w:tblStylePr w:type="firstRow">
+      <w:rPr>
+        <w:b/>
+        <w:bCs/>
+      </w:rPr>
+    </w:tblStylePr>
+    <w:tblStylePr w:type="lastRow">
+      <w:rPr>
+        <w:b/>
+        <w:bCs/>
+      </w:rPr>
+      <w:tblPr/>
+      <w:tcPr>
+        <w:tcBorders>
+          <w:top w:val="double" w:sz="4" w:space="0" w:color="BFBFBF" w:themeColor="background1" w:themeShade="BF"/>
+        </w:tcBorders>
+      </w:tcPr>
+    </w:tblStylePr>
+    <w:tblStylePr w:type="firstCol">
+      <w:rPr>
+        <w:b/>
+        <w:bCs/>
+      </w:rPr>
+    </w:tblStylePr>
+    <w:tblStylePr w:type="lastCol">
+      <w:rPr>
+        <w:b/>
+        <w:bCs/>
+      </w:rPr>
+    </w:tblStylePr>
+    <w:tblStylePr w:type="band1Vert">
+      <w:tblPr/>
+      <w:tcPr>
+        <w:shd w:val="clear" w:color="auto" w:fill="F2F2F2" w:themeFill="background1" w:themeFillShade="F2"/>
+      </w:tcPr>
+    </w:tblStylePr>
+    <w:tblStylePr w:type="band1Horz">
+      <w:tblPr/>
+      <w:tcPr>
+        <w:shd w:val="clear" w:color="auto" w:fill="F2F2F2" w:themeFill="background1" w:themeFillShade="F2"/>
+      </w:tcPr>
+    </w:tblStylePr>
+  </w:style>
 </w:styles>
 </file>
 
